--- a/WordPress-Performance-Optimization-Checklist.docx
+++ b/WordPress-Performance-Optimization-Checklist.docx
@@ -890,7 +890,7 @@
           <w:rPr>
             <w:rStyle w:val="VerbatimChar"/>
           </w:rPr>
-          <w:t xml:space="preserve">wpvip-enterprise-performance-operational-checklist.md</w:t>
+          <w:t xml:space="preserve">enterprise-performance-operational-checklist.md</w:t>
         </w:r>
       </w:hyperlink>
       <w:r>

--- a/WordPress-Performance-Optimization-Checklist.docx
+++ b/WordPress-Performance-Optimization-Checklist.docx
@@ -15,7 +15,7 @@
         <w:pStyle w:val="Subtitle"/>
       </w:pPr>
       <w:r>
-        <w:t xml:space="preserve">Version 1.0 — DRAFT</w:t>
+        <w:t xml:space="preserve">Version 1.1 — DRAFT</w:t>
       </w:r>
     </w:p>
     <w:p>
@@ -53,7 +53,7 @@
         <w:t xml:space="preserve">DRAFT</w:t>
       </w:r>
       <w:r>
-        <w:br/>
+        <w:t xml:space="preserve"> </w:t>
       </w:r>
       <w:r>
         <w:rPr>
@@ -66,16 +66,32 @@
         <w:t xml:space="preserve"> </w:t>
       </w:r>
       <w:r>
-        <w:t xml:space="preserve">1.0</w:t>
-      </w:r>
-      <w:r>
-        <w:br/>
+        <w:t xml:space="preserve">1.1</w:t>
+      </w:r>
+      <w:r>
+        <w:t xml:space="preserve"> </w:t>
       </w:r>
       <w:r>
         <w:rPr>
           <w:b/>
           <w:bCs/>
         </w:rPr>
+        <w:t xml:space="preserve">Date:</w:t>
+      </w:r>
+      <w:r>
+        <w:t xml:space="preserve"> </w:t>
+      </w:r>
+      <w:r>
+        <w:t xml:space="preserve">14 June 2026</w:t>
+      </w:r>
+      <w:r>
+        <w:t xml:space="preserve"> </w:t>
+      </w:r>
+      <w:r>
+        <w:rPr>
+          <w:b/>
+          <w:bCs/>
+        </w:rPr>
         <w:t xml:space="preserve">General Editor:</w:t>
       </w:r>
       <w:r>
@@ -84,6 +100,22 @@
       <w:r>
         <w:t xml:space="preserve">Dan Knauss</w:t>
       </w:r>
+      <w:r>
+        <w:t xml:space="preserve"> </w:t>
+      </w:r>
+      <w:r>
+        <w:rPr>
+          <w:b/>
+          <w:bCs/>
+        </w:rPr>
+        <w:t xml:space="preserve">Currency:</w:t>
+      </w:r>
+      <w:r>
+        <w:t xml:space="preserve"> </w:t>
+      </w:r>
+      <w:r>
+        <w:t xml:space="preserve">Last verified against WordPress 7.0 on 2026-06-14.</w:t>
+      </w:r>
     </w:p>
     <w:p>
       <w:pPr>
@@ -95,6 +127,14 @@
     </w:p>
     <w:p>
       <w:pPr>
+        <w:pStyle w:val="BodyText"/>
+      </w:pPr>
+      <w:r>
+        <w:t xml:space="preserve">This general guide is especially focused on the transport layer and a debugging/analysis process that follows the signal through the stack, narrowing the pattern, and gathering evidence before acting. It is a discipline of refusing to optimize from guesswork. The decision trees in §22 of this checklist implement this explicitly; the unified developer reference develops the same discipline in §27.</w:t>
+      </w:r>
+    </w:p>
+    <w:p>
+      <w:pPr>
         <w:pStyle w:val="BlockText"/>
       </w:pPr>
       <w:r>
@@ -102,7 +142,7 @@
       </w:r>
     </w:p>
     <w:bookmarkEnd w:id="40"/>
-    <w:bookmarkStart w:id="97" w:name="table-of-contents"/>
+    <w:bookmarkStart w:id="92" w:name="table-of-contents"/>
     <w:p>
       <w:pPr>
         <w:pStyle w:val="Heading1"/>
@@ -119,12 +159,12 @@
           <w:numId w:val="1001"/>
         </w:numPr>
       </w:pPr>
-      <w:hyperlink w:anchor="X00922dc37b571d826cd95cfb00395a9053fc984">
+      <w:hyperlink w:anchor="X0bc4ef8cd7897332a27e461c2fc9a124316c96d">
         <w:r>
           <w:rPr>
             <w:rStyle w:val="Hyperlink"/>
           </w:rPr>
-          <w:t xml:space="preserve">Companion cross-reference: WP VIP Enterprise Performance</w:t>
+          <w:t xml:space="preserve">Companion cross-reference: Enterprise operational checklist</w:t>
         </w:r>
       </w:hyperlink>
     </w:p>
@@ -697,166 +737,6 @@
           <w:numId w:val="1001"/>
         </w:numPr>
       </w:pPr>
-      <w:hyperlink w:anchor="X040b3b7b2cc6c053ae632cefe45eb13e8c153e0">
-        <w:r>
-          <w:rPr>
-            <w:rStyle w:val="Hyperlink"/>
-          </w:rPr>
-          <w:t xml:space="preserve">Appendix A: Modern additions (verified against WordPress 6.9.4, 2026-05-18)</w:t>
-        </w:r>
-      </w:hyperlink>
-    </w:p>
-    <w:p>
-      <w:pPr>
-        <w:pStyle w:val="Compact"/>
-        <w:numPr>
-          <w:ilvl w:val="1"/>
-          <w:numId w:val="1005"/>
-        </w:numPr>
-      </w:pPr>
-      <w:hyperlink w:anchor="Xedf771be03961219c868367b2de22426cd131fc">
-        <w:r>
-          <w:rPr>
-            <w:rStyle w:val="Hyperlink"/>
-          </w:rPr>
-          <w:t xml:space="preserve">Options API: new autoload functions (WordPress 6.4)</w:t>
-        </w:r>
-      </w:hyperlink>
-    </w:p>
-    <w:p>
-      <w:pPr>
-        <w:pStyle w:val="Compact"/>
-        <w:numPr>
-          <w:ilvl w:val="1"/>
-          <w:numId w:val="1005"/>
-        </w:numPr>
-      </w:pPr>
-      <w:hyperlink w:anchor="X99aa3d5182afaef877ff84af4ee8e8b8d1e5fbf">
-        <w:r>
-          <w:rPr>
-            <w:rStyle w:val="Hyperlink"/>
-          </w:rPr>
-          <w:t xml:space="preserve">Autoload vocabulary expansion (WordPress 6.6)</w:t>
-        </w:r>
-      </w:hyperlink>
-    </w:p>
-    <w:p>
-      <w:pPr>
-        <w:pStyle w:val="Compact"/>
-        <w:numPr>
-          <w:ilvl w:val="1"/>
-          <w:numId w:val="1005"/>
-        </w:numPr>
-      </w:pPr>
-      <w:hyperlink w:anchor="X2180c040db0b29e42fc67b6639c713a0f52ca14">
-        <w:r>
-          <w:rPr>
-            <w:rStyle w:val="Hyperlink"/>
-          </w:rPr>
-          <w:t xml:space="preserve">Speculation Rules / Speculative Loading (WordPress 6.8)</w:t>
-        </w:r>
-      </w:hyperlink>
-    </w:p>
-    <w:p>
-      <w:pPr>
-        <w:pStyle w:val="Compact"/>
-        <w:numPr>
-          <w:ilvl w:val="1"/>
-          <w:numId w:val="1005"/>
-        </w:numPr>
-      </w:pPr>
-      <w:hyperlink w:anchor="performance-lab-plugin">
-        <w:r>
-          <w:rPr>
-            <w:rStyle w:val="Hyperlink"/>
-          </w:rPr>
-          <w:t xml:space="preserve">Performance Lab plugin</w:t>
-        </w:r>
-      </w:hyperlink>
-    </w:p>
-    <w:p>
-      <w:pPr>
-        <w:pStyle w:val="Compact"/>
-        <w:numPr>
-          <w:ilvl w:val="1"/>
-          <w:numId w:val="1005"/>
-        </w:numPr>
-      </w:pPr>
-      <w:hyperlink w:anchor="wordpress-69-performance-deltas">
-        <w:r>
-          <w:rPr>
-            <w:rStyle w:val="Hyperlink"/>
-          </w:rPr>
-          <w:t xml:space="preserve">WordPress 6.9 performance deltas</w:t>
-        </w:r>
-      </w:hyperlink>
-    </w:p>
-    <w:p>
-      <w:pPr>
-        <w:pStyle w:val="Compact"/>
-        <w:numPr>
-          <w:ilvl w:val="1"/>
-          <w:numId w:val="1005"/>
-        </w:numPr>
-      </w:pPr>
-      <w:hyperlink w:anchor="lcp-and-fetchpriority-wordpress-63">
-        <w:r>
-          <w:rPr>
-            <w:rStyle w:val="Hyperlink"/>
-          </w:rPr>
-          <w:t xml:space="preserve">LCP and</w:t>
-        </w:r>
-        <w:r>
-          <w:rPr>
-            <w:rStyle w:val="Hyperlink"/>
-          </w:rPr>
-          <w:t xml:space="preserve"> </w:t>
-        </w:r>
-        <w:r>
-          <w:rPr>
-            <w:rStyle w:val="VerbatimChar"/>
-          </w:rPr>
-          <w:t xml:space="preserve">fetchpriority</w:t>
-        </w:r>
-        <w:r>
-          <w:rPr>
-            <w:rStyle w:val="Hyperlink"/>
-          </w:rPr>
-          <w:t xml:space="preserve"> </w:t>
-        </w:r>
-        <w:r>
-          <w:rPr>
-            <w:rStyle w:val="Hyperlink"/>
-          </w:rPr>
-          <w:t xml:space="preserve">(WordPress 6.3+)</w:t>
-        </w:r>
-      </w:hyperlink>
-    </w:p>
-    <w:p>
-      <w:pPr>
-        <w:pStyle w:val="Compact"/>
-        <w:numPr>
-          <w:ilvl w:val="1"/>
-          <w:numId w:val="1005"/>
-        </w:numPr>
-      </w:pPr>
-      <w:hyperlink w:anchor="Xa70b8bc839573507027582fbed44b8a0d5b22e9">
-        <w:r>
-          <w:rPr>
-            <w:rStyle w:val="Hyperlink"/>
-          </w:rPr>
-          <w:t xml:space="preserve">Core Web Vitals thresholds (post-INP, March 2024)</w:t>
-        </w:r>
-      </w:hyperlink>
-    </w:p>
-    <w:p>
-      <w:pPr>
-        <w:pStyle w:val="Compact"/>
-        <w:numPr>
-          <w:ilvl w:val="1"/>
-          <w:numId w:val="1005"/>
-        </w:numPr>
-      </w:pPr>
       <w:hyperlink w:anchor="references">
         <w:r>
           <w:rPr>
@@ -866,13 +746,13 @@
         </w:r>
       </w:hyperlink>
     </w:p>
-    <w:bookmarkStart w:id="42" w:name="X00922dc37b571d826cd95cfb00395a9053fc984"/>
+    <w:bookmarkStart w:id="42" w:name="X0bc4ef8cd7897332a27e461c2fc9a124316c96d"/>
     <w:p>
       <w:pPr>
         <w:pStyle w:val="Heading2"/>
       </w:pPr>
       <w:r>
-        <w:t xml:space="preserve">Companion cross-reference: WP VIP Enterprise Performance</w:t>
+        <w:t xml:space="preserve">Companion cross-reference: Enterprise operational checklist</w:t>
       </w:r>
     </w:p>
     <w:p>
@@ -880,7 +760,7 @@
         <w:pStyle w:val="FirstParagraph"/>
       </w:pPr>
       <w:r>
-        <w:t xml:space="preserve">Use this checklist as the broad WordPress/operator workflow. When the target site is enterprise-scale, VIP-hosted, or dominated by backend/database/cache behavior, cross-check the companion WP VIP runbook at</w:t>
+        <w:t xml:space="preserve">Use this checklist as the broad WordPress/operator workflow. When the target site is enterprise-scale, platform-governed, VIP-hosted, or dominated by backend/database/cache behavior, cross-check the companion enterprise operational checklist at</w:t>
       </w:r>
       <w:r>
         <w:t xml:space="preserve"> </w:t>
@@ -975,23 +855,146 @@
         <w:pStyle w:val="Compact"/>
         <w:numPr>
           <w:ilvl w:val="0"/>
+          <w:numId w:val="1005"/>
+        </w:numPr>
+      </w:pPr>
+      <w:r>
+        <w:t xml:space="preserve">[ ] Identify the environment: local, staging, production, multisite, WooCommerce, membership, LMS, or other dynamic site type.</w:t>
+      </w:r>
+    </w:p>
+    <w:p>
+      <w:pPr>
+        <w:pStyle w:val="Compact"/>
+        <w:numPr>
+          <w:ilvl w:val="0"/>
+          <w:numId w:val="1005"/>
+        </w:numPr>
+      </w:pPr>
+      <w:r>
+        <w:t xml:space="preserve">[ ] Identify the slow experience:</w:t>
+      </w:r>
+    </w:p>
+    <w:p>
+      <w:pPr>
+        <w:pStyle w:val="Compact"/>
+        <w:numPr>
+          <w:ilvl w:val="1"/>
           <w:numId w:val="1006"/>
         </w:numPr>
       </w:pPr>
       <w:r>
-        <w:t xml:space="preserve">[ ] Identify the environment: local, staging, production, multisite, WooCommerce, membership, LMS, or other dynamic site type.</w:t>
-      </w:r>
-    </w:p>
-    <w:p>
-      <w:pPr>
-        <w:pStyle w:val="Compact"/>
-        <w:numPr>
-          <w:ilvl w:val="0"/>
+        <w:t xml:space="preserve">[ ] public page</w:t>
+      </w:r>
+    </w:p>
+    <w:p>
+      <w:pPr>
+        <w:pStyle w:val="Compact"/>
+        <w:numPr>
+          <w:ilvl w:val="1"/>
           <w:numId w:val="1006"/>
         </w:numPr>
       </w:pPr>
       <w:r>
-        <w:t xml:space="preserve">[ ] Identify the slow experience:</w:t>
+        <w:t xml:space="preserve">[ ] logged-in page</w:t>
+      </w:r>
+    </w:p>
+    <w:p>
+      <w:pPr>
+        <w:pStyle w:val="Compact"/>
+        <w:numPr>
+          <w:ilvl w:val="1"/>
+          <w:numId w:val="1006"/>
+        </w:numPr>
+      </w:pPr>
+      <w:r>
+        <w:t xml:space="preserve">[ ] WordPress admin screen</w:t>
+      </w:r>
+    </w:p>
+    <w:p>
+      <w:pPr>
+        <w:pStyle w:val="Compact"/>
+        <w:numPr>
+          <w:ilvl w:val="1"/>
+          <w:numId w:val="1006"/>
+        </w:numPr>
+      </w:pPr>
+      <w:r>
+        <w:t xml:space="preserve">[ ] WooCommerce cart/checkout/account</w:t>
+      </w:r>
+    </w:p>
+    <w:p>
+      <w:pPr>
+        <w:pStyle w:val="Compact"/>
+        <w:numPr>
+          <w:ilvl w:val="1"/>
+          <w:numId w:val="1006"/>
+        </w:numPr>
+      </w:pPr>
+      <w:r>
+        <w:t xml:space="preserve">[ ] REST API endpoint</w:t>
+      </w:r>
+    </w:p>
+    <w:p>
+      <w:pPr>
+        <w:pStyle w:val="Compact"/>
+        <w:numPr>
+          <w:ilvl w:val="1"/>
+          <w:numId w:val="1006"/>
+        </w:numPr>
+      </w:pPr>
+      <w:r>
+        <w:t xml:space="preserve">[ ]</w:t>
+      </w:r>
+      <w:r>
+        <w:t xml:space="preserve"> </w:t>
+      </w:r>
+      <w:r>
+        <w:rPr>
+          <w:rStyle w:val="VerbatimChar"/>
+        </w:rPr>
+        <w:t xml:space="preserve">admin-ajax.php</w:t>
+      </w:r>
+      <w:r>
+        <w:t xml:space="preserve"> </w:t>
+      </w:r>
+      <w:r>
+        <w:t xml:space="preserve">request</w:t>
+      </w:r>
+    </w:p>
+    <w:p>
+      <w:pPr>
+        <w:pStyle w:val="Compact"/>
+        <w:numPr>
+          <w:ilvl w:val="1"/>
+          <w:numId w:val="1006"/>
+        </w:numPr>
+      </w:pPr>
+      <w:r>
+        <w:t xml:space="preserve">[ ] WP-Cron or background job</w:t>
+      </w:r>
+    </w:p>
+    <w:p>
+      <w:pPr>
+        <w:pStyle w:val="Compact"/>
+        <w:numPr>
+          <w:ilvl w:val="0"/>
+          <w:numId w:val="1005"/>
+        </w:numPr>
+      </w:pPr>
+      <w:r>
+        <w:t xml:space="preserve">[ ] Pick 1–3 exact URLs or routes to test repeatedly.</w:t>
+      </w:r>
+    </w:p>
+    <w:p>
+      <w:pPr>
+        <w:pStyle w:val="Compact"/>
+        <w:numPr>
+          <w:ilvl w:val="0"/>
+          <w:numId w:val="1005"/>
+        </w:numPr>
+      </w:pPr>
+      <w:r>
+        <w:t xml:space="preserve">[ ] Decide what changes are allowed:</w:t>
       </w:r>
     </w:p>
     <w:p>
@@ -1003,7 +1006,7 @@
         </w:numPr>
       </w:pPr>
       <w:r>
-        <w:t xml:space="preserve">[ ] public page</w:t>
+        <w:t xml:space="preserve">[ ] read-only diagnostics</w:t>
       </w:r>
     </w:p>
     <w:p>
@@ -1015,7 +1018,7 @@
         </w:numPr>
       </w:pPr>
       <w:r>
-        <w:t xml:space="preserve">[ ] logged-in page</w:t>
+        <w:t xml:space="preserve">[ ] configuration changes</w:t>
       </w:r>
     </w:p>
     <w:p>
@@ -1027,7 +1030,7 @@
         </w:numPr>
       </w:pPr>
       <w:r>
-        <w:t xml:space="preserve">[ ] WordPress admin screen</w:t>
+        <w:t xml:space="preserve">[ ] plugin/theme changes</w:t>
       </w:r>
     </w:p>
     <w:p>
@@ -1039,7 +1042,7 @@
         </w:numPr>
       </w:pPr>
       <w:r>
-        <w:t xml:space="preserve">[ ] WooCommerce cart/checkout/account</w:t>
+        <w:t xml:space="preserve">[ ] database cleanup</w:t>
       </w:r>
     </w:p>
     <w:p>
@@ -1051,70 +1054,19 @@
         </w:numPr>
       </w:pPr>
       <w:r>
-        <w:t xml:space="preserve">[ ] REST API endpoint</w:t>
-      </w:r>
-    </w:p>
-    <w:p>
-      <w:pPr>
-        <w:pStyle w:val="Compact"/>
-        <w:numPr>
-          <w:ilvl w:val="1"/>
-          <w:numId w:val="1007"/>
-        </w:numPr>
-      </w:pPr>
-      <w:r>
-        <w:t xml:space="preserve">[ ]</w:t>
-      </w:r>
-      <w:r>
-        <w:t xml:space="preserve"> </w:t>
-      </w:r>
-      <w:r>
-        <w:rPr>
-          <w:rStyle w:val="VerbatimChar"/>
-        </w:rPr>
-        <w:t xml:space="preserve">admin-ajax.php</w:t>
-      </w:r>
-      <w:r>
-        <w:t xml:space="preserve"> </w:t>
-      </w:r>
-      <w:r>
-        <w:t xml:space="preserve">request</w:t>
-      </w:r>
-    </w:p>
-    <w:p>
-      <w:pPr>
-        <w:pStyle w:val="Compact"/>
-        <w:numPr>
-          <w:ilvl w:val="1"/>
-          <w:numId w:val="1007"/>
-        </w:numPr>
-      </w:pPr>
-      <w:r>
-        <w:t xml:space="preserve">[ ] WP-Cron or background job</w:t>
-      </w:r>
-    </w:p>
-    <w:p>
-      <w:pPr>
-        <w:pStyle w:val="Compact"/>
-        <w:numPr>
-          <w:ilvl w:val="0"/>
-          <w:numId w:val="1006"/>
-        </w:numPr>
-      </w:pPr>
-      <w:r>
-        <w:t xml:space="preserve">[ ] Pick 1–3 exact URLs or routes to test repeatedly.</w:t>
-      </w:r>
-    </w:p>
-    <w:p>
-      <w:pPr>
-        <w:pStyle w:val="Compact"/>
-        <w:numPr>
-          <w:ilvl w:val="0"/>
-          <w:numId w:val="1006"/>
-        </w:numPr>
-      </w:pPr>
-      <w:r>
-        <w:t xml:space="preserve">[ ] Decide what changes are allowed:</w:t>
+        <w:t xml:space="preserve">[ ] hosting/CDN changes</w:t>
+      </w:r>
+    </w:p>
+    <w:p>
+      <w:pPr>
+        <w:pStyle w:val="Compact"/>
+        <w:numPr>
+          <w:ilvl w:val="0"/>
+          <w:numId w:val="1005"/>
+        </w:numPr>
+      </w:pPr>
+      <w:r>
+        <w:t xml:space="preserve">[ ] Confirm rollback options:</w:t>
       </w:r>
     </w:p>
     <w:p>
@@ -1126,7 +1078,7 @@
         </w:numPr>
       </w:pPr>
       <w:r>
-        <w:t xml:space="preserve">[ ] read-only diagnostics</w:t>
+        <w:t xml:space="preserve">[ ] database backup</w:t>
       </w:r>
     </w:p>
     <w:p>
@@ -1138,7 +1090,7 @@
         </w:numPr>
       </w:pPr>
       <w:r>
-        <w:t xml:space="preserve">[ ] configuration changes</w:t>
+        <w:t xml:space="preserve">[ ] file backup or git branch</w:t>
       </w:r>
     </w:p>
     <w:p>
@@ -1150,7 +1102,7 @@
         </w:numPr>
       </w:pPr>
       <w:r>
-        <w:t xml:space="preserve">[ ] plugin/theme changes</w:t>
+        <w:t xml:space="preserve">[ ] ability to disable new rules/plugins</w:t>
       </w:r>
     </w:p>
     <w:p>
@@ -1159,78 +1111,6 @@
         <w:numPr>
           <w:ilvl w:val="1"/>
           <w:numId w:val="1008"/>
-        </w:numPr>
-      </w:pPr>
-      <w:r>
-        <w:t xml:space="preserve">[ ] database cleanup</w:t>
-      </w:r>
-    </w:p>
-    <w:p>
-      <w:pPr>
-        <w:pStyle w:val="Compact"/>
-        <w:numPr>
-          <w:ilvl w:val="1"/>
-          <w:numId w:val="1008"/>
-        </w:numPr>
-      </w:pPr>
-      <w:r>
-        <w:t xml:space="preserve">[ ] hosting/CDN changes</w:t>
-      </w:r>
-    </w:p>
-    <w:p>
-      <w:pPr>
-        <w:pStyle w:val="Compact"/>
-        <w:numPr>
-          <w:ilvl w:val="0"/>
-          <w:numId w:val="1006"/>
-        </w:numPr>
-      </w:pPr>
-      <w:r>
-        <w:t xml:space="preserve">[ ] Confirm rollback options:</w:t>
-      </w:r>
-    </w:p>
-    <w:p>
-      <w:pPr>
-        <w:pStyle w:val="Compact"/>
-        <w:numPr>
-          <w:ilvl w:val="1"/>
-          <w:numId w:val="1009"/>
-        </w:numPr>
-      </w:pPr>
-      <w:r>
-        <w:t xml:space="preserve">[ ] database backup</w:t>
-      </w:r>
-    </w:p>
-    <w:p>
-      <w:pPr>
-        <w:pStyle w:val="Compact"/>
-        <w:numPr>
-          <w:ilvl w:val="1"/>
-          <w:numId w:val="1009"/>
-        </w:numPr>
-      </w:pPr>
-      <w:r>
-        <w:t xml:space="preserve">[ ] file backup or git branch</w:t>
-      </w:r>
-    </w:p>
-    <w:p>
-      <w:pPr>
-        <w:pStyle w:val="Compact"/>
-        <w:numPr>
-          <w:ilvl w:val="1"/>
-          <w:numId w:val="1009"/>
-        </w:numPr>
-      </w:pPr>
-      <w:r>
-        <w:t xml:space="preserve">[ ] ability to disable new rules/plugins</w:t>
-      </w:r>
-    </w:p>
-    <w:p>
-      <w:pPr>
-        <w:pStyle w:val="Compact"/>
-        <w:numPr>
-          <w:ilvl w:val="1"/>
-          <w:numId w:val="1009"/>
         </w:numPr>
       </w:pPr>
       <w:r>
@@ -1276,11 +1156,59 @@
         <w:pStyle w:val="Compact"/>
         <w:numPr>
           <w:ilvl w:val="0"/>
+          <w:numId w:val="1009"/>
+        </w:numPr>
+      </w:pPr>
+      <w:r>
+        <w:t xml:space="preserve">[ ] Measure Core Web Vitals for important templates:</w:t>
+      </w:r>
+    </w:p>
+    <w:p>
+      <w:pPr>
+        <w:pStyle w:val="Compact"/>
+        <w:numPr>
+          <w:ilvl w:val="1"/>
           <w:numId w:val="1010"/>
         </w:numPr>
       </w:pPr>
       <w:r>
-        <w:t xml:space="preserve">[ ] Measure Core Web Vitals for important templates:</w:t>
+        <w:t xml:space="preserve">[ ] LCP — Largest Contentful Paint</w:t>
+      </w:r>
+    </w:p>
+    <w:p>
+      <w:pPr>
+        <w:pStyle w:val="Compact"/>
+        <w:numPr>
+          <w:ilvl w:val="1"/>
+          <w:numId w:val="1010"/>
+        </w:numPr>
+      </w:pPr>
+      <w:r>
+        <w:t xml:space="preserve">[ ] INP — Interaction to Next Paint</w:t>
+      </w:r>
+    </w:p>
+    <w:p>
+      <w:pPr>
+        <w:pStyle w:val="Compact"/>
+        <w:numPr>
+          <w:ilvl w:val="1"/>
+          <w:numId w:val="1010"/>
+        </w:numPr>
+      </w:pPr>
+      <w:r>
+        <w:t xml:space="preserve">[ ] CLS — Cumulative Layout Shift</w:t>
+      </w:r>
+    </w:p>
+    <w:p>
+      <w:pPr>
+        <w:pStyle w:val="Compact"/>
+        <w:numPr>
+          <w:ilvl w:val="0"/>
+          <w:numId w:val="1009"/>
+        </w:numPr>
+      </w:pPr>
+      <w:r>
+        <w:t xml:space="preserve">[ ] Compare lab and field data:</w:t>
       </w:r>
     </w:p>
     <w:p>
@@ -1292,7 +1220,7 @@
         </w:numPr>
       </w:pPr>
       <w:r>
-        <w:t xml:space="preserve">[ ] LCP — Largest Contentful Paint</w:t>
+        <w:t xml:space="preserve">[ ] Lighthouse/PageSpeed Insights for controlled testing</w:t>
       </w:r>
     </w:p>
     <w:p>
@@ -1304,54 +1232,6 @@
         </w:numPr>
       </w:pPr>
       <w:r>
-        <w:t xml:space="preserve">[ ] INP — Interaction to Next Paint</w:t>
-      </w:r>
-    </w:p>
-    <w:p>
-      <w:pPr>
-        <w:pStyle w:val="Compact"/>
-        <w:numPr>
-          <w:ilvl w:val="1"/>
-          <w:numId w:val="1011"/>
-        </w:numPr>
-      </w:pPr>
-      <w:r>
-        <w:t xml:space="preserve">[ ] CLS — Cumulative Layout Shift</w:t>
-      </w:r>
-    </w:p>
-    <w:p>
-      <w:pPr>
-        <w:pStyle w:val="Compact"/>
-        <w:numPr>
-          <w:ilvl w:val="0"/>
-          <w:numId w:val="1010"/>
-        </w:numPr>
-      </w:pPr>
-      <w:r>
-        <w:t xml:space="preserve">[ ] Compare lab and field data:</w:t>
-      </w:r>
-    </w:p>
-    <w:p>
-      <w:pPr>
-        <w:pStyle w:val="Compact"/>
-        <w:numPr>
-          <w:ilvl w:val="1"/>
-          <w:numId w:val="1012"/>
-        </w:numPr>
-      </w:pPr>
-      <w:r>
-        <w:t xml:space="preserve">[ ] Lighthouse/PageSpeed Insights for controlled testing</w:t>
-      </w:r>
-    </w:p>
-    <w:p>
-      <w:pPr>
-        <w:pStyle w:val="Compact"/>
-        <w:numPr>
-          <w:ilvl w:val="1"/>
-          <w:numId w:val="1012"/>
-        </w:numPr>
-      </w:pPr>
-      <w:r>
         <w:t xml:space="preserve">[ ] CrUX or real user monitoring for real-user data where available</w:t>
       </w:r>
     </w:p>
@@ -1360,7 +1240,7 @@
         <w:pStyle w:val="Compact"/>
         <w:numPr>
           <w:ilvl w:val="0"/>
-          <w:numId w:val="1010"/>
+          <w:numId w:val="1009"/>
         </w:numPr>
       </w:pPr>
       <w:r>
@@ -1382,35 +1262,128 @@
         <w:pStyle w:val="Compact"/>
         <w:numPr>
           <w:ilvl w:val="0"/>
+          <w:numId w:val="1012"/>
+        </w:numPr>
+      </w:pPr>
+      <w:r>
+        <w:t xml:space="preserve">[ ] Measure uncached and cached TTFB separately.</w:t>
+      </w:r>
+    </w:p>
+    <w:p>
+      <w:pPr>
+        <w:pStyle w:val="Compact"/>
+        <w:numPr>
+          <w:ilvl w:val="0"/>
+          <w:numId w:val="1012"/>
+        </w:numPr>
+      </w:pPr>
+      <w:r>
+        <w:t xml:space="preserve">[ ] Run the same request multiple times to separate cold-cache from warm-cache behavior.</w:t>
+      </w:r>
+    </w:p>
+    <w:p>
+      <w:pPr>
+        <w:pStyle w:val="Compact"/>
+        <w:numPr>
+          <w:ilvl w:val="0"/>
+          <w:numId w:val="1012"/>
+        </w:numPr>
+      </w:pPr>
+      <w:r>
+        <w:t xml:space="preserve">[ ] Check response headers:</w:t>
+      </w:r>
+    </w:p>
+    <w:p>
+      <w:pPr>
+        <w:pStyle w:val="Compact"/>
+        <w:numPr>
+          <w:ilvl w:val="1"/>
           <w:numId w:val="1013"/>
         </w:numPr>
       </w:pPr>
       <w:r>
-        <w:t xml:space="preserve">[ ] Measure uncached and cached TTFB separately.</w:t>
-      </w:r>
-    </w:p>
-    <w:p>
-      <w:pPr>
-        <w:pStyle w:val="Compact"/>
-        <w:numPr>
-          <w:ilvl w:val="0"/>
+        <w:t xml:space="preserve">[ ] cache status:</w:t>
+      </w:r>
+      <w:r>
+        <w:t xml:space="preserve"> </w:t>
+      </w:r>
+      <w:r>
+        <w:rPr>
+          <w:rStyle w:val="VerbatimChar"/>
+        </w:rPr>
+        <w:t xml:space="preserve">HIT</w:t>
+      </w:r>
+      <w:r>
+        <w:t xml:space="preserve">,</w:t>
+      </w:r>
+      <w:r>
+        <w:t xml:space="preserve"> </w:t>
+      </w:r>
+      <w:r>
+        <w:rPr>
+          <w:rStyle w:val="VerbatimChar"/>
+        </w:rPr>
+        <w:t xml:space="preserve">MISS</w:t>
+      </w:r>
+      <w:r>
+        <w:t xml:space="preserve">,</w:t>
+      </w:r>
+      <w:r>
+        <w:t xml:space="preserve"> </w:t>
+      </w:r>
+      <w:r>
+        <w:rPr>
+          <w:rStyle w:val="VerbatimChar"/>
+        </w:rPr>
+        <w:t xml:space="preserve">BYPASS</w:t>
+      </w:r>
+      <w:r>
+        <w:t xml:space="preserve">,</w:t>
+      </w:r>
+      <w:r>
+        <w:t xml:space="preserve"> </w:t>
+      </w:r>
+      <w:r>
+        <w:rPr>
+          <w:rStyle w:val="VerbatimChar"/>
+        </w:rPr>
+        <w:t xml:space="preserve">DYNAMIC</w:t>
+      </w:r>
+      <w:r>
+        <w:t xml:space="preserve">, etc.</w:t>
+      </w:r>
+    </w:p>
+    <w:p>
+      <w:pPr>
+        <w:pStyle w:val="Compact"/>
+        <w:numPr>
+          <w:ilvl w:val="1"/>
           <w:numId w:val="1013"/>
         </w:numPr>
       </w:pPr>
       <w:r>
-        <w:t xml:space="preserve">[ ] Run the same request multiple times to separate cold-cache from warm-cache behavior.</w:t>
-      </w:r>
-    </w:p>
-    <w:p>
-      <w:pPr>
-        <w:pStyle w:val="Compact"/>
-        <w:numPr>
-          <w:ilvl w:val="0"/>
+        <w:t xml:space="preserve">[ ]</w:t>
+      </w:r>
+      <w:r>
+        <w:t xml:space="preserve"> </w:t>
+      </w:r>
+      <w:r>
+        <w:rPr>
+          <w:rStyle w:val="VerbatimChar"/>
+        </w:rPr>
+        <w:t xml:space="preserve">Cache-Control</w:t>
+      </w:r>
+    </w:p>
+    <w:p>
+      <w:pPr>
+        <w:pStyle w:val="Compact"/>
+        <w:numPr>
+          <w:ilvl w:val="1"/>
           <w:numId w:val="1013"/>
         </w:numPr>
       </w:pPr>
       <w:r>
-        <w:t xml:space="preserve">[ ] Check response headers:</w:t>
+        <w:t xml:space="preserve">[ ] cookies</w:t>
       </w:r>
     </w:p>
     <w:p>
@@ -1418,59 +1391,11 @@
         <w:pStyle w:val="Compact"/>
         <w:numPr>
           <w:ilvl w:val="1"/>
-          <w:numId w:val="1014"/>
-        </w:numPr>
-      </w:pPr>
-      <w:r>
-        <w:t xml:space="preserve">[ ] cache status:</w:t>
-      </w:r>
-      <w:r>
-        <w:t xml:space="preserve"> </w:t>
-      </w:r>
-      <w:r>
-        <w:rPr>
-          <w:rStyle w:val="VerbatimChar"/>
-        </w:rPr>
-        <w:t xml:space="preserve">HIT</w:t>
-      </w:r>
-      <w:r>
-        <w:t xml:space="preserve">,</w:t>
-      </w:r>
-      <w:r>
-        <w:t xml:space="preserve"> </w:t>
-      </w:r>
-      <w:r>
-        <w:rPr>
-          <w:rStyle w:val="VerbatimChar"/>
-        </w:rPr>
-        <w:t xml:space="preserve">MISS</w:t>
-      </w:r>
-      <w:r>
-        <w:t xml:space="preserve">,</w:t>
-      </w:r>
-      <w:r>
-        <w:t xml:space="preserve"> </w:t>
-      </w:r>
-      <w:r>
-        <w:rPr>
-          <w:rStyle w:val="VerbatimChar"/>
-        </w:rPr>
-        <w:t xml:space="preserve">BYPASS</w:t>
-      </w:r>
-      <w:r>
-        <w:t xml:space="preserve">,</w:t>
-      </w:r>
-      <w:r>
-        <w:t xml:space="preserve"> </w:t>
-      </w:r>
-      <w:r>
-        <w:rPr>
-          <w:rStyle w:val="VerbatimChar"/>
-        </w:rPr>
-        <w:t xml:space="preserve">DYNAMIC</w:t>
-      </w:r>
-      <w:r>
-        <w:t xml:space="preserve">, etc.</w:t>
+          <w:numId w:val="1013"/>
+        </w:numPr>
+      </w:pPr>
+      <w:r>
+        <w:t xml:space="preserve">[ ] redirects</w:t>
       </w:r>
     </w:p>
     <w:p>
@@ -1478,52 +1403,7 @@
         <w:pStyle w:val="Compact"/>
         <w:numPr>
           <w:ilvl w:val="1"/>
-          <w:numId w:val="1014"/>
-        </w:numPr>
-      </w:pPr>
-      <w:r>
-        <w:t xml:space="preserve">[ ]</w:t>
-      </w:r>
-      <w:r>
-        <w:t xml:space="preserve"> </w:t>
-      </w:r>
-      <w:r>
-        <w:rPr>
-          <w:rStyle w:val="VerbatimChar"/>
-        </w:rPr>
-        <w:t xml:space="preserve">Cache-Control</w:t>
-      </w:r>
-    </w:p>
-    <w:p>
-      <w:pPr>
-        <w:pStyle w:val="Compact"/>
-        <w:numPr>
-          <w:ilvl w:val="1"/>
-          <w:numId w:val="1014"/>
-        </w:numPr>
-      </w:pPr>
-      <w:r>
-        <w:t xml:space="preserve">[ ] cookies</w:t>
-      </w:r>
-    </w:p>
-    <w:p>
-      <w:pPr>
-        <w:pStyle w:val="Compact"/>
-        <w:numPr>
-          <w:ilvl w:val="1"/>
-          <w:numId w:val="1014"/>
-        </w:numPr>
-      </w:pPr>
-      <w:r>
-        <w:t xml:space="preserve">[ ] redirects</w:t>
-      </w:r>
-    </w:p>
-    <w:p>
-      <w:pPr>
-        <w:pStyle w:val="Compact"/>
-        <w:numPr>
-          <w:ilvl w:val="1"/>
-          <w:numId w:val="1014"/>
+          <w:numId w:val="1013"/>
         </w:numPr>
       </w:pPr>
       <w:r>
@@ -1535,7 +1415,7 @@
         <w:pStyle w:val="Compact"/>
         <w:numPr>
           <w:ilvl w:val="0"/>
-          <w:numId w:val="1013"/>
+          <w:numId w:val="1012"/>
         </w:numPr>
       </w:pPr>
       <w:r>
@@ -1814,11 +1694,23 @@
         <w:pStyle w:val="Compact"/>
         <w:numPr>
           <w:ilvl w:val="0"/>
+          <w:numId w:val="1014"/>
+        </w:numPr>
+      </w:pPr>
+      <w:r>
+        <w:t xml:space="preserve">[ ] If Query Monitor is available, inspect:</w:t>
+      </w:r>
+    </w:p>
+    <w:p>
+      <w:pPr>
+        <w:pStyle w:val="Compact"/>
+        <w:numPr>
+          <w:ilvl w:val="1"/>
           <w:numId w:val="1015"/>
         </w:numPr>
       </w:pPr>
       <w:r>
-        <w:t xml:space="preserve">[ ] If Query Monitor is available, inspect:</w:t>
+        <w:t xml:space="preserve">[ ] total query count</w:t>
       </w:r>
     </w:p>
     <w:p>
@@ -1826,11 +1718,11 @@
         <w:pStyle w:val="Compact"/>
         <w:numPr>
           <w:ilvl w:val="1"/>
-          <w:numId w:val="1016"/>
-        </w:numPr>
-      </w:pPr>
-      <w:r>
-        <w:t xml:space="preserve">[ ] total query count</w:t>
+          <w:numId w:val="1015"/>
+        </w:numPr>
+      </w:pPr>
+      <w:r>
+        <w:t xml:space="preserve">[ ] slow queries</w:t>
       </w:r>
     </w:p>
     <w:p>
@@ -1838,11 +1730,11 @@
         <w:pStyle w:val="Compact"/>
         <w:numPr>
           <w:ilvl w:val="1"/>
-          <w:numId w:val="1016"/>
-        </w:numPr>
-      </w:pPr>
-      <w:r>
-        <w:t xml:space="preserve">[ ] slow queries</w:t>
+          <w:numId w:val="1015"/>
+        </w:numPr>
+      </w:pPr>
+      <w:r>
+        <w:t xml:space="preserve">[ ] duplicate queries</w:t>
       </w:r>
     </w:p>
     <w:p>
@@ -1850,11 +1742,11 @@
         <w:pStyle w:val="Compact"/>
         <w:numPr>
           <w:ilvl w:val="1"/>
-          <w:numId w:val="1016"/>
-        </w:numPr>
-      </w:pPr>
-      <w:r>
-        <w:t xml:space="preserve">[ ] duplicate queries</w:t>
+          <w:numId w:val="1015"/>
+        </w:numPr>
+      </w:pPr>
+      <w:r>
+        <w:t xml:space="preserve">[ ] HTTP API calls</w:t>
       </w:r>
     </w:p>
     <w:p>
@@ -1862,11 +1754,11 @@
         <w:pStyle w:val="Compact"/>
         <w:numPr>
           <w:ilvl w:val="1"/>
-          <w:numId w:val="1016"/>
-        </w:numPr>
-      </w:pPr>
-      <w:r>
-        <w:t xml:space="preserve">[ ] HTTP API calls</w:t>
+          <w:numId w:val="1015"/>
+        </w:numPr>
+      </w:pPr>
+      <w:r>
+        <w:t xml:space="preserve">[ ] hooks/components responsible for time</w:t>
       </w:r>
     </w:p>
     <w:p>
@@ -1874,19 +1766,7 @@
         <w:pStyle w:val="Compact"/>
         <w:numPr>
           <w:ilvl w:val="1"/>
-          <w:numId w:val="1016"/>
-        </w:numPr>
-      </w:pPr>
-      <w:r>
-        <w:t xml:space="preserve">[ ] hooks/components responsible for time</w:t>
-      </w:r>
-    </w:p>
-    <w:p>
-      <w:pPr>
-        <w:pStyle w:val="Compact"/>
-        <w:numPr>
-          <w:ilvl w:val="1"/>
-          <w:numId w:val="1016"/>
+          <w:numId w:val="1015"/>
         </w:numPr>
       </w:pPr>
       <w:r>
@@ -2546,35 +2426,98 @@
         <w:pStyle w:val="Compact"/>
         <w:numPr>
           <w:ilvl w:val="0"/>
+          <w:numId w:val="1016"/>
+        </w:numPr>
+      </w:pPr>
+      <w:r>
+        <w:t xml:space="preserve">[ ] Use a reputable DNS provider with fast global resolution.</w:t>
+      </w:r>
+    </w:p>
+    <w:p>
+      <w:pPr>
+        <w:pStyle w:val="Compact"/>
+        <w:numPr>
+          <w:ilvl w:val="0"/>
+          <w:numId w:val="1016"/>
+        </w:numPr>
+      </w:pPr>
+      <w:r>
+        <w:t xml:space="preserve">[ ] Check DNS records for unnecessary indirection.</w:t>
+      </w:r>
+    </w:p>
+    <w:p>
+      <w:pPr>
+        <w:pStyle w:val="Compact"/>
+        <w:numPr>
+          <w:ilvl w:val="0"/>
+          <w:numId w:val="1016"/>
+        </w:numPr>
+      </w:pPr>
+      <w:r>
+        <w:t xml:space="preserve">[ ] Keep the DNS path simple:</w:t>
+      </w:r>
+    </w:p>
+    <w:p>
+      <w:pPr>
+        <w:pStyle w:val="Compact"/>
+        <w:numPr>
+          <w:ilvl w:val="1"/>
           <w:numId w:val="1017"/>
         </w:numPr>
       </w:pPr>
       <w:r>
-        <w:t xml:space="preserve">[ ] Use a reputable DNS provider with fast global resolution.</w:t>
-      </w:r>
-    </w:p>
-    <w:p>
-      <w:pPr>
-        <w:pStyle w:val="Compact"/>
-        <w:numPr>
-          <w:ilvl w:val="0"/>
+        <w:t xml:space="preserve">[ ] avoid long CNAME chains</w:t>
+      </w:r>
+    </w:p>
+    <w:p>
+      <w:pPr>
+        <w:pStyle w:val="Compact"/>
+        <w:numPr>
+          <w:ilvl w:val="1"/>
           <w:numId w:val="1017"/>
         </w:numPr>
       </w:pPr>
       <w:r>
-        <w:t xml:space="preserve">[ ] Check DNS records for unnecessary indirection.</w:t>
-      </w:r>
-    </w:p>
-    <w:p>
-      <w:pPr>
-        <w:pStyle w:val="Compact"/>
-        <w:numPr>
-          <w:ilvl w:val="0"/>
+        <w:t xml:space="preserve">[ ] remove stale records</w:t>
+      </w:r>
+    </w:p>
+    <w:p>
+      <w:pPr>
+        <w:pStyle w:val="Compact"/>
+        <w:numPr>
+          <w:ilvl w:val="1"/>
           <w:numId w:val="1017"/>
         </w:numPr>
       </w:pPr>
       <w:r>
-        <w:t xml:space="preserve">[ ] Keep the DNS path simple:</w:t>
+        <w:t xml:space="preserve">[ ] ensure apex/root and</w:t>
+      </w:r>
+      <w:r>
+        <w:t xml:space="preserve"> </w:t>
+      </w:r>
+      <w:r>
+        <w:rPr>
+          <w:rStyle w:val="VerbatimChar"/>
+        </w:rPr>
+        <w:t xml:space="preserve">www</w:t>
+      </w:r>
+      <w:r>
+        <w:t xml:space="preserve"> </w:t>
+      </w:r>
+      <w:r>
+        <w:t xml:space="preserve">behavior is intentional</w:t>
+      </w:r>
+    </w:p>
+    <w:p>
+      <w:pPr>
+        <w:pStyle w:val="Compact"/>
+        <w:numPr>
+          <w:ilvl w:val="0"/>
+          <w:numId w:val="1016"/>
+        </w:numPr>
+      </w:pPr>
+      <w:r>
+        <w:t xml:space="preserve">[ ] Set TTLs intentionally:</w:t>
       </w:r>
     </w:p>
     <w:p>
@@ -2586,7 +2529,7 @@
         </w:numPr>
       </w:pPr>
       <w:r>
-        <w:t xml:space="preserve">[ ] avoid long CNAME chains</w:t>
+        <w:t xml:space="preserve">[ ] lower TTL before planned migrations</w:t>
       </w:r>
     </w:p>
     <w:p>
@@ -2598,267 +2541,204 @@
         </w:numPr>
       </w:pPr>
       <w:r>
-        <w:t xml:space="preserve">[ ] remove stale records</w:t>
-      </w:r>
-    </w:p>
-    <w:p>
-      <w:pPr>
-        <w:pStyle w:val="Compact"/>
-        <w:numPr>
-          <w:ilvl w:val="1"/>
-          <w:numId w:val="1018"/>
-        </w:numPr>
-      </w:pPr>
-      <w:r>
-        <w:t xml:space="preserve">[ ] ensure apex/root and</w:t>
-      </w:r>
-      <w:r>
-        <w:t xml:space="preserve"> </w:t>
-      </w:r>
-      <w:r>
-        <w:rPr>
-          <w:rStyle w:val="VerbatimChar"/>
-        </w:rPr>
-        <w:t xml:space="preserve">www</w:t>
-      </w:r>
-      <w:r>
-        <w:t xml:space="preserve"> </w:t>
-      </w:r>
-      <w:r>
-        <w:t xml:space="preserve">behavior is intentional</w:t>
-      </w:r>
-    </w:p>
-    <w:p>
-      <w:pPr>
-        <w:pStyle w:val="Compact"/>
-        <w:numPr>
-          <w:ilvl w:val="0"/>
-          <w:numId w:val="1017"/>
-        </w:numPr>
-      </w:pPr>
-      <w:r>
-        <w:t xml:space="preserve">[ ] Set TTLs intentionally:</w:t>
-      </w:r>
-    </w:p>
-    <w:p>
-      <w:pPr>
-        <w:pStyle w:val="Compact"/>
-        <w:numPr>
-          <w:ilvl w:val="1"/>
+        <w:t xml:space="preserve">[ ] higher TTL for stable records</w:t>
+      </w:r>
+    </w:p>
+    <w:p>
+      <w:pPr>
+        <w:pStyle w:val="Compact"/>
+        <w:numPr>
+          <w:ilvl w:val="0"/>
+          <w:numId w:val="1016"/>
+        </w:numPr>
+      </w:pPr>
+      <w:r>
+        <w:t xml:space="preserve">[ ] Confirm IPv4/IPv6 behavior if both are configured.</w:t>
+      </w:r>
+    </w:p>
+    <w:p>
+      <w:pPr>
+        <w:pStyle w:val="Compact"/>
+        <w:numPr>
+          <w:ilvl w:val="0"/>
+          <w:numId w:val="1016"/>
+        </w:numPr>
+      </w:pPr>
+      <w:r>
+        <w:t xml:space="preserve">[ ] Use DNS prefetch only for origins the page will actually use.</w:t>
+      </w:r>
+    </w:p>
+    <w:p>
+      <w:pPr>
+        <w:pStyle w:val="Compact"/>
+        <w:numPr>
+          <w:ilvl w:val="0"/>
+          <w:numId w:val="1016"/>
+        </w:numPr>
+      </w:pPr>
+      <w:r>
+        <w:t xml:space="preserve">[ ] Use preconnect sparingly for critical third-party origins that are needed early.</w:t>
+      </w:r>
+    </w:p>
+    <w:p>
+      <w:pPr>
+        <w:pStyle w:val="FirstParagraph"/>
+      </w:pPr>
+      <w:r>
+        <w:t xml:space="preserve">Examples:</w:t>
+      </w:r>
+    </w:p>
+    <w:p>
+      <w:pPr>
+        <w:pStyle w:val="SourceCode"/>
+      </w:pPr>
+      <w:r>
+        <w:rPr>
+          <w:rStyle w:val="DataTypeTok"/>
+        </w:rPr>
+        <w:t xml:space="preserve">&lt;</w:t>
+      </w:r>
+      <w:r>
+        <w:rPr>
+          <w:rStyle w:val="KeywordTok"/>
+        </w:rPr>
+        <w:t xml:space="preserve">link</w:t>
+      </w:r>
+      <w:r>
+        <w:rPr>
+          <w:rStyle w:val="OtherTok"/>
+        </w:rPr>
+        <w:t xml:space="preserve"> rel</w:t>
+      </w:r>
+      <w:r>
+        <w:rPr>
+          <w:rStyle w:val="OperatorTok"/>
+        </w:rPr>
+        <w:t xml:space="preserve">=</w:t>
+      </w:r>
+      <w:r>
+        <w:rPr>
+          <w:rStyle w:val="StringTok"/>
+        </w:rPr>
+        <w:t xml:space="preserve">"dns-prefetch"</w:t>
+      </w:r>
+      <w:r>
+        <w:rPr>
+          <w:rStyle w:val="OtherTok"/>
+        </w:rPr>
+        <w:t xml:space="preserve"> href</w:t>
+      </w:r>
+      <w:r>
+        <w:rPr>
+          <w:rStyle w:val="OperatorTok"/>
+        </w:rPr>
+        <w:t xml:space="preserve">=</w:t>
+      </w:r>
+      <w:r>
+        <w:rPr>
+          <w:rStyle w:val="StringTok"/>
+        </w:rPr>
+        <w:t xml:space="preserve">"//fonts.gstatic.com"</w:t>
+      </w:r>
+      <w:r>
+        <w:rPr>
+          <w:rStyle w:val="DataTypeTok"/>
+        </w:rPr>
+        <w:t xml:space="preserve">&gt;</w:t>
+      </w:r>
+      <w:r>
+        <w:br/>
+      </w:r>
+      <w:r>
+        <w:rPr>
+          <w:rStyle w:val="DataTypeTok"/>
+        </w:rPr>
+        <w:t xml:space="preserve">&lt;</w:t>
+      </w:r>
+      <w:r>
+        <w:rPr>
+          <w:rStyle w:val="KeywordTok"/>
+        </w:rPr>
+        <w:t xml:space="preserve">link</w:t>
+      </w:r>
+      <w:r>
+        <w:rPr>
+          <w:rStyle w:val="OtherTok"/>
+        </w:rPr>
+        <w:t xml:space="preserve"> rel</w:t>
+      </w:r>
+      <w:r>
+        <w:rPr>
+          <w:rStyle w:val="OperatorTok"/>
+        </w:rPr>
+        <w:t xml:space="preserve">=</w:t>
+      </w:r>
+      <w:r>
+        <w:rPr>
+          <w:rStyle w:val="StringTok"/>
+        </w:rPr>
+        <w:t xml:space="preserve">"preconnect"</w:t>
+      </w:r>
+      <w:r>
+        <w:rPr>
+          <w:rStyle w:val="OtherTok"/>
+        </w:rPr>
+        <w:t xml:space="preserve"> href</w:t>
+      </w:r>
+      <w:r>
+        <w:rPr>
+          <w:rStyle w:val="OperatorTok"/>
+        </w:rPr>
+        <w:t xml:space="preserve">=</w:t>
+      </w:r>
+      <w:r>
+        <w:rPr>
+          <w:rStyle w:val="StringTok"/>
+        </w:rPr>
+        <w:t xml:space="preserve">"https://fonts.gstatic.com"</w:t>
+      </w:r>
+      <w:r>
+        <w:rPr>
+          <w:rStyle w:val="OtherTok"/>
+        </w:rPr>
+        <w:t xml:space="preserve"> crossorigin</w:t>
+      </w:r>
+      <w:r>
+        <w:rPr>
+          <w:rStyle w:val="DataTypeTok"/>
+        </w:rPr>
+        <w:t xml:space="preserve">&gt;</w:t>
+      </w:r>
+    </w:p>
+    <w:p>
+      <w:pPr>
+        <w:pStyle w:val="FirstParagraph"/>
+      </w:pPr>
+      <w:r>
+        <w:t xml:space="preserve">Checklist:</w:t>
+      </w:r>
+    </w:p>
+    <w:p>
+      <w:pPr>
+        <w:pStyle w:val="Compact"/>
+        <w:numPr>
+          <w:ilvl w:val="0"/>
           <w:numId w:val="1019"/>
         </w:numPr>
       </w:pPr>
       <w:r>
-        <w:t xml:space="preserve">[ ] lower TTL before planned migrations</w:t>
-      </w:r>
-    </w:p>
-    <w:p>
-      <w:pPr>
-        <w:pStyle w:val="Compact"/>
-        <w:numPr>
-          <w:ilvl w:val="1"/>
+        <w:t xml:space="preserve">[ ] Remove preconnects for non-critical third parties.</w:t>
+      </w:r>
+    </w:p>
+    <w:p>
+      <w:pPr>
+        <w:pStyle w:val="Compact"/>
+        <w:numPr>
+          <w:ilvl w:val="0"/>
           <w:numId w:val="1019"/>
         </w:numPr>
       </w:pPr>
       <w:r>
-        <w:t xml:space="preserve">[ ] higher TTL for stable records</w:t>
-      </w:r>
-    </w:p>
-    <w:p>
-      <w:pPr>
-        <w:pStyle w:val="Compact"/>
-        <w:numPr>
-          <w:ilvl w:val="0"/>
-          <w:numId w:val="1017"/>
-        </w:numPr>
-      </w:pPr>
-      <w:r>
-        <w:t xml:space="preserve">[ ] Confirm IPv4/IPv6 behavior if both are configured.</w:t>
-      </w:r>
-    </w:p>
-    <w:p>
-      <w:pPr>
-        <w:pStyle w:val="Compact"/>
-        <w:numPr>
-          <w:ilvl w:val="0"/>
-          <w:numId w:val="1017"/>
-        </w:numPr>
-      </w:pPr>
-      <w:r>
-        <w:t xml:space="preserve">[ ] Use DNS prefetch only for origins the page will actually use.</w:t>
-      </w:r>
-    </w:p>
-    <w:p>
-      <w:pPr>
-        <w:pStyle w:val="Compact"/>
-        <w:numPr>
-          <w:ilvl w:val="0"/>
-          <w:numId w:val="1017"/>
-        </w:numPr>
-      </w:pPr>
-      <w:r>
-        <w:t xml:space="preserve">[ ] Use preconnect sparingly for critical third-party origins that are needed early.</w:t>
-      </w:r>
-    </w:p>
-    <w:p>
-      <w:pPr>
-        <w:pStyle w:val="FirstParagraph"/>
-      </w:pPr>
-      <w:r>
-        <w:t xml:space="preserve">Examples:</w:t>
-      </w:r>
-    </w:p>
-    <w:p>
-      <w:pPr>
-        <w:pStyle w:val="SourceCode"/>
-      </w:pPr>
-      <w:r>
-        <w:rPr>
-          <w:rStyle w:val="DataTypeTok"/>
-        </w:rPr>
-        <w:t xml:space="preserve">&lt;</w:t>
-      </w:r>
-      <w:r>
-        <w:rPr>
-          <w:rStyle w:val="KeywordTok"/>
-        </w:rPr>
-        <w:t xml:space="preserve">link</w:t>
-      </w:r>
-      <w:r>
-        <w:rPr>
-          <w:rStyle w:val="OtherTok"/>
-        </w:rPr>
-        <w:t xml:space="preserve"> rel</w:t>
-      </w:r>
-      <w:r>
-        <w:rPr>
-          <w:rStyle w:val="OperatorTok"/>
-        </w:rPr>
-        <w:t xml:space="preserve">=</w:t>
-      </w:r>
-      <w:r>
-        <w:rPr>
-          <w:rStyle w:val="StringTok"/>
-        </w:rPr>
-        <w:t xml:space="preserve">"dns-prefetch"</w:t>
-      </w:r>
-      <w:r>
-        <w:rPr>
-          <w:rStyle w:val="OtherTok"/>
-        </w:rPr>
-        <w:t xml:space="preserve"> href</w:t>
-      </w:r>
-      <w:r>
-        <w:rPr>
-          <w:rStyle w:val="OperatorTok"/>
-        </w:rPr>
-        <w:t xml:space="preserve">=</w:t>
-      </w:r>
-      <w:r>
-        <w:rPr>
-          <w:rStyle w:val="StringTok"/>
-        </w:rPr>
-        <w:t xml:space="preserve">"//fonts.gstatic.com"</w:t>
-      </w:r>
-      <w:r>
-        <w:rPr>
-          <w:rStyle w:val="DataTypeTok"/>
-        </w:rPr>
-        <w:t xml:space="preserve">&gt;</w:t>
-      </w:r>
-      <w:r>
-        <w:br/>
-      </w:r>
-      <w:r>
-        <w:rPr>
-          <w:rStyle w:val="DataTypeTok"/>
-        </w:rPr>
-        <w:t xml:space="preserve">&lt;</w:t>
-      </w:r>
-      <w:r>
-        <w:rPr>
-          <w:rStyle w:val="KeywordTok"/>
-        </w:rPr>
-        <w:t xml:space="preserve">link</w:t>
-      </w:r>
-      <w:r>
-        <w:rPr>
-          <w:rStyle w:val="OtherTok"/>
-        </w:rPr>
-        <w:t xml:space="preserve"> rel</w:t>
-      </w:r>
-      <w:r>
-        <w:rPr>
-          <w:rStyle w:val="OperatorTok"/>
-        </w:rPr>
-        <w:t xml:space="preserve">=</w:t>
-      </w:r>
-      <w:r>
-        <w:rPr>
-          <w:rStyle w:val="StringTok"/>
-        </w:rPr>
-        <w:t xml:space="preserve">"preconnect"</w:t>
-      </w:r>
-      <w:r>
-        <w:rPr>
-          <w:rStyle w:val="OtherTok"/>
-        </w:rPr>
-        <w:t xml:space="preserve"> href</w:t>
-      </w:r>
-      <w:r>
-        <w:rPr>
-          <w:rStyle w:val="OperatorTok"/>
-        </w:rPr>
-        <w:t xml:space="preserve">=</w:t>
-      </w:r>
-      <w:r>
-        <w:rPr>
-          <w:rStyle w:val="StringTok"/>
-        </w:rPr>
-        <w:t xml:space="preserve">"https://fonts.gstatic.com"</w:t>
-      </w:r>
-      <w:r>
-        <w:rPr>
-          <w:rStyle w:val="OtherTok"/>
-        </w:rPr>
-        <w:t xml:space="preserve"> crossorigin</w:t>
-      </w:r>
-      <w:r>
-        <w:rPr>
-          <w:rStyle w:val="DataTypeTok"/>
-        </w:rPr>
-        <w:t xml:space="preserve">&gt;</w:t>
-      </w:r>
-    </w:p>
-    <w:p>
-      <w:pPr>
-        <w:pStyle w:val="FirstParagraph"/>
-      </w:pPr>
-      <w:r>
-        <w:t xml:space="preserve">Checklist:</w:t>
-      </w:r>
-    </w:p>
-    <w:p>
-      <w:pPr>
-        <w:pStyle w:val="Compact"/>
-        <w:numPr>
-          <w:ilvl w:val="0"/>
-          <w:numId w:val="1020"/>
-        </w:numPr>
-      </w:pPr>
-      <w:r>
-        <w:t xml:space="preserve">[ ] Remove preconnects for non-critical third parties.</w:t>
-      </w:r>
-    </w:p>
-    <w:p>
-      <w:pPr>
-        <w:pStyle w:val="Compact"/>
-        <w:numPr>
-          <w:ilvl w:val="0"/>
-          <w:numId w:val="1020"/>
-        </w:numPr>
-      </w:pPr>
-      <w:r>
         <w:t xml:space="preserve">[ ] Do not preconnect to many domains; each connection has a cost.</w:t>
       </w:r>
     </w:p>
@@ -2867,7 +2747,7 @@
         <w:pStyle w:val="Compact"/>
         <w:numPr>
           <w:ilvl w:val="0"/>
-          <w:numId w:val="1020"/>
+          <w:numId w:val="1019"/>
         </w:numPr>
       </w:pPr>
       <w:r>
@@ -2904,23 +2784,101 @@
         <w:pStyle w:val="Compact"/>
         <w:numPr>
           <w:ilvl w:val="0"/>
+          <w:numId w:val="1020"/>
+        </w:numPr>
+      </w:pPr>
+      <w:r>
+        <w:t xml:space="preserve">[ ] Enforce HTTPS consistently.</w:t>
+      </w:r>
+    </w:p>
+    <w:p>
+      <w:pPr>
+        <w:pStyle w:val="Compact"/>
+        <w:numPr>
+          <w:ilvl w:val="0"/>
+          <w:numId w:val="1020"/>
+        </w:numPr>
+      </w:pPr>
+      <w:r>
+        <w:t xml:space="preserve">[ ] Remove redirect chains:</w:t>
+      </w:r>
+    </w:p>
+    <w:p>
+      <w:pPr>
+        <w:pStyle w:val="Compact"/>
+        <w:numPr>
+          <w:ilvl w:val="1"/>
           <w:numId w:val="1021"/>
         </w:numPr>
       </w:pPr>
       <w:r>
-        <w:t xml:space="preserve">[ ] Enforce HTTPS consistently.</w:t>
-      </w:r>
-    </w:p>
-    <w:p>
-      <w:pPr>
-        <w:pStyle w:val="Compact"/>
-        <w:numPr>
-          <w:ilvl w:val="0"/>
+        <w:t xml:space="preserve">[ ]</w:t>
+      </w:r>
+      <w:r>
+        <w:t xml:space="preserve"> </w:t>
+      </w:r>
+      <w:r>
+        <w:rPr>
+          <w:rStyle w:val="VerbatimChar"/>
+        </w:rPr>
+        <w:t xml:space="preserve">http://</w:t>
+      </w:r>
+      <w:r>
+        <w:t xml:space="preserve"> </w:t>
+      </w:r>
+      <w:r>
+        <w:t xml:space="preserve">-&gt;</w:t>
+      </w:r>
+      <w:r>
+        <w:t xml:space="preserve"> </w:t>
+      </w:r>
+      <w:r>
+        <w:rPr>
+          <w:rStyle w:val="VerbatimChar"/>
+        </w:rPr>
+        <w:t xml:space="preserve">https://</w:t>
+      </w:r>
+    </w:p>
+    <w:p>
+      <w:pPr>
+        <w:pStyle w:val="Compact"/>
+        <w:numPr>
+          <w:ilvl w:val="1"/>
           <w:numId w:val="1021"/>
         </w:numPr>
       </w:pPr>
       <w:r>
-        <w:t xml:space="preserve">[ ] Remove redirect chains:</w:t>
+        <w:t xml:space="preserve">[ ] apex -&gt;</w:t>
+      </w:r>
+      <w:r>
+        <w:t xml:space="preserve"> </w:t>
+      </w:r>
+      <w:r>
+        <w:rPr>
+          <w:rStyle w:val="VerbatimChar"/>
+        </w:rPr>
+        <w:t xml:space="preserve">www</w:t>
+      </w:r>
+      <w:r>
+        <w:t xml:space="preserve"> </w:t>
+      </w:r>
+      <w:r>
+        <w:t xml:space="preserve">or</w:t>
+      </w:r>
+      <w:r>
+        <w:t xml:space="preserve"> </w:t>
+      </w:r>
+      <w:r>
+        <w:rPr>
+          <w:rStyle w:val="VerbatimChar"/>
+        </w:rPr>
+        <w:t xml:space="preserve">www</w:t>
+      </w:r>
+      <w:r>
+        <w:t xml:space="preserve"> </w:t>
+      </w:r>
+      <w:r>
+        <w:t xml:space="preserve">-&gt; apex</w:t>
       </w:r>
     </w:p>
     <w:p>
@@ -2928,85 +2886,7 @@
         <w:pStyle w:val="Compact"/>
         <w:numPr>
           <w:ilvl w:val="1"/>
-          <w:numId w:val="1022"/>
-        </w:numPr>
-      </w:pPr>
-      <w:r>
-        <w:t xml:space="preserve">[ ]</w:t>
-      </w:r>
-      <w:r>
-        <w:t xml:space="preserve"> </w:t>
-      </w:r>
-      <w:r>
-        <w:rPr>
-          <w:rStyle w:val="VerbatimChar"/>
-        </w:rPr>
-        <w:t xml:space="preserve">http://</w:t>
-      </w:r>
-      <w:r>
-        <w:t xml:space="preserve"> </w:t>
-      </w:r>
-      <w:r>
-        <w:t xml:space="preserve">-&gt;</w:t>
-      </w:r>
-      <w:r>
-        <w:t xml:space="preserve"> </w:t>
-      </w:r>
-      <w:r>
-        <w:rPr>
-          <w:rStyle w:val="VerbatimChar"/>
-        </w:rPr>
-        <w:t xml:space="preserve">https://</w:t>
-      </w:r>
-    </w:p>
-    <w:p>
-      <w:pPr>
-        <w:pStyle w:val="Compact"/>
-        <w:numPr>
-          <w:ilvl w:val="1"/>
-          <w:numId w:val="1022"/>
-        </w:numPr>
-      </w:pPr>
-      <w:r>
-        <w:t xml:space="preserve">[ ] apex -&gt;</w:t>
-      </w:r>
-      <w:r>
-        <w:t xml:space="preserve"> </w:t>
-      </w:r>
-      <w:r>
-        <w:rPr>
-          <w:rStyle w:val="VerbatimChar"/>
-        </w:rPr>
-        <w:t xml:space="preserve">www</w:t>
-      </w:r>
-      <w:r>
-        <w:t xml:space="preserve"> </w:t>
-      </w:r>
-      <w:r>
-        <w:t xml:space="preserve">or</w:t>
-      </w:r>
-      <w:r>
-        <w:t xml:space="preserve"> </w:t>
-      </w:r>
-      <w:r>
-        <w:rPr>
-          <w:rStyle w:val="VerbatimChar"/>
-        </w:rPr>
-        <w:t xml:space="preserve">www</w:t>
-      </w:r>
-      <w:r>
-        <w:t xml:space="preserve"> </w:t>
-      </w:r>
-      <w:r>
-        <w:t xml:space="preserve">-&gt; apex</w:t>
-      </w:r>
-    </w:p>
-    <w:p>
-      <w:pPr>
-        <w:pStyle w:val="Compact"/>
-        <w:numPr>
-          <w:ilvl w:val="1"/>
-          <w:numId w:val="1022"/>
+          <w:numId w:val="1021"/>
         </w:numPr>
       </w:pPr>
       <w:r>
@@ -3018,7 +2898,7 @@
         <w:pStyle w:val="Compact"/>
         <w:numPr>
           <w:ilvl w:val="0"/>
-          <w:numId w:val="1021"/>
+          <w:numId w:val="1020"/>
         </w:numPr>
       </w:pPr>
       <w:r>
@@ -3030,7 +2910,7 @@
         <w:pStyle w:val="Compact"/>
         <w:numPr>
           <w:ilvl w:val="0"/>
-          <w:numId w:val="1021"/>
+          <w:numId w:val="1020"/>
         </w:numPr>
       </w:pPr>
       <w:r>
@@ -3042,7 +2922,7 @@
         <w:pStyle w:val="Compact"/>
         <w:numPr>
           <w:ilvl w:val="0"/>
-          <w:numId w:val="1021"/>
+          <w:numId w:val="1020"/>
         </w:numPr>
       </w:pPr>
       <w:r>
@@ -3054,7 +2934,7 @@
         <w:pStyle w:val="Compact"/>
         <w:numPr>
           <w:ilvl w:val="0"/>
-          <w:numId w:val="1021"/>
+          <w:numId w:val="1020"/>
         </w:numPr>
       </w:pPr>
       <w:r>
@@ -3066,7 +2946,7 @@
         <w:pStyle w:val="Compact"/>
         <w:numPr>
           <w:ilvl w:val="0"/>
-          <w:numId w:val="1021"/>
+          <w:numId w:val="1020"/>
         </w:numPr>
       </w:pPr>
       <w:r>
@@ -3215,11 +3095,115 @@
         <w:pStyle w:val="Compact"/>
         <w:numPr>
           <w:ilvl w:val="0"/>
+          <w:numId w:val="1022"/>
+        </w:numPr>
+      </w:pPr>
+      <w:r>
+        <w:t xml:space="preserve">[ ] Confirm adequate PHP workers for traffic and dynamic pages.</w:t>
+      </w:r>
+    </w:p>
+    <w:p>
+      <w:pPr>
+        <w:pStyle w:val="Compact"/>
+        <w:numPr>
+          <w:ilvl w:val="0"/>
+          <w:numId w:val="1022"/>
+        </w:numPr>
+      </w:pPr>
+      <w:r>
+        <w:t xml:space="preserve">[ ] Use a supported PHP version and modern database version. WordPress 7.0 requires PHP 7.4.0 or higher; PHP 8.3 remains the recommended baseline for modern performance work.</w:t>
+      </w:r>
+    </w:p>
+    <w:p>
+      <w:pPr>
+        <w:pStyle w:val="Compact"/>
+        <w:numPr>
+          <w:ilvl w:val="0"/>
+          <w:numId w:val="1022"/>
+        </w:numPr>
+      </w:pPr>
+      <w:r>
+        <w:t xml:space="preserve">[ ] Enable PHP OPcache.</w:t>
+      </w:r>
+    </w:p>
+    <w:p>
+      <w:pPr>
+        <w:pStyle w:val="Compact"/>
+        <w:numPr>
+          <w:ilvl w:val="0"/>
+          <w:numId w:val="1022"/>
+        </w:numPr>
+      </w:pPr>
+      <w:r>
+        <w:t xml:space="preserve">[ ] Verify memory limits are sufficient but not hiding runaway code.</w:t>
+      </w:r>
+    </w:p>
+    <w:p>
+      <w:pPr>
+        <w:pStyle w:val="Compact"/>
+        <w:numPr>
+          <w:ilvl w:val="0"/>
+          <w:numId w:val="1022"/>
+        </w:numPr>
+      </w:pPr>
+      <w:r>
+        <w:t xml:space="preserve">[ ] Check error logs for repeated warnings, fatals, retries, or timeouts.</w:t>
+      </w:r>
+    </w:p>
+    <w:p>
+      <w:pPr>
+        <w:pStyle w:val="Compact"/>
+        <w:numPr>
+          <w:ilvl w:val="0"/>
+          <w:numId w:val="1022"/>
+        </w:numPr>
+      </w:pPr>
+      <w:r>
+        <w:t xml:space="preserve">[ ] Confirm server-level page cache or CDN cache integration.</w:t>
+      </w:r>
+    </w:p>
+    <w:p>
+      <w:pPr>
+        <w:pStyle w:val="Compact"/>
+        <w:numPr>
+          <w:ilvl w:val="0"/>
+          <w:numId w:val="1022"/>
+        </w:numPr>
+      </w:pPr>
+      <w:r>
+        <w:t xml:space="preserve">[ ] Check whether object cache is available and persistent.</w:t>
+      </w:r>
+    </w:p>
+    <w:p>
+      <w:pPr>
+        <w:pStyle w:val="Compact"/>
+        <w:numPr>
+          <w:ilvl w:val="0"/>
+          <w:numId w:val="1022"/>
+        </w:numPr>
+      </w:pPr>
+      <w:r>
+        <w:t xml:space="preserve">[ ] Confirm backups, security scans, and maintenance tasks are not running during peak traffic.</w:t>
+      </w:r>
+    </w:p>
+    <w:p>
+      <w:pPr>
+        <w:pStyle w:val="FirstParagraph"/>
+      </w:pPr>
+      <w:r>
+        <w:t xml:space="preserve">OPcache checks to discuss with hosting/ops:</w:t>
+      </w:r>
+    </w:p>
+    <w:p>
+      <w:pPr>
+        <w:pStyle w:val="Compact"/>
+        <w:numPr>
+          <w:ilvl w:val="0"/>
           <w:numId w:val="1023"/>
         </w:numPr>
       </w:pPr>
       <w:r>
-        <w:t xml:space="preserve">[ ] Confirm adequate PHP workers for traffic and dynamic pages.</w:t>
+        <w:t xml:space="preserve">[ ] OPcache enabled for web requests.</w:t>
       </w:r>
     </w:p>
     <w:p>
@@ -3231,7 +3215,7 @@
         </w:numPr>
       </w:pPr>
       <w:r>
-        <w:t xml:space="preserve">[ ] Use a supported PHP version and modern database version.</w:t>
+        <w:t xml:space="preserve">[ ] OPcache memory not exhausted.</w:t>
       </w:r>
     </w:p>
     <w:p>
@@ -3240,110 +3224,6 @@
         <w:numPr>
           <w:ilvl w:val="0"/>
           <w:numId w:val="1023"/>
-        </w:numPr>
-      </w:pPr>
-      <w:r>
-        <w:t xml:space="preserve">[ ] Enable PHP OPcache.</w:t>
-      </w:r>
-    </w:p>
-    <w:p>
-      <w:pPr>
-        <w:pStyle w:val="Compact"/>
-        <w:numPr>
-          <w:ilvl w:val="0"/>
-          <w:numId w:val="1023"/>
-        </w:numPr>
-      </w:pPr>
-      <w:r>
-        <w:t xml:space="preserve">[ ] Verify memory limits are sufficient but not hiding runaway code.</w:t>
-      </w:r>
-    </w:p>
-    <w:p>
-      <w:pPr>
-        <w:pStyle w:val="Compact"/>
-        <w:numPr>
-          <w:ilvl w:val="0"/>
-          <w:numId w:val="1023"/>
-        </w:numPr>
-      </w:pPr>
-      <w:r>
-        <w:t xml:space="preserve">[ ] Check error logs for repeated warnings, fatals, retries, or timeouts.</w:t>
-      </w:r>
-    </w:p>
-    <w:p>
-      <w:pPr>
-        <w:pStyle w:val="Compact"/>
-        <w:numPr>
-          <w:ilvl w:val="0"/>
-          <w:numId w:val="1023"/>
-        </w:numPr>
-      </w:pPr>
-      <w:r>
-        <w:t xml:space="preserve">[ ] Confirm server-level page cache or CDN cache integration.</w:t>
-      </w:r>
-    </w:p>
-    <w:p>
-      <w:pPr>
-        <w:pStyle w:val="Compact"/>
-        <w:numPr>
-          <w:ilvl w:val="0"/>
-          <w:numId w:val="1023"/>
-        </w:numPr>
-      </w:pPr>
-      <w:r>
-        <w:t xml:space="preserve">[ ] Check whether object cache is available and persistent.</w:t>
-      </w:r>
-    </w:p>
-    <w:p>
-      <w:pPr>
-        <w:pStyle w:val="Compact"/>
-        <w:numPr>
-          <w:ilvl w:val="0"/>
-          <w:numId w:val="1023"/>
-        </w:numPr>
-      </w:pPr>
-      <w:r>
-        <w:t xml:space="preserve">[ ] Confirm backups, security scans, and maintenance tasks are not running during peak traffic.</w:t>
-      </w:r>
-    </w:p>
-    <w:p>
-      <w:pPr>
-        <w:pStyle w:val="FirstParagraph"/>
-      </w:pPr>
-      <w:r>
-        <w:t xml:space="preserve">OPcache checks to discuss with hosting/ops:</w:t>
-      </w:r>
-    </w:p>
-    <w:p>
-      <w:pPr>
-        <w:pStyle w:val="Compact"/>
-        <w:numPr>
-          <w:ilvl w:val="0"/>
-          <w:numId w:val="1024"/>
-        </w:numPr>
-      </w:pPr>
-      <w:r>
-        <w:t xml:space="preserve">[ ] OPcache enabled for web requests.</w:t>
-      </w:r>
-    </w:p>
-    <w:p>
-      <w:pPr>
-        <w:pStyle w:val="Compact"/>
-        <w:numPr>
-          <w:ilvl w:val="0"/>
-          <w:numId w:val="1024"/>
-        </w:numPr>
-      </w:pPr>
-      <w:r>
-        <w:t xml:space="preserve">[ ] OPcache memory not exhausted.</w:t>
-      </w:r>
-    </w:p>
-    <w:p>
-      <w:pPr>
-        <w:pStyle w:val="Compact"/>
-        <w:numPr>
-          <w:ilvl w:val="0"/>
-          <w:numId w:val="1024"/>
         </w:numPr>
       </w:pPr>
       <w:r>
@@ -3522,11 +3402,83 @@
         <w:pStyle w:val="Compact"/>
         <w:numPr>
           <w:ilvl w:val="0"/>
+          <w:numId w:val="1024"/>
+        </w:numPr>
+      </w:pPr>
+      <w:r>
+        <w:t xml:space="preserve">[ ] Identify which pages can be cached as full HTML:</w:t>
+      </w:r>
+    </w:p>
+    <w:p>
+      <w:pPr>
+        <w:pStyle w:val="Compact"/>
+        <w:numPr>
+          <w:ilvl w:val="1"/>
           <w:numId w:val="1025"/>
         </w:numPr>
       </w:pPr>
       <w:r>
-        <w:t xml:space="preserve">[ ] Identify which pages can be cached as full HTML:</w:t>
+        <w:t xml:space="preserve">[ ] homepage</w:t>
+      </w:r>
+    </w:p>
+    <w:p>
+      <w:pPr>
+        <w:pStyle w:val="Compact"/>
+        <w:numPr>
+          <w:ilvl w:val="1"/>
+          <w:numId w:val="1025"/>
+        </w:numPr>
+      </w:pPr>
+      <w:r>
+        <w:t xml:space="preserve">[ ] posts/pages</w:t>
+      </w:r>
+    </w:p>
+    <w:p>
+      <w:pPr>
+        <w:pStyle w:val="Compact"/>
+        <w:numPr>
+          <w:ilvl w:val="1"/>
+          <w:numId w:val="1025"/>
+        </w:numPr>
+      </w:pPr>
+      <w:r>
+        <w:t xml:space="preserve">[ ] category/tag archives</w:t>
+      </w:r>
+    </w:p>
+    <w:p>
+      <w:pPr>
+        <w:pStyle w:val="Compact"/>
+        <w:numPr>
+          <w:ilvl w:val="1"/>
+          <w:numId w:val="1025"/>
+        </w:numPr>
+      </w:pPr>
+      <w:r>
+        <w:t xml:space="preserve">[ ] product listing pages when not personalized</w:t>
+      </w:r>
+    </w:p>
+    <w:p>
+      <w:pPr>
+        <w:pStyle w:val="Compact"/>
+        <w:numPr>
+          <w:ilvl w:val="1"/>
+          <w:numId w:val="1025"/>
+        </w:numPr>
+      </w:pPr>
+      <w:r>
+        <w:t xml:space="preserve">[ ] landing pages</w:t>
+      </w:r>
+    </w:p>
+    <w:p>
+      <w:pPr>
+        <w:pStyle w:val="Compact"/>
+        <w:numPr>
+          <w:ilvl w:val="0"/>
+          <w:numId w:val="1024"/>
+        </w:numPr>
+      </w:pPr>
+      <w:r>
+        <w:t xml:space="preserve">[ ] Identify which pages should bypass full-page cache:</w:t>
       </w:r>
     </w:p>
     <w:p>
@@ -3538,7 +3490,16 @@
         </w:numPr>
       </w:pPr>
       <w:r>
-        <w:t xml:space="preserve">[ ] homepage</w:t>
+        <w:t xml:space="preserve">[ ]</w:t>
+      </w:r>
+      <w:r>
+        <w:t xml:space="preserve"> </w:t>
+      </w:r>
+      <w:r>
+        <w:rPr>
+          <w:rStyle w:val="VerbatimChar"/>
+        </w:rPr>
+        <w:t xml:space="preserve">/wp-admin/</w:t>
       </w:r>
     </w:p>
     <w:p>
@@ -3550,7 +3511,7 @@
         </w:numPr>
       </w:pPr>
       <w:r>
-        <w:t xml:space="preserve">[ ] posts/pages</w:t>
+        <w:t xml:space="preserve">[ ] cart</w:t>
       </w:r>
     </w:p>
     <w:p>
@@ -3562,7 +3523,7 @@
         </w:numPr>
       </w:pPr>
       <w:r>
-        <w:t xml:space="preserve">[ ] category/tag archives</w:t>
+        <w:t xml:space="preserve">[ ] checkout</w:t>
       </w:r>
     </w:p>
     <w:p>
@@ -3574,7 +3535,7 @@
         </w:numPr>
       </w:pPr>
       <w:r>
-        <w:t xml:space="preserve">[ ] product listing pages when not personalized</w:t>
+        <w:t xml:space="preserve">[ ] account pages</w:t>
       </w:r>
     </w:p>
     <w:p>
@@ -3586,19 +3547,7 @@
         </w:numPr>
       </w:pPr>
       <w:r>
-        <w:t xml:space="preserve">[ ] landing pages</w:t>
-      </w:r>
-    </w:p>
-    <w:p>
-      <w:pPr>
-        <w:pStyle w:val="Compact"/>
-        <w:numPr>
-          <w:ilvl w:val="0"/>
-          <w:numId w:val="1025"/>
-        </w:numPr>
-      </w:pPr>
-      <w:r>
-        <w:t xml:space="preserve">[ ] Identify which pages should bypass full-page cache:</w:t>
+        <w:t xml:space="preserve">[ ] pages with user-specific private content</w:t>
       </w:r>
     </w:p>
     <w:p>
@@ -3606,11 +3555,196 @@
         <w:pStyle w:val="Compact"/>
         <w:numPr>
           <w:ilvl w:val="1"/>
+          <w:numId w:val="1026"/>
+        </w:numPr>
+      </w:pPr>
+      <w:r>
+        <w:t xml:space="preserve">[ ] preview URLs</w:t>
+      </w:r>
+    </w:p>
+    <w:p>
+      <w:pPr>
+        <w:pStyle w:val="Compact"/>
+        <w:numPr>
+          <w:ilvl w:val="0"/>
+          <w:numId w:val="1024"/>
+        </w:numPr>
+      </w:pPr>
+      <w:r>
+        <w:t xml:space="preserve">[ ] Confirm cache headers are intentional.</w:t>
+      </w:r>
+    </w:p>
+    <w:p>
+      <w:pPr>
+        <w:pStyle w:val="Compact"/>
+        <w:numPr>
+          <w:ilvl w:val="0"/>
+          <w:numId w:val="1024"/>
+        </w:numPr>
+      </w:pPr>
+      <w:r>
+        <w:t xml:space="preserve">[ ] Confirm logged-out pages get</w:t>
+      </w:r>
+      <w:r>
+        <w:t xml:space="preserve"> </w:t>
+      </w:r>
+      <w:r>
+        <w:rPr>
+          <w:rStyle w:val="VerbatimChar"/>
+        </w:rPr>
+        <w:t xml:space="preserve">HIT</w:t>
+      </w:r>
+      <w:r>
+        <w:t xml:space="preserve"> </w:t>
+      </w:r>
+      <w:r>
+        <w:t xml:space="preserve">after warming.</w:t>
+      </w:r>
+    </w:p>
+    <w:p>
+      <w:pPr>
+        <w:pStyle w:val="Compact"/>
+        <w:numPr>
+          <w:ilvl w:val="0"/>
+          <w:numId w:val="1024"/>
+        </w:numPr>
+      </w:pPr>
+      <w:r>
+        <w:t xml:space="preserve">[ ] Confirm logged-in or personalized pages do not leak private HTML.</w:t>
+      </w:r>
+    </w:p>
+    <w:p>
+      <w:pPr>
+        <w:pStyle w:val="Compact"/>
+        <w:numPr>
+          <w:ilvl w:val="0"/>
+          <w:numId w:val="1024"/>
+        </w:numPr>
+      </w:pPr>
+      <w:r>
+        <w:t xml:space="preserve">[ ] Warm important pages after deploys or cache purges.</w:t>
+      </w:r>
+    </w:p>
+    <w:p>
+      <w:pPr>
+        <w:pStyle w:val="Compact"/>
+        <w:numPr>
+          <w:ilvl w:val="0"/>
+          <w:numId w:val="1024"/>
+        </w:numPr>
+      </w:pPr>
+      <w:r>
+        <w:t xml:space="preserve">[ ] Avoid global cache purges unless necessary.</w:t>
+      </w:r>
+    </w:p>
+    <w:bookmarkStart w:id="50" w:name="query-string-cache-fragmentation"/>
+    <w:p>
+      <w:pPr>
+        <w:pStyle w:val="Heading3"/>
+      </w:pPr>
+      <w:r>
+        <w:t xml:space="preserve">Query-string cache fragmentation</w:t>
+      </w:r>
+    </w:p>
+    <w:p>
+      <w:pPr>
+        <w:pStyle w:val="FirstParagraph"/>
+      </w:pPr>
+      <w:r>
+        <w:t xml:space="preserve">Ignore or normalize marketing query strings when they do not change page content.</w:t>
+      </w:r>
+    </w:p>
+    <w:p>
+      <w:pPr>
+        <w:pStyle w:val="BodyText"/>
+      </w:pPr>
+      <w:r>
+        <w:t xml:space="preserve">Examples that commonly fragment cache keys:</w:t>
+      </w:r>
+    </w:p>
+    <w:p>
+      <w:pPr>
+        <w:pStyle w:val="SourceCode"/>
+      </w:pPr>
+      <w:r>
+        <w:rPr>
+          <w:rStyle w:val="VerbatimChar"/>
+        </w:rPr>
+        <w:t xml:space="preserve">/shop?utm_source=newsletter&amp;utm_medium=email&amp;utm_campaign=spring_sale</w:t>
+      </w:r>
+      <w:r>
+        <w:br/>
+      </w:r>
+      <w:r>
+        <w:rPr>
+          <w:rStyle w:val="VerbatimChar"/>
+        </w:rPr>
+        <w:t xml:space="preserve">/shop?fbclid=IwAR1XyZExampleValue</w:t>
+      </w:r>
+      <w:r>
+        <w:br/>
+      </w:r>
+      <w:r>
+        <w:rPr>
+          <w:rStyle w:val="VerbatimChar"/>
+        </w:rPr>
+        <w:t xml:space="preserve">/shop?gclid=EAIaIQobChMIExample</w:t>
+      </w:r>
+      <w:r>
+        <w:br/>
+      </w:r>
+      <w:r>
+        <w:rPr>
+          <w:rStyle w:val="VerbatimChar"/>
+        </w:rPr>
+        <w:t xml:space="preserve">/shop?utm_source=facebook&amp;utm_content=carousel_ad_3</w:t>
+      </w:r>
+      <w:r>
+        <w:br/>
+      </w:r>
+      <w:r>
+        <w:rPr>
+          <w:rStyle w:val="VerbatimChar"/>
+        </w:rPr>
+        <w:t xml:space="preserve">/shop?lang=en</w:t>
+      </w:r>
+      <w:r>
+        <w:br/>
+      </w:r>
+      <w:r>
+        <w:rPr>
+          <w:rStyle w:val="VerbatimChar"/>
+        </w:rPr>
+        <w:t xml:space="preserve">/shop?preview=true</w:t>
+      </w:r>
+      <w:r>
+        <w:br/>
+      </w:r>
+      <w:r>
+        <w:rPr>
+          <w:rStyle w:val="VerbatimChar"/>
+        </w:rPr>
+        <w:t xml:space="preserve">/shop?utm_source=newsletter&amp;utm_medium=email&amp;fbclid=IwAR1XyZExampleValue</w:t>
+      </w:r>
+    </w:p>
+    <w:p>
+      <w:pPr>
+        <w:pStyle w:val="FirstParagraph"/>
+      </w:pPr>
+      <w:r>
+        <w:t xml:space="preserve">Checklist:</w:t>
+      </w:r>
+    </w:p>
+    <w:p>
+      <w:pPr>
+        <w:pStyle w:val="Compact"/>
+        <w:numPr>
+          <w:ilvl w:val="0"/>
           <w:numId w:val="1027"/>
         </w:numPr>
       </w:pPr>
       <w:r>
-        <w:t xml:space="preserve">[ ]</w:t>
+        <w:t xml:space="preserve">[ ] Ignore</w:t>
       </w:r>
       <w:r>
         <w:t xml:space="preserve"> </w:t>
@@ -3619,329 +3753,75 @@
         <w:rPr>
           <w:rStyle w:val="VerbatimChar"/>
         </w:rPr>
-        <w:t xml:space="preserve">/wp-admin/</w:t>
-      </w:r>
-    </w:p>
-    <w:p>
-      <w:pPr>
-        <w:pStyle w:val="Compact"/>
-        <w:numPr>
-          <w:ilvl w:val="1"/>
+        <w:t xml:space="preserve">utm_*</w:t>
+      </w:r>
+      <w:r>
+        <w:t xml:space="preserve"> </w:t>
+      </w:r>
+      <w:r>
+        <w:t xml:space="preserve">parameters for HTML cache when content does not vary.</w:t>
+      </w:r>
+    </w:p>
+    <w:p>
+      <w:pPr>
+        <w:pStyle w:val="Compact"/>
+        <w:numPr>
+          <w:ilvl w:val="0"/>
           <w:numId w:val="1027"/>
         </w:numPr>
       </w:pPr>
       <w:r>
-        <w:t xml:space="preserve">[ ] cart</w:t>
-      </w:r>
-    </w:p>
-    <w:p>
-      <w:pPr>
-        <w:pStyle w:val="Compact"/>
-        <w:numPr>
-          <w:ilvl w:val="1"/>
+        <w:t xml:space="preserve">[ ] Ignore ad click IDs such as</w:t>
+      </w:r>
+      <w:r>
+        <w:t xml:space="preserve"> </w:t>
+      </w:r>
+      <w:r>
+        <w:rPr>
+          <w:rStyle w:val="VerbatimChar"/>
+        </w:rPr>
+        <w:t xml:space="preserve">fbclid</w:t>
+      </w:r>
+      <w:r>
+        <w:t xml:space="preserve"> </w:t>
+      </w:r>
+      <w:r>
+        <w:t xml:space="preserve">and</w:t>
+      </w:r>
+      <w:r>
+        <w:t xml:space="preserve"> </w:t>
+      </w:r>
+      <w:r>
+        <w:rPr>
+          <w:rStyle w:val="VerbatimChar"/>
+        </w:rPr>
+        <w:t xml:space="preserve">gclid</w:t>
+      </w:r>
+      <w:r>
+        <w:t xml:space="preserve"> </w:t>
+      </w:r>
+      <w:r>
+        <w:t xml:space="preserve">when safe.</w:t>
+      </w:r>
+    </w:p>
+    <w:p>
+      <w:pPr>
+        <w:pStyle w:val="Compact"/>
+        <w:numPr>
+          <w:ilvl w:val="0"/>
           <w:numId w:val="1027"/>
         </w:numPr>
       </w:pPr>
       <w:r>
-        <w:t xml:space="preserve">[ ] checkout</w:t>
-      </w:r>
-    </w:p>
-    <w:p>
-      <w:pPr>
-        <w:pStyle w:val="Compact"/>
-        <w:numPr>
-          <w:ilvl w:val="1"/>
+        <w:t xml:space="preserve">[ ] Never cache preview URLs as public canonical HTML.</w:t>
+      </w:r>
+    </w:p>
+    <w:p>
+      <w:pPr>
+        <w:pStyle w:val="Compact"/>
+        <w:numPr>
+          <w:ilvl w:val="0"/>
           <w:numId w:val="1027"/>
-        </w:numPr>
-      </w:pPr>
-      <w:r>
-        <w:t xml:space="preserve">[ ] account pages</w:t>
-      </w:r>
-    </w:p>
-    <w:p>
-      <w:pPr>
-        <w:pStyle w:val="Compact"/>
-        <w:numPr>
-          <w:ilvl w:val="1"/>
-          <w:numId w:val="1027"/>
-        </w:numPr>
-      </w:pPr>
-      <w:r>
-        <w:t xml:space="preserve">[ ] pages with user-specific private content</w:t>
-      </w:r>
-    </w:p>
-    <w:p>
-      <w:pPr>
-        <w:pStyle w:val="Compact"/>
-        <w:numPr>
-          <w:ilvl w:val="1"/>
-          <w:numId w:val="1027"/>
-        </w:numPr>
-      </w:pPr>
-      <w:r>
-        <w:t xml:space="preserve">[ ] preview URLs</w:t>
-      </w:r>
-    </w:p>
-    <w:p>
-      <w:pPr>
-        <w:pStyle w:val="Compact"/>
-        <w:numPr>
-          <w:ilvl w:val="0"/>
-          <w:numId w:val="1025"/>
-        </w:numPr>
-      </w:pPr>
-      <w:r>
-        <w:t xml:space="preserve">[ ] Confirm cache headers are intentional.</w:t>
-      </w:r>
-    </w:p>
-    <w:p>
-      <w:pPr>
-        <w:pStyle w:val="Compact"/>
-        <w:numPr>
-          <w:ilvl w:val="0"/>
-          <w:numId w:val="1025"/>
-        </w:numPr>
-      </w:pPr>
-      <w:r>
-        <w:t xml:space="preserve">[ ] Confirm logged-out pages get</w:t>
-      </w:r>
-      <w:r>
-        <w:t xml:space="preserve"> </w:t>
-      </w:r>
-      <w:r>
-        <w:rPr>
-          <w:rStyle w:val="VerbatimChar"/>
-        </w:rPr>
-        <w:t xml:space="preserve">HIT</w:t>
-      </w:r>
-      <w:r>
-        <w:t xml:space="preserve"> </w:t>
-      </w:r>
-      <w:r>
-        <w:t xml:space="preserve">after warming.</w:t>
-      </w:r>
-    </w:p>
-    <w:p>
-      <w:pPr>
-        <w:pStyle w:val="Compact"/>
-        <w:numPr>
-          <w:ilvl w:val="0"/>
-          <w:numId w:val="1025"/>
-        </w:numPr>
-      </w:pPr>
-      <w:r>
-        <w:t xml:space="preserve">[ ] Confirm logged-in or personalized pages do not leak private HTML.</w:t>
-      </w:r>
-    </w:p>
-    <w:p>
-      <w:pPr>
-        <w:pStyle w:val="Compact"/>
-        <w:numPr>
-          <w:ilvl w:val="0"/>
-          <w:numId w:val="1025"/>
-        </w:numPr>
-      </w:pPr>
-      <w:r>
-        <w:t xml:space="preserve">[ ] Warm important pages after deploys or cache purges.</w:t>
-      </w:r>
-    </w:p>
-    <w:p>
-      <w:pPr>
-        <w:pStyle w:val="Compact"/>
-        <w:numPr>
-          <w:ilvl w:val="0"/>
-          <w:numId w:val="1025"/>
-        </w:numPr>
-      </w:pPr>
-      <w:r>
-        <w:t xml:space="preserve">[ ] Avoid global cache purges unless necessary.</w:t>
-      </w:r>
-    </w:p>
-    <w:bookmarkStart w:id="50" w:name="query-string-cache-fragmentation"/>
-    <w:p>
-      <w:pPr>
-        <w:pStyle w:val="Heading3"/>
-      </w:pPr>
-      <w:r>
-        <w:t xml:space="preserve">Query-string cache fragmentation</w:t>
-      </w:r>
-    </w:p>
-    <w:p>
-      <w:pPr>
-        <w:pStyle w:val="FirstParagraph"/>
-      </w:pPr>
-      <w:r>
-        <w:t xml:space="preserve">Ignore or normalize marketing query strings when they do not change page content.</w:t>
-      </w:r>
-    </w:p>
-    <w:p>
-      <w:pPr>
-        <w:pStyle w:val="BodyText"/>
-      </w:pPr>
-      <w:r>
-        <w:t xml:space="preserve">Examples that commonly fragment cache keys:</w:t>
-      </w:r>
-    </w:p>
-    <w:p>
-      <w:pPr>
-        <w:pStyle w:val="SourceCode"/>
-      </w:pPr>
-      <w:r>
-        <w:rPr>
-          <w:rStyle w:val="VerbatimChar"/>
-        </w:rPr>
-        <w:t xml:space="preserve">/shop?utm_source=newsletter&amp;utm_medium=email&amp;utm_campaign=spring_sale</w:t>
-      </w:r>
-      <w:r>
-        <w:br/>
-      </w:r>
-      <w:r>
-        <w:rPr>
-          <w:rStyle w:val="VerbatimChar"/>
-        </w:rPr>
-        <w:t xml:space="preserve">/shop?fbclid=IwAR1XyZExampleValue</w:t>
-      </w:r>
-      <w:r>
-        <w:br/>
-      </w:r>
-      <w:r>
-        <w:rPr>
-          <w:rStyle w:val="VerbatimChar"/>
-        </w:rPr>
-        <w:t xml:space="preserve">/shop?gclid=EAIaIQobChMIExample</w:t>
-      </w:r>
-      <w:r>
-        <w:br/>
-      </w:r>
-      <w:r>
-        <w:rPr>
-          <w:rStyle w:val="VerbatimChar"/>
-        </w:rPr>
-        <w:t xml:space="preserve">/shop?utm_source=facebook&amp;utm_content=carousel_ad_3</w:t>
-      </w:r>
-      <w:r>
-        <w:br/>
-      </w:r>
-      <w:r>
-        <w:rPr>
-          <w:rStyle w:val="VerbatimChar"/>
-        </w:rPr>
-        <w:t xml:space="preserve">/shop?lang=en</w:t>
-      </w:r>
-      <w:r>
-        <w:br/>
-      </w:r>
-      <w:r>
-        <w:rPr>
-          <w:rStyle w:val="VerbatimChar"/>
-        </w:rPr>
-        <w:t xml:space="preserve">/shop?preview=true</w:t>
-      </w:r>
-      <w:r>
-        <w:br/>
-      </w:r>
-      <w:r>
-        <w:rPr>
-          <w:rStyle w:val="VerbatimChar"/>
-        </w:rPr>
-        <w:t xml:space="preserve">/shop?utm_source=newsletter&amp;utm_medium=email&amp;fbclid=IwAR1XyZExampleValue</w:t>
-      </w:r>
-    </w:p>
-    <w:p>
-      <w:pPr>
-        <w:pStyle w:val="FirstParagraph"/>
-      </w:pPr>
-      <w:r>
-        <w:t xml:space="preserve">Checklist:</w:t>
-      </w:r>
-    </w:p>
-    <w:p>
-      <w:pPr>
-        <w:pStyle w:val="Compact"/>
-        <w:numPr>
-          <w:ilvl w:val="0"/>
-          <w:numId w:val="1028"/>
-        </w:numPr>
-      </w:pPr>
-      <w:r>
-        <w:t xml:space="preserve">[ ] Ignore</w:t>
-      </w:r>
-      <w:r>
-        <w:t xml:space="preserve"> </w:t>
-      </w:r>
-      <w:r>
-        <w:rPr>
-          <w:rStyle w:val="VerbatimChar"/>
-        </w:rPr>
-        <w:t xml:space="preserve">utm_*</w:t>
-      </w:r>
-      <w:r>
-        <w:t xml:space="preserve"> </w:t>
-      </w:r>
-      <w:r>
-        <w:t xml:space="preserve">parameters for HTML cache when content does not vary.</w:t>
-      </w:r>
-    </w:p>
-    <w:p>
-      <w:pPr>
-        <w:pStyle w:val="Compact"/>
-        <w:numPr>
-          <w:ilvl w:val="0"/>
-          <w:numId w:val="1028"/>
-        </w:numPr>
-      </w:pPr>
-      <w:r>
-        <w:t xml:space="preserve">[ ] Ignore ad click IDs such as</w:t>
-      </w:r>
-      <w:r>
-        <w:t xml:space="preserve"> </w:t>
-      </w:r>
-      <w:r>
-        <w:rPr>
-          <w:rStyle w:val="VerbatimChar"/>
-        </w:rPr>
-        <w:t xml:space="preserve">fbclid</w:t>
-      </w:r>
-      <w:r>
-        <w:t xml:space="preserve"> </w:t>
-      </w:r>
-      <w:r>
-        <w:t xml:space="preserve">and</w:t>
-      </w:r>
-      <w:r>
-        <w:t xml:space="preserve"> </w:t>
-      </w:r>
-      <w:r>
-        <w:rPr>
-          <w:rStyle w:val="VerbatimChar"/>
-        </w:rPr>
-        <w:t xml:space="preserve">gclid</w:t>
-      </w:r>
-      <w:r>
-        <w:t xml:space="preserve"> </w:t>
-      </w:r>
-      <w:r>
-        <w:t xml:space="preserve">when safe.</w:t>
-      </w:r>
-    </w:p>
-    <w:p>
-      <w:pPr>
-        <w:pStyle w:val="Compact"/>
-        <w:numPr>
-          <w:ilvl w:val="0"/>
-          <w:numId w:val="1028"/>
-        </w:numPr>
-      </w:pPr>
-      <w:r>
-        <w:t xml:space="preserve">[ ] Never cache preview URLs as public canonical HTML.</w:t>
-      </w:r>
-    </w:p>
-    <w:p>
-      <w:pPr>
-        <w:pStyle w:val="Compact"/>
-        <w:numPr>
-          <w:ilvl w:val="0"/>
-          <w:numId w:val="1028"/>
         </w:numPr>
       </w:pPr>
       <w:r>
@@ -3963,7 +3843,7 @@
         <w:pStyle w:val="Compact"/>
         <w:numPr>
           <w:ilvl w:val="0"/>
-          <w:numId w:val="1029"/>
+          <w:numId w:val="1028"/>
         </w:numPr>
       </w:pPr>
       <w:r>
@@ -3975,7 +3855,7 @@
         <w:pStyle w:val="Compact"/>
         <w:numPr>
           <w:ilvl w:val="0"/>
-          <w:numId w:val="1029"/>
+          <w:numId w:val="1028"/>
         </w:numPr>
       </w:pPr>
       <w:r>
@@ -3987,7 +3867,7 @@
         <w:pStyle w:val="Compact"/>
         <w:numPr>
           <w:ilvl w:val="0"/>
-          <w:numId w:val="1029"/>
+          <w:numId w:val="1028"/>
         </w:numPr>
       </w:pPr>
       <w:r>
@@ -3999,7 +3879,7 @@
         <w:pStyle w:val="Compact"/>
         <w:numPr>
           <w:ilvl w:val="0"/>
-          <w:numId w:val="1029"/>
+          <w:numId w:val="1028"/>
         </w:numPr>
       </w:pPr>
       <w:r>
@@ -4011,7 +3891,7 @@
         <w:pStyle w:val="Compact"/>
         <w:numPr>
           <w:ilvl w:val="0"/>
-          <w:numId w:val="1029"/>
+          <w:numId w:val="1028"/>
         </w:numPr>
       </w:pPr>
       <w:r>
@@ -4049,11 +3929,131 @@
         <w:pStyle w:val="Compact"/>
         <w:numPr>
           <w:ilvl w:val="0"/>
+          <w:numId w:val="1029"/>
+        </w:numPr>
+      </w:pPr>
+      <w:r>
+        <w:t xml:space="preserve">[ ] Put static assets behind the CDN:</w:t>
+      </w:r>
+    </w:p>
+    <w:p>
+      <w:pPr>
+        <w:pStyle w:val="Compact"/>
+        <w:numPr>
+          <w:ilvl w:val="1"/>
           <w:numId w:val="1030"/>
         </w:numPr>
       </w:pPr>
       <w:r>
-        <w:t xml:space="preserve">[ ] Put static assets behind the CDN:</w:t>
+        <w:t xml:space="preserve">[ ] images</w:t>
+      </w:r>
+    </w:p>
+    <w:p>
+      <w:pPr>
+        <w:pStyle w:val="Compact"/>
+        <w:numPr>
+          <w:ilvl w:val="1"/>
+          <w:numId w:val="1030"/>
+        </w:numPr>
+      </w:pPr>
+      <w:r>
+        <w:t xml:space="preserve">[ ] CSS</w:t>
+      </w:r>
+    </w:p>
+    <w:p>
+      <w:pPr>
+        <w:pStyle w:val="Compact"/>
+        <w:numPr>
+          <w:ilvl w:val="1"/>
+          <w:numId w:val="1030"/>
+        </w:numPr>
+      </w:pPr>
+      <w:r>
+        <w:t xml:space="preserve">[ ] JavaScript</w:t>
+      </w:r>
+    </w:p>
+    <w:p>
+      <w:pPr>
+        <w:pStyle w:val="Compact"/>
+        <w:numPr>
+          <w:ilvl w:val="1"/>
+          <w:numId w:val="1030"/>
+        </w:numPr>
+      </w:pPr>
+      <w:r>
+        <w:t xml:space="preserve">[ ] fonts</w:t>
+      </w:r>
+    </w:p>
+    <w:p>
+      <w:pPr>
+        <w:pStyle w:val="Compact"/>
+        <w:numPr>
+          <w:ilvl w:val="0"/>
+          <w:numId w:val="1029"/>
+        </w:numPr>
+      </w:pPr>
+      <w:r>
+        <w:t xml:space="preserve">[ ] Confirm immutable/static assets have long cache lifetimes.</w:t>
+      </w:r>
+    </w:p>
+    <w:p>
+      <w:pPr>
+        <w:pStyle w:val="Compact"/>
+        <w:numPr>
+          <w:ilvl w:val="0"/>
+          <w:numId w:val="1029"/>
+        </w:numPr>
+      </w:pPr>
+      <w:r>
+        <w:t xml:space="preserve">[ ] Use file versioning or hashed filenames for assets that change.</w:t>
+      </w:r>
+    </w:p>
+    <w:p>
+      <w:pPr>
+        <w:pStyle w:val="Compact"/>
+        <w:numPr>
+          <w:ilvl w:val="0"/>
+          <w:numId w:val="1029"/>
+        </w:numPr>
+      </w:pPr>
+      <w:r>
+        <w:t xml:space="preserve">[ ] Configure HTML cache rules intentionally; do not rely on defaults blindly.</w:t>
+      </w:r>
+    </w:p>
+    <w:p>
+      <w:pPr>
+        <w:pStyle w:val="Compact"/>
+        <w:numPr>
+          <w:ilvl w:val="0"/>
+          <w:numId w:val="1029"/>
+        </w:numPr>
+      </w:pPr>
+      <w:r>
+        <w:t xml:space="preserve">[ ] Track cache hit ratio.</w:t>
+      </w:r>
+    </w:p>
+    <w:p>
+      <w:pPr>
+        <w:pStyle w:val="Compact"/>
+        <w:numPr>
+          <w:ilvl w:val="0"/>
+          <w:numId w:val="1029"/>
+        </w:numPr>
+      </w:pPr>
+      <w:r>
+        <w:t xml:space="preserve">[ ] Account for WordPress 6.8+ speculative loading: Core prefetches conservatively for logged-out frontend navigation when eligible, while prerender requires opt-in/plugin/custom configuration. Exclude authenticated, cart/checkout, preview, session-keyed, and personalized paths before widening speculation rules.</w:t>
+      </w:r>
+    </w:p>
+    <w:p>
+      <w:pPr>
+        <w:pStyle w:val="Compact"/>
+        <w:numPr>
+          <w:ilvl w:val="0"/>
+          <w:numId w:val="1029"/>
+        </w:numPr>
+      </w:pPr>
+      <w:r>
+        <w:t xml:space="preserve">[ ] Investigate low hit ratio:</w:t>
       </w:r>
     </w:p>
     <w:p>
@@ -4065,7 +4065,7 @@
         </w:numPr>
       </w:pPr>
       <w:r>
-        <w:t xml:space="preserve">[ ] images</w:t>
+        <w:t xml:space="preserve">[ ] too many query strings</w:t>
       </w:r>
     </w:p>
     <w:p>
@@ -4077,7 +4077,7 @@
         </w:numPr>
       </w:pPr>
       <w:r>
-        <w:t xml:space="preserve">[ ] CSS</w:t>
+        <w:t xml:space="preserve">[ ] unnecessary cookies</w:t>
       </w:r>
     </w:p>
     <w:p>
@@ -4089,7 +4089,7 @@
         </w:numPr>
       </w:pPr>
       <w:r>
-        <w:t xml:space="preserve">[ ] JavaScript</w:t>
+        <w:t xml:space="preserve">[ ] short TTLs</w:t>
       </w:r>
     </w:p>
     <w:p>
@@ -4101,67 +4101,7 @@
         </w:numPr>
       </w:pPr>
       <w:r>
-        <w:t xml:space="preserve">[ ] fonts</w:t>
-      </w:r>
-    </w:p>
-    <w:p>
-      <w:pPr>
-        <w:pStyle w:val="Compact"/>
-        <w:numPr>
-          <w:ilvl w:val="0"/>
-          <w:numId w:val="1030"/>
-        </w:numPr>
-      </w:pPr>
-      <w:r>
-        <w:t xml:space="preserve">[ ] Confirm immutable/static assets have long cache lifetimes.</w:t>
-      </w:r>
-    </w:p>
-    <w:p>
-      <w:pPr>
-        <w:pStyle w:val="Compact"/>
-        <w:numPr>
-          <w:ilvl w:val="0"/>
-          <w:numId w:val="1030"/>
-        </w:numPr>
-      </w:pPr>
-      <w:r>
-        <w:t xml:space="preserve">[ ] Use file versioning or hashed filenames for assets that change.</w:t>
-      </w:r>
-    </w:p>
-    <w:p>
-      <w:pPr>
-        <w:pStyle w:val="Compact"/>
-        <w:numPr>
-          <w:ilvl w:val="0"/>
-          <w:numId w:val="1030"/>
-        </w:numPr>
-      </w:pPr>
-      <w:r>
-        <w:t xml:space="preserve">[ ] Configure HTML cache rules intentionally; do not rely on defaults blindly.</w:t>
-      </w:r>
-    </w:p>
-    <w:p>
-      <w:pPr>
-        <w:pStyle w:val="Compact"/>
-        <w:numPr>
-          <w:ilvl w:val="0"/>
-          <w:numId w:val="1030"/>
-        </w:numPr>
-      </w:pPr>
-      <w:r>
-        <w:t xml:space="preserve">[ ] Track cache hit ratio.</w:t>
-      </w:r>
-    </w:p>
-    <w:p>
-      <w:pPr>
-        <w:pStyle w:val="Compact"/>
-        <w:numPr>
-          <w:ilvl w:val="0"/>
-          <w:numId w:val="1030"/>
-        </w:numPr>
-      </w:pPr>
-      <w:r>
-        <w:t xml:space="preserve">[ ] Investigate low hit ratio:</w:t>
+        <w:t xml:space="preserve">[ ] frequent purges</w:t>
       </w:r>
     </w:p>
     <w:p>
@@ -4169,11 +4109,11 @@
         <w:pStyle w:val="Compact"/>
         <w:numPr>
           <w:ilvl w:val="1"/>
-          <w:numId w:val="1032"/>
-        </w:numPr>
-      </w:pPr>
-      <w:r>
-        <w:t xml:space="preserve">[ ] too many query strings</w:t>
+          <w:numId w:val="1031"/>
+        </w:numPr>
+      </w:pPr>
+      <w:r>
+        <w:t xml:space="preserve">[ ] personalized HTML</w:t>
       </w:r>
     </w:p>
     <w:p>
@@ -4181,55 +4121,7 @@
         <w:pStyle w:val="Compact"/>
         <w:numPr>
           <w:ilvl w:val="1"/>
-          <w:numId w:val="1032"/>
-        </w:numPr>
-      </w:pPr>
-      <w:r>
-        <w:t xml:space="preserve">[ ] unnecessary cookies</w:t>
-      </w:r>
-    </w:p>
-    <w:p>
-      <w:pPr>
-        <w:pStyle w:val="Compact"/>
-        <w:numPr>
-          <w:ilvl w:val="1"/>
-          <w:numId w:val="1032"/>
-        </w:numPr>
-      </w:pPr>
-      <w:r>
-        <w:t xml:space="preserve">[ ] short TTLs</w:t>
-      </w:r>
-    </w:p>
-    <w:p>
-      <w:pPr>
-        <w:pStyle w:val="Compact"/>
-        <w:numPr>
-          <w:ilvl w:val="1"/>
-          <w:numId w:val="1032"/>
-        </w:numPr>
-      </w:pPr>
-      <w:r>
-        <w:t xml:space="preserve">[ ] frequent purges</w:t>
-      </w:r>
-    </w:p>
-    <w:p>
-      <w:pPr>
-        <w:pStyle w:val="Compact"/>
-        <w:numPr>
-          <w:ilvl w:val="1"/>
-          <w:numId w:val="1032"/>
-        </w:numPr>
-      </w:pPr>
-      <w:r>
-        <w:t xml:space="preserve">[ ] personalized HTML</w:t>
-      </w:r>
-    </w:p>
-    <w:p>
-      <w:pPr>
-        <w:pStyle w:val="Compact"/>
-        <w:numPr>
-          <w:ilvl w:val="1"/>
-          <w:numId w:val="1032"/>
+          <w:numId w:val="1031"/>
         </w:numPr>
       </w:pPr>
       <w:r>
@@ -4241,7 +4133,7 @@
         <w:pStyle w:val="Compact"/>
         <w:numPr>
           <w:ilvl w:val="0"/>
-          <w:numId w:val="1030"/>
+          <w:numId w:val="1029"/>
         </w:numPr>
       </w:pPr>
       <w:r>
@@ -4253,7 +4145,7 @@
         <w:pStyle w:val="Compact"/>
         <w:numPr>
           <w:ilvl w:val="0"/>
-          <w:numId w:val="1030"/>
+          <w:numId w:val="1029"/>
         </w:numPr>
       </w:pPr>
       <w:r>
@@ -4290,11 +4182,227 @@
         <w:pStyle w:val="Compact"/>
         <w:numPr>
           <w:ilvl w:val="0"/>
+          <w:numId w:val="1032"/>
+        </w:numPr>
+      </w:pPr>
+      <w:r>
+        <w:t xml:space="preserve">[ ] Profile request stages: bootstrap, main query, template, hooks.</w:t>
+      </w:r>
+    </w:p>
+    <w:p>
+      <w:pPr>
+        <w:pStyle w:val="Compact"/>
+        <w:numPr>
+          <w:ilvl w:val="0"/>
+          <w:numId w:val="1032"/>
+        </w:numPr>
+      </w:pPr>
+      <w:r>
+        <w:t xml:space="preserve">[ ] Identify slow hooks/callbacks.</w:t>
+      </w:r>
+    </w:p>
+    <w:p>
+      <w:pPr>
+        <w:pStyle w:val="Compact"/>
+        <w:numPr>
+          <w:ilvl w:val="0"/>
+          <w:numId w:val="1032"/>
+        </w:numPr>
+      </w:pPr>
+      <w:r>
+        <w:t xml:space="preserve">[ ] Remove unnecessary plugins or modules.</w:t>
+      </w:r>
+    </w:p>
+    <w:p>
+      <w:pPr>
+        <w:pStyle w:val="Compact"/>
+        <w:numPr>
+          <w:ilvl w:val="0"/>
+          <w:numId w:val="1032"/>
+        </w:numPr>
+      </w:pPr>
+      <w:r>
+        <w:t xml:space="preserve">[ ] Disable plugin features not used on the site.</w:t>
+      </w:r>
+    </w:p>
+    <w:p>
+      <w:pPr>
+        <w:pStyle w:val="Compact"/>
+        <w:numPr>
+          <w:ilvl w:val="0"/>
+          <w:numId w:val="1032"/>
+        </w:numPr>
+      </w:pPr>
+      <w:r>
+        <w:t xml:space="preserve">[ ] Prevent frontend loading of admin-only functionality.</w:t>
+      </w:r>
+    </w:p>
+    <w:p>
+      <w:pPr>
+        <w:pStyle w:val="Compact"/>
+        <w:numPr>
+          <w:ilvl w:val="0"/>
+          <w:numId w:val="1032"/>
+        </w:numPr>
+      </w:pPr>
+      <w:r>
+        <w:t xml:space="preserve">[ ] Avoid running expensive logic on every request.</w:t>
+      </w:r>
+    </w:p>
+    <w:p>
+      <w:pPr>
+        <w:pStyle w:val="Compact"/>
+        <w:numPr>
+          <w:ilvl w:val="0"/>
+          <w:numId w:val="1032"/>
+        </w:numPr>
+      </w:pPr>
+      <w:r>
+        <w:t xml:space="preserve">[ ] Move heavy work to background jobs where appropriate.</w:t>
+      </w:r>
+    </w:p>
+    <w:p>
+      <w:pPr>
+        <w:pStyle w:val="Compact"/>
+        <w:numPr>
+          <w:ilvl w:val="0"/>
+          <w:numId w:val="1032"/>
+        </w:numPr>
+      </w:pPr>
+      <w:r>
+        <w:t xml:space="preserve">[ ] Cache expensive computed results.</w:t>
+      </w:r>
+    </w:p>
+    <w:p>
+      <w:pPr>
+        <w:pStyle w:val="Compact"/>
+        <w:numPr>
+          <w:ilvl w:val="0"/>
+          <w:numId w:val="1032"/>
+        </w:numPr>
+      </w:pPr>
+      <w:r>
+        <w:t xml:space="preserve">[ ] Avoid remote HTTP calls during page generation unless cached and timeout-protected.</w:t>
+      </w:r>
+    </w:p>
+    <w:p>
+      <w:pPr>
+        <w:pStyle w:val="Compact"/>
+        <w:numPr>
+          <w:ilvl w:val="0"/>
+          <w:numId w:val="1032"/>
+        </w:numPr>
+      </w:pPr>
+      <w:r>
+        <w:t xml:space="preserve">[ ] Inventory WordPress 7.0 AI Client, Abilities API, or Connectors API integrations; measure external API latency, timeouts, retries, queueing, and cache behavior before treating those workflows as production-safe.</w:t>
+      </w:r>
+    </w:p>
+    <w:p>
+      <w:pPr>
+        <w:pStyle w:val="FirstParagraph"/>
+      </w:pPr>
+      <w:r>
+        <w:t xml:space="preserve">WP-CLI profiling examples:</w:t>
+      </w:r>
+    </w:p>
+    <w:p>
+      <w:pPr>
+        <w:pStyle w:val="SourceCode"/>
+      </w:pPr>
+      <w:r>
+        <w:rPr>
+          <w:rStyle w:val="ExtensionTok"/>
+        </w:rPr>
+        <w:t xml:space="preserve">wp</w:t>
+      </w:r>
+      <w:r>
+        <w:rPr>
+          <w:rStyle w:val="NormalTok"/>
+        </w:rPr>
+        <w:t xml:space="preserve"> profile stage </w:t>
+      </w:r>
+      <w:r>
+        <w:rPr>
+          <w:rStyle w:val="AttributeTok"/>
+        </w:rPr>
+        <w:t xml:space="preserve">--url</w:t>
+      </w:r>
+      <w:r>
+        <w:rPr>
+          <w:rStyle w:val="OperatorTok"/>
+        </w:rPr>
+        <w:t xml:space="preserve">=</w:t>
+      </w:r>
+      <w:r>
+        <w:rPr>
+          <w:rStyle w:val="StringTok"/>
+        </w:rPr>
+        <w:t xml:space="preserve">"https://example.com/sample-page/"</w:t>
+      </w:r>
+      <w:r>
+        <w:br/>
+      </w:r>
+      <w:r>
+        <w:rPr>
+          <w:rStyle w:val="ExtensionTok"/>
+        </w:rPr>
+        <w:t xml:space="preserve">wp</w:t>
+      </w:r>
+      <w:r>
+        <w:rPr>
+          <w:rStyle w:val="NormalTok"/>
+        </w:rPr>
+        <w:t xml:space="preserve"> profile hook </w:t>
+      </w:r>
+      <w:r>
+        <w:rPr>
+          <w:rStyle w:val="AttributeTok"/>
+        </w:rPr>
+        <w:t xml:space="preserve">--url</w:t>
+      </w:r>
+      <w:r>
+        <w:rPr>
+          <w:rStyle w:val="OperatorTok"/>
+        </w:rPr>
+        <w:t xml:space="preserve">=</w:t>
+      </w:r>
+      <w:r>
+        <w:rPr>
+          <w:rStyle w:val="StringTok"/>
+        </w:rPr>
+        <w:t xml:space="preserve">"https://example.com/sample-page/"</w:t>
+      </w:r>
+      <w:r>
+        <w:rPr>
+          <w:rStyle w:val="NormalTok"/>
+        </w:rPr>
+        <w:t xml:space="preserve"> </w:t>
+      </w:r>
+      <w:r>
+        <w:rPr>
+          <w:rStyle w:val="AttributeTok"/>
+        </w:rPr>
+        <w:t xml:space="preserve">--all</w:t>
+      </w:r>
+    </w:p>
+    <w:p>
+      <w:pPr>
+        <w:pStyle w:val="FirstParagraph"/>
+      </w:pPr>
+      <w:r>
+        <w:t xml:space="preserve">Code review checklist:</w:t>
+      </w:r>
+    </w:p>
+    <w:p>
+      <w:pPr>
+        <w:pStyle w:val="Compact"/>
+        <w:numPr>
+          <w:ilvl w:val="0"/>
           <w:numId w:val="1033"/>
         </w:numPr>
       </w:pPr>
       <w:r>
-        <w:t xml:space="preserve">[ ] Profile request stages: bootstrap, main query, template, hooks.</w:t>
+        <w:t xml:space="preserve">[ ] Are hooks scoped to the pages where they are needed?</w:t>
       </w:r>
     </w:p>
     <w:p>
@@ -4306,7 +4414,7 @@
         </w:numPr>
       </w:pPr>
       <w:r>
-        <w:t xml:space="preserve">[ ] Identify slow hooks/callbacks.</w:t>
+        <w:t xml:space="preserve">[ ] Are queries run inside loops?</w:t>
       </w:r>
     </w:p>
     <w:p>
@@ -4318,7 +4426,7 @@
         </w:numPr>
       </w:pPr>
       <w:r>
-        <w:t xml:space="preserve">[ ] Remove unnecessary plugins or modules.</w:t>
+        <w:t xml:space="preserve">[ ] Are external APIs called during render?</w:t>
       </w:r>
     </w:p>
     <w:p>
@@ -4330,7 +4438,7 @@
         </w:numPr>
       </w:pPr>
       <w:r>
-        <w:t xml:space="preserve">[ ] Disable plugin features not used on the site.</w:t>
+        <w:t xml:space="preserve">[ ] Are transients/object cache used for expensive repeat work?</w:t>
       </w:r>
     </w:p>
     <w:p>
@@ -4342,7 +4450,7 @@
         </w:numPr>
       </w:pPr>
       <w:r>
-        <w:t xml:space="preserve">[ ] Prevent frontend loading of admin-only functionality.</w:t>
+        <w:t xml:space="preserve">[ ] Are cache keys specific enough but not over-fragmented?</w:t>
       </w:r>
     </w:p>
     <w:p>
@@ -4351,210 +4459,6 @@
         <w:numPr>
           <w:ilvl w:val="0"/>
           <w:numId w:val="1033"/>
-        </w:numPr>
-      </w:pPr>
-      <w:r>
-        <w:t xml:space="preserve">[ ] Avoid running expensive logic on every request.</w:t>
-      </w:r>
-    </w:p>
-    <w:p>
-      <w:pPr>
-        <w:pStyle w:val="Compact"/>
-        <w:numPr>
-          <w:ilvl w:val="0"/>
-          <w:numId w:val="1033"/>
-        </w:numPr>
-      </w:pPr>
-      <w:r>
-        <w:t xml:space="preserve">[ ] Move heavy work to background jobs where appropriate.</w:t>
-      </w:r>
-    </w:p>
-    <w:p>
-      <w:pPr>
-        <w:pStyle w:val="Compact"/>
-        <w:numPr>
-          <w:ilvl w:val="0"/>
-          <w:numId w:val="1033"/>
-        </w:numPr>
-      </w:pPr>
-      <w:r>
-        <w:t xml:space="preserve">[ ] Cache expensive computed results.</w:t>
-      </w:r>
-    </w:p>
-    <w:p>
-      <w:pPr>
-        <w:pStyle w:val="Compact"/>
-        <w:numPr>
-          <w:ilvl w:val="0"/>
-          <w:numId w:val="1033"/>
-        </w:numPr>
-      </w:pPr>
-      <w:r>
-        <w:t xml:space="preserve">[ ] Avoid remote HTTP calls during page generation unless cached and timeout-protected.</w:t>
-      </w:r>
-    </w:p>
-    <w:p>
-      <w:pPr>
-        <w:pStyle w:val="FirstParagraph"/>
-      </w:pPr>
-      <w:r>
-        <w:t xml:space="preserve">WP-CLI profiling examples:</w:t>
-      </w:r>
-    </w:p>
-    <w:p>
-      <w:pPr>
-        <w:pStyle w:val="SourceCode"/>
-      </w:pPr>
-      <w:r>
-        <w:rPr>
-          <w:rStyle w:val="ExtensionTok"/>
-        </w:rPr>
-        <w:t xml:space="preserve">wp</w:t>
-      </w:r>
-      <w:r>
-        <w:rPr>
-          <w:rStyle w:val="NormalTok"/>
-        </w:rPr>
-        <w:t xml:space="preserve"> profile stage </w:t>
-      </w:r>
-      <w:r>
-        <w:rPr>
-          <w:rStyle w:val="AttributeTok"/>
-        </w:rPr>
-        <w:t xml:space="preserve">--url</w:t>
-      </w:r>
-      <w:r>
-        <w:rPr>
-          <w:rStyle w:val="OperatorTok"/>
-        </w:rPr>
-        <w:t xml:space="preserve">=</w:t>
-      </w:r>
-      <w:r>
-        <w:rPr>
-          <w:rStyle w:val="StringTok"/>
-        </w:rPr>
-        <w:t xml:space="preserve">"https://example.com/sample-page/"</w:t>
-      </w:r>
-      <w:r>
-        <w:br/>
-      </w:r>
-      <w:r>
-        <w:rPr>
-          <w:rStyle w:val="ExtensionTok"/>
-        </w:rPr>
-        <w:t xml:space="preserve">wp</w:t>
-      </w:r>
-      <w:r>
-        <w:rPr>
-          <w:rStyle w:val="NormalTok"/>
-        </w:rPr>
-        <w:t xml:space="preserve"> profile hook </w:t>
-      </w:r>
-      <w:r>
-        <w:rPr>
-          <w:rStyle w:val="AttributeTok"/>
-        </w:rPr>
-        <w:t xml:space="preserve">--url</w:t>
-      </w:r>
-      <w:r>
-        <w:rPr>
-          <w:rStyle w:val="OperatorTok"/>
-        </w:rPr>
-        <w:t xml:space="preserve">=</w:t>
-      </w:r>
-      <w:r>
-        <w:rPr>
-          <w:rStyle w:val="StringTok"/>
-        </w:rPr>
-        <w:t xml:space="preserve">"https://example.com/sample-page/"</w:t>
-      </w:r>
-      <w:r>
-        <w:rPr>
-          <w:rStyle w:val="NormalTok"/>
-        </w:rPr>
-        <w:t xml:space="preserve"> </w:t>
-      </w:r>
-      <w:r>
-        <w:rPr>
-          <w:rStyle w:val="AttributeTok"/>
-        </w:rPr>
-        <w:t xml:space="preserve">--all</w:t>
-      </w:r>
-    </w:p>
-    <w:p>
-      <w:pPr>
-        <w:pStyle w:val="FirstParagraph"/>
-      </w:pPr>
-      <w:r>
-        <w:t xml:space="preserve">Code review checklist:</w:t>
-      </w:r>
-    </w:p>
-    <w:p>
-      <w:pPr>
-        <w:pStyle w:val="Compact"/>
-        <w:numPr>
-          <w:ilvl w:val="0"/>
-          <w:numId w:val="1034"/>
-        </w:numPr>
-      </w:pPr>
-      <w:r>
-        <w:t xml:space="preserve">[ ] Are hooks scoped to the pages where they are needed?</w:t>
-      </w:r>
-    </w:p>
-    <w:p>
-      <w:pPr>
-        <w:pStyle w:val="Compact"/>
-        <w:numPr>
-          <w:ilvl w:val="0"/>
-          <w:numId w:val="1034"/>
-        </w:numPr>
-      </w:pPr>
-      <w:r>
-        <w:t xml:space="preserve">[ ] Are queries run inside loops?</w:t>
-      </w:r>
-    </w:p>
-    <w:p>
-      <w:pPr>
-        <w:pStyle w:val="Compact"/>
-        <w:numPr>
-          <w:ilvl w:val="0"/>
-          <w:numId w:val="1034"/>
-        </w:numPr>
-      </w:pPr>
-      <w:r>
-        <w:t xml:space="preserve">[ ] Are external APIs called during render?</w:t>
-      </w:r>
-    </w:p>
-    <w:p>
-      <w:pPr>
-        <w:pStyle w:val="Compact"/>
-        <w:numPr>
-          <w:ilvl w:val="0"/>
-          <w:numId w:val="1034"/>
-        </w:numPr>
-      </w:pPr>
-      <w:r>
-        <w:t xml:space="preserve">[ ] Are transients/object cache used for expensive repeat work?</w:t>
-      </w:r>
-    </w:p>
-    <w:p>
-      <w:pPr>
-        <w:pStyle w:val="Compact"/>
-        <w:numPr>
-          <w:ilvl w:val="0"/>
-          <w:numId w:val="1034"/>
-        </w:numPr>
-      </w:pPr>
-      <w:r>
-        <w:t xml:space="preserve">[ ] Are cache keys specific enough but not over-fragmented?</w:t>
-      </w:r>
-    </w:p>
-    <w:p>
-      <w:pPr>
-        <w:pStyle w:val="Compact"/>
-        <w:numPr>
-          <w:ilvl w:val="0"/>
-          <w:numId w:val="1034"/>
         </w:numPr>
       </w:pPr>
       <w:r>
@@ -4591,11 +4495,151 @@
         <w:pStyle w:val="Compact"/>
         <w:numPr>
           <w:ilvl w:val="0"/>
+          <w:numId w:val="1034"/>
+        </w:numPr>
+      </w:pPr>
+      <w:r>
+        <w:t xml:space="preserve">[ ] Check total query count per request.</w:t>
+      </w:r>
+    </w:p>
+    <w:p>
+      <w:pPr>
+        <w:pStyle w:val="Compact"/>
+        <w:numPr>
+          <w:ilvl w:val="0"/>
+          <w:numId w:val="1034"/>
+        </w:numPr>
+      </w:pPr>
+      <w:r>
+        <w:t xml:space="preserve">[ ] Find slow queries.</w:t>
+      </w:r>
+    </w:p>
+    <w:p>
+      <w:pPr>
+        <w:pStyle w:val="Compact"/>
+        <w:numPr>
+          <w:ilvl w:val="0"/>
+          <w:numId w:val="1034"/>
+        </w:numPr>
+      </w:pPr>
+      <w:r>
+        <w:t xml:space="preserve">[ ] Find duplicate queries.</w:t>
+      </w:r>
+    </w:p>
+    <w:p>
+      <w:pPr>
+        <w:pStyle w:val="Compact"/>
+        <w:numPr>
+          <w:ilvl w:val="0"/>
+          <w:numId w:val="1034"/>
+        </w:numPr>
+      </w:pPr>
+      <w:r>
+        <w:t xml:space="preserve">[ ] Identify N+1 patterns.</w:t>
+      </w:r>
+    </w:p>
+    <w:p>
+      <w:pPr>
+        <w:pStyle w:val="Compact"/>
+        <w:numPr>
+          <w:ilvl w:val="0"/>
+          <w:numId w:val="1034"/>
+        </w:numPr>
+      </w:pPr>
+      <w:r>
+        <w:t xml:space="preserve">[ ] Review</w:t>
+      </w:r>
+      <w:r>
+        <w:t xml:space="preserve"> </w:t>
+      </w:r>
+      <w:r>
+        <w:rPr>
+          <w:rStyle w:val="VerbatimChar"/>
+        </w:rPr>
+        <w:t xml:space="preserve">WP_Query</w:t>
+      </w:r>
+      <w:r>
+        <w:t xml:space="preserve">, meta queries, taxonomy queries, and search queries.</w:t>
+      </w:r>
+    </w:p>
+    <w:p>
+      <w:pPr>
+        <w:pStyle w:val="Compact"/>
+        <w:numPr>
+          <w:ilvl w:val="0"/>
+          <w:numId w:val="1034"/>
+        </w:numPr>
+      </w:pPr>
+      <w:r>
+        <w:t xml:space="preserve">[ ] Avoid broad unbounded queries.</w:t>
+      </w:r>
+    </w:p>
+    <w:p>
+      <w:pPr>
+        <w:pStyle w:val="Compact"/>
+        <w:numPr>
+          <w:ilvl w:val="0"/>
+          <w:numId w:val="1034"/>
+        </w:numPr>
+      </w:pPr>
+      <w:r>
+        <w:t xml:space="preserve">[ ] Paginate large result sets.</w:t>
+      </w:r>
+    </w:p>
+    <w:p>
+      <w:pPr>
+        <w:pStyle w:val="Compact"/>
+        <w:numPr>
+          <w:ilvl w:val="0"/>
+          <w:numId w:val="1034"/>
+        </w:numPr>
+      </w:pPr>
+      <w:r>
+        <w:t xml:space="preserve">[ ] Cache expensive query results when safe.</w:t>
+      </w:r>
+    </w:p>
+    <w:p>
+      <w:pPr>
+        <w:pStyle w:val="Compact"/>
+        <w:numPr>
+          <w:ilvl w:val="0"/>
+          <w:numId w:val="1034"/>
+        </w:numPr>
+      </w:pPr>
+      <w:r>
+        <w:t xml:space="preserve">[ ] Avoid using post meta as a high-volume relational query system.</w:t>
+      </w:r>
+    </w:p>
+    <w:p>
+      <w:pPr>
+        <w:pStyle w:val="Compact"/>
+        <w:numPr>
+          <w:ilvl w:val="0"/>
+          <w:numId w:val="1034"/>
+        </w:numPr>
+      </w:pPr>
+      <w:r>
+        <w:t xml:space="preserve">[ ] Add indexes only after confirming query patterns and testing impact.</w:t>
+      </w:r>
+    </w:p>
+    <w:p>
+      <w:pPr>
+        <w:pStyle w:val="FirstParagraph"/>
+      </w:pPr>
+      <w:r>
+        <w:t xml:space="preserve">Autoloaded options:</w:t>
+      </w:r>
+    </w:p>
+    <w:p>
+      <w:pPr>
+        <w:pStyle w:val="Compact"/>
+        <w:numPr>
+          <w:ilvl w:val="0"/>
           <w:numId w:val="1035"/>
         </w:numPr>
       </w:pPr>
       <w:r>
-        <w:t xml:space="preserve">[ ] Check total query count per request.</w:t>
+        <w:t xml:space="preserve">[ ] Measure total autoloaded option size.</w:t>
       </w:r>
     </w:p>
     <w:p>
@@ -4607,7 +4651,7 @@
         </w:numPr>
       </w:pPr>
       <w:r>
-        <w:t xml:space="preserve">[ ] Find slow queries.</w:t>
+        <w:t xml:space="preserve">[ ] Identify the largest autoloaded options.</w:t>
       </w:r>
     </w:p>
     <w:p>
@@ -4619,7 +4663,82 @@
         </w:numPr>
       </w:pPr>
       <w:r>
-        <w:t xml:space="preserve">[ ] Find duplicate queries.</w:t>
+        <w:t xml:space="preserve">[ ] Set large rarely-used options to</w:t>
+      </w:r>
+      <w:r>
+        <w:t xml:space="preserve"> </w:t>
+      </w:r>
+      <w:r>
+        <w:rPr>
+          <w:rStyle w:val="VerbatimChar"/>
+        </w:rPr>
+        <w:t xml:space="preserve">autoload = off</w:t>
+      </w:r>
+      <w:r>
+        <w:t xml:space="preserve"> </w:t>
+      </w:r>
+      <w:r>
+        <w:t xml:space="preserve">where safe using</w:t>
+      </w:r>
+      <w:r>
+        <w:t xml:space="preserve"> </w:t>
+      </w:r>
+      <w:r>
+        <w:rPr>
+          <w:rStyle w:val="VerbatimChar"/>
+        </w:rPr>
+        <w:t xml:space="preserve">wp_set_option_autoload()</w:t>
+      </w:r>
+      <w:r>
+        <w:t xml:space="preserve">,</w:t>
+      </w:r>
+      <w:r>
+        <w:t xml:space="preserve"> </w:t>
+      </w:r>
+      <w:r>
+        <w:rPr>
+          <w:rStyle w:val="VerbatimChar"/>
+        </w:rPr>
+        <w:t xml:space="preserve">wp_set_options_autoload()</w:t>
+      </w:r>
+      <w:r>
+        <w:t xml:space="preserve">, or</w:t>
+      </w:r>
+      <w:r>
+        <w:t xml:space="preserve"> </w:t>
+      </w:r>
+      <w:r>
+        <w:rPr>
+          <w:rStyle w:val="VerbatimChar"/>
+        </w:rPr>
+        <w:t xml:space="preserve">wp option set-autoload</w:t>
+      </w:r>
+      <w:r>
+        <w:t xml:space="preserve">; older rows may still use legacy</w:t>
+      </w:r>
+      <w:r>
+        <w:t xml:space="preserve"> </w:t>
+      </w:r>
+      <w:r>
+        <w:rPr>
+          <w:rStyle w:val="VerbatimChar"/>
+        </w:rPr>
+        <w:t xml:space="preserve">yes</w:t>
+      </w:r>
+      <w:r>
+        <w:t xml:space="preserve">/</w:t>
+      </w:r>
+      <w:r>
+        <w:rPr>
+          <w:rStyle w:val="VerbatimChar"/>
+        </w:rPr>
+        <w:t xml:space="preserve">no</w:t>
+      </w:r>
+      <w:r>
+        <w:t xml:space="preserve"> </w:t>
+      </w:r>
+      <w:r>
+        <w:t xml:space="preserve">values.</w:t>
       </w:r>
     </w:p>
     <w:p>
@@ -4628,185 +4747,6 @@
         <w:numPr>
           <w:ilvl w:val="0"/>
           <w:numId w:val="1035"/>
-        </w:numPr>
-      </w:pPr>
-      <w:r>
-        <w:t xml:space="preserve">[ ] Identify N+1 patterns.</w:t>
-      </w:r>
-    </w:p>
-    <w:p>
-      <w:pPr>
-        <w:pStyle w:val="Compact"/>
-        <w:numPr>
-          <w:ilvl w:val="0"/>
-          <w:numId w:val="1035"/>
-        </w:numPr>
-      </w:pPr>
-      <w:r>
-        <w:t xml:space="preserve">[ ] Review</w:t>
-      </w:r>
-      <w:r>
-        <w:t xml:space="preserve"> </w:t>
-      </w:r>
-      <w:r>
-        <w:rPr>
-          <w:rStyle w:val="VerbatimChar"/>
-        </w:rPr>
-        <w:t xml:space="preserve">WP_Query</w:t>
-      </w:r>
-      <w:r>
-        <w:t xml:space="preserve">, meta queries, taxonomy queries, and search queries.</w:t>
-      </w:r>
-    </w:p>
-    <w:p>
-      <w:pPr>
-        <w:pStyle w:val="Compact"/>
-        <w:numPr>
-          <w:ilvl w:val="0"/>
-          <w:numId w:val="1035"/>
-        </w:numPr>
-      </w:pPr>
-      <w:r>
-        <w:t xml:space="preserve">[ ] Avoid broad unbounded queries.</w:t>
-      </w:r>
-    </w:p>
-    <w:p>
-      <w:pPr>
-        <w:pStyle w:val="Compact"/>
-        <w:numPr>
-          <w:ilvl w:val="0"/>
-          <w:numId w:val="1035"/>
-        </w:numPr>
-      </w:pPr>
-      <w:r>
-        <w:t xml:space="preserve">[ ] Paginate large result sets.</w:t>
-      </w:r>
-    </w:p>
-    <w:p>
-      <w:pPr>
-        <w:pStyle w:val="Compact"/>
-        <w:numPr>
-          <w:ilvl w:val="0"/>
-          <w:numId w:val="1035"/>
-        </w:numPr>
-      </w:pPr>
-      <w:r>
-        <w:t xml:space="preserve">[ ] Cache expensive query results when safe.</w:t>
-      </w:r>
-    </w:p>
-    <w:p>
-      <w:pPr>
-        <w:pStyle w:val="Compact"/>
-        <w:numPr>
-          <w:ilvl w:val="0"/>
-          <w:numId w:val="1035"/>
-        </w:numPr>
-      </w:pPr>
-      <w:r>
-        <w:t xml:space="preserve">[ ] Avoid using post meta as a high-volume relational query system.</w:t>
-      </w:r>
-    </w:p>
-    <w:p>
-      <w:pPr>
-        <w:pStyle w:val="Compact"/>
-        <w:numPr>
-          <w:ilvl w:val="0"/>
-          <w:numId w:val="1035"/>
-        </w:numPr>
-      </w:pPr>
-      <w:r>
-        <w:t xml:space="preserve">[ ] Add indexes only after confirming query patterns and testing impact.</w:t>
-      </w:r>
-    </w:p>
-    <w:p>
-      <w:pPr>
-        <w:pStyle w:val="FirstParagraph"/>
-      </w:pPr>
-      <w:r>
-        <w:t xml:space="preserve">Autoloaded options:</w:t>
-      </w:r>
-    </w:p>
-    <w:p>
-      <w:pPr>
-        <w:pStyle w:val="Compact"/>
-        <w:numPr>
-          <w:ilvl w:val="0"/>
-          <w:numId w:val="1036"/>
-        </w:numPr>
-      </w:pPr>
-      <w:r>
-        <w:t xml:space="preserve">[ ] Measure total autoloaded option size.</w:t>
-      </w:r>
-    </w:p>
-    <w:p>
-      <w:pPr>
-        <w:pStyle w:val="Compact"/>
-        <w:numPr>
-          <w:ilvl w:val="0"/>
-          <w:numId w:val="1036"/>
-        </w:numPr>
-      </w:pPr>
-      <w:r>
-        <w:t xml:space="preserve">[ ] Identify the largest autoloaded options.</w:t>
-      </w:r>
-    </w:p>
-    <w:p>
-      <w:pPr>
-        <w:pStyle w:val="Compact"/>
-        <w:numPr>
-          <w:ilvl w:val="0"/>
-          <w:numId w:val="1036"/>
-        </w:numPr>
-      </w:pPr>
-      <w:r>
-        <w:t xml:space="preserve">[ ] Set large rarely-used options to</w:t>
-      </w:r>
-      <w:r>
-        <w:t xml:space="preserve"> </w:t>
-      </w:r>
-      <w:r>
-        <w:rPr>
-          <w:rStyle w:val="VerbatimChar"/>
-        </w:rPr>
-        <w:t xml:space="preserve">autoload = off</w:t>
-      </w:r>
-      <w:r>
-        <w:t xml:space="preserve"> </w:t>
-      </w:r>
-      <w:r>
-        <w:t xml:space="preserve">where safe (WordPress 6.6+ vocabulary; older rows may still use</w:t>
-      </w:r>
-      <w:r>
-        <w:t xml:space="preserve"> </w:t>
-      </w:r>
-      <w:r>
-        <w:rPr>
-          <w:rStyle w:val="VerbatimChar"/>
-        </w:rPr>
-        <w:t xml:space="preserve">yes</w:t>
-      </w:r>
-      <w:r>
-        <w:t xml:space="preserve">/</w:t>
-      </w:r>
-      <w:r>
-        <w:rPr>
-          <w:rStyle w:val="VerbatimChar"/>
-        </w:rPr>
-        <w:t xml:space="preserve">no</w:t>
-      </w:r>
-      <w:r>
-        <w:t xml:space="preserve"> </w:t>
-      </w:r>
-      <w:r>
-        <w:t xml:space="preserve">— see Appendix A).</w:t>
-      </w:r>
-    </w:p>
-    <w:p>
-      <w:pPr>
-        <w:pStyle w:val="Compact"/>
-        <w:numPr>
-          <w:ilvl w:val="0"/>
-          <w:numId w:val="1036"/>
         </w:numPr>
       </w:pPr>
       <w:r>
@@ -4947,23 +4887,7 @@
         <w:t xml:space="preserve"> </w:t>
       </w:r>
       <w:r>
-        <w:t xml:space="preserve">miss everything written under the new vocabulary. The queries below cover both. See the</w:t>
-      </w:r>
-      <w:r>
-        <w:t xml:space="preserve"> </w:t>
-      </w:r>
-      <w:r>
-        <w:rPr>
-          <w:b/>
-          <w:bCs/>
-        </w:rPr>
-        <w:t xml:space="preserve">Modern additions</w:t>
-      </w:r>
-      <w:r>
-        <w:t xml:space="preserve"> </w:t>
-      </w:r>
-      <w:r>
-        <w:t xml:space="preserve">appendix at the end of this checklist for the full 6.6 / 6.8 update list.</w:t>
+        <w:t xml:space="preserve">miss everything written under the new vocabulary. The queries below cover both. Site Health also warns when total autoloaded option size crosses the current threshold, so include that warning in routine performance review.</w:t>
       </w:r>
     </w:p>
     <w:p>
@@ -5515,23 +5439,127 @@
         <w:pStyle w:val="Compact"/>
         <w:numPr>
           <w:ilvl w:val="0"/>
+          <w:numId w:val="1036"/>
+        </w:numPr>
+      </w:pPr>
+      <w:r>
+        <w:t xml:space="preserve">[ ] Check whether a persistent object cache drop-in exists:</w:t>
+      </w:r>
+      <w:r>
+        <w:t xml:space="preserve"> </w:t>
+      </w:r>
+      <w:r>
+        <w:rPr>
+          <w:rStyle w:val="VerbatimChar"/>
+        </w:rPr>
+        <w:t xml:space="preserve">wp-content/object-cache.php</w:t>
+      </w:r>
+      <w:r>
+        <w:t xml:space="preserve">.</w:t>
+      </w:r>
+    </w:p>
+    <w:p>
+      <w:pPr>
+        <w:pStyle w:val="Compact"/>
+        <w:numPr>
+          <w:ilvl w:val="0"/>
+          <w:numId w:val="1036"/>
+        </w:numPr>
+      </w:pPr>
+      <w:r>
+        <w:t xml:space="preserve">[ ] Confirm Redis or Memcached is healthy if used.</w:t>
+      </w:r>
+    </w:p>
+    <w:p>
+      <w:pPr>
+        <w:pStyle w:val="Compact"/>
+        <w:numPr>
+          <w:ilvl w:val="0"/>
+          <w:numId w:val="1036"/>
+        </w:numPr>
+      </w:pPr>
+      <w:r>
+        <w:t xml:space="preserve">[ ] Monitor object cache hit/miss ratio.</w:t>
+      </w:r>
+    </w:p>
+    <w:p>
+      <w:pPr>
+        <w:pStyle w:val="Compact"/>
+        <w:numPr>
+          <w:ilvl w:val="0"/>
+          <w:numId w:val="1036"/>
+        </w:numPr>
+      </w:pPr>
+      <w:r>
+        <w:t xml:space="preserve">[ ] Cache expensive computations and query results.</w:t>
+      </w:r>
+    </w:p>
+    <w:p>
+      <w:pPr>
+        <w:pStyle w:val="Compact"/>
+        <w:numPr>
+          <w:ilvl w:val="0"/>
+          <w:numId w:val="1036"/>
+        </w:numPr>
+      </w:pPr>
+      <w:r>
+        <w:t xml:space="preserve">[ ] Avoid caching highly personalized data with broad keys.</w:t>
+      </w:r>
+    </w:p>
+    <w:p>
+      <w:pPr>
+        <w:pStyle w:val="Compact"/>
+        <w:numPr>
+          <w:ilvl w:val="0"/>
+          <w:numId w:val="1036"/>
+        </w:numPr>
+      </w:pPr>
+      <w:r>
+        <w:t xml:space="preserve">[ ] Use stable, explicit cache keys.</w:t>
+      </w:r>
+    </w:p>
+    <w:p>
+      <w:pPr>
+        <w:pStyle w:val="Compact"/>
+        <w:numPr>
+          <w:ilvl w:val="0"/>
+          <w:numId w:val="1036"/>
+        </w:numPr>
+      </w:pPr>
+      <w:r>
+        <w:t xml:space="preserve">[ ] Set appropriate expirations.</w:t>
+      </w:r>
+    </w:p>
+    <w:p>
+      <w:pPr>
+        <w:pStyle w:val="Compact"/>
+        <w:numPr>
+          <w:ilvl w:val="0"/>
+          <w:numId w:val="1036"/>
+        </w:numPr>
+      </w:pPr>
+      <w:r>
+        <w:t xml:space="preserve">[ ] Avoid storing huge objects if they cause memory pressure.</w:t>
+      </w:r>
+    </w:p>
+    <w:p>
+      <w:pPr>
+        <w:pStyle w:val="FirstParagraph"/>
+      </w:pPr>
+      <w:r>
+        <w:t xml:space="preserve">Transients checklist:</w:t>
+      </w:r>
+    </w:p>
+    <w:p>
+      <w:pPr>
+        <w:pStyle w:val="Compact"/>
+        <w:numPr>
+          <w:ilvl w:val="0"/>
           <w:numId w:val="1037"/>
         </w:numPr>
       </w:pPr>
       <w:r>
-        <w:t xml:space="preserve">[ ] Check whether a persistent object cache drop-in exists:</w:t>
-      </w:r>
-      <w:r>
-        <w:t xml:space="preserve"> </w:t>
-      </w:r>
-      <w:r>
-        <w:rPr>
-          <w:rStyle w:val="VerbatimChar"/>
-        </w:rPr>
-        <w:t xml:space="preserve">wp-content/object-cache.php</w:t>
-      </w:r>
-      <w:r>
-        <w:t xml:space="preserve">.</w:t>
+        <w:t xml:space="preserve">[ ] Use transients for expensive results that can expire.</w:t>
       </w:r>
     </w:p>
     <w:p>
@@ -5543,7 +5571,7 @@
         </w:numPr>
       </w:pPr>
       <w:r>
-        <w:t xml:space="preserve">[ ] Confirm Redis or Memcached is healthy if used.</w:t>
+        <w:t xml:space="preserve">[ ] Do not autoload large transient-like data unnecessarily.</w:t>
       </w:r>
     </w:p>
     <w:p>
@@ -5555,7 +5583,7 @@
         </w:numPr>
       </w:pPr>
       <w:r>
-        <w:t xml:space="preserve">[ ] Monitor object cache hit/miss ratio.</w:t>
+        <w:t xml:space="preserve">[ ] Clean up expired transient buildup if the database is accumulating it.</w:t>
       </w:r>
     </w:p>
     <w:p>
@@ -5564,110 +5592,6 @@
         <w:numPr>
           <w:ilvl w:val="0"/>
           <w:numId w:val="1037"/>
-        </w:numPr>
-      </w:pPr>
-      <w:r>
-        <w:t xml:space="preserve">[ ] Cache expensive computations and query results.</w:t>
-      </w:r>
-    </w:p>
-    <w:p>
-      <w:pPr>
-        <w:pStyle w:val="Compact"/>
-        <w:numPr>
-          <w:ilvl w:val="0"/>
-          <w:numId w:val="1037"/>
-        </w:numPr>
-      </w:pPr>
-      <w:r>
-        <w:t xml:space="preserve">[ ] Avoid caching highly personalized data with broad keys.</w:t>
-      </w:r>
-    </w:p>
-    <w:p>
-      <w:pPr>
-        <w:pStyle w:val="Compact"/>
-        <w:numPr>
-          <w:ilvl w:val="0"/>
-          <w:numId w:val="1037"/>
-        </w:numPr>
-      </w:pPr>
-      <w:r>
-        <w:t xml:space="preserve">[ ] Use stable, explicit cache keys.</w:t>
-      </w:r>
-    </w:p>
-    <w:p>
-      <w:pPr>
-        <w:pStyle w:val="Compact"/>
-        <w:numPr>
-          <w:ilvl w:val="0"/>
-          <w:numId w:val="1037"/>
-        </w:numPr>
-      </w:pPr>
-      <w:r>
-        <w:t xml:space="preserve">[ ] Set appropriate expirations.</w:t>
-      </w:r>
-    </w:p>
-    <w:p>
-      <w:pPr>
-        <w:pStyle w:val="Compact"/>
-        <w:numPr>
-          <w:ilvl w:val="0"/>
-          <w:numId w:val="1037"/>
-        </w:numPr>
-      </w:pPr>
-      <w:r>
-        <w:t xml:space="preserve">[ ] Avoid storing huge objects if they cause memory pressure.</w:t>
-      </w:r>
-    </w:p>
-    <w:p>
-      <w:pPr>
-        <w:pStyle w:val="FirstParagraph"/>
-      </w:pPr>
-      <w:r>
-        <w:t xml:space="preserve">Transients checklist:</w:t>
-      </w:r>
-    </w:p>
-    <w:p>
-      <w:pPr>
-        <w:pStyle w:val="Compact"/>
-        <w:numPr>
-          <w:ilvl w:val="0"/>
-          <w:numId w:val="1038"/>
-        </w:numPr>
-      </w:pPr>
-      <w:r>
-        <w:t xml:space="preserve">[ ] Use transients for expensive results that can expire.</w:t>
-      </w:r>
-    </w:p>
-    <w:p>
-      <w:pPr>
-        <w:pStyle w:val="Compact"/>
-        <w:numPr>
-          <w:ilvl w:val="0"/>
-          <w:numId w:val="1038"/>
-        </w:numPr>
-      </w:pPr>
-      <w:r>
-        <w:t xml:space="preserve">[ ] Do not autoload large transient-like data unnecessarily.</w:t>
-      </w:r>
-    </w:p>
-    <w:p>
-      <w:pPr>
-        <w:pStyle w:val="Compact"/>
-        <w:numPr>
-          <w:ilvl w:val="0"/>
-          <w:numId w:val="1038"/>
-        </w:numPr>
-      </w:pPr>
-      <w:r>
-        <w:t xml:space="preserve">[ ] Clean up expired transient buildup if the database is accumulating it.</w:t>
-      </w:r>
-    </w:p>
-    <w:p>
-      <w:pPr>
-        <w:pStyle w:val="Compact"/>
-        <w:numPr>
-          <w:ilvl w:val="0"/>
-          <w:numId w:val="1038"/>
         </w:numPr>
       </w:pPr>
       <w:r>
@@ -6017,23 +5941,188 @@
         <w:pStyle w:val="Compact"/>
         <w:numPr>
           <w:ilvl w:val="0"/>
+          <w:numId w:val="1038"/>
+        </w:numPr>
+      </w:pPr>
+      <w:r>
+        <w:t xml:space="preserve">[ ] Inspect frontend network requests after page load.</w:t>
+      </w:r>
+    </w:p>
+    <w:p>
+      <w:pPr>
+        <w:pStyle w:val="Compact"/>
+        <w:numPr>
+          <w:ilvl w:val="0"/>
+          <w:numId w:val="1038"/>
+        </w:numPr>
+      </w:pPr>
+      <w:r>
+        <w:t xml:space="preserve">[ ] Identify calls to:</w:t>
+      </w:r>
+    </w:p>
+    <w:p>
+      <w:pPr>
+        <w:pStyle w:val="Compact"/>
+        <w:numPr>
+          <w:ilvl w:val="1"/>
           <w:numId w:val="1039"/>
         </w:numPr>
       </w:pPr>
       <w:r>
-        <w:t xml:space="preserve">[ ] Inspect frontend network requests after page load.</w:t>
-      </w:r>
-    </w:p>
-    <w:p>
-      <w:pPr>
-        <w:pStyle w:val="Compact"/>
-        <w:numPr>
-          <w:ilvl w:val="0"/>
+        <w:t xml:space="preserve">[ ]</w:t>
+      </w:r>
+      <w:r>
+        <w:t xml:space="preserve"> </w:t>
+      </w:r>
+      <w:r>
+        <w:rPr>
+          <w:rStyle w:val="VerbatimChar"/>
+        </w:rPr>
+        <w:t xml:space="preserve">/wp-json/...</w:t>
+      </w:r>
+    </w:p>
+    <w:p>
+      <w:pPr>
+        <w:pStyle w:val="Compact"/>
+        <w:numPr>
+          <w:ilvl w:val="1"/>
           <w:numId w:val="1039"/>
         </w:numPr>
       </w:pPr>
       <w:r>
-        <w:t xml:space="preserve">[ ] Identify calls to:</w:t>
+        <w:t xml:space="preserve">[ ]</w:t>
+      </w:r>
+      <w:r>
+        <w:t xml:space="preserve"> </w:t>
+      </w:r>
+      <w:r>
+        <w:rPr>
+          <w:rStyle w:val="VerbatimChar"/>
+        </w:rPr>
+        <w:t xml:space="preserve">/wp-admin/admin-ajax.php</w:t>
+      </w:r>
+    </w:p>
+    <w:p>
+      <w:pPr>
+        <w:pStyle w:val="Compact"/>
+        <w:numPr>
+          <w:ilvl w:val="1"/>
+          <w:numId w:val="1039"/>
+        </w:numPr>
+      </w:pPr>
+      <w:r>
+        <w:t xml:space="preserve">[ ] cart fragments</w:t>
+      </w:r>
+    </w:p>
+    <w:p>
+      <w:pPr>
+        <w:pStyle w:val="Compact"/>
+        <w:numPr>
+          <w:ilvl w:val="1"/>
+          <w:numId w:val="1039"/>
+        </w:numPr>
+      </w:pPr>
+      <w:r>
+        <w:t xml:space="preserve">[ ] analytics/marketing scripts</w:t>
+      </w:r>
+    </w:p>
+    <w:p>
+      <w:pPr>
+        <w:pStyle w:val="Compact"/>
+        <w:numPr>
+          <w:ilvl w:val="1"/>
+          <w:numId w:val="1039"/>
+        </w:numPr>
+      </w:pPr>
+      <w:r>
+        <w:t xml:space="preserve">[ ] personalization endpoints</w:t>
+      </w:r>
+    </w:p>
+    <w:p>
+      <w:pPr>
+        <w:pStyle w:val="Compact"/>
+        <w:numPr>
+          <w:ilvl w:val="0"/>
+          <w:numId w:val="1038"/>
+        </w:numPr>
+      </w:pPr>
+      <w:r>
+        <w:t xml:space="preserve">[ ] Remove polling that is not required.</w:t>
+      </w:r>
+    </w:p>
+    <w:p>
+      <w:pPr>
+        <w:pStyle w:val="Compact"/>
+        <w:numPr>
+          <w:ilvl w:val="0"/>
+          <w:numId w:val="1038"/>
+        </w:numPr>
+      </w:pPr>
+      <w:r>
+        <w:t xml:space="preserve">[ ] Increase polling intervals where possible.</w:t>
+      </w:r>
+    </w:p>
+    <w:p>
+      <w:pPr>
+        <w:pStyle w:val="Compact"/>
+        <w:numPr>
+          <w:ilvl w:val="0"/>
+          <w:numId w:val="1038"/>
+        </w:numPr>
+      </w:pPr>
+      <w:r>
+        <w:t xml:space="preserve">[ ] Cache REST responses when safe.</w:t>
+      </w:r>
+    </w:p>
+    <w:p>
+      <w:pPr>
+        <w:pStyle w:val="Compact"/>
+        <w:numPr>
+          <w:ilvl w:val="0"/>
+          <w:numId w:val="1038"/>
+        </w:numPr>
+      </w:pPr>
+      <w:r>
+        <w:t xml:space="preserve">[ ] Use nonces and authentication correctly for private endpoints.</w:t>
+      </w:r>
+    </w:p>
+    <w:p>
+      <w:pPr>
+        <w:pStyle w:val="Compact"/>
+        <w:numPr>
+          <w:ilvl w:val="0"/>
+          <w:numId w:val="1038"/>
+        </w:numPr>
+      </w:pPr>
+      <w:r>
+        <w:t xml:space="preserve">[ ] Avoid using</w:t>
+      </w:r>
+      <w:r>
+        <w:t xml:space="preserve"> </w:t>
+      </w:r>
+      <w:r>
+        <w:rPr>
+          <w:rStyle w:val="VerbatimChar"/>
+        </w:rPr>
+        <w:t xml:space="preserve">admin-ajax.php</w:t>
+      </w:r>
+      <w:r>
+        <w:t xml:space="preserve"> </w:t>
+      </w:r>
+      <w:r>
+        <w:t xml:space="preserve">for public high-traffic frontend features when REST endpoints or static rendering would be better.</w:t>
+      </w:r>
+    </w:p>
+    <w:p>
+      <w:pPr>
+        <w:pStyle w:val="Compact"/>
+        <w:numPr>
+          <w:ilvl w:val="0"/>
+          <w:numId w:val="1038"/>
+        </w:numPr>
+      </w:pPr>
+      <w:r>
+        <w:t xml:space="preserve">[ ] Review headers that prevent caching:</w:t>
       </w:r>
     </w:p>
     <w:p>
@@ -6054,7 +6143,7 @@
         <w:rPr>
           <w:rStyle w:val="VerbatimChar"/>
         </w:rPr>
-        <w:t xml:space="preserve">/wp-json/...</w:t>
+        <w:t xml:space="preserve">Cache-Control: no-store</w:t>
       </w:r>
     </w:p>
     <w:p>
@@ -6075,7 +6164,7 @@
         <w:rPr>
           <w:rStyle w:val="VerbatimChar"/>
         </w:rPr>
-        <w:t xml:space="preserve">/wp-admin/admin-ajax.php</w:t>
+        <w:t xml:space="preserve">Set-Cookie</w:t>
       </w:r>
     </w:p>
     <w:p>
@@ -6084,171 +6173,6 @@
         <w:numPr>
           <w:ilvl w:val="1"/>
           <w:numId w:val="1040"/>
-        </w:numPr>
-      </w:pPr>
-      <w:r>
-        <w:t xml:space="preserve">[ ] cart fragments</w:t>
-      </w:r>
-    </w:p>
-    <w:p>
-      <w:pPr>
-        <w:pStyle w:val="Compact"/>
-        <w:numPr>
-          <w:ilvl w:val="1"/>
-          <w:numId w:val="1040"/>
-        </w:numPr>
-      </w:pPr>
-      <w:r>
-        <w:t xml:space="preserve">[ ] analytics/marketing scripts</w:t>
-      </w:r>
-    </w:p>
-    <w:p>
-      <w:pPr>
-        <w:pStyle w:val="Compact"/>
-        <w:numPr>
-          <w:ilvl w:val="1"/>
-          <w:numId w:val="1040"/>
-        </w:numPr>
-      </w:pPr>
-      <w:r>
-        <w:t xml:space="preserve">[ ] personalization endpoints</w:t>
-      </w:r>
-    </w:p>
-    <w:p>
-      <w:pPr>
-        <w:pStyle w:val="Compact"/>
-        <w:numPr>
-          <w:ilvl w:val="0"/>
-          <w:numId w:val="1039"/>
-        </w:numPr>
-      </w:pPr>
-      <w:r>
-        <w:t xml:space="preserve">[ ] Remove polling that is not required.</w:t>
-      </w:r>
-    </w:p>
-    <w:p>
-      <w:pPr>
-        <w:pStyle w:val="Compact"/>
-        <w:numPr>
-          <w:ilvl w:val="0"/>
-          <w:numId w:val="1039"/>
-        </w:numPr>
-      </w:pPr>
-      <w:r>
-        <w:t xml:space="preserve">[ ] Increase polling intervals where possible.</w:t>
-      </w:r>
-    </w:p>
-    <w:p>
-      <w:pPr>
-        <w:pStyle w:val="Compact"/>
-        <w:numPr>
-          <w:ilvl w:val="0"/>
-          <w:numId w:val="1039"/>
-        </w:numPr>
-      </w:pPr>
-      <w:r>
-        <w:t xml:space="preserve">[ ] Cache REST responses when safe.</w:t>
-      </w:r>
-    </w:p>
-    <w:p>
-      <w:pPr>
-        <w:pStyle w:val="Compact"/>
-        <w:numPr>
-          <w:ilvl w:val="0"/>
-          <w:numId w:val="1039"/>
-        </w:numPr>
-      </w:pPr>
-      <w:r>
-        <w:t xml:space="preserve">[ ] Use nonces and authentication correctly for private endpoints.</w:t>
-      </w:r>
-    </w:p>
-    <w:p>
-      <w:pPr>
-        <w:pStyle w:val="Compact"/>
-        <w:numPr>
-          <w:ilvl w:val="0"/>
-          <w:numId w:val="1039"/>
-        </w:numPr>
-      </w:pPr>
-      <w:r>
-        <w:t xml:space="preserve">[ ] Avoid using</w:t>
-      </w:r>
-      <w:r>
-        <w:t xml:space="preserve"> </w:t>
-      </w:r>
-      <w:r>
-        <w:rPr>
-          <w:rStyle w:val="VerbatimChar"/>
-        </w:rPr>
-        <w:t xml:space="preserve">admin-ajax.php</w:t>
-      </w:r>
-      <w:r>
-        <w:t xml:space="preserve"> </w:t>
-      </w:r>
-      <w:r>
-        <w:t xml:space="preserve">for public high-traffic frontend features when REST endpoints or static rendering would be better.</w:t>
-      </w:r>
-    </w:p>
-    <w:p>
-      <w:pPr>
-        <w:pStyle w:val="Compact"/>
-        <w:numPr>
-          <w:ilvl w:val="0"/>
-          <w:numId w:val="1039"/>
-        </w:numPr>
-      </w:pPr>
-      <w:r>
-        <w:t xml:space="preserve">[ ] Review headers that prevent caching:</w:t>
-      </w:r>
-    </w:p>
-    <w:p>
-      <w:pPr>
-        <w:pStyle w:val="Compact"/>
-        <w:numPr>
-          <w:ilvl w:val="1"/>
-          <w:numId w:val="1041"/>
-        </w:numPr>
-      </w:pPr>
-      <w:r>
-        <w:t xml:space="preserve">[ ]</w:t>
-      </w:r>
-      <w:r>
-        <w:t xml:space="preserve"> </w:t>
-      </w:r>
-      <w:r>
-        <w:rPr>
-          <w:rStyle w:val="VerbatimChar"/>
-        </w:rPr>
-        <w:t xml:space="preserve">Cache-Control: no-store</w:t>
-      </w:r>
-    </w:p>
-    <w:p>
-      <w:pPr>
-        <w:pStyle w:val="Compact"/>
-        <w:numPr>
-          <w:ilvl w:val="1"/>
-          <w:numId w:val="1041"/>
-        </w:numPr>
-      </w:pPr>
-      <w:r>
-        <w:t xml:space="preserve">[ ]</w:t>
-      </w:r>
-      <w:r>
-        <w:t xml:space="preserve"> </w:t>
-      </w:r>
-      <w:r>
-        <w:rPr>
-          <w:rStyle w:val="VerbatimChar"/>
-        </w:rPr>
-        <w:t xml:space="preserve">Set-Cookie</w:t>
-      </w:r>
-    </w:p>
-    <w:p>
-      <w:pPr>
-        <w:pStyle w:val="Compact"/>
-        <w:numPr>
-          <w:ilvl w:val="1"/>
-          <w:numId w:val="1041"/>
         </w:numPr>
       </w:pPr>
       <w:r>
@@ -6294,11 +6218,306 @@
         <w:pStyle w:val="Compact"/>
         <w:numPr>
           <w:ilvl w:val="0"/>
+          <w:numId w:val="1041"/>
+        </w:numPr>
+      </w:pPr>
+      <w:r>
+        <w:t xml:space="preserve">[ ] Identify the LCP image on each key template.</w:t>
+      </w:r>
+    </w:p>
+    <w:p>
+      <w:pPr>
+        <w:pStyle w:val="Compact"/>
+        <w:numPr>
+          <w:ilvl w:val="0"/>
+          <w:numId w:val="1041"/>
+        </w:numPr>
+      </w:pPr>
+      <w:r>
+        <w:t xml:space="preserve">[ ] Ensure LCP image is not lazy-loaded.</w:t>
+      </w:r>
+    </w:p>
+    <w:p>
+      <w:pPr>
+        <w:pStyle w:val="Compact"/>
+        <w:numPr>
+          <w:ilvl w:val="0"/>
+          <w:numId w:val="1041"/>
+        </w:numPr>
+      </w:pPr>
+      <w:r>
+        <w:t xml:space="preserve">[ ] Serve correctly sized images using</w:t>
+      </w:r>
+      <w:r>
+        <w:t xml:space="preserve"> </w:t>
+      </w:r>
+      <w:r>
+        <w:rPr>
+          <w:rStyle w:val="VerbatimChar"/>
+        </w:rPr>
+        <w:t xml:space="preserve">srcset</w:t>
+      </w:r>
+      <w:r>
+        <w:t xml:space="preserve"> </w:t>
+      </w:r>
+      <w:r>
+        <w:t xml:space="preserve">and</w:t>
+      </w:r>
+      <w:r>
+        <w:t xml:space="preserve"> </w:t>
+      </w:r>
+      <w:r>
+        <w:rPr>
+          <w:rStyle w:val="VerbatimChar"/>
+        </w:rPr>
+        <w:t xml:space="preserve">sizes</w:t>
+      </w:r>
+      <w:r>
+        <w:t xml:space="preserve">.</w:t>
+      </w:r>
+    </w:p>
+    <w:p>
+      <w:pPr>
+        <w:pStyle w:val="Compact"/>
+        <w:numPr>
+          <w:ilvl w:val="0"/>
+          <w:numId w:val="1041"/>
+        </w:numPr>
+      </w:pPr>
+      <w:r>
+        <w:t xml:space="preserve">[ ] Compress images appropriately.</w:t>
+      </w:r>
+    </w:p>
+    <w:p>
+      <w:pPr>
+        <w:pStyle w:val="Compact"/>
+        <w:numPr>
+          <w:ilvl w:val="0"/>
+          <w:numId w:val="1041"/>
+        </w:numPr>
+      </w:pPr>
+      <w:r>
+        <w:t xml:space="preserve">[ ] Use modern formats where supported: WebP or AVIF. When using the Performance Lab ecosystem, evaluate</w:t>
+      </w:r>
+      <w:r>
+        <w:t xml:space="preserve"> </w:t>
+      </w:r>
+      <w:r>
+        <w:rPr>
+          <w:b/>
+          <w:bCs/>
+        </w:rPr>
+        <w:t xml:space="preserve">Modern Image Formats</w:t>
+      </w:r>
+      <w:r>
+        <w:t xml:space="preserve"> </w:t>
+      </w:r>
+      <w:r>
+        <w:t xml:space="preserve">and related image feature plugins on staging before production rollout.</w:t>
+      </w:r>
+    </w:p>
+    <w:p>
+      <w:pPr>
+        <w:pStyle w:val="Compact"/>
+        <w:numPr>
+          <w:ilvl w:val="0"/>
+          <w:numId w:val="1041"/>
+        </w:numPr>
+      </w:pPr>
+      <w:r>
+        <w:t xml:space="preserve">[ ] Set explicit width/height to avoid layout shift.</w:t>
+      </w:r>
+    </w:p>
+    <w:p>
+      <w:pPr>
+        <w:pStyle w:val="Compact"/>
+        <w:numPr>
+          <w:ilvl w:val="0"/>
+          <w:numId w:val="1041"/>
+        </w:numPr>
+      </w:pPr>
+      <w:r>
+        <w:t xml:space="preserve">[ ] Lazy-load below-the-fold images.</w:t>
+      </w:r>
+    </w:p>
+    <w:p>
+      <w:pPr>
+        <w:pStyle w:val="Compact"/>
+        <w:numPr>
+          <w:ilvl w:val="0"/>
+          <w:numId w:val="1041"/>
+        </w:numPr>
+      </w:pPr>
+      <w:r>
+        <w:t xml:space="preserve">[ ] Avoid huge background images for critical hero content unless intentionally optimized.</w:t>
+      </w:r>
+    </w:p>
+    <w:p>
+      <w:pPr>
+        <w:pStyle w:val="Compact"/>
+        <w:numPr>
+          <w:ilvl w:val="0"/>
+          <w:numId w:val="1041"/>
+        </w:numPr>
+      </w:pPr>
+      <w:r>
+        <w:t xml:space="preserve">[ ] Preload only the true critical LCP image when needed. WordPress 6.3+ can add</w:t>
+      </w:r>
+      <w:r>
+        <w:t xml:space="preserve"> </w:t>
+      </w:r>
+      <w:r>
+        <w:rPr>
+          <w:rStyle w:val="VerbatimChar"/>
+        </w:rPr>
+        <w:t xml:space="preserve">fetchpriority="high"</w:t>
+      </w:r>
+      <w:r>
+        <w:t xml:space="preserve"> </w:t>
+      </w:r>
+      <w:r>
+        <w:t xml:space="preserve">to the detected LCP image; verify generated markup before adding manual hero preloads.</w:t>
+      </w:r>
+    </w:p>
+    <w:p>
+      <w:pPr>
+        <w:pStyle w:val="FirstParagraph"/>
+      </w:pPr>
+      <w:r>
+        <w:t xml:space="preserve">Example:</w:t>
+      </w:r>
+    </w:p>
+    <w:p>
+      <w:pPr>
+        <w:pStyle w:val="SourceCode"/>
+      </w:pPr>
+      <w:r>
+        <w:rPr>
+          <w:rStyle w:val="DataTypeTok"/>
+        </w:rPr>
+        <w:t xml:space="preserve">&lt;</w:t>
+      </w:r>
+      <w:r>
+        <w:rPr>
+          <w:rStyle w:val="KeywordTok"/>
+        </w:rPr>
+        <w:t xml:space="preserve">link</w:t>
+      </w:r>
+      <w:r>
+        <w:rPr>
+          <w:rStyle w:val="OtherTok"/>
+        </w:rPr>
+        <w:t xml:space="preserve"> rel</w:t>
+      </w:r>
+      <w:r>
+        <w:rPr>
+          <w:rStyle w:val="OperatorTok"/>
+        </w:rPr>
+        <w:t xml:space="preserve">=</w:t>
+      </w:r>
+      <w:r>
+        <w:rPr>
+          <w:rStyle w:val="StringTok"/>
+        </w:rPr>
+        <w:t xml:space="preserve">"preload"</w:t>
+      </w:r>
+      <w:r>
+        <w:rPr>
+          <w:rStyle w:val="OtherTok"/>
+        </w:rPr>
+        <w:t xml:space="preserve"> as</w:t>
+      </w:r>
+      <w:r>
+        <w:rPr>
+          <w:rStyle w:val="OperatorTok"/>
+        </w:rPr>
+        <w:t xml:space="preserve">=</w:t>
+      </w:r>
+      <w:r>
+        <w:rPr>
+          <w:rStyle w:val="StringTok"/>
+        </w:rPr>
+        <w:t xml:space="preserve">"image"</w:t>
+      </w:r>
+      <w:r>
+        <w:rPr>
+          <w:rStyle w:val="OtherTok"/>
+        </w:rPr>
+        <w:t xml:space="preserve"> href</w:t>
+      </w:r>
+      <w:r>
+        <w:rPr>
+          <w:rStyle w:val="OperatorTok"/>
+        </w:rPr>
+        <w:t xml:space="preserve">=</w:t>
+      </w:r>
+      <w:r>
+        <w:rPr>
+          <w:rStyle w:val="StringTok"/>
+        </w:rPr>
+        <w:t xml:space="preserve">"/path/to/hero.webp"</w:t>
+      </w:r>
+      <w:r>
+        <w:rPr>
+          <w:rStyle w:val="OtherTok"/>
+        </w:rPr>
+        <w:t xml:space="preserve"> imagesrcset</w:t>
+      </w:r>
+      <w:r>
+        <w:rPr>
+          <w:rStyle w:val="OperatorTok"/>
+        </w:rPr>
+        <w:t xml:space="preserve">=</w:t>
+      </w:r>
+      <w:r>
+        <w:rPr>
+          <w:rStyle w:val="StringTok"/>
+        </w:rPr>
+        <w:t xml:space="preserve">"/hero-800.webp 800w, /hero-1600.webp 1600w"</w:t>
+      </w:r>
+      <w:r>
+        <w:rPr>
+          <w:rStyle w:val="OtherTok"/>
+        </w:rPr>
+        <w:t xml:space="preserve"> imagesizes</w:t>
+      </w:r>
+      <w:r>
+        <w:rPr>
+          <w:rStyle w:val="OperatorTok"/>
+        </w:rPr>
+        <w:t xml:space="preserve">=</w:t>
+      </w:r>
+      <w:r>
+        <w:rPr>
+          <w:rStyle w:val="StringTok"/>
+        </w:rPr>
+        <w:t xml:space="preserve">"100vw"</w:t>
+      </w:r>
+      <w:r>
+        <w:rPr>
+          <w:rStyle w:val="DataTypeTok"/>
+        </w:rPr>
+        <w:t xml:space="preserve">&gt;</w:t>
+      </w:r>
+    </w:p>
+    <w:p>
+      <w:pPr>
+        <w:pStyle w:val="FirstParagraph"/>
+      </w:pPr>
+      <w:r>
+        <w:t xml:space="preserve">Checklist for WordPress themes:</w:t>
+      </w:r>
+    </w:p>
+    <w:p>
+      <w:pPr>
+        <w:pStyle w:val="Compact"/>
+        <w:numPr>
+          <w:ilvl w:val="0"/>
           <w:numId w:val="1042"/>
         </w:numPr>
       </w:pPr>
       <w:r>
-        <w:t xml:space="preserve">[ ] Identify the LCP image on each key template.</w:t>
+        <w:t xml:space="preserve">[ ] Use WordPress image functions where possible so responsive attributes are generated.</w:t>
       </w:r>
     </w:p>
     <w:p>
@@ -6310,7 +6529,7 @@
         </w:numPr>
       </w:pPr>
       <w:r>
-        <w:t xml:space="preserve">[ ] Ensure LCP image is not lazy-loaded.</w:t>
+        <w:t xml:space="preserve">[ ] Avoid hardcoded full-size images.</w:t>
       </w:r>
     </w:p>
     <w:p>
@@ -6322,34 +6541,7 @@
         </w:numPr>
       </w:pPr>
       <w:r>
-        <w:t xml:space="preserve">[ ] Serve correctly sized images using</w:t>
-      </w:r>
-      <w:r>
-        <w:t xml:space="preserve"> </w:t>
-      </w:r>
-      <w:r>
-        <w:rPr>
-          <w:rStyle w:val="VerbatimChar"/>
-        </w:rPr>
-        <w:t xml:space="preserve">srcset</w:t>
-      </w:r>
-      <w:r>
-        <w:t xml:space="preserve"> </w:t>
-      </w:r>
-      <w:r>
-        <w:t xml:space="preserve">and</w:t>
-      </w:r>
-      <w:r>
-        <w:t xml:space="preserve"> </w:t>
-      </w:r>
-      <w:r>
-        <w:rPr>
-          <w:rStyle w:val="VerbatimChar"/>
-        </w:rPr>
-        <w:t xml:space="preserve">sizes</w:t>
-      </w:r>
-      <w:r>
-        <w:t xml:space="preserve">.</w:t>
+        <w:t xml:space="preserve">[ ] Confirm featured image sizes match actual display requirements.</w:t>
       </w:r>
     </w:p>
     <w:p>
@@ -6358,243 +6550,6 @@
         <w:numPr>
           <w:ilvl w:val="0"/>
           <w:numId w:val="1042"/>
-        </w:numPr>
-      </w:pPr>
-      <w:r>
-        <w:t xml:space="preserve">[ ] Compress images appropriately.</w:t>
-      </w:r>
-    </w:p>
-    <w:p>
-      <w:pPr>
-        <w:pStyle w:val="Compact"/>
-        <w:numPr>
-          <w:ilvl w:val="0"/>
-          <w:numId w:val="1042"/>
-        </w:numPr>
-      </w:pPr>
-      <w:r>
-        <w:t xml:space="preserve">[ ] Use modern formats where supported: WebP or AVIF.</w:t>
-      </w:r>
-    </w:p>
-    <w:p>
-      <w:pPr>
-        <w:pStyle w:val="Compact"/>
-        <w:numPr>
-          <w:ilvl w:val="0"/>
-          <w:numId w:val="1042"/>
-        </w:numPr>
-      </w:pPr>
-      <w:r>
-        <w:t xml:space="preserve">[ ] Set explicit width/height to avoid layout shift.</w:t>
-      </w:r>
-    </w:p>
-    <w:p>
-      <w:pPr>
-        <w:pStyle w:val="Compact"/>
-        <w:numPr>
-          <w:ilvl w:val="0"/>
-          <w:numId w:val="1042"/>
-        </w:numPr>
-      </w:pPr>
-      <w:r>
-        <w:t xml:space="preserve">[ ] Lazy-load below-the-fold images.</w:t>
-      </w:r>
-    </w:p>
-    <w:p>
-      <w:pPr>
-        <w:pStyle w:val="Compact"/>
-        <w:numPr>
-          <w:ilvl w:val="0"/>
-          <w:numId w:val="1042"/>
-        </w:numPr>
-      </w:pPr>
-      <w:r>
-        <w:t xml:space="preserve">[ ] Avoid huge background images for critical hero content unless intentionally optimized.</w:t>
-      </w:r>
-    </w:p>
-    <w:p>
-      <w:pPr>
-        <w:pStyle w:val="Compact"/>
-        <w:numPr>
-          <w:ilvl w:val="0"/>
-          <w:numId w:val="1042"/>
-        </w:numPr>
-      </w:pPr>
-      <w:r>
-        <w:t xml:space="preserve">[ ] Preload only the true critical LCP image when needed.</w:t>
-      </w:r>
-    </w:p>
-    <w:p>
-      <w:pPr>
-        <w:pStyle w:val="FirstParagraph"/>
-      </w:pPr>
-      <w:r>
-        <w:t xml:space="preserve">Example:</w:t>
-      </w:r>
-    </w:p>
-    <w:p>
-      <w:pPr>
-        <w:pStyle w:val="SourceCode"/>
-      </w:pPr>
-      <w:r>
-        <w:rPr>
-          <w:rStyle w:val="DataTypeTok"/>
-        </w:rPr>
-        <w:t xml:space="preserve">&lt;</w:t>
-      </w:r>
-      <w:r>
-        <w:rPr>
-          <w:rStyle w:val="KeywordTok"/>
-        </w:rPr>
-        <w:t xml:space="preserve">link</w:t>
-      </w:r>
-      <w:r>
-        <w:rPr>
-          <w:rStyle w:val="OtherTok"/>
-        </w:rPr>
-        <w:t xml:space="preserve"> rel</w:t>
-      </w:r>
-      <w:r>
-        <w:rPr>
-          <w:rStyle w:val="OperatorTok"/>
-        </w:rPr>
-        <w:t xml:space="preserve">=</w:t>
-      </w:r>
-      <w:r>
-        <w:rPr>
-          <w:rStyle w:val="StringTok"/>
-        </w:rPr>
-        <w:t xml:space="preserve">"preload"</w:t>
-      </w:r>
-      <w:r>
-        <w:rPr>
-          <w:rStyle w:val="OtherTok"/>
-        </w:rPr>
-        <w:t xml:space="preserve"> as</w:t>
-      </w:r>
-      <w:r>
-        <w:rPr>
-          <w:rStyle w:val="OperatorTok"/>
-        </w:rPr>
-        <w:t xml:space="preserve">=</w:t>
-      </w:r>
-      <w:r>
-        <w:rPr>
-          <w:rStyle w:val="StringTok"/>
-        </w:rPr>
-        <w:t xml:space="preserve">"image"</w:t>
-      </w:r>
-      <w:r>
-        <w:rPr>
-          <w:rStyle w:val="OtherTok"/>
-        </w:rPr>
-        <w:t xml:space="preserve"> href</w:t>
-      </w:r>
-      <w:r>
-        <w:rPr>
-          <w:rStyle w:val="OperatorTok"/>
-        </w:rPr>
-        <w:t xml:space="preserve">=</w:t>
-      </w:r>
-      <w:r>
-        <w:rPr>
-          <w:rStyle w:val="StringTok"/>
-        </w:rPr>
-        <w:t xml:space="preserve">"/path/to/hero.webp"</w:t>
-      </w:r>
-      <w:r>
-        <w:rPr>
-          <w:rStyle w:val="OtherTok"/>
-        </w:rPr>
-        <w:t xml:space="preserve"> imagesrcset</w:t>
-      </w:r>
-      <w:r>
-        <w:rPr>
-          <w:rStyle w:val="OperatorTok"/>
-        </w:rPr>
-        <w:t xml:space="preserve">=</w:t>
-      </w:r>
-      <w:r>
-        <w:rPr>
-          <w:rStyle w:val="StringTok"/>
-        </w:rPr>
-        <w:t xml:space="preserve">"/hero-800.webp 800w, /hero-1600.webp 1600w"</w:t>
-      </w:r>
-      <w:r>
-        <w:rPr>
-          <w:rStyle w:val="OtherTok"/>
-        </w:rPr>
-        <w:t xml:space="preserve"> imagesizes</w:t>
-      </w:r>
-      <w:r>
-        <w:rPr>
-          <w:rStyle w:val="OperatorTok"/>
-        </w:rPr>
-        <w:t xml:space="preserve">=</w:t>
-      </w:r>
-      <w:r>
-        <w:rPr>
-          <w:rStyle w:val="StringTok"/>
-        </w:rPr>
-        <w:t xml:space="preserve">"100vw"</w:t>
-      </w:r>
-      <w:r>
-        <w:rPr>
-          <w:rStyle w:val="DataTypeTok"/>
-        </w:rPr>
-        <w:t xml:space="preserve">&gt;</w:t>
-      </w:r>
-    </w:p>
-    <w:p>
-      <w:pPr>
-        <w:pStyle w:val="FirstParagraph"/>
-      </w:pPr>
-      <w:r>
-        <w:t xml:space="preserve">Checklist for WordPress themes:</w:t>
-      </w:r>
-    </w:p>
-    <w:p>
-      <w:pPr>
-        <w:pStyle w:val="Compact"/>
-        <w:numPr>
-          <w:ilvl w:val="0"/>
-          <w:numId w:val="1043"/>
-        </w:numPr>
-      </w:pPr>
-      <w:r>
-        <w:t xml:space="preserve">[ ] Use WordPress image functions where possible so responsive attributes are generated.</w:t>
-      </w:r>
-    </w:p>
-    <w:p>
-      <w:pPr>
-        <w:pStyle w:val="Compact"/>
-        <w:numPr>
-          <w:ilvl w:val="0"/>
-          <w:numId w:val="1043"/>
-        </w:numPr>
-      </w:pPr>
-      <w:r>
-        <w:t xml:space="preserve">[ ] Avoid hardcoded full-size images.</w:t>
-      </w:r>
-    </w:p>
-    <w:p>
-      <w:pPr>
-        <w:pStyle w:val="Compact"/>
-        <w:numPr>
-          <w:ilvl w:val="0"/>
-          <w:numId w:val="1043"/>
-        </w:numPr>
-      </w:pPr>
-      <w:r>
-        <w:t xml:space="preserve">[ ] Confirm featured image sizes match actual display requirements.</w:t>
-      </w:r>
-    </w:p>
-    <w:p>
-      <w:pPr>
-        <w:pStyle w:val="Compact"/>
-        <w:numPr>
-          <w:ilvl w:val="0"/>
-          <w:numId w:val="1043"/>
         </w:numPr>
       </w:pPr>
       <w:r>
@@ -6639,11 +6594,67 @@
         <w:pStyle w:val="Compact"/>
         <w:numPr>
           <w:ilvl w:val="0"/>
+          <w:numId w:val="1043"/>
+        </w:numPr>
+      </w:pPr>
+      <w:r>
+        <w:t xml:space="preserve">[ ] Remove unused CSS where practical.</w:t>
+      </w:r>
+    </w:p>
+    <w:p>
+      <w:pPr>
+        <w:pStyle w:val="Compact"/>
+        <w:numPr>
+          <w:ilvl w:val="0"/>
+          <w:numId w:val="1043"/>
+        </w:numPr>
+      </w:pPr>
+      <w:r>
+        <w:t xml:space="preserve">[ ] Avoid loading site-wide CSS for components used on one page.</w:t>
+      </w:r>
+    </w:p>
+    <w:p>
+      <w:pPr>
+        <w:pStyle w:val="Compact"/>
+        <w:numPr>
+          <w:ilvl w:val="0"/>
+          <w:numId w:val="1043"/>
+        </w:numPr>
+      </w:pPr>
+      <w:r>
+        <w:t xml:space="preserve">[ ] Inline only small critical CSS when it improves LCP and does not create maintenance risk.</w:t>
+      </w:r>
+    </w:p>
+    <w:p>
+      <w:pPr>
+        <w:pStyle w:val="Compact"/>
+        <w:numPr>
+          <w:ilvl w:val="0"/>
+          <w:numId w:val="1043"/>
+        </w:numPr>
+      </w:pPr>
+      <w:r>
+        <w:t xml:space="preserve">[ ] Avoid excessive CSS frameworks or duplicate design systems.</w:t>
+      </w:r>
+    </w:p>
+    <w:p>
+      <w:pPr>
+        <w:pStyle w:val="FirstParagraph"/>
+      </w:pPr>
+      <w:r>
+        <w:t xml:space="preserve">JavaScript:</w:t>
+      </w:r>
+    </w:p>
+    <w:p>
+      <w:pPr>
+        <w:pStyle w:val="Compact"/>
+        <w:numPr>
+          <w:ilvl w:val="0"/>
           <w:numId w:val="1044"/>
         </w:numPr>
       </w:pPr>
       <w:r>
-        <w:t xml:space="preserve">[ ] Remove unused CSS where practical.</w:t>
+        <w:t xml:space="preserve">[ ] Remove unused scripts.</w:t>
       </w:r>
     </w:p>
     <w:p>
@@ -6655,7 +6666,7 @@
         </w:numPr>
       </w:pPr>
       <w:r>
-        <w:t xml:space="preserve">[ ] Avoid loading site-wide CSS for components used on one page.</w:t>
+        <w:t xml:space="preserve">[ ] Defer non-critical scripts.</w:t>
       </w:r>
     </w:p>
     <w:p>
@@ -6667,7 +6678,7 @@
         </w:numPr>
       </w:pPr>
       <w:r>
-        <w:t xml:space="preserve">[ ] Inline only small critical CSS when it improves LCP and does not create maintenance risk.</w:t>
+        <w:t xml:space="preserve">[ ] Delay third-party scripts until interaction when appropriate.</w:t>
       </w:r>
     </w:p>
     <w:p>
@@ -6679,7 +6690,43 @@
         </w:numPr>
       </w:pPr>
       <w:r>
-        <w:t xml:space="preserve">[ ] Avoid excessive CSS frameworks or duplicate design systems.</w:t>
+        <w:t xml:space="preserve">[ ] Avoid long main-thread tasks.</w:t>
+      </w:r>
+    </w:p>
+    <w:p>
+      <w:pPr>
+        <w:pStyle w:val="Compact"/>
+        <w:numPr>
+          <w:ilvl w:val="0"/>
+          <w:numId w:val="1044"/>
+        </w:numPr>
+      </w:pPr>
+      <w:r>
+        <w:t xml:space="preserve">[ ] Re-test admin/editor workflows after WordPress 7.0 upgrades, especially sites with custom blocks, editor plugins, heavy Font Library use, or workflows affected by the modernized dashboard and iframed editor.</w:t>
+      </w:r>
+    </w:p>
+    <w:p>
+      <w:pPr>
+        <w:pStyle w:val="Compact"/>
+        <w:numPr>
+          <w:ilvl w:val="0"/>
+          <w:numId w:val="1044"/>
+        </w:numPr>
+      </w:pPr>
+      <w:r>
+        <w:t xml:space="preserve">[ ] Split heavy functionality by page/template.</w:t>
+      </w:r>
+    </w:p>
+    <w:p>
+      <w:pPr>
+        <w:pStyle w:val="Compact"/>
+        <w:numPr>
+          <w:ilvl w:val="0"/>
+          <w:numId w:val="1044"/>
+        </w:numPr>
+      </w:pPr>
+      <w:r>
+        <w:t xml:space="preserve">[ ] Prevent duplicate libraries from loading.</w:t>
       </w:r>
     </w:p>
     <w:p>
@@ -6687,7 +6734,7 @@
         <w:pStyle w:val="FirstParagraph"/>
       </w:pPr>
       <w:r>
-        <w:t xml:space="preserve">JavaScript:</w:t>
+        <w:t xml:space="preserve">WordPress asset checklist:</w:t>
       </w:r>
     </w:p>
     <w:p>
@@ -6699,7 +6746,7 @@
         </w:numPr>
       </w:pPr>
       <w:r>
-        <w:t xml:space="preserve">[ ] Remove unused scripts.</w:t>
+        <w:t xml:space="preserve">[ ] Confirm plugins enqueue assets only where needed.</w:t>
       </w:r>
     </w:p>
     <w:p>
@@ -6711,7 +6758,7 @@
         </w:numPr>
       </w:pPr>
       <w:r>
-        <w:t xml:space="preserve">[ ] Defer non-critical scripts.</w:t>
+        <w:t xml:space="preserve">[ ] Dequeue unnecessary assets carefully and test affected pages.</w:t>
       </w:r>
     </w:p>
     <w:p>
@@ -6723,7 +6770,7 @@
         </w:numPr>
       </w:pPr>
       <w:r>
-        <w:t xml:space="preserve">[ ] Delay third-party scripts until interaction when appropriate.</w:t>
+        <w:t xml:space="preserve">[ ] Avoid breaking dependencies by blindly combining/minifying everything.</w:t>
       </w:r>
     </w:p>
     <w:p>
@@ -6732,86 +6779,6 @@
         <w:numPr>
           <w:ilvl w:val="0"/>
           <w:numId w:val="1045"/>
-        </w:numPr>
-      </w:pPr>
-      <w:r>
-        <w:t xml:space="preserve">[ ] Avoid long main-thread tasks.</w:t>
-      </w:r>
-    </w:p>
-    <w:p>
-      <w:pPr>
-        <w:pStyle w:val="Compact"/>
-        <w:numPr>
-          <w:ilvl w:val="0"/>
-          <w:numId w:val="1045"/>
-        </w:numPr>
-      </w:pPr>
-      <w:r>
-        <w:t xml:space="preserve">[ ] Split heavy functionality by page/template.</w:t>
-      </w:r>
-    </w:p>
-    <w:p>
-      <w:pPr>
-        <w:pStyle w:val="Compact"/>
-        <w:numPr>
-          <w:ilvl w:val="0"/>
-          <w:numId w:val="1045"/>
-        </w:numPr>
-      </w:pPr>
-      <w:r>
-        <w:t xml:space="preserve">[ ] Prevent duplicate libraries from loading.</w:t>
-      </w:r>
-    </w:p>
-    <w:p>
-      <w:pPr>
-        <w:pStyle w:val="FirstParagraph"/>
-      </w:pPr>
-      <w:r>
-        <w:t xml:space="preserve">WordPress asset checklist:</w:t>
-      </w:r>
-    </w:p>
-    <w:p>
-      <w:pPr>
-        <w:pStyle w:val="Compact"/>
-        <w:numPr>
-          <w:ilvl w:val="0"/>
-          <w:numId w:val="1046"/>
-        </w:numPr>
-      </w:pPr>
-      <w:r>
-        <w:t xml:space="preserve">[ ] Confirm plugins enqueue assets only where needed.</w:t>
-      </w:r>
-    </w:p>
-    <w:p>
-      <w:pPr>
-        <w:pStyle w:val="Compact"/>
-        <w:numPr>
-          <w:ilvl w:val="0"/>
-          <w:numId w:val="1046"/>
-        </w:numPr>
-      </w:pPr>
-      <w:r>
-        <w:t xml:space="preserve">[ ] Dequeue unnecessary assets carefully and test affected pages.</w:t>
-      </w:r>
-    </w:p>
-    <w:p>
-      <w:pPr>
-        <w:pStyle w:val="Compact"/>
-        <w:numPr>
-          <w:ilvl w:val="0"/>
-          <w:numId w:val="1046"/>
-        </w:numPr>
-      </w:pPr>
-      <w:r>
-        <w:t xml:space="preserve">[ ] Avoid breaking dependencies by blindly combining/minifying everything.</w:t>
-      </w:r>
-    </w:p>
-    <w:p>
-      <w:pPr>
-        <w:pStyle w:val="Compact"/>
-        <w:numPr>
-          <w:ilvl w:val="0"/>
-          <w:numId w:val="1046"/>
         </w:numPr>
       </w:pPr>
       <w:r>
@@ -6856,11 +6823,245 @@
         <w:pStyle w:val="Compact"/>
         <w:numPr>
           <w:ilvl w:val="0"/>
+          <w:numId w:val="1046"/>
+        </w:numPr>
+      </w:pPr>
+      <w:r>
+        <w:t xml:space="preserve">[ ] Use fewer font families, weights, and styles.</w:t>
+      </w:r>
+    </w:p>
+    <w:p>
+      <w:pPr>
+        <w:pStyle w:val="Compact"/>
+        <w:numPr>
+          <w:ilvl w:val="0"/>
+          <w:numId w:val="1046"/>
+        </w:numPr>
+      </w:pPr>
+      <w:r>
+        <w:t xml:space="preserve">[ ] Prefer system fonts where acceptable.</w:t>
+      </w:r>
+    </w:p>
+    <w:p>
+      <w:pPr>
+        <w:pStyle w:val="Compact"/>
+        <w:numPr>
+          <w:ilvl w:val="0"/>
+          <w:numId w:val="1046"/>
+        </w:numPr>
+      </w:pPr>
+      <w:r>
+        <w:t xml:space="preserve">[ ] Self-host fonts when it simplifies delivery and caching.</w:t>
+      </w:r>
+    </w:p>
+    <w:p>
+      <w:pPr>
+        <w:pStyle w:val="Compact"/>
+        <w:numPr>
+          <w:ilvl w:val="0"/>
+          <w:numId w:val="1046"/>
+        </w:numPr>
+      </w:pPr>
+      <w:r>
+        <w:t xml:space="preserve">[ ] Use</w:t>
+      </w:r>
+      <w:r>
+        <w:t xml:space="preserve"> </w:t>
+      </w:r>
+      <w:r>
+        <w:rPr>
+          <w:rStyle w:val="VerbatimChar"/>
+        </w:rPr>
+        <w:t xml:space="preserve">font-display: swap</w:t>
+      </w:r>
+      <w:r>
+        <w:t xml:space="preserve"> </w:t>
+      </w:r>
+      <w:r>
+        <w:t xml:space="preserve">or another intentional strategy.</w:t>
+      </w:r>
+    </w:p>
+    <w:p>
+      <w:pPr>
+        <w:pStyle w:val="Compact"/>
+        <w:numPr>
+          <w:ilvl w:val="0"/>
+          <w:numId w:val="1046"/>
+        </w:numPr>
+      </w:pPr>
+      <w:r>
+        <w:t xml:space="preserve">[ ] Preload only critical fonts actually used above the fold.</w:t>
+      </w:r>
+    </w:p>
+    <w:p>
+      <w:pPr>
+        <w:pStyle w:val="Compact"/>
+        <w:numPr>
+          <w:ilvl w:val="0"/>
+          <w:numId w:val="1046"/>
+        </w:numPr>
+      </w:pPr>
+      <w:r>
+        <w:t xml:space="preserve">[ ] Ensure preloaded fonts use matching</w:t>
+      </w:r>
+      <w:r>
+        <w:t xml:space="preserve"> </w:t>
+      </w:r>
+      <w:r>
+        <w:rPr>
+          <w:rStyle w:val="VerbatimChar"/>
+        </w:rPr>
+        <w:t xml:space="preserve">type</w:t>
+      </w:r>
+      <w:r>
+        <w:t xml:space="preserve"> </w:t>
+      </w:r>
+      <w:r>
+        <w:t xml:space="preserve">and</w:t>
+      </w:r>
+      <w:r>
+        <w:t xml:space="preserve"> </w:t>
+      </w:r>
+      <w:r>
+        <w:rPr>
+          <w:rStyle w:val="VerbatimChar"/>
+        </w:rPr>
+        <w:t xml:space="preserve">crossorigin</w:t>
+      </w:r>
+      <w:r>
+        <w:t xml:space="preserve"> </w:t>
+      </w:r>
+      <w:r>
+        <w:t xml:space="preserve">attributes.</w:t>
+      </w:r>
+    </w:p>
+    <w:p>
+      <w:pPr>
+        <w:pStyle w:val="FirstParagraph"/>
+      </w:pPr>
+      <w:r>
+        <w:t xml:space="preserve">Example:</w:t>
+      </w:r>
+    </w:p>
+    <w:p>
+      <w:pPr>
+        <w:pStyle w:val="SourceCode"/>
+      </w:pPr>
+      <w:r>
+        <w:rPr>
+          <w:rStyle w:val="DataTypeTok"/>
+        </w:rPr>
+        <w:t xml:space="preserve">&lt;</w:t>
+      </w:r>
+      <w:r>
+        <w:rPr>
+          <w:rStyle w:val="KeywordTok"/>
+        </w:rPr>
+        <w:t xml:space="preserve">link</w:t>
+      </w:r>
+      <w:r>
+        <w:rPr>
+          <w:rStyle w:val="OtherTok"/>
+        </w:rPr>
+        <w:t xml:space="preserve"> rel</w:t>
+      </w:r>
+      <w:r>
+        <w:rPr>
+          <w:rStyle w:val="OperatorTok"/>
+        </w:rPr>
+        <w:t xml:space="preserve">=</w:t>
+      </w:r>
+      <w:r>
+        <w:rPr>
+          <w:rStyle w:val="StringTok"/>
+        </w:rPr>
+        <w:t xml:space="preserve">"preload"</w:t>
+      </w:r>
+      <w:r>
+        <w:rPr>
+          <w:rStyle w:val="OtherTok"/>
+        </w:rPr>
+        <w:t xml:space="preserve"> href</w:t>
+      </w:r>
+      <w:r>
+        <w:rPr>
+          <w:rStyle w:val="OperatorTok"/>
+        </w:rPr>
+        <w:t xml:space="preserve">=</w:t>
+      </w:r>
+      <w:r>
+        <w:rPr>
+          <w:rStyle w:val="StringTok"/>
+        </w:rPr>
+        <w:t xml:space="preserve">"/fonts/inter-var.woff2"</w:t>
+      </w:r>
+      <w:r>
+        <w:rPr>
+          <w:rStyle w:val="OtherTok"/>
+        </w:rPr>
+        <w:t xml:space="preserve"> as</w:t>
+      </w:r>
+      <w:r>
+        <w:rPr>
+          <w:rStyle w:val="OperatorTok"/>
+        </w:rPr>
+        <w:t xml:space="preserve">=</w:t>
+      </w:r>
+      <w:r>
+        <w:rPr>
+          <w:rStyle w:val="StringTok"/>
+        </w:rPr>
+        <w:t xml:space="preserve">"font"</w:t>
+      </w:r>
+      <w:r>
+        <w:rPr>
+          <w:rStyle w:val="OtherTok"/>
+        </w:rPr>
+        <w:t xml:space="preserve"> type</w:t>
+      </w:r>
+      <w:r>
+        <w:rPr>
+          <w:rStyle w:val="OperatorTok"/>
+        </w:rPr>
+        <w:t xml:space="preserve">=</w:t>
+      </w:r>
+      <w:r>
+        <w:rPr>
+          <w:rStyle w:val="StringTok"/>
+        </w:rPr>
+        <w:t xml:space="preserve">"font/woff2"</w:t>
+      </w:r>
+      <w:r>
+        <w:rPr>
+          <w:rStyle w:val="OtherTok"/>
+        </w:rPr>
+        <w:t xml:space="preserve"> crossorigin</w:t>
+      </w:r>
+      <w:r>
+        <w:rPr>
+          <w:rStyle w:val="DataTypeTok"/>
+        </w:rPr>
+        <w:t xml:space="preserve">&gt;</w:t>
+      </w:r>
+    </w:p>
+    <w:p>
+      <w:pPr>
+        <w:pStyle w:val="FirstParagraph"/>
+      </w:pPr>
+      <w:r>
+        <w:t xml:space="preserve">Third-party scripts:</w:t>
+      </w:r>
+    </w:p>
+    <w:p>
+      <w:pPr>
+        <w:pStyle w:val="Compact"/>
+        <w:numPr>
+          <w:ilvl w:val="0"/>
           <w:numId w:val="1047"/>
         </w:numPr>
       </w:pPr>
       <w:r>
-        <w:t xml:space="preserve">[ ] Use fewer font families, weights, and styles.</w:t>
+        <w:t xml:space="preserve">[ ] Inventory analytics, ads, chat, maps, embeds, A/B testing, and social widgets.</w:t>
       </w:r>
     </w:p>
     <w:p>
@@ -6872,7 +7073,7 @@
         </w:numPr>
       </w:pPr>
       <w:r>
-        <w:t xml:space="preserve">[ ] Prefer system fonts where acceptable.</w:t>
+        <w:t xml:space="preserve">[ ] Remove tools that are no longer used.</w:t>
       </w:r>
     </w:p>
     <w:p>
@@ -6884,7 +7085,7 @@
         </w:numPr>
       </w:pPr>
       <w:r>
-        <w:t xml:space="preserve">[ ] Self-host fonts when it simplifies delivery and caching.</w:t>
+        <w:t xml:space="preserve">[ ] Load third parties after consent or interaction where appropriate.</w:t>
       </w:r>
     </w:p>
     <w:p>
@@ -6896,22 +7097,7 @@
         </w:numPr>
       </w:pPr>
       <w:r>
-        <w:t xml:space="preserve">[ ] Use</w:t>
-      </w:r>
-      <w:r>
-        <w:t xml:space="preserve"> </w:t>
-      </w:r>
-      <w:r>
-        <w:rPr>
-          <w:rStyle w:val="VerbatimChar"/>
-        </w:rPr>
-        <w:t xml:space="preserve">font-display: swap</w:t>
-      </w:r>
-      <w:r>
-        <w:t xml:space="preserve"> </w:t>
-      </w:r>
-      <w:r>
-        <w:t xml:space="preserve">or another intentional strategy.</w:t>
+        <w:t xml:space="preserve">[ ] Avoid third-party scripts on templates that do not need them.</w:t>
       </w:r>
     </w:p>
     <w:p>
@@ -6920,225 +7106,6 @@
         <w:numPr>
           <w:ilvl w:val="0"/>
           <w:numId w:val="1047"/>
-        </w:numPr>
-      </w:pPr>
-      <w:r>
-        <w:t xml:space="preserve">[ ] Preload only critical fonts actually used above the fold.</w:t>
-      </w:r>
-    </w:p>
-    <w:p>
-      <w:pPr>
-        <w:pStyle w:val="Compact"/>
-        <w:numPr>
-          <w:ilvl w:val="0"/>
-          <w:numId w:val="1047"/>
-        </w:numPr>
-      </w:pPr>
-      <w:r>
-        <w:t xml:space="preserve">[ ] Ensure preloaded fonts use matching</w:t>
-      </w:r>
-      <w:r>
-        <w:t xml:space="preserve"> </w:t>
-      </w:r>
-      <w:r>
-        <w:rPr>
-          <w:rStyle w:val="VerbatimChar"/>
-        </w:rPr>
-        <w:t xml:space="preserve">type</w:t>
-      </w:r>
-      <w:r>
-        <w:t xml:space="preserve"> </w:t>
-      </w:r>
-      <w:r>
-        <w:t xml:space="preserve">and</w:t>
-      </w:r>
-      <w:r>
-        <w:t xml:space="preserve"> </w:t>
-      </w:r>
-      <w:r>
-        <w:rPr>
-          <w:rStyle w:val="VerbatimChar"/>
-        </w:rPr>
-        <w:t xml:space="preserve">crossorigin</w:t>
-      </w:r>
-      <w:r>
-        <w:t xml:space="preserve"> </w:t>
-      </w:r>
-      <w:r>
-        <w:t xml:space="preserve">attributes.</w:t>
-      </w:r>
-    </w:p>
-    <w:p>
-      <w:pPr>
-        <w:pStyle w:val="FirstParagraph"/>
-      </w:pPr>
-      <w:r>
-        <w:t xml:space="preserve">Example:</w:t>
-      </w:r>
-    </w:p>
-    <w:p>
-      <w:pPr>
-        <w:pStyle w:val="SourceCode"/>
-      </w:pPr>
-      <w:r>
-        <w:rPr>
-          <w:rStyle w:val="DataTypeTok"/>
-        </w:rPr>
-        <w:t xml:space="preserve">&lt;</w:t>
-      </w:r>
-      <w:r>
-        <w:rPr>
-          <w:rStyle w:val="KeywordTok"/>
-        </w:rPr>
-        <w:t xml:space="preserve">link</w:t>
-      </w:r>
-      <w:r>
-        <w:rPr>
-          <w:rStyle w:val="OtherTok"/>
-        </w:rPr>
-        <w:t xml:space="preserve"> rel</w:t>
-      </w:r>
-      <w:r>
-        <w:rPr>
-          <w:rStyle w:val="OperatorTok"/>
-        </w:rPr>
-        <w:t xml:space="preserve">=</w:t>
-      </w:r>
-      <w:r>
-        <w:rPr>
-          <w:rStyle w:val="StringTok"/>
-        </w:rPr>
-        <w:t xml:space="preserve">"preload"</w:t>
-      </w:r>
-      <w:r>
-        <w:rPr>
-          <w:rStyle w:val="OtherTok"/>
-        </w:rPr>
-        <w:t xml:space="preserve"> href</w:t>
-      </w:r>
-      <w:r>
-        <w:rPr>
-          <w:rStyle w:val="OperatorTok"/>
-        </w:rPr>
-        <w:t xml:space="preserve">=</w:t>
-      </w:r>
-      <w:r>
-        <w:rPr>
-          <w:rStyle w:val="StringTok"/>
-        </w:rPr>
-        <w:t xml:space="preserve">"/fonts/inter-var.woff2"</w:t>
-      </w:r>
-      <w:r>
-        <w:rPr>
-          <w:rStyle w:val="OtherTok"/>
-        </w:rPr>
-        <w:t xml:space="preserve"> as</w:t>
-      </w:r>
-      <w:r>
-        <w:rPr>
-          <w:rStyle w:val="OperatorTok"/>
-        </w:rPr>
-        <w:t xml:space="preserve">=</w:t>
-      </w:r>
-      <w:r>
-        <w:rPr>
-          <w:rStyle w:val="StringTok"/>
-        </w:rPr>
-        <w:t xml:space="preserve">"font"</w:t>
-      </w:r>
-      <w:r>
-        <w:rPr>
-          <w:rStyle w:val="OtherTok"/>
-        </w:rPr>
-        <w:t xml:space="preserve"> type</w:t>
-      </w:r>
-      <w:r>
-        <w:rPr>
-          <w:rStyle w:val="OperatorTok"/>
-        </w:rPr>
-        <w:t xml:space="preserve">=</w:t>
-      </w:r>
-      <w:r>
-        <w:rPr>
-          <w:rStyle w:val="StringTok"/>
-        </w:rPr>
-        <w:t xml:space="preserve">"font/woff2"</w:t>
-      </w:r>
-      <w:r>
-        <w:rPr>
-          <w:rStyle w:val="OtherTok"/>
-        </w:rPr>
-        <w:t xml:space="preserve"> crossorigin</w:t>
-      </w:r>
-      <w:r>
-        <w:rPr>
-          <w:rStyle w:val="DataTypeTok"/>
-        </w:rPr>
-        <w:t xml:space="preserve">&gt;</w:t>
-      </w:r>
-    </w:p>
-    <w:p>
-      <w:pPr>
-        <w:pStyle w:val="FirstParagraph"/>
-      </w:pPr>
-      <w:r>
-        <w:t xml:space="preserve">Third-party scripts:</w:t>
-      </w:r>
-    </w:p>
-    <w:p>
-      <w:pPr>
-        <w:pStyle w:val="Compact"/>
-        <w:numPr>
-          <w:ilvl w:val="0"/>
-          <w:numId w:val="1048"/>
-        </w:numPr>
-      </w:pPr>
-      <w:r>
-        <w:t xml:space="preserve">[ ] Inventory analytics, ads, chat, maps, embeds, A/B testing, and social widgets.</w:t>
-      </w:r>
-    </w:p>
-    <w:p>
-      <w:pPr>
-        <w:pStyle w:val="Compact"/>
-        <w:numPr>
-          <w:ilvl w:val="0"/>
-          <w:numId w:val="1048"/>
-        </w:numPr>
-      </w:pPr>
-      <w:r>
-        <w:t xml:space="preserve">[ ] Remove tools that are no longer used.</w:t>
-      </w:r>
-    </w:p>
-    <w:p>
-      <w:pPr>
-        <w:pStyle w:val="Compact"/>
-        <w:numPr>
-          <w:ilvl w:val="0"/>
-          <w:numId w:val="1048"/>
-        </w:numPr>
-      </w:pPr>
-      <w:r>
-        <w:t xml:space="preserve">[ ] Load third parties after consent or interaction where appropriate.</w:t>
-      </w:r>
-    </w:p>
-    <w:p>
-      <w:pPr>
-        <w:pStyle w:val="Compact"/>
-        <w:numPr>
-          <w:ilvl w:val="0"/>
-          <w:numId w:val="1048"/>
-        </w:numPr>
-      </w:pPr>
-      <w:r>
-        <w:t xml:space="preserve">[ ] Avoid third-party scripts on templates that do not need them.</w:t>
-      </w:r>
-    </w:p>
-    <w:p>
-      <w:pPr>
-        <w:pStyle w:val="Compact"/>
-        <w:numPr>
-          <w:ilvl w:val="0"/>
-          <w:numId w:val="1048"/>
         </w:numPr>
       </w:pPr>
       <w:r>
@@ -7175,11 +7142,103 @@
         <w:pStyle w:val="Compact"/>
         <w:numPr>
           <w:ilvl w:val="0"/>
+          <w:numId w:val="1048"/>
+        </w:numPr>
+      </w:pPr>
+      <w:r>
+        <w:t xml:space="preserve">[ ] Inventory plugins by function and business value.</w:t>
+      </w:r>
+    </w:p>
+    <w:p>
+      <w:pPr>
+        <w:pStyle w:val="Compact"/>
+        <w:numPr>
+          <w:ilvl w:val="0"/>
+          <w:numId w:val="1048"/>
+        </w:numPr>
+      </w:pPr>
+      <w:r>
+        <w:t xml:space="preserve">[ ] Identify overlapping plugins.</w:t>
+      </w:r>
+    </w:p>
+    <w:p>
+      <w:pPr>
+        <w:pStyle w:val="Compact"/>
+        <w:numPr>
+          <w:ilvl w:val="0"/>
+          <w:numId w:val="1048"/>
+        </w:numPr>
+      </w:pPr>
+      <w:r>
+        <w:t xml:space="preserve">[ ] Identify plugins that load assets globally.</w:t>
+      </w:r>
+    </w:p>
+    <w:p>
+      <w:pPr>
+        <w:pStyle w:val="Compact"/>
+        <w:numPr>
+          <w:ilvl w:val="0"/>
+          <w:numId w:val="1048"/>
+        </w:numPr>
+      </w:pPr>
+      <w:r>
+        <w:t xml:space="preserve">[ ] Identify plugins that run expensive queries or remote calls.</w:t>
+      </w:r>
+    </w:p>
+    <w:p>
+      <w:pPr>
+        <w:pStyle w:val="Compact"/>
+        <w:numPr>
+          <w:ilvl w:val="0"/>
+          <w:numId w:val="1048"/>
+        </w:numPr>
+      </w:pPr>
+      <w:r>
+        <w:t xml:space="preserve">[ ] Replace heavy plugins with lighter alternatives when the feature is simple.</w:t>
+      </w:r>
+    </w:p>
+    <w:p>
+      <w:pPr>
+        <w:pStyle w:val="Compact"/>
+        <w:numPr>
+          <w:ilvl w:val="0"/>
+          <w:numId w:val="1048"/>
+        </w:numPr>
+      </w:pPr>
+      <w:r>
+        <w:t xml:space="preserve">[ ] Disable unused modules inside large plugins.</w:t>
+      </w:r>
+    </w:p>
+    <w:p>
+      <w:pPr>
+        <w:pStyle w:val="Compact"/>
+        <w:numPr>
+          <w:ilvl w:val="0"/>
+          <w:numId w:val="1048"/>
+        </w:numPr>
+      </w:pPr>
+      <w:r>
+        <w:t xml:space="preserve">[ ] Test performance before and after each plugin change.</w:t>
+      </w:r>
+    </w:p>
+    <w:p>
+      <w:pPr>
+        <w:pStyle w:val="FirstParagraph"/>
+      </w:pPr>
+      <w:r>
+        <w:t xml:space="preserve">Page builders and visual editors:</w:t>
+      </w:r>
+    </w:p>
+    <w:p>
+      <w:pPr>
+        <w:pStyle w:val="Compact"/>
+        <w:numPr>
+          <w:ilvl w:val="0"/>
           <w:numId w:val="1049"/>
         </w:numPr>
       </w:pPr>
       <w:r>
-        <w:t xml:space="preserve">[ ] Inventory plugins by function and business value.</w:t>
+        <w:t xml:space="preserve">[ ] Check DOM size.</w:t>
       </w:r>
     </w:p>
     <w:p>
@@ -7191,7 +7250,7 @@
         </w:numPr>
       </w:pPr>
       <w:r>
-        <w:t xml:space="preserve">[ ] Identify overlapping plugins.</w:t>
+        <w:t xml:space="preserve">[ ] Check nested wrapper depth.</w:t>
       </w:r>
     </w:p>
     <w:p>
@@ -7203,7 +7262,7 @@
         </w:numPr>
       </w:pPr>
       <w:r>
-        <w:t xml:space="preserve">[ ] Identify plugins that load assets globally.</w:t>
+        <w:t xml:space="preserve">[ ] Check duplicate CSS/JS libraries.</w:t>
       </w:r>
     </w:p>
     <w:p>
@@ -7215,7 +7274,7 @@
         </w:numPr>
       </w:pPr>
       <w:r>
-        <w:t xml:space="preserve">[ ] Identify plugins that run expensive queries or remote calls.</w:t>
+        <w:t xml:space="preserve">[ ] Avoid builder widgets for simple static content when native blocks or theme templates are enough.</w:t>
       </w:r>
     </w:p>
     <w:p>
@@ -7227,31 +7286,7 @@
         </w:numPr>
       </w:pPr>
       <w:r>
-        <w:t xml:space="preserve">[ ] Replace heavy plugins with lighter alternatives when the feature is simple.</w:t>
-      </w:r>
-    </w:p>
-    <w:p>
-      <w:pPr>
-        <w:pStyle w:val="Compact"/>
-        <w:numPr>
-          <w:ilvl w:val="0"/>
-          <w:numId w:val="1049"/>
-        </w:numPr>
-      </w:pPr>
-      <w:r>
-        <w:t xml:space="preserve">[ ] Disable unused modules inside large plugins.</w:t>
-      </w:r>
-    </w:p>
-    <w:p>
-      <w:pPr>
-        <w:pStyle w:val="Compact"/>
-        <w:numPr>
-          <w:ilvl w:val="0"/>
-          <w:numId w:val="1049"/>
-        </w:numPr>
-      </w:pPr>
-      <w:r>
-        <w:t xml:space="preserve">[ ] Test performance before and after each plugin change.</w:t>
+        <w:t xml:space="preserve">[ ] Rebuild high-traffic landing pages with leaner markup where ROI is clear.</w:t>
       </w:r>
     </w:p>
     <w:p>
@@ -7259,7 +7294,7 @@
         <w:pStyle w:val="FirstParagraph"/>
       </w:pPr>
       <w:r>
-        <w:t xml:space="preserve">Page builders and visual editors:</w:t>
+        <w:t xml:space="preserve">Plugin reduction plan:</w:t>
       </w:r>
     </w:p>
     <w:p>
@@ -7271,7 +7306,7 @@
         </w:numPr>
       </w:pPr>
       <w:r>
-        <w:t xml:space="preserve">[ ] Check DOM size.</w:t>
+        <w:t xml:space="preserve">[ ] List every plugin and its purpose.</w:t>
       </w:r>
     </w:p>
     <w:p>
@@ -7283,7 +7318,7 @@
         </w:numPr>
       </w:pPr>
       <w:r>
-        <w:t xml:space="preserve">[ ] Check nested wrapper depth.</w:t>
+        <w:t xml:space="preserve">[ ] Mark must-have, replaceable, unused, and unknown.</w:t>
       </w:r>
     </w:p>
     <w:p>
@@ -7295,7 +7330,7 @@
         </w:numPr>
       </w:pPr>
       <w:r>
-        <w:t xml:space="preserve">[ ] Check duplicate CSS/JS libraries.</w:t>
+        <w:t xml:space="preserve">[ ] Disable one candidate on staging.</w:t>
       </w:r>
     </w:p>
     <w:p>
@@ -7307,7 +7342,7 @@
         </w:numPr>
       </w:pPr>
       <w:r>
-        <w:t xml:space="preserve">[ ] Avoid builder widgets for simple static content when native blocks or theme templates are enough.</w:t>
+        <w:t xml:space="preserve">[ ] Test functionality.</w:t>
       </w:r>
     </w:p>
     <w:p>
@@ -7319,74 +7354,6 @@
         </w:numPr>
       </w:pPr>
       <w:r>
-        <w:t xml:space="preserve">[ ] Rebuild high-traffic landing pages with leaner markup where ROI is clear.</w:t>
-      </w:r>
-    </w:p>
-    <w:p>
-      <w:pPr>
-        <w:pStyle w:val="FirstParagraph"/>
-      </w:pPr>
-      <w:r>
-        <w:t xml:space="preserve">Plugin reduction plan:</w:t>
-      </w:r>
-    </w:p>
-    <w:p>
-      <w:pPr>
-        <w:pStyle w:val="Compact"/>
-        <w:numPr>
-          <w:ilvl w:val="0"/>
-          <w:numId w:val="1051"/>
-        </w:numPr>
-      </w:pPr>
-      <w:r>
-        <w:t xml:space="preserve">[ ] List every plugin and its purpose.</w:t>
-      </w:r>
-    </w:p>
-    <w:p>
-      <w:pPr>
-        <w:pStyle w:val="Compact"/>
-        <w:numPr>
-          <w:ilvl w:val="0"/>
-          <w:numId w:val="1051"/>
-        </w:numPr>
-      </w:pPr>
-      <w:r>
-        <w:t xml:space="preserve">[ ] Mark must-have, replaceable, unused, and unknown.</w:t>
-      </w:r>
-    </w:p>
-    <w:p>
-      <w:pPr>
-        <w:pStyle w:val="Compact"/>
-        <w:numPr>
-          <w:ilvl w:val="0"/>
-          <w:numId w:val="1051"/>
-        </w:numPr>
-      </w:pPr>
-      <w:r>
-        <w:t xml:space="preserve">[ ] Disable one candidate on staging.</w:t>
-      </w:r>
-    </w:p>
-    <w:p>
-      <w:pPr>
-        <w:pStyle w:val="Compact"/>
-        <w:numPr>
-          <w:ilvl w:val="0"/>
-          <w:numId w:val="1051"/>
-        </w:numPr>
-      </w:pPr>
-      <w:r>
-        <w:t xml:space="preserve">[ ] Test functionality.</w:t>
-      </w:r>
-    </w:p>
-    <w:p>
-      <w:pPr>
-        <w:pStyle w:val="Compact"/>
-        <w:numPr>
-          <w:ilvl w:val="0"/>
-          <w:numId w:val="1051"/>
-        </w:numPr>
-      </w:pPr>
-      <w:r>
         <w:t xml:space="preserve">[ ] Measure performance delta.</w:t>
       </w:r>
     </w:p>
@@ -7395,7 +7362,7 @@
         <w:pStyle w:val="Compact"/>
         <w:numPr>
           <w:ilvl w:val="0"/>
-          <w:numId w:val="1051"/>
+          <w:numId w:val="1050"/>
         </w:numPr>
       </w:pPr>
       <w:r>
@@ -7432,7 +7399,7 @@
         <w:pStyle w:val="Compact"/>
         <w:numPr>
           <w:ilvl w:val="0"/>
-          <w:numId w:val="1052"/>
+          <w:numId w:val="1051"/>
         </w:numPr>
       </w:pPr>
       <w:r>
@@ -7444,7 +7411,7 @@
         <w:pStyle w:val="Compact"/>
         <w:numPr>
           <w:ilvl w:val="0"/>
-          <w:numId w:val="1052"/>
+          <w:numId w:val="1051"/>
         </w:numPr>
       </w:pPr>
       <w:r>
@@ -7456,7 +7423,7 @@
         <w:pStyle w:val="Compact"/>
         <w:numPr>
           <w:ilvl w:val="0"/>
-          <w:numId w:val="1052"/>
+          <w:numId w:val="1051"/>
         </w:numPr>
       </w:pPr>
       <w:r>
@@ -7468,7 +7435,7 @@
         <w:pStyle w:val="Compact"/>
         <w:numPr>
           <w:ilvl w:val="0"/>
-          <w:numId w:val="1052"/>
+          <w:numId w:val="1051"/>
         </w:numPr>
       </w:pPr>
       <w:r>
@@ -7480,7 +7447,7 @@
         <w:pStyle w:val="Compact"/>
         <w:numPr>
           <w:ilvl w:val="0"/>
-          <w:numId w:val="1052"/>
+          <w:numId w:val="1051"/>
         </w:numPr>
       </w:pPr>
       <w:r>
@@ -7492,11 +7459,11 @@
         <w:pStyle w:val="Compact"/>
         <w:numPr>
           <w:ilvl w:val="0"/>
-          <w:numId w:val="1052"/>
-        </w:numPr>
-      </w:pPr>
-      <w:r>
-        <w:t xml:space="preserve">[ ] Keep core, plugins, and themes updated after testing.</w:t>
+          <w:numId w:val="1051"/>
+        </w:numPr>
+      </w:pPr>
+      <w:r>
+        <w:t xml:space="preserve">[ ] Keep core, plugins, and themes updated after testing. Treat WordPress 7.0 as the current compatibility baseline and test upgrades against the production-intended PHP 8.x runtime when possible.</w:t>
       </w:r>
     </w:p>
     <w:p>
@@ -7775,7 +7742,7 @@
         <w:pStyle w:val="Compact"/>
         <w:numPr>
           <w:ilvl w:val="0"/>
-          <w:numId w:val="1053"/>
+          <w:numId w:val="1052"/>
         </w:numPr>
       </w:pPr>
       <w:r>
@@ -7787,7 +7754,7 @@
         <w:pStyle w:val="Compact"/>
         <w:numPr>
           <w:ilvl w:val="0"/>
-          <w:numId w:val="1053"/>
+          <w:numId w:val="1052"/>
         </w:numPr>
       </w:pPr>
       <w:r>
@@ -7799,7 +7766,7 @@
         <w:pStyle w:val="Compact"/>
         <w:numPr>
           <w:ilvl w:val="0"/>
-          <w:numId w:val="1053"/>
+          <w:numId w:val="1052"/>
         </w:numPr>
       </w:pPr>
       <w:r>
@@ -7811,7 +7778,7 @@
         <w:pStyle w:val="Compact"/>
         <w:numPr>
           <w:ilvl w:val="0"/>
-          <w:numId w:val="1053"/>
+          <w:numId w:val="1052"/>
         </w:numPr>
       </w:pPr>
       <w:r>
@@ -7823,7 +7790,7 @@
         <w:pStyle w:val="Compact"/>
         <w:numPr>
           <w:ilvl w:val="0"/>
-          <w:numId w:val="1053"/>
+          <w:numId w:val="1052"/>
         </w:numPr>
       </w:pPr>
       <w:r>
@@ -7835,7 +7802,7 @@
         <w:pStyle w:val="Compact"/>
         <w:numPr>
           <w:ilvl w:val="0"/>
-          <w:numId w:val="1053"/>
+          <w:numId w:val="1052"/>
         </w:numPr>
       </w:pPr>
       <w:r>
@@ -7847,7 +7814,19 @@
         <w:pStyle w:val="Compact"/>
         <w:numPr>
           <w:ilvl w:val="0"/>
-          <w:numId w:val="1053"/>
+          <w:numId w:val="1052"/>
+        </w:numPr>
+      </w:pPr>
+      <w:r>
+        <w:t xml:space="preserve">[ ] Account for WordPress 6.9+ behavior: request-triggered WP-Cron is spawned at shutdown, which can reduce user-facing latency, but high-traffic sites should still use a verified external runner.</w:t>
+      </w:r>
+    </w:p>
+    <w:p>
+      <w:pPr>
+        <w:pStyle w:val="Compact"/>
+        <w:numPr>
+          <w:ilvl w:val="0"/>
+          <w:numId w:val="1052"/>
         </w:numPr>
       </w:pPr>
       <w:r>
@@ -7859,7 +7838,7 @@
         <w:pStyle w:val="Compact"/>
         <w:numPr>
           <w:ilvl w:val="0"/>
-          <w:numId w:val="1053"/>
+          <w:numId w:val="1052"/>
         </w:numPr>
       </w:pPr>
       <w:r>
@@ -8155,11 +8134,115 @@
         <w:pStyle w:val="Compact"/>
         <w:numPr>
           <w:ilvl w:val="0"/>
+          <w:numId w:val="1053"/>
+        </w:numPr>
+      </w:pPr>
+      <w:r>
+        <w:t xml:space="preserve">[ ] Cache catalog and marketing pages aggressively when logged out.</w:t>
+      </w:r>
+    </w:p>
+    <w:p>
+      <w:pPr>
+        <w:pStyle w:val="Compact"/>
+        <w:numPr>
+          <w:ilvl w:val="0"/>
+          <w:numId w:val="1053"/>
+        </w:numPr>
+      </w:pPr>
+      <w:r>
+        <w:t xml:space="preserve">[ ] Bypass cart, checkout, account, and personalized pages.</w:t>
+      </w:r>
+    </w:p>
+    <w:p>
+      <w:pPr>
+        <w:pStyle w:val="Compact"/>
+        <w:numPr>
+          <w:ilvl w:val="0"/>
+          <w:numId w:val="1053"/>
+        </w:numPr>
+      </w:pPr>
+      <w:r>
+        <w:t xml:space="preserve">[ ] Check cart fragments or AJAX cart behavior.</w:t>
+      </w:r>
+    </w:p>
+    <w:p>
+      <w:pPr>
+        <w:pStyle w:val="Compact"/>
+        <w:numPr>
+          <w:ilvl w:val="0"/>
+          <w:numId w:val="1053"/>
+        </w:numPr>
+      </w:pPr>
+      <w:r>
+        <w:t xml:space="preserve">[ ] Reduce unnecessary session creation for anonymous visitors.</w:t>
+      </w:r>
+    </w:p>
+    <w:p>
+      <w:pPr>
+        <w:pStyle w:val="Compact"/>
+        <w:numPr>
+          <w:ilvl w:val="0"/>
+          <w:numId w:val="1053"/>
+        </w:numPr>
+      </w:pPr>
+      <w:r>
+        <w:t xml:space="preserve">[ ] Optimize product queries and filters.</w:t>
+      </w:r>
+    </w:p>
+    <w:p>
+      <w:pPr>
+        <w:pStyle w:val="Compact"/>
+        <w:numPr>
+          <w:ilvl w:val="0"/>
+          <w:numId w:val="1053"/>
+        </w:numPr>
+      </w:pPr>
+      <w:r>
+        <w:t xml:space="preserve">[ ] Monitor Action Scheduler.</w:t>
+      </w:r>
+    </w:p>
+    <w:p>
+      <w:pPr>
+        <w:pStyle w:val="Compact"/>
+        <w:numPr>
+          <w:ilvl w:val="0"/>
+          <w:numId w:val="1053"/>
+        </w:numPr>
+      </w:pPr>
+      <w:r>
+        <w:t xml:space="preserve">[ ] Avoid expensive stock, pricing, or personalization calculations on every page view.</w:t>
+      </w:r>
+    </w:p>
+    <w:p>
+      <w:pPr>
+        <w:pStyle w:val="Compact"/>
+        <w:numPr>
+          <w:ilvl w:val="0"/>
+          <w:numId w:val="1053"/>
+        </w:numPr>
+      </w:pPr>
+      <w:r>
+        <w:t xml:space="preserve">[ ] Test with real logged-in and logged-out flows after cache changes.</w:t>
+      </w:r>
+    </w:p>
+    <w:p>
+      <w:pPr>
+        <w:pStyle w:val="FirstParagraph"/>
+      </w:pPr>
+      <w:r>
+        <w:t xml:space="preserve">WooCommerce-specific checks:</w:t>
+      </w:r>
+    </w:p>
+    <w:p>
+      <w:pPr>
+        <w:pStyle w:val="Compact"/>
+        <w:numPr>
+          <w:ilvl w:val="0"/>
           <w:numId w:val="1054"/>
         </w:numPr>
       </w:pPr>
       <w:r>
-        <w:t xml:space="preserve">[ ] Cache catalog and marketing pages aggressively when logged out.</w:t>
+        <w:t xml:space="preserve">[ ] product archive TTFB</w:t>
       </w:r>
     </w:p>
     <w:p>
@@ -8171,7 +8254,7 @@
         </w:numPr>
       </w:pPr>
       <w:r>
-        <w:t xml:space="preserve">[ ] Bypass cart, checkout, account, and personalized pages.</w:t>
+        <w:t xml:space="preserve">[ ] single product LCP image</w:t>
       </w:r>
     </w:p>
     <w:p>
@@ -8183,7 +8266,7 @@
         </w:numPr>
       </w:pPr>
       <w:r>
-        <w:t xml:space="preserve">[ ] Check cart fragments or AJAX cart behavior.</w:t>
+        <w:t xml:space="preserve">[ ] cart fragments</w:t>
       </w:r>
     </w:p>
     <w:p>
@@ -8195,7 +8278,7 @@
         </w:numPr>
       </w:pPr>
       <w:r>
-        <w:t xml:space="preserve">[ ] Reduce unnecessary session creation for anonymous visitors.</w:t>
+        <w:t xml:space="preserve">[ ] checkout AJAX calls</w:t>
       </w:r>
     </w:p>
     <w:p>
@@ -8207,7 +8290,7 @@
         </w:numPr>
       </w:pPr>
       <w:r>
-        <w:t xml:space="preserve">[ ] Optimize product queries and filters.</w:t>
+        <w:t xml:space="preserve">[ ] Action Scheduler backlog</w:t>
       </w:r>
     </w:p>
     <w:p>
@@ -8216,110 +8299,6 @@
         <w:numPr>
           <w:ilvl w:val="0"/>
           <w:numId w:val="1054"/>
-        </w:numPr>
-      </w:pPr>
-      <w:r>
-        <w:t xml:space="preserve">[ ] Monitor Action Scheduler.</w:t>
-      </w:r>
-    </w:p>
-    <w:p>
-      <w:pPr>
-        <w:pStyle w:val="Compact"/>
-        <w:numPr>
-          <w:ilvl w:val="0"/>
-          <w:numId w:val="1054"/>
-        </w:numPr>
-      </w:pPr>
-      <w:r>
-        <w:t xml:space="preserve">[ ] Avoid expensive stock, pricing, or personalization calculations on every page view.</w:t>
-      </w:r>
-    </w:p>
-    <w:p>
-      <w:pPr>
-        <w:pStyle w:val="Compact"/>
-        <w:numPr>
-          <w:ilvl w:val="0"/>
-          <w:numId w:val="1054"/>
-        </w:numPr>
-      </w:pPr>
-      <w:r>
-        <w:t xml:space="preserve">[ ] Test with real logged-in and logged-out flows after cache changes.</w:t>
-      </w:r>
-    </w:p>
-    <w:p>
-      <w:pPr>
-        <w:pStyle w:val="FirstParagraph"/>
-      </w:pPr>
-      <w:r>
-        <w:t xml:space="preserve">WooCommerce-specific checks:</w:t>
-      </w:r>
-    </w:p>
-    <w:p>
-      <w:pPr>
-        <w:pStyle w:val="Compact"/>
-        <w:numPr>
-          <w:ilvl w:val="0"/>
-          <w:numId w:val="1055"/>
-        </w:numPr>
-      </w:pPr>
-      <w:r>
-        <w:t xml:space="preserve">[ ] product archive TTFB</w:t>
-      </w:r>
-    </w:p>
-    <w:p>
-      <w:pPr>
-        <w:pStyle w:val="Compact"/>
-        <w:numPr>
-          <w:ilvl w:val="0"/>
-          <w:numId w:val="1055"/>
-        </w:numPr>
-      </w:pPr>
-      <w:r>
-        <w:t xml:space="preserve">[ ] single product LCP image</w:t>
-      </w:r>
-    </w:p>
-    <w:p>
-      <w:pPr>
-        <w:pStyle w:val="Compact"/>
-        <w:numPr>
-          <w:ilvl w:val="0"/>
-          <w:numId w:val="1055"/>
-        </w:numPr>
-      </w:pPr>
-      <w:r>
-        <w:t xml:space="preserve">[ ] cart fragments</w:t>
-      </w:r>
-    </w:p>
-    <w:p>
-      <w:pPr>
-        <w:pStyle w:val="Compact"/>
-        <w:numPr>
-          <w:ilvl w:val="0"/>
-          <w:numId w:val="1055"/>
-        </w:numPr>
-      </w:pPr>
-      <w:r>
-        <w:t xml:space="preserve">[ ] checkout AJAX calls</w:t>
-      </w:r>
-    </w:p>
-    <w:p>
-      <w:pPr>
-        <w:pStyle w:val="Compact"/>
-        <w:numPr>
-          <w:ilvl w:val="0"/>
-          <w:numId w:val="1055"/>
-        </w:numPr>
-      </w:pPr>
-      <w:r>
-        <w:t xml:space="preserve">[ ] Action Scheduler backlog</w:t>
-      </w:r>
-    </w:p>
-    <w:p>
-      <w:pPr>
-        <w:pStyle w:val="Compact"/>
-        <w:numPr>
-          <w:ilvl w:val="0"/>
-          <w:numId w:val="1055"/>
         </w:numPr>
       </w:pPr>
       <w:r>
@@ -8356,7 +8335,7 @@
         <w:pStyle w:val="Compact"/>
         <w:numPr>
           <w:ilvl w:val="0"/>
-          <w:numId w:val="1056"/>
+          <w:numId w:val="1055"/>
         </w:numPr>
       </w:pPr>
       <w:r>
@@ -8368,7 +8347,7 @@
         <w:pStyle w:val="Compact"/>
         <w:numPr>
           <w:ilvl w:val="0"/>
-          <w:numId w:val="1056"/>
+          <w:numId w:val="1055"/>
         </w:numPr>
       </w:pPr>
       <w:r>
@@ -8380,7 +8359,7 @@
         <w:pStyle w:val="Compact"/>
         <w:numPr>
           <w:ilvl w:val="0"/>
-          <w:numId w:val="1056"/>
+          <w:numId w:val="1055"/>
         </w:numPr>
       </w:pPr>
       <w:r>
@@ -8392,7 +8371,7 @@
         <w:pStyle w:val="Compact"/>
         <w:numPr>
           <w:ilvl w:val="0"/>
-          <w:numId w:val="1056"/>
+          <w:numId w:val="1055"/>
         </w:numPr>
       </w:pPr>
       <w:r>
@@ -8404,7 +8383,7 @@
         <w:pStyle w:val="Compact"/>
         <w:numPr>
           <w:ilvl w:val="0"/>
-          <w:numId w:val="1056"/>
+          <w:numId w:val="1055"/>
         </w:numPr>
       </w:pPr>
       <w:r>
@@ -8416,7 +8395,7 @@
         <w:pStyle w:val="Compact"/>
         <w:numPr>
           <w:ilvl w:val="0"/>
-          <w:numId w:val="1056"/>
+          <w:numId w:val="1055"/>
         </w:numPr>
       </w:pPr>
       <w:r>
@@ -8428,7 +8407,7 @@
         <w:pStyle w:val="Compact"/>
         <w:numPr>
           <w:ilvl w:val="0"/>
-          <w:numId w:val="1056"/>
+          <w:numId w:val="1055"/>
         </w:numPr>
       </w:pPr>
       <w:r>
@@ -8465,11 +8444,127 @@
         <w:pStyle w:val="Compact"/>
         <w:numPr>
           <w:ilvl w:val="0"/>
+          <w:numId w:val="1056"/>
+        </w:numPr>
+      </w:pPr>
+      <w:r>
+        <w:t xml:space="preserve">[ ] Monitor uptime and response time.</w:t>
+      </w:r>
+    </w:p>
+    <w:p>
+      <w:pPr>
+        <w:pStyle w:val="Compact"/>
+        <w:numPr>
+          <w:ilvl w:val="0"/>
+          <w:numId w:val="1056"/>
+        </w:numPr>
+      </w:pPr>
+      <w:r>
+        <w:t xml:space="preserve">[ ] Monitor Core Web Vitals over time.</w:t>
+      </w:r>
+    </w:p>
+    <w:p>
+      <w:pPr>
+        <w:pStyle w:val="Compact"/>
+        <w:numPr>
+          <w:ilvl w:val="0"/>
+          <w:numId w:val="1056"/>
+        </w:numPr>
+      </w:pPr>
+      <w:r>
+        <w:t xml:space="preserve">[ ] Monitor PHP errors and fatals.</w:t>
+      </w:r>
+    </w:p>
+    <w:p>
+      <w:pPr>
+        <w:pStyle w:val="Compact"/>
+        <w:numPr>
+          <w:ilvl w:val="0"/>
+          <w:numId w:val="1056"/>
+        </w:numPr>
+      </w:pPr>
+      <w:r>
+        <w:t xml:space="preserve">[ ] Monitor database slow queries where supported.</w:t>
+      </w:r>
+    </w:p>
+    <w:p>
+      <w:pPr>
+        <w:pStyle w:val="Compact"/>
+        <w:numPr>
+          <w:ilvl w:val="0"/>
+          <w:numId w:val="1056"/>
+        </w:numPr>
+      </w:pPr>
+      <w:r>
+        <w:t xml:space="preserve">[ ] Monitor object cache health.</w:t>
+      </w:r>
+    </w:p>
+    <w:p>
+      <w:pPr>
+        <w:pStyle w:val="Compact"/>
+        <w:numPr>
+          <w:ilvl w:val="0"/>
+          <w:numId w:val="1056"/>
+        </w:numPr>
+      </w:pPr>
+      <w:r>
+        <w:t xml:space="preserve">[ ] Monitor cron/action queues.</w:t>
+      </w:r>
+    </w:p>
+    <w:p>
+      <w:pPr>
+        <w:pStyle w:val="Compact"/>
+        <w:numPr>
+          <w:ilvl w:val="0"/>
+          <w:numId w:val="1056"/>
+        </w:numPr>
+      </w:pPr>
+      <w:r>
+        <w:t xml:space="preserve">[ ] Monitor CDN cache hit ratio.</w:t>
+      </w:r>
+    </w:p>
+    <w:p>
+      <w:pPr>
+        <w:pStyle w:val="Compact"/>
+        <w:numPr>
+          <w:ilvl w:val="0"/>
+          <w:numId w:val="1056"/>
+        </w:numPr>
+      </w:pPr>
+      <w:r>
+        <w:t xml:space="preserve">[ ] Monitor speculation-rule changes, Performance Lab feature-plugin rollouts, and AI/connector integrations as performance-affecting changes, not just feature changes.</w:t>
+      </w:r>
+    </w:p>
+    <w:p>
+      <w:pPr>
+        <w:pStyle w:val="Compact"/>
+        <w:numPr>
+          <w:ilvl w:val="0"/>
+          <w:numId w:val="1056"/>
+        </w:numPr>
+      </w:pPr>
+      <w:r>
+        <w:t xml:space="preserve">[ ] Keep a change log of performance-related changes.</w:t>
+      </w:r>
+    </w:p>
+    <w:p>
+      <w:pPr>
+        <w:pStyle w:val="FirstParagraph"/>
+      </w:pPr>
+      <w:r>
+        <w:t xml:space="preserve">Client/stakeholder reporting should explain experience, not just scores:</w:t>
+      </w:r>
+    </w:p>
+    <w:p>
+      <w:pPr>
+        <w:pStyle w:val="Compact"/>
+        <w:numPr>
+          <w:ilvl w:val="0"/>
           <w:numId w:val="1057"/>
         </w:numPr>
       </w:pPr>
       <w:r>
-        <w:t xml:space="preserve">[ ] Monitor uptime and response time.</w:t>
+        <w:t xml:space="preserve">[ ] What was slow?</w:t>
       </w:r>
     </w:p>
     <w:p>
@@ -8481,7 +8576,7 @@
         </w:numPr>
       </w:pPr>
       <w:r>
-        <w:t xml:space="preserve">[ ] Monitor Core Web Vitals over time.</w:t>
+        <w:t xml:space="preserve">[ ] What work was reduced or moved?</w:t>
       </w:r>
     </w:p>
     <w:p>
@@ -8493,7 +8588,7 @@
         </w:numPr>
       </w:pPr>
       <w:r>
-        <w:t xml:space="preserve">[ ] Monitor PHP errors and fatals.</w:t>
+        <w:t xml:space="preserve">[ ] What changed in measured results?</w:t>
       </w:r>
     </w:p>
     <w:p>
@@ -8505,7 +8600,7 @@
         </w:numPr>
       </w:pPr>
       <w:r>
-        <w:t xml:space="preserve">[ ] Monitor database slow queries where supported.</w:t>
+        <w:t xml:space="preserve">[ ] What risks remain?</w:t>
       </w:r>
     </w:p>
     <w:p>
@@ -8514,110 +8609,6 @@
         <w:numPr>
           <w:ilvl w:val="0"/>
           <w:numId w:val="1057"/>
-        </w:numPr>
-      </w:pPr>
-      <w:r>
-        <w:t xml:space="preserve">[ ] Monitor object cache health.</w:t>
-      </w:r>
-    </w:p>
-    <w:p>
-      <w:pPr>
-        <w:pStyle w:val="Compact"/>
-        <w:numPr>
-          <w:ilvl w:val="0"/>
-          <w:numId w:val="1057"/>
-        </w:numPr>
-      </w:pPr>
-      <w:r>
-        <w:t xml:space="preserve">[ ] Monitor cron/action queues.</w:t>
-      </w:r>
-    </w:p>
-    <w:p>
-      <w:pPr>
-        <w:pStyle w:val="Compact"/>
-        <w:numPr>
-          <w:ilvl w:val="0"/>
-          <w:numId w:val="1057"/>
-        </w:numPr>
-      </w:pPr>
-      <w:r>
-        <w:t xml:space="preserve">[ ] Monitor CDN cache hit ratio.</w:t>
-      </w:r>
-    </w:p>
-    <w:p>
-      <w:pPr>
-        <w:pStyle w:val="Compact"/>
-        <w:numPr>
-          <w:ilvl w:val="0"/>
-          <w:numId w:val="1057"/>
-        </w:numPr>
-      </w:pPr>
-      <w:r>
-        <w:t xml:space="preserve">[ ] Keep a change log of performance-related changes.</w:t>
-      </w:r>
-    </w:p>
-    <w:p>
-      <w:pPr>
-        <w:pStyle w:val="FirstParagraph"/>
-      </w:pPr>
-      <w:r>
-        <w:t xml:space="preserve">Client/stakeholder reporting should explain experience, not just scores:</w:t>
-      </w:r>
-    </w:p>
-    <w:p>
-      <w:pPr>
-        <w:pStyle w:val="Compact"/>
-        <w:numPr>
-          <w:ilvl w:val="0"/>
-          <w:numId w:val="1058"/>
-        </w:numPr>
-      </w:pPr>
-      <w:r>
-        <w:t xml:space="preserve">[ ] What was slow?</w:t>
-      </w:r>
-    </w:p>
-    <w:p>
-      <w:pPr>
-        <w:pStyle w:val="Compact"/>
-        <w:numPr>
-          <w:ilvl w:val="0"/>
-          <w:numId w:val="1058"/>
-        </w:numPr>
-      </w:pPr>
-      <w:r>
-        <w:t xml:space="preserve">[ ] What work was reduced or moved?</w:t>
-      </w:r>
-    </w:p>
-    <w:p>
-      <w:pPr>
-        <w:pStyle w:val="Compact"/>
-        <w:numPr>
-          <w:ilvl w:val="0"/>
-          <w:numId w:val="1058"/>
-        </w:numPr>
-      </w:pPr>
-      <w:r>
-        <w:t xml:space="preserve">[ ] What changed in measured results?</w:t>
-      </w:r>
-    </w:p>
-    <w:p>
-      <w:pPr>
-        <w:pStyle w:val="Compact"/>
-        <w:numPr>
-          <w:ilvl w:val="0"/>
-          <w:numId w:val="1058"/>
-        </w:numPr>
-      </w:pPr>
-      <w:r>
-        <w:t xml:space="preserve">[ ] What risks remain?</w:t>
-      </w:r>
-    </w:p>
-    <w:p>
-      <w:pPr>
-        <w:pStyle w:val="Compact"/>
-        <w:numPr>
-          <w:ilvl w:val="0"/>
-          <w:numId w:val="1058"/>
         </w:numPr>
       </w:pPr>
       <w:r>
@@ -8916,11 +8907,151 @@
         <w:pStyle w:val="Compact"/>
         <w:numPr>
           <w:ilvl w:val="0"/>
+          <w:numId w:val="1058"/>
+        </w:numPr>
+      </w:pPr>
+      <w:r>
+        <w:t xml:space="preserve">[ ] Re-run baseline measurements.</w:t>
+      </w:r>
+    </w:p>
+    <w:p>
+      <w:pPr>
+        <w:pStyle w:val="Compact"/>
+        <w:numPr>
+          <w:ilvl w:val="0"/>
+          <w:numId w:val="1058"/>
+        </w:numPr>
+      </w:pPr>
+      <w:r>
+        <w:t xml:space="preserve">[ ] Compare before/after TTFB.</w:t>
+      </w:r>
+    </w:p>
+    <w:p>
+      <w:pPr>
+        <w:pStyle w:val="Compact"/>
+        <w:numPr>
+          <w:ilvl w:val="0"/>
+          <w:numId w:val="1058"/>
+        </w:numPr>
+      </w:pPr>
+      <w:r>
+        <w:t xml:space="preserve">[ ] Compare before/after Core Web Vitals.</w:t>
+      </w:r>
+    </w:p>
+    <w:p>
+      <w:pPr>
+        <w:pStyle w:val="Compact"/>
+        <w:numPr>
+          <w:ilvl w:val="0"/>
+          <w:numId w:val="1058"/>
+        </w:numPr>
+      </w:pPr>
+      <w:r>
+        <w:t xml:space="preserve">[ ] Confirm cache status changed as expected.</w:t>
+      </w:r>
+    </w:p>
+    <w:p>
+      <w:pPr>
+        <w:pStyle w:val="Compact"/>
+        <w:numPr>
+          <w:ilvl w:val="0"/>
+          <w:numId w:val="1058"/>
+        </w:numPr>
+      </w:pPr>
+      <w:r>
+        <w:t xml:space="preserve">[ ] Confirm no private content is cached publicly.</w:t>
+      </w:r>
+    </w:p>
+    <w:p>
+      <w:pPr>
+        <w:pStyle w:val="Compact"/>
+        <w:numPr>
+          <w:ilvl w:val="0"/>
+          <w:numId w:val="1058"/>
+        </w:numPr>
+      </w:pPr>
+      <w:r>
+        <w:t xml:space="preserve">[ ] Confirm logged-in workflows still work.</w:t>
+      </w:r>
+    </w:p>
+    <w:p>
+      <w:pPr>
+        <w:pStyle w:val="Compact"/>
+        <w:numPr>
+          <w:ilvl w:val="0"/>
+          <w:numId w:val="1058"/>
+        </w:numPr>
+      </w:pPr>
+      <w:r>
+        <w:t xml:space="preserve">[ ] Confirm checkout/account/admin flows still work.</w:t>
+      </w:r>
+    </w:p>
+    <w:p>
+      <w:pPr>
+        <w:pStyle w:val="Compact"/>
+        <w:numPr>
+          <w:ilvl w:val="0"/>
+          <w:numId w:val="1058"/>
+        </w:numPr>
+      </w:pPr>
+      <w:r>
+        <w:t xml:space="preserve">[ ] Check PHP error logs.</w:t>
+      </w:r>
+    </w:p>
+    <w:p>
+      <w:pPr>
+        <w:pStyle w:val="Compact"/>
+        <w:numPr>
+          <w:ilvl w:val="0"/>
+          <w:numId w:val="1058"/>
+        </w:numPr>
+      </w:pPr>
+      <w:r>
+        <w:t xml:space="preserve">[ ] Check browser console for asset errors.</w:t>
+      </w:r>
+    </w:p>
+    <w:p>
+      <w:pPr>
+        <w:pStyle w:val="Compact"/>
+        <w:numPr>
+          <w:ilvl w:val="0"/>
+          <w:numId w:val="1058"/>
+        </w:numPr>
+      </w:pPr>
+      <w:r>
+        <w:t xml:space="preserve">[ ] Check visual layout stability.</w:t>
+      </w:r>
+    </w:p>
+    <w:p>
+      <w:pPr>
+        <w:pStyle w:val="Compact"/>
+        <w:numPr>
+          <w:ilvl w:val="0"/>
+          <w:numId w:val="1058"/>
+        </w:numPr>
+      </w:pPr>
+      <w:r>
+        <w:t xml:space="preserve">[ ] Document the change and result.</w:t>
+      </w:r>
+    </w:p>
+    <w:p>
+      <w:pPr>
+        <w:pStyle w:val="FirstParagraph"/>
+      </w:pPr>
+      <w:r>
+        <w:t xml:space="preserve">If there is no improvement:</w:t>
+      </w:r>
+    </w:p>
+    <w:p>
+      <w:pPr>
+        <w:pStyle w:val="Compact"/>
+        <w:numPr>
+          <w:ilvl w:val="0"/>
           <w:numId w:val="1059"/>
         </w:numPr>
       </w:pPr>
       <w:r>
-        <w:t xml:space="preserve">[ ] Re-run baseline measurements.</w:t>
+        <w:t xml:space="preserve">[ ] Confirm you tested the same URL.</w:t>
       </w:r>
     </w:p>
     <w:p>
@@ -8932,7 +9063,7 @@
         </w:numPr>
       </w:pPr>
       <w:r>
-        <w:t xml:space="preserve">[ ] Compare before/after TTFB.</w:t>
+        <w:t xml:space="preserve">[ ] Confirm caches were warmed or cleared intentionally.</w:t>
       </w:r>
     </w:p>
     <w:p>
@@ -8944,7 +9075,7 @@
         </w:numPr>
       </w:pPr>
       <w:r>
-        <w:t xml:space="preserve">[ ] Compare before/after Core Web Vitals.</w:t>
+        <w:t xml:space="preserve">[ ] Confirm the change reached production/staging.</w:t>
       </w:r>
     </w:p>
     <w:p>
@@ -8956,7 +9087,7 @@
         </w:numPr>
       </w:pPr>
       <w:r>
-        <w:t xml:space="preserve">[ ] Confirm cache status changed as expected.</w:t>
+        <w:t xml:space="preserve">[ ] Confirm the bottleneck you fixed was actually dominant.</w:t>
       </w:r>
     </w:p>
     <w:p>
@@ -8965,146 +9096,6 @@
         <w:numPr>
           <w:ilvl w:val="0"/>
           <w:numId w:val="1059"/>
-        </w:numPr>
-      </w:pPr>
-      <w:r>
-        <w:t xml:space="preserve">[ ] Confirm no private content is cached publicly.</w:t>
-      </w:r>
-    </w:p>
-    <w:p>
-      <w:pPr>
-        <w:pStyle w:val="Compact"/>
-        <w:numPr>
-          <w:ilvl w:val="0"/>
-          <w:numId w:val="1059"/>
-        </w:numPr>
-      </w:pPr>
-      <w:r>
-        <w:t xml:space="preserve">[ ] Confirm logged-in workflows still work.</w:t>
-      </w:r>
-    </w:p>
-    <w:p>
-      <w:pPr>
-        <w:pStyle w:val="Compact"/>
-        <w:numPr>
-          <w:ilvl w:val="0"/>
-          <w:numId w:val="1059"/>
-        </w:numPr>
-      </w:pPr>
-      <w:r>
-        <w:t xml:space="preserve">[ ] Confirm checkout/account/admin flows still work.</w:t>
-      </w:r>
-    </w:p>
-    <w:p>
-      <w:pPr>
-        <w:pStyle w:val="Compact"/>
-        <w:numPr>
-          <w:ilvl w:val="0"/>
-          <w:numId w:val="1059"/>
-        </w:numPr>
-      </w:pPr>
-      <w:r>
-        <w:t xml:space="preserve">[ ] Check PHP error logs.</w:t>
-      </w:r>
-    </w:p>
-    <w:p>
-      <w:pPr>
-        <w:pStyle w:val="Compact"/>
-        <w:numPr>
-          <w:ilvl w:val="0"/>
-          <w:numId w:val="1059"/>
-        </w:numPr>
-      </w:pPr>
-      <w:r>
-        <w:t xml:space="preserve">[ ] Check browser console for asset errors.</w:t>
-      </w:r>
-    </w:p>
-    <w:p>
-      <w:pPr>
-        <w:pStyle w:val="Compact"/>
-        <w:numPr>
-          <w:ilvl w:val="0"/>
-          <w:numId w:val="1059"/>
-        </w:numPr>
-      </w:pPr>
-      <w:r>
-        <w:t xml:space="preserve">[ ] Check visual layout stability.</w:t>
-      </w:r>
-    </w:p>
-    <w:p>
-      <w:pPr>
-        <w:pStyle w:val="Compact"/>
-        <w:numPr>
-          <w:ilvl w:val="0"/>
-          <w:numId w:val="1059"/>
-        </w:numPr>
-      </w:pPr>
-      <w:r>
-        <w:t xml:space="preserve">[ ] Document the change and result.</w:t>
-      </w:r>
-    </w:p>
-    <w:p>
-      <w:pPr>
-        <w:pStyle w:val="FirstParagraph"/>
-      </w:pPr>
-      <w:r>
-        <w:t xml:space="preserve">If there is no improvement:</w:t>
-      </w:r>
-    </w:p>
-    <w:p>
-      <w:pPr>
-        <w:pStyle w:val="Compact"/>
-        <w:numPr>
-          <w:ilvl w:val="0"/>
-          <w:numId w:val="1060"/>
-        </w:numPr>
-      </w:pPr>
-      <w:r>
-        <w:t xml:space="preserve">[ ] Confirm you tested the same URL.</w:t>
-      </w:r>
-    </w:p>
-    <w:p>
-      <w:pPr>
-        <w:pStyle w:val="Compact"/>
-        <w:numPr>
-          <w:ilvl w:val="0"/>
-          <w:numId w:val="1060"/>
-        </w:numPr>
-      </w:pPr>
-      <w:r>
-        <w:t xml:space="preserve">[ ] Confirm caches were warmed or cleared intentionally.</w:t>
-      </w:r>
-    </w:p>
-    <w:p>
-      <w:pPr>
-        <w:pStyle w:val="Compact"/>
-        <w:numPr>
-          <w:ilvl w:val="0"/>
-          <w:numId w:val="1060"/>
-        </w:numPr>
-      </w:pPr>
-      <w:r>
-        <w:t xml:space="preserve">[ ] Confirm the change reached production/staging.</w:t>
-      </w:r>
-    </w:p>
-    <w:p>
-      <w:pPr>
-        <w:pStyle w:val="Compact"/>
-        <w:numPr>
-          <w:ilvl w:val="0"/>
-          <w:numId w:val="1060"/>
-        </w:numPr>
-      </w:pPr>
-      <w:r>
-        <w:t xml:space="preserve">[ ] Confirm the bottleneck you fixed was actually dominant.</w:t>
-      </w:r>
-    </w:p>
-    <w:p>
-      <w:pPr>
-        <w:pStyle w:val="Compact"/>
-        <w:numPr>
-          <w:ilvl w:val="0"/>
-          <w:numId w:val="1060"/>
         </w:numPr>
       </w:pPr>
       <w:r>
@@ -9141,7 +9132,7 @@
         <w:pStyle w:val="Compact"/>
         <w:numPr>
           <w:ilvl w:val="0"/>
-          <w:numId w:val="1061"/>
+          <w:numId w:val="1060"/>
         </w:numPr>
       </w:pPr>
       <w:r>
@@ -9153,7 +9144,7 @@
         <w:pStyle w:val="Compact"/>
         <w:numPr>
           <w:ilvl w:val="0"/>
-          <w:numId w:val="1061"/>
+          <w:numId w:val="1060"/>
         </w:numPr>
       </w:pPr>
       <w:r>
@@ -9165,7 +9156,7 @@
         <w:pStyle w:val="Compact"/>
         <w:numPr>
           <w:ilvl w:val="0"/>
-          <w:numId w:val="1061"/>
+          <w:numId w:val="1060"/>
         </w:numPr>
       </w:pPr>
       <w:r>
@@ -9177,7 +9168,7 @@
         <w:pStyle w:val="Compact"/>
         <w:numPr>
           <w:ilvl w:val="0"/>
-          <w:numId w:val="1061"/>
+          <w:numId w:val="1060"/>
         </w:numPr>
       </w:pPr>
       <w:r>
@@ -9189,7 +9180,7 @@
         <w:pStyle w:val="Compact"/>
         <w:numPr>
           <w:ilvl w:val="0"/>
-          <w:numId w:val="1061"/>
+          <w:numId w:val="1060"/>
         </w:numPr>
       </w:pPr>
       <w:r>
@@ -9201,7 +9192,7 @@
         <w:pStyle w:val="Compact"/>
         <w:numPr>
           <w:ilvl w:val="0"/>
-          <w:numId w:val="1061"/>
+          <w:numId w:val="1060"/>
         </w:numPr>
       </w:pPr>
       <w:r>
@@ -9213,7 +9204,7 @@
         <w:pStyle w:val="Compact"/>
         <w:numPr>
           <w:ilvl w:val="0"/>
-          <w:numId w:val="1061"/>
+          <w:numId w:val="1060"/>
         </w:numPr>
       </w:pPr>
       <w:r>
@@ -9225,7 +9216,7 @@
         <w:pStyle w:val="Compact"/>
         <w:numPr>
           <w:ilvl w:val="0"/>
-          <w:numId w:val="1061"/>
+          <w:numId w:val="1060"/>
         </w:numPr>
       </w:pPr>
       <w:r>
@@ -9237,7 +9228,7 @@
         <w:pStyle w:val="Compact"/>
         <w:numPr>
           <w:ilvl w:val="0"/>
-          <w:numId w:val="1061"/>
+          <w:numId w:val="1060"/>
         </w:numPr>
       </w:pPr>
       <w:r>
@@ -9249,7 +9240,7 @@
         <w:pStyle w:val="Compact"/>
         <w:numPr>
           <w:ilvl w:val="0"/>
-          <w:numId w:val="1061"/>
+          <w:numId w:val="1060"/>
         </w:numPr>
       </w:pPr>
       <w:r>
@@ -9287,7 +9278,7 @@
         <w:pStyle w:val="Compact"/>
         <w:numPr>
           <w:ilvl w:val="0"/>
-          <w:numId w:val="1062"/>
+          <w:numId w:val="1061"/>
         </w:numPr>
       </w:pPr>
       <w:r>
@@ -9299,7 +9290,7 @@
         <w:pStyle w:val="Compact"/>
         <w:numPr>
           <w:ilvl w:val="0"/>
-          <w:numId w:val="1062"/>
+          <w:numId w:val="1061"/>
         </w:numPr>
       </w:pPr>
       <w:r>
@@ -9311,7 +9302,7 @@
         <w:pStyle w:val="Compact"/>
         <w:numPr>
           <w:ilvl w:val="0"/>
-          <w:numId w:val="1062"/>
+          <w:numId w:val="1061"/>
         </w:numPr>
       </w:pPr>
       <w:r>
@@ -9323,7 +9314,7 @@
         <w:pStyle w:val="Compact"/>
         <w:numPr>
           <w:ilvl w:val="0"/>
-          <w:numId w:val="1062"/>
+          <w:numId w:val="1061"/>
         </w:numPr>
       </w:pPr>
       <w:r>
@@ -9345,7 +9336,7 @@
         <w:pStyle w:val="Compact"/>
         <w:numPr>
           <w:ilvl w:val="0"/>
-          <w:numId w:val="1063"/>
+          <w:numId w:val="1062"/>
         </w:numPr>
       </w:pPr>
       <w:r>
@@ -9357,7 +9348,7 @@
         <w:pStyle w:val="Compact"/>
         <w:numPr>
           <w:ilvl w:val="0"/>
-          <w:numId w:val="1063"/>
+          <w:numId w:val="1062"/>
         </w:numPr>
       </w:pPr>
       <w:r>
@@ -9369,7 +9360,7 @@
         <w:pStyle w:val="Compact"/>
         <w:numPr>
           <w:ilvl w:val="0"/>
-          <w:numId w:val="1063"/>
+          <w:numId w:val="1062"/>
         </w:numPr>
       </w:pPr>
       <w:r>
@@ -9381,7 +9372,7 @@
         <w:pStyle w:val="Compact"/>
         <w:numPr>
           <w:ilvl w:val="0"/>
-          <w:numId w:val="1063"/>
+          <w:numId w:val="1062"/>
         </w:numPr>
       </w:pPr>
       <w:r>
@@ -9393,7 +9384,7 @@
         <w:pStyle w:val="Compact"/>
         <w:numPr>
           <w:ilvl w:val="0"/>
-          <w:numId w:val="1063"/>
+          <w:numId w:val="1062"/>
         </w:numPr>
       </w:pPr>
       <w:r>
@@ -9415,7 +9406,7 @@
         <w:pStyle w:val="Compact"/>
         <w:numPr>
           <w:ilvl w:val="0"/>
-          <w:numId w:val="1064"/>
+          <w:numId w:val="1063"/>
         </w:numPr>
       </w:pPr>
       <w:r>
@@ -9427,7 +9418,7 @@
         <w:pStyle w:val="Compact"/>
         <w:numPr>
           <w:ilvl w:val="0"/>
-          <w:numId w:val="1064"/>
+          <w:numId w:val="1063"/>
         </w:numPr>
       </w:pPr>
       <w:r>
@@ -9439,7 +9430,7 @@
         <w:pStyle w:val="Compact"/>
         <w:numPr>
           <w:ilvl w:val="0"/>
-          <w:numId w:val="1064"/>
+          <w:numId w:val="1063"/>
         </w:numPr>
       </w:pPr>
       <w:r>
@@ -9451,7 +9442,7 @@
         <w:pStyle w:val="Compact"/>
         <w:numPr>
           <w:ilvl w:val="0"/>
-          <w:numId w:val="1064"/>
+          <w:numId w:val="1063"/>
         </w:numPr>
       </w:pPr>
       <w:r>
@@ -9473,7 +9464,7 @@
         <w:pStyle w:val="Compact"/>
         <w:numPr>
           <w:ilvl w:val="0"/>
-          <w:numId w:val="1065"/>
+          <w:numId w:val="1064"/>
         </w:numPr>
       </w:pPr>
       <w:r>
@@ -9485,7 +9476,7 @@
         <w:pStyle w:val="Compact"/>
         <w:numPr>
           <w:ilvl w:val="0"/>
-          <w:numId w:val="1065"/>
+          <w:numId w:val="1064"/>
         </w:numPr>
       </w:pPr>
       <w:r>
@@ -9497,7 +9488,7 @@
         <w:pStyle w:val="Compact"/>
         <w:numPr>
           <w:ilvl w:val="0"/>
-          <w:numId w:val="1065"/>
+          <w:numId w:val="1064"/>
         </w:numPr>
       </w:pPr>
       <w:r>
@@ -9509,7 +9500,7 @@
         <w:pStyle w:val="Compact"/>
         <w:numPr>
           <w:ilvl w:val="0"/>
-          <w:numId w:val="1065"/>
+          <w:numId w:val="1064"/>
         </w:numPr>
       </w:pPr>
       <w:r>
@@ -9531,7 +9522,7 @@
         <w:pStyle w:val="Compact"/>
         <w:numPr>
           <w:ilvl w:val="0"/>
-          <w:numId w:val="1066"/>
+          <w:numId w:val="1065"/>
         </w:numPr>
       </w:pPr>
       <w:r>
@@ -9543,7 +9534,7 @@
         <w:pStyle w:val="Compact"/>
         <w:numPr>
           <w:ilvl w:val="0"/>
-          <w:numId w:val="1066"/>
+          <w:numId w:val="1065"/>
         </w:numPr>
       </w:pPr>
       <w:r>
@@ -9555,7 +9546,7 @@
         <w:pStyle w:val="Compact"/>
         <w:numPr>
           <w:ilvl w:val="0"/>
-          <w:numId w:val="1066"/>
+          <w:numId w:val="1065"/>
         </w:numPr>
       </w:pPr>
       <w:r>
@@ -9567,7 +9558,7 @@
         <w:pStyle w:val="Compact"/>
         <w:numPr>
           <w:ilvl w:val="0"/>
-          <w:numId w:val="1066"/>
+          <w:numId w:val="1065"/>
         </w:numPr>
       </w:pPr>
       <w:r>
@@ -9605,7 +9596,7 @@
         <w:pStyle w:val="Compact"/>
         <w:numPr>
           <w:ilvl w:val="0"/>
-          <w:numId w:val="1067"/>
+          <w:numId w:val="1066"/>
         </w:numPr>
       </w:pPr>
       <w:r>
@@ -9617,7 +9608,7 @@
         <w:pStyle w:val="Compact"/>
         <w:numPr>
           <w:ilvl w:val="0"/>
-          <w:numId w:val="1067"/>
+          <w:numId w:val="1066"/>
         </w:numPr>
       </w:pPr>
       <w:r>
@@ -9629,7 +9620,7 @@
         <w:pStyle w:val="Compact"/>
         <w:numPr>
           <w:ilvl w:val="0"/>
-          <w:numId w:val="1067"/>
+          <w:numId w:val="1066"/>
         </w:numPr>
       </w:pPr>
       <w:r>
@@ -9641,7 +9632,7 @@
         <w:pStyle w:val="Compact"/>
         <w:numPr>
           <w:ilvl w:val="0"/>
-          <w:numId w:val="1067"/>
+          <w:numId w:val="1066"/>
         </w:numPr>
       </w:pPr>
       <w:r>
@@ -9653,7 +9644,7 @@
         <w:pStyle w:val="Compact"/>
         <w:numPr>
           <w:ilvl w:val="0"/>
-          <w:numId w:val="1067"/>
+          <w:numId w:val="1066"/>
         </w:numPr>
       </w:pPr>
       <w:r>
@@ -9665,7 +9656,7 @@
         <w:pStyle w:val="Compact"/>
         <w:numPr>
           <w:ilvl w:val="0"/>
-          <w:numId w:val="1067"/>
+          <w:numId w:val="1066"/>
         </w:numPr>
       </w:pPr>
       <w:r>
@@ -9680,1440 +9671,24 @@
       </w:r>
     </w:p>
     <w:bookmarkEnd w:id="75"/>
-    <w:bookmarkStart w:id="96" w:name="X500be7278c824286df7b36766ef783ff99a1679"/>
+    <w:bookmarkStart w:id="91" w:name="references"/>
     <w:p>
       <w:pPr>
         <w:pStyle w:val="Heading2"/>
       </w:pPr>
       <w:r>
-        <w:t xml:space="preserve">Appendix A: Modern additions (verified against WordPress 6.9.4, 2026-05-18)</w:t>
-      </w:r>
-    </w:p>
-    <w:p>
-      <w:pPr>
-        <w:pStyle w:val="FirstParagraph"/>
-      </w:pPr>
-      <w:r>
-        <w:t xml:space="preserve">The Make WordPress Fast course was recorded before several material WordPress Core performance changes shipped. This appendix covers the most important ones an operator should fold into the checklist above. The unified developer reference at</w:t>
-      </w:r>
-      <w:r>
-        <w:t xml:space="preserve"> </w:t>
-      </w:r>
+        <w:t xml:space="preserve">References</w:t>
+      </w:r>
+    </w:p>
+    <w:p>
+      <w:pPr>
+        <w:pStyle w:val="Compact"/>
+        <w:numPr>
+          <w:ilvl w:val="0"/>
+          <w:numId w:val="1067"/>
+        </w:numPr>
+      </w:pPr>
       <w:hyperlink r:id="rId76">
-        <w:r>
-          <w:rPr>
-            <w:rStyle w:val="VerbatimChar"/>
-          </w:rPr>
-          <w:t xml:space="preserve">DEVELOPER_REFERENCE.md</w:t>
-        </w:r>
-      </w:hyperlink>
-      <w:r>
-        <w:t xml:space="preserve"> </w:t>
-      </w:r>
-      <w:r>
-        <w:t xml:space="preserve">covers each topic in more depth.</w:t>
-      </w:r>
-    </w:p>
-    <w:bookmarkStart w:id="77" w:name="X11fe48a3025e99c8413660e30aa078dfa6df20a"/>
-    <w:p>
-      <w:pPr>
-        <w:pStyle w:val="Heading3"/>
-      </w:pPr>
-      <w:r>
-        <w:t xml:space="preserve">Options API: new autoload functions (WordPress 6.4)</w:t>
-      </w:r>
-    </w:p>
-    <w:p>
-      <w:pPr>
-        <w:pStyle w:val="FirstParagraph"/>
-      </w:pPr>
-      <w:r>
-        <w:t xml:space="preserve">WordPress 6.4 introduced first-class functions for managing the autoload state of options. Hand-editing the</w:t>
-      </w:r>
-      <w:r>
-        <w:t xml:space="preserve"> </w:t>
-      </w:r>
-      <w:r>
-        <w:rPr>
-          <w:rStyle w:val="VerbatimChar"/>
-        </w:rPr>
-        <w:t xml:space="preserve">autoload</w:t>
-      </w:r>
-      <w:r>
-        <w:t xml:space="preserve"> </w:t>
-      </w:r>
-      <w:r>
-        <w:t xml:space="preserve">column was always risky; these functions invalidate the right caches and respect the API:</w:t>
-      </w:r>
-    </w:p>
-    <w:p>
-      <w:pPr>
-        <w:pStyle w:val="SourceCode"/>
-      </w:pPr>
-      <w:r>
-        <w:rPr>
-          <w:rStyle w:val="NormalTok"/>
-        </w:rPr>
-        <w:t xml:space="preserve">wp_set_option_autoload( </w:t>
-      </w:r>
-      <w:r>
-        <w:rPr>
-          <w:rStyle w:val="StringTok"/>
-        </w:rPr>
-        <w:t xml:space="preserve">'my_huge_option'</w:t>
-      </w:r>
-      <w:r>
-        <w:rPr>
-          <w:rStyle w:val="OtherTok"/>
-        </w:rPr>
-        <w:t xml:space="preserve">,</w:t>
-      </w:r>
-      <w:r>
-        <w:rPr>
-          <w:rStyle w:val="NormalTok"/>
-        </w:rPr>
-        <w:t xml:space="preserve"> </w:t>
-      </w:r>
-      <w:r>
-        <w:rPr>
-          <w:rStyle w:val="KeywordTok"/>
-        </w:rPr>
-        <w:t xml:space="preserve">false</w:t>
-      </w:r>
-      <w:r>
-        <w:rPr>
-          <w:rStyle w:val="NormalTok"/>
-        </w:rPr>
-        <w:t xml:space="preserve"> )</w:t>
-      </w:r>
-      <w:r>
-        <w:rPr>
-          <w:rStyle w:val="OtherTok"/>
-        </w:rPr>
-        <w:t xml:space="preserve">;</w:t>
-      </w:r>
-      <w:r>
-        <w:rPr>
-          <w:rStyle w:val="NormalTok"/>
-        </w:rPr>
-        <w:t xml:space="preserve">        </w:t>
-      </w:r>
-      <w:r>
-        <w:rPr>
-          <w:rStyle w:val="CommentTok"/>
-        </w:rPr>
-        <w:t xml:space="preserve">// singular</w:t>
-      </w:r>
-      <w:r>
-        <w:br/>
-      </w:r>
-      <w:r>
-        <w:rPr>
-          <w:rStyle w:val="NormalTok"/>
-        </w:rPr>
-        <w:t xml:space="preserve">wp_set_options_autoload( </w:t>
-      </w:r>
-      <w:r>
-        <w:rPr>
-          <w:rStyle w:val="DataTypeTok"/>
-        </w:rPr>
-        <w:t xml:space="preserve">array</w:t>
-      </w:r>
-      <w:r>
-        <w:rPr>
-          <w:rStyle w:val="NormalTok"/>
-        </w:rPr>
-        <w:t xml:space="preserve">( </w:t>
-      </w:r>
-      <w:r>
-        <w:rPr>
-          <w:rStyle w:val="StringTok"/>
-        </w:rPr>
-        <w:t xml:space="preserve">'opt_a'</w:t>
-      </w:r>
-      <w:r>
-        <w:rPr>
-          <w:rStyle w:val="OtherTok"/>
-        </w:rPr>
-        <w:t xml:space="preserve">,</w:t>
-      </w:r>
-      <w:r>
-        <w:rPr>
-          <w:rStyle w:val="NormalTok"/>
-        </w:rPr>
-        <w:t xml:space="preserve"> </w:t>
-      </w:r>
-      <w:r>
-        <w:rPr>
-          <w:rStyle w:val="StringTok"/>
-        </w:rPr>
-        <w:t xml:space="preserve">'opt_b'</w:t>
-      </w:r>
-      <w:r>
-        <w:rPr>
-          <w:rStyle w:val="NormalTok"/>
-        </w:rPr>
-        <w:t xml:space="preserve"> )</w:t>
-      </w:r>
-      <w:r>
-        <w:rPr>
-          <w:rStyle w:val="OtherTok"/>
-        </w:rPr>
-        <w:t xml:space="preserve">,</w:t>
-      </w:r>
-      <w:r>
-        <w:rPr>
-          <w:rStyle w:val="NormalTok"/>
-        </w:rPr>
-        <w:t xml:space="preserve"> </w:t>
-      </w:r>
-      <w:r>
-        <w:rPr>
-          <w:rStyle w:val="KeywordTok"/>
-        </w:rPr>
-        <w:t xml:space="preserve">false</w:t>
-      </w:r>
-      <w:r>
-        <w:rPr>
-          <w:rStyle w:val="NormalTok"/>
-        </w:rPr>
-        <w:t xml:space="preserve"> )</w:t>
-      </w:r>
-      <w:r>
-        <w:rPr>
-          <w:rStyle w:val="OtherTok"/>
-        </w:rPr>
-        <w:t xml:space="preserve">;</w:t>
-      </w:r>
-      <w:r>
-        <w:rPr>
-          <w:rStyle w:val="NormalTok"/>
-        </w:rPr>
-        <w:t xml:space="preserve"> </w:t>
-      </w:r>
-      <w:r>
-        <w:rPr>
-          <w:rStyle w:val="CommentTok"/>
-        </w:rPr>
-        <w:t xml:space="preserve">// bulk</w:t>
-      </w:r>
-    </w:p>
-    <w:p>
-      <w:pPr>
-        <w:pStyle w:val="FirstParagraph"/>
-      </w:pPr>
-      <w:r>
-        <w:t xml:space="preserve">Operator workflow:</w:t>
-      </w:r>
-    </w:p>
-    <w:p>
-      <w:pPr>
-        <w:pStyle w:val="Compact"/>
-        <w:numPr>
-          <w:ilvl w:val="0"/>
-          <w:numId w:val="1068"/>
-        </w:numPr>
-      </w:pPr>
-      <w:r>
-        <w:t xml:space="preserve">[ ] When you find a fat option in §8, flip it via</w:t>
-      </w:r>
-      <w:r>
-        <w:t xml:space="preserve"> </w:t>
-      </w:r>
-      <w:r>
-        <w:rPr>
-          <w:rStyle w:val="VerbatimChar"/>
-        </w:rPr>
-        <w:t xml:space="preserve">wp_set_option_autoload()</w:t>
-      </w:r>
-      <w:r>
-        <w:t xml:space="preserve"> </w:t>
-      </w:r>
-      <w:r>
-        <w:t xml:space="preserve">(or</w:t>
-      </w:r>
-      <w:r>
-        <w:t xml:space="preserve"> </w:t>
-      </w:r>
-      <w:r>
-        <w:rPr>
-          <w:rStyle w:val="VerbatimChar"/>
-        </w:rPr>
-        <w:t xml:space="preserve">wp option set-autoload</w:t>
-      </w:r>
-      <w:r>
-        <w:t xml:space="preserve"> </w:t>
-      </w:r>
-      <w:r>
-        <w:t xml:space="preserve">in WP-CLI), not via raw SQL.</w:t>
-      </w:r>
-    </w:p>
-    <w:p>
-      <w:pPr>
-        <w:pStyle w:val="Compact"/>
-        <w:numPr>
-          <w:ilvl w:val="0"/>
-          <w:numId w:val="1068"/>
-        </w:numPr>
-      </w:pPr>
-      <w:r>
-        <w:t xml:space="preserve">[ ] Confirm the change with the autoload-size query in §8 — total</w:t>
-      </w:r>
-      <w:r>
-        <w:t xml:space="preserve"> </w:t>
-      </w:r>
-      <w:r>
-        <w:rPr>
-          <w:rStyle w:val="VerbatimChar"/>
-        </w:rPr>
-        <w:t xml:space="preserve">autoload_bytes</w:t>
-      </w:r>
-      <w:r>
-        <w:t xml:space="preserve"> </w:t>
-      </w:r>
-      <w:r>
-        <w:t xml:space="preserve">should drop.</w:t>
-      </w:r>
-    </w:p>
-    <w:bookmarkEnd w:id="77"/>
-    <w:bookmarkStart w:id="78" w:name="Xa7bc57dc3bcf52d09339f9522ac802d3e7c0f79"/>
-    <w:p>
-      <w:pPr>
-        <w:pStyle w:val="Heading3"/>
-      </w:pPr>
-      <w:r>
-        <w:t xml:space="preserve">Autoload vocabulary expansion (WordPress 6.6)</w:t>
-      </w:r>
-    </w:p>
-    <w:p>
-      <w:pPr>
-        <w:pStyle w:val="FirstParagraph"/>
-      </w:pPr>
-      <w:r>
-        <w:t xml:space="preserve">As of WordPress 6.6 the</w:t>
-      </w:r>
-      <w:r>
-        <w:t xml:space="preserve"> </w:t>
-      </w:r>
-      <w:r>
-        <w:rPr>
-          <w:rStyle w:val="VerbatimChar"/>
-        </w:rPr>
-        <w:t xml:space="preserve">autoload</w:t>
-      </w:r>
-      <w:r>
-        <w:t xml:space="preserve"> </w:t>
-      </w:r>
-      <w:r>
-        <w:t xml:space="preserve">column holds one of five values:</w:t>
-      </w:r>
-      <w:r>
-        <w:t xml:space="preserve"> </w:t>
-      </w:r>
-      <w:r>
-        <w:rPr>
-          <w:rStyle w:val="VerbatimChar"/>
-        </w:rPr>
-        <w:t xml:space="preserve">'on'</w:t>
-      </w:r>
-      <w:r>
-        <w:t xml:space="preserve">,</w:t>
-      </w:r>
-      <w:r>
-        <w:t xml:space="preserve"> </w:t>
-      </w:r>
-      <w:r>
-        <w:rPr>
-          <w:rStyle w:val="VerbatimChar"/>
-        </w:rPr>
-        <w:t xml:space="preserve">'off'</w:t>
-      </w:r>
-      <w:r>
-        <w:t xml:space="preserve">,</w:t>
-      </w:r>
-      <w:r>
-        <w:t xml:space="preserve"> </w:t>
-      </w:r>
-      <w:r>
-        <w:rPr>
-          <w:rStyle w:val="VerbatimChar"/>
-        </w:rPr>
-        <w:t xml:space="preserve">'auto'</w:t>
-      </w:r>
-      <w:r>
-        <w:t xml:space="preserve">,</w:t>
-      </w:r>
-      <w:r>
-        <w:t xml:space="preserve"> </w:t>
-      </w:r>
-      <w:r>
-        <w:rPr>
-          <w:rStyle w:val="VerbatimChar"/>
-        </w:rPr>
-        <w:t xml:space="preserve">'auto-on'</w:t>
-      </w:r>
-      <w:r>
-        <w:t xml:space="preserve">,</w:t>
-      </w:r>
-      <w:r>
-        <w:t xml:space="preserve"> </w:t>
-      </w:r>
-      <w:r>
-        <w:rPr>
-          <w:rStyle w:val="VerbatimChar"/>
-        </w:rPr>
-        <w:t xml:space="preserve">'auto-off'</w:t>
-      </w:r>
-      <w:r>
-        <w:t xml:space="preserve">. Old</w:t>
-      </w:r>
-      <w:r>
-        <w:t xml:space="preserve"> </w:t>
-      </w:r>
-      <w:r>
-        <w:rPr>
-          <w:rStyle w:val="VerbatimChar"/>
-        </w:rPr>
-        <w:t xml:space="preserve">'yes'</w:t>
-      </w:r>
-      <w:r>
-        <w:t xml:space="preserve">/</w:t>
-      </w:r>
-      <w:r>
-        <w:rPr>
-          <w:rStyle w:val="VerbatimChar"/>
-        </w:rPr>
-        <w:t xml:space="preserve">'no'</w:t>
-      </w:r>
-      <w:r>
-        <w:t xml:space="preserve"> </w:t>
-      </w:r>
-      <w:r>
-        <w:t xml:space="preserve">rows persist on upgraded sites and are treated as</w:t>
-      </w:r>
-      <w:r>
-        <w:t xml:space="preserve"> </w:t>
-      </w:r>
-      <w:r>
-        <w:rPr>
-          <w:rStyle w:val="VerbatimChar"/>
-        </w:rPr>
-        <w:t xml:space="preserve">'on'</w:t>
-      </w:r>
-      <w:r>
-        <w:t xml:space="preserve">/</w:t>
-      </w:r>
-      <w:r>
-        <w:rPr>
-          <w:rStyle w:val="VerbatimChar"/>
-        </w:rPr>
-        <w:t xml:space="preserve">'off'</w:t>
-      </w:r>
-      <w:r>
-        <w:t xml:space="preserve">. WordPress 6.6 also added automatic skip-autoload for options larger than ~150 KB by default.</w:t>
-      </w:r>
-    </w:p>
-    <w:p>
-      <w:pPr>
-        <w:pStyle w:val="BodyText"/>
-      </w:pPr>
-      <w:r>
-        <w:t xml:space="preserve">Operator workflow:</w:t>
-      </w:r>
-    </w:p>
-    <w:p>
-      <w:pPr>
-        <w:pStyle w:val="Compact"/>
-        <w:numPr>
-          <w:ilvl w:val="0"/>
-          <w:numId w:val="1069"/>
-        </w:numPr>
-      </w:pPr>
-      <w:r>
-        <w:t xml:space="preserve">[ ] Replace any saved query, dashboard, or monitor that matches only the legacy</w:t>
-      </w:r>
-      <w:r>
-        <w:t xml:space="preserve"> </w:t>
-      </w:r>
-      <w:r>
-        <w:rPr>
-          <w:rStyle w:val="VerbatimChar"/>
-        </w:rPr>
-        <w:t xml:space="preserve">'yes'</w:t>
-      </w:r>
-      <w:r>
-        <w:t xml:space="preserve"> </w:t>
-      </w:r>
-      <w:r>
-        <w:t xml:space="preserve">autoload value with</w:t>
-      </w:r>
-      <w:r>
-        <w:t xml:space="preserve"> </w:t>
-      </w:r>
-      <w:r>
-        <w:rPr>
-          <w:rStyle w:val="VerbatimChar"/>
-        </w:rPr>
-        <w:t xml:space="preserve">WHERE autoload IN ('yes', 'on', 'auto', 'auto-on')</w:t>
-      </w:r>
-      <w:r>
-        <w:t xml:space="preserve">.</w:t>
-      </w:r>
-    </w:p>
-    <w:p>
-      <w:pPr>
-        <w:pStyle w:val="Compact"/>
-        <w:numPr>
-          <w:ilvl w:val="0"/>
-          <w:numId w:val="1069"/>
-        </w:numPr>
-      </w:pPr>
-      <w:r>
-        <w:t xml:space="preserve">[ ] Check Site Health -&gt; Performance for the “Autoloaded options could affect performance” warning. It triggers at ~800 KB total autoload size.</w:t>
-      </w:r>
-    </w:p>
-    <w:p>
-      <w:pPr>
-        <w:pStyle w:val="Compact"/>
-        <w:numPr>
-          <w:ilvl w:val="0"/>
-          <w:numId w:val="1069"/>
-        </w:numPr>
-      </w:pPr>
-      <w:r>
-        <w:t xml:space="preserve">[ ] On sites you suspect have stale options, prefer the API/CLI fix over raw deletes; orphaned-option cleanup is a separate maintenance task and should still be done with backups.</w:t>
-      </w:r>
-    </w:p>
-    <w:bookmarkEnd w:id="78"/>
-    <w:bookmarkStart w:id="81" w:name="X0916ed51d9250e775030e1b001c35a5a994eda1"/>
-    <w:p>
-      <w:pPr>
-        <w:pStyle w:val="Heading3"/>
-      </w:pPr>
-      <w:r>
-        <w:t xml:space="preserve">Speculation Rules / Speculative Loading (WordPress 6.8)</w:t>
-      </w:r>
-    </w:p>
-    <w:p>
-      <w:pPr>
-        <w:pStyle w:val="FirstParagraph"/>
-      </w:pPr>
-      <w:r>
-        <w:t xml:space="preserve">WordPress 6.8 (April 2025) merged speculative-loading support into Core via the</w:t>
-      </w:r>
-      <w:r>
-        <w:t xml:space="preserve"> </w:t>
-      </w:r>
-      <w:hyperlink r:id="rId79">
-        <w:r>
-          <w:rPr>
-            <w:rStyle w:val="Hyperlink"/>
-          </w:rPr>
-          <w:t xml:space="preserve">Speculation Rules API</w:t>
-        </w:r>
-      </w:hyperlink>
-      <w:r>
-        <w:t xml:space="preserve">. Core’s effective default is</w:t>
-      </w:r>
-      <w:r>
-        <w:t xml:space="preserve"> </w:t>
-      </w:r>
-      <w:r>
-        <w:rPr>
-          <w:rStyle w:val="VerbatimChar"/>
-          <w:b/>
-          <w:bCs/>
-        </w:rPr>
-        <w:t xml:space="preserve">prefetch</w:t>
-      </w:r>
-      <w:r>
-        <w:t xml:space="preserve"> </w:t>
-      </w:r>
-      <w:r>
-        <w:t xml:space="preserve">with</w:t>
-      </w:r>
-      <w:r>
-        <w:t xml:space="preserve"> </w:t>
-      </w:r>
-      <w:r>
-        <w:rPr>
-          <w:rStyle w:val="VerbatimChar"/>
-          <w:b/>
-          <w:bCs/>
-        </w:rPr>
-        <w:t xml:space="preserve">conservative</w:t>
-      </w:r>
-      <w:r>
-        <w:t xml:space="preserve"> </w:t>
-      </w:r>
-      <w:r>
-        <w:t xml:space="preserve">eagerness, enabled on frontend requests only when pretty permalinks are on and the user is logged out. Core does not ship a dedicated settings UI for speculation rules in 6.8; customization happens through filters such as</w:t>
-      </w:r>
-      <w:r>
-        <w:t xml:space="preserve"> </w:t>
-      </w:r>
-      <w:r>
-        <w:rPr>
-          <w:rStyle w:val="VerbatimChar"/>
-        </w:rPr>
-        <w:t xml:space="preserve">wp_speculation_rules_configuration</w:t>
-      </w:r>
-      <w:r>
-        <w:t xml:space="preserve"> </w:t>
-      </w:r>
-      <w:r>
-        <w:t xml:space="preserve">and</w:t>
-      </w:r>
-      <w:r>
-        <w:t xml:space="preserve"> </w:t>
-      </w:r>
-      <w:r>
-        <w:rPr>
-          <w:rStyle w:val="VerbatimChar"/>
-        </w:rPr>
-        <w:t xml:space="preserve">wp_load_speculation_rules</w:t>
-      </w:r>
-      <w:r>
-        <w:t xml:space="preserve">, plus block-level CSS classes like</w:t>
-      </w:r>
-      <w:r>
-        <w:t xml:space="preserve"> </w:t>
-      </w:r>
-      <w:r>
-        <w:rPr>
-          <w:rStyle w:val="VerbatimChar"/>
-        </w:rPr>
-        <w:t xml:space="preserve">no-prefetch</w:t>
-      </w:r>
-      <w:r>
-        <w:t xml:space="preserve"> </w:t>
-      </w:r>
-      <w:r>
-        <w:t xml:space="preserve">and</w:t>
-      </w:r>
-      <w:r>
-        <w:t xml:space="preserve"> </w:t>
-      </w:r>
-      <w:r>
-        <w:rPr>
-          <w:rStyle w:val="VerbatimChar"/>
-        </w:rPr>
-        <w:t xml:space="preserve">no-prerender</w:t>
-      </w:r>
-      <w:r>
-        <w:t xml:space="preserve">.</w:t>
-      </w:r>
-    </w:p>
-    <w:p>
-      <w:pPr>
-        <w:pStyle w:val="BodyText"/>
-      </w:pPr>
-      <w:r>
-        <w:t xml:space="preserve">The standalone</w:t>
-      </w:r>
-      <w:r>
-        <w:t xml:space="preserve"> </w:t>
-      </w:r>
-      <w:hyperlink r:id="rId80">
-        <w:r>
-          <w:rPr>
-            <w:rStyle w:val="Hyperlink"/>
-          </w:rPr>
-          <w:t xml:space="preserve">Speculative Loading plugin</w:t>
-        </w:r>
-      </w:hyperlink>
-      <w:r>
-        <w:t xml:space="preserve"> </w:t>
-      </w:r>
-      <w:r>
-        <w:t xml:space="preserve">extends Core with a plugin-provided admin screen and more aggressive modes, including</w:t>
-      </w:r>
-      <w:r>
-        <w:t xml:space="preserve"> </w:t>
-      </w:r>
-      <w:r>
-        <w:rPr>
-          <w:rStyle w:val="VerbatimChar"/>
-        </w:rPr>
-        <w:t xml:space="preserve">prerender</w:t>
-      </w:r>
-      <w:r>
-        <w:t xml:space="preserve">. When you opt into prerender, audit analytics SDKs for prerender-aware behavior and confirm that prerendered visits do not double-count or fire third-party scripts on hidden documents.</w:t>
-      </w:r>
-    </w:p>
-    <w:p>
-      <w:pPr>
-        <w:pStyle w:val="BodyText"/>
-      </w:pPr>
-      <w:r>
-        <w:t xml:space="preserve">Enterprise considerations: edge cache hit ratio can rise on sites with predictable navigation patterns because prefetches may hit cache before the eventual navigation. Confirm session-keyed and personalized pages are excluded from speculative loading with Core filters,</w:t>
-      </w:r>
-      <w:r>
-        <w:t xml:space="preserve"> </w:t>
-      </w:r>
-      <w:r>
-        <w:rPr>
-          <w:rStyle w:val="VerbatimChar"/>
-        </w:rPr>
-        <w:t xml:space="preserve">no-prefetch</w:t>
-      </w:r>
-      <w:r>
-        <w:t xml:space="preserve"> </w:t>
-      </w:r>
-      <w:r>
-        <w:t xml:space="preserve">/</w:t>
-      </w:r>
-      <w:r>
-        <w:t xml:space="preserve"> </w:t>
-      </w:r>
-      <w:r>
-        <w:rPr>
-          <w:rStyle w:val="VerbatimChar"/>
-        </w:rPr>
-        <w:t xml:space="preserve">no-prerender</w:t>
-      </w:r>
-      <w:r>
-        <w:t xml:space="preserve"> </w:t>
-      </w:r>
-      <w:r>
-        <w:t xml:space="preserve">classes, or plugin-provided exclusion controls. Do not use older</w:t>
-      </w:r>
-      <w:r>
-        <w:t xml:space="preserve"> </w:t>
-      </w:r>
-      <w:r>
-        <w:rPr>
-          <w:rStyle w:val="VerbatimChar"/>
-        </w:rPr>
-        <w:t xml:space="preserve">data-prefetch="false"</w:t>
-      </w:r>
-      <w:r>
-        <w:t xml:space="preserve"> </w:t>
-      </w:r>
-      <w:r>
-        <w:t xml:space="preserve">wording as the recommended Core opt-out mechanism.</w:t>
-      </w:r>
-    </w:p>
-    <w:bookmarkEnd w:id="81"/>
-    <w:bookmarkStart w:id="83" w:name="performance-lab-plugin"/>
-    <w:p>
-      <w:pPr>
-        <w:pStyle w:val="Heading3"/>
-      </w:pPr>
-      <w:r>
-        <w:t xml:space="preserve">Performance Lab plugin</w:t>
-      </w:r>
-    </w:p>
-    <w:p>
-      <w:pPr>
-        <w:pStyle w:val="FirstParagraph"/>
-      </w:pPr>
-      <w:hyperlink r:id="rId82">
-        <w:r>
-          <w:rPr>
-            <w:rStyle w:val="Hyperlink"/>
-          </w:rPr>
-          <w:t xml:space="preserve">Performance Lab</w:t>
-        </w:r>
-      </w:hyperlink>
-      <w:r>
-        <w:t xml:space="preserve"> </w:t>
-      </w:r>
-      <w:r>
-        <w:t xml:space="preserve">is the Core team’s feature-plugin discovery and management layer. As features mature inside the Performance Lab ecosystem they either graduate into Core or remain as standalone plugins; the catalog rotates over time. Verify the current featured plugins on the Performance Lab plugin page before recommending any specific module.</w:t>
-      </w:r>
-    </w:p>
-    <w:p>
-      <w:pPr>
-        <w:pStyle w:val="BodyText"/>
-      </w:pPr>
-      <w:r>
-        <w:t xml:space="preserve">Featured plugins as of 2026-05-18 include:</w:t>
-      </w:r>
-    </w:p>
-    <w:p>
-      <w:pPr>
-        <w:pStyle w:val="Compact"/>
-        <w:numPr>
-          <w:ilvl w:val="0"/>
-          <w:numId w:val="1070"/>
-        </w:numPr>
-      </w:pPr>
-      <w:r>
-        <w:rPr>
-          <w:b/>
-          <w:bCs/>
-        </w:rPr>
-        <w:t xml:space="preserve">Embed Optimizer</w:t>
-      </w:r>
-      <w:r>
-        <w:t xml:space="preserve"> </w:t>
-      </w:r>
-      <w:r>
-        <w:t xml:space="preserve">— improves embeds that otherwise add third-party request and rendering cost.</w:t>
-      </w:r>
-    </w:p>
-    <w:p>
-      <w:pPr>
-        <w:pStyle w:val="Compact"/>
-        <w:numPr>
-          <w:ilvl w:val="0"/>
-          <w:numId w:val="1070"/>
-        </w:numPr>
-      </w:pPr>
-      <w:r>
-        <w:rPr>
-          <w:b/>
-          <w:bCs/>
-        </w:rPr>
-        <w:t xml:space="preserve">Enhanced Responsive Images</w:t>
-      </w:r>
-      <w:r>
-        <w:t xml:space="preserve"> </w:t>
-      </w:r>
-      <w:r>
-        <w:t xml:space="preserve">— refines responsive image sizing decisions, including lazy-loaded images.</w:t>
-      </w:r>
-    </w:p>
-    <w:p>
-      <w:pPr>
-        <w:pStyle w:val="Compact"/>
-        <w:numPr>
-          <w:ilvl w:val="0"/>
-          <w:numId w:val="1070"/>
-        </w:numPr>
-      </w:pPr>
-      <w:r>
-        <w:rPr>
-          <w:b/>
-          <w:bCs/>
-        </w:rPr>
-        <w:t xml:space="preserve">Image Placeholders</w:t>
-      </w:r>
-      <w:r>
-        <w:t xml:space="preserve"> </w:t>
-      </w:r>
-      <w:r>
-        <w:t xml:space="preserve">— formerly Dominant Color Images; uses a CSS background placeholder while an image loads.</w:t>
-      </w:r>
-    </w:p>
-    <w:p>
-      <w:pPr>
-        <w:pStyle w:val="Compact"/>
-        <w:numPr>
-          <w:ilvl w:val="0"/>
-          <w:numId w:val="1070"/>
-        </w:numPr>
-      </w:pPr>
-      <w:r>
-        <w:rPr>
-          <w:b/>
-          <w:bCs/>
-        </w:rPr>
-        <w:t xml:space="preserve">Image Prioritizer</w:t>
-      </w:r>
-      <w:r>
-        <w:t xml:space="preserve"> </w:t>
-      </w:r>
-      <w:r>
-        <w:t xml:space="preserve">— automates</w:t>
-      </w:r>
-      <w:r>
-        <w:t xml:space="preserve"> </w:t>
-      </w:r>
-      <w:r>
-        <w:rPr>
-          <w:rStyle w:val="VerbatimChar"/>
-        </w:rPr>
-        <w:t xml:space="preserve">fetchpriority</w:t>
-      </w:r>
-      <w:r>
-        <w:t xml:space="preserve"> </w:t>
-      </w:r>
-      <w:r>
-        <w:t xml:space="preserve">and related loading decisions for likely LCP candidates.</w:t>
-      </w:r>
-    </w:p>
-    <w:p>
-      <w:pPr>
-        <w:pStyle w:val="Compact"/>
-        <w:numPr>
-          <w:ilvl w:val="0"/>
-          <w:numId w:val="1070"/>
-        </w:numPr>
-      </w:pPr>
-      <w:r>
-        <w:rPr>
-          <w:b/>
-          <w:bCs/>
-        </w:rPr>
-        <w:t xml:space="preserve">Instant Back/Forward</w:t>
-      </w:r>
-      <w:r>
-        <w:t xml:space="preserve"> </w:t>
-      </w:r>
-      <w:r>
-        <w:t xml:space="preserve">— improves browser back/forward-cache behavior where applicable.</w:t>
-      </w:r>
-    </w:p>
-    <w:p>
-      <w:pPr>
-        <w:pStyle w:val="Compact"/>
-        <w:numPr>
-          <w:ilvl w:val="0"/>
-          <w:numId w:val="1070"/>
-        </w:numPr>
-      </w:pPr>
-      <w:r>
-        <w:rPr>
-          <w:b/>
-          <w:bCs/>
-        </w:rPr>
-        <w:t xml:space="preserve">Modern Image Formats</w:t>
-      </w:r>
-      <w:r>
-        <w:t xml:space="preserve"> </w:t>
-      </w:r>
-      <w:r>
-        <w:t xml:space="preserve">— formerly named for WebP uploads; stores additional WebP/AVIF versions of uploaded images and serves modern formats to supporting browsers.</w:t>
-      </w:r>
-    </w:p>
-    <w:p>
-      <w:pPr>
-        <w:pStyle w:val="Compact"/>
-        <w:numPr>
-          <w:ilvl w:val="0"/>
-          <w:numId w:val="1070"/>
-        </w:numPr>
-      </w:pPr>
-      <w:r>
-        <w:rPr>
-          <w:b/>
-          <w:bCs/>
-        </w:rPr>
-        <w:t xml:space="preserve">Optimization Detective</w:t>
-      </w:r>
-      <w:r>
-        <w:t xml:space="preserve"> </w:t>
-      </w:r>
-      <w:r>
-        <w:t xml:space="preserve">— opt-in real-user measurement that informs Core/Performance Lab decisions; dependency for some other featured plugins.</w:t>
-      </w:r>
-    </w:p>
-    <w:p>
-      <w:pPr>
-        <w:pStyle w:val="Compact"/>
-        <w:numPr>
-          <w:ilvl w:val="0"/>
-          <w:numId w:val="1070"/>
-        </w:numPr>
-      </w:pPr>
-      <w:r>
-        <w:rPr>
-          <w:b/>
-          <w:bCs/>
-        </w:rPr>
-        <w:t xml:space="preserve">Performant Translations</w:t>
-      </w:r>
-      <w:r>
-        <w:t xml:space="preserve">,</w:t>
-      </w:r>
-      <w:r>
-        <w:t xml:space="preserve"> </w:t>
-      </w:r>
-      <w:r>
-        <w:rPr>
-          <w:b/>
-          <w:bCs/>
-        </w:rPr>
-        <w:t xml:space="preserve">Speculative Loading</w:t>
-      </w:r>
-      <w:r>
-        <w:t xml:space="preserve">, and</w:t>
-      </w:r>
-      <w:r>
-        <w:t xml:space="preserve"> </w:t>
-      </w:r>
-      <w:r>
-        <w:rPr>
-          <w:b/>
-          <w:bCs/>
-        </w:rPr>
-        <w:t xml:space="preserve">View Transitions</w:t>
-      </w:r>
-      <w:r>
-        <w:t xml:space="preserve"> </w:t>
-      </w:r>
-      <w:r>
-        <w:t xml:space="preserve">— additional featured plugins whose relevance depends on the site and rollout risk.</w:t>
-      </w:r>
-    </w:p>
-    <w:p>
-      <w:pPr>
-        <w:pStyle w:val="FirstParagraph"/>
-      </w:pPr>
-      <w:r>
-        <w:t xml:space="preserve">Recommendation: evaluate Performance Lab on staging, look at the current Featured Plugins list at the verification time, and adopt specific plugins by name only when they match the site’s documented performance need.</w:t>
-      </w:r>
-    </w:p>
-    <w:bookmarkEnd w:id="83"/>
-    <w:bookmarkStart w:id="86" w:name="wordpress-6.9-performance-deltas"/>
-    <w:p>
-      <w:pPr>
-        <w:pStyle w:val="Heading3"/>
-      </w:pPr>
-      <w:r>
-        <w:t xml:space="preserve">WordPress 6.9 performance deltas</w:t>
-      </w:r>
-    </w:p>
-    <w:p>
-      <w:pPr>
-        <w:pStyle w:val="FirstParagraph"/>
-      </w:pPr>
-      <w:r>
-        <w:t xml:space="preserve">WordPress 6.9 shipped in November 2025; WordPress 6.9.4 was the current patch release verified on 2026-05-18. The most material 6.9 performance changes for this guide are:</w:t>
-      </w:r>
-    </w:p>
-    <w:p>
-      <w:pPr>
-        <w:pStyle w:val="Compact"/>
-        <w:numPr>
-          <w:ilvl w:val="0"/>
-          <w:numId w:val="1071"/>
-        </w:numPr>
-      </w:pPr>
-      <w:r>
-        <w:rPr>
-          <w:b/>
-          <w:bCs/>
-        </w:rPr>
-        <w:t xml:space="preserve">Frontend loading:</w:t>
-      </w:r>
-      <w:r>
-        <w:t xml:space="preserve"> </w:t>
-      </w:r>
-      <w:r>
-        <w:t xml:space="preserve">the</w:t>
-      </w:r>
-      <w:r>
-        <w:t xml:space="preserve"> </w:t>
-      </w:r>
-      <w:hyperlink r:id="rId84">
-        <w:r>
-          <w:rPr>
-            <w:rStyle w:val="Hyperlink"/>
-          </w:rPr>
-          <w:t xml:space="preserve">WordPress 6.9 Frontend Performance Field Guide</w:t>
-        </w:r>
-      </w:hyperlink>
-      <w:r>
-        <w:t xml:space="preserve"> </w:t>
-      </w:r>
-      <w:r>
-        <w:t xml:space="preserve">covers script</w:t>
-      </w:r>
-      <w:r>
-        <w:t xml:space="preserve"> </w:t>
-      </w:r>
-      <w:r>
-        <w:rPr>
-          <w:rStyle w:val="VerbatimChar"/>
-        </w:rPr>
-        <w:t xml:space="preserve">fetchpriority</w:t>
-      </w:r>
-      <w:r>
-        <w:t xml:space="preserve">, footer script-module printing, emoji script-module changes, block stylesheet handling, hidden-block asset omission, template enhancement output buffering, RSS feed caching, video block CLS fixes, and related frontend work.</w:t>
-      </w:r>
-    </w:p>
-    <w:p>
-      <w:pPr>
-        <w:pStyle w:val="Compact"/>
-        <w:numPr>
-          <w:ilvl w:val="0"/>
-          <w:numId w:val="1071"/>
-        </w:numPr>
-      </w:pPr>
-      <w:r>
-        <w:rPr>
-          <w:b/>
-          <w:bCs/>
-        </w:rPr>
-        <w:t xml:space="preserve">WP-Cron spawn timing:</w:t>
-      </w:r>
-      <w:r>
-        <w:t xml:space="preserve"> </w:t>
-      </w:r>
-      <w:r>
-        <w:t xml:space="preserve">Core now spawns WP-Cron at shutdown rather than earlier in the request lifecycle, reducing user-facing latency for request-triggered cron. Sites with a verified external cron runner remain the preferred high-traffic pattern.</w:t>
-      </w:r>
-    </w:p>
-    <w:p>
-      <w:pPr>
-        <w:pStyle w:val="Compact"/>
-        <w:numPr>
-          <w:ilvl w:val="0"/>
-          <w:numId w:val="1071"/>
-        </w:numPr>
-      </w:pPr>
-      <w:r>
-        <w:rPr>
-          <w:b/>
-          <w:bCs/>
-        </w:rPr>
-        <w:t xml:space="preserve">Query/cache changes:</w:t>
-      </w:r>
-      <w:r>
-        <w:t xml:space="preserve"> </w:t>
-      </w:r>
-      <w:r>
-        <w:t xml:space="preserve">the</w:t>
-      </w:r>
-      <w:r>
-        <w:t xml:space="preserve"> </w:t>
-      </w:r>
-      <w:hyperlink r:id="rId85">
-        <w:r>
-          <w:rPr>
-            <w:rStyle w:val="Hyperlink"/>
-          </w:rPr>
-          <w:t xml:space="preserve">WordPress 6.9 Field Guide</w:t>
-        </w:r>
-      </w:hyperlink>
-      <w:r>
-        <w:t xml:space="preserve"> </w:t>
-      </w:r>
-      <w:r>
-        <w:t xml:space="preserve">should be checked before relying on plugin code that assumes older query-cache key behavior or intercepts Core caching internals.</w:t>
-      </w:r>
-    </w:p>
-    <w:p>
-      <w:pPr>
-        <w:pStyle w:val="FirstParagraph"/>
-      </w:pPr>
-      <w:r>
-        <w:t xml:space="preserve">Treat this as a delta inventory, not a substitute for measurement: verify impact on the specific site with the same baseline and rollback discipline used elsewhere in this guide.</w:t>
-      </w:r>
-    </w:p>
-    <w:bookmarkEnd w:id="86"/>
-    <w:bookmarkStart w:id="87" w:name="lcp-and-fetchpriority-wordpress-6.3"/>
-    <w:p>
-      <w:pPr>
-        <w:pStyle w:val="Heading3"/>
-      </w:pPr>
-      <w:r>
-        <w:t xml:space="preserve">LCP and</w:t>
-      </w:r>
-      <w:r>
-        <w:t xml:space="preserve"> </w:t>
-      </w:r>
-      <w:r>
-        <w:rPr>
-          <w:rStyle w:val="VerbatimChar"/>
-        </w:rPr>
-        <w:t xml:space="preserve">fetchpriority</w:t>
-      </w:r>
-      <w:r>
-        <w:t xml:space="preserve"> </w:t>
-      </w:r>
-      <w:r>
-        <w:t xml:space="preserve">(WordPress 6.3+)</w:t>
-      </w:r>
-    </w:p>
-    <w:p>
-      <w:pPr>
-        <w:pStyle w:val="FirstParagraph"/>
-      </w:pPr>
-      <w:r>
-        <w:t xml:space="preserve">WordPress 6.3 added automatic</w:t>
-      </w:r>
-      <w:r>
-        <w:t xml:space="preserve"> </w:t>
-      </w:r>
-      <w:r>
-        <w:rPr>
-          <w:rStyle w:val="VerbatimChar"/>
-        </w:rPr>
-        <w:t xml:space="preserve">fetchpriority="high"</w:t>
-      </w:r>
-      <w:r>
-        <w:t xml:space="preserve"> </w:t>
-      </w:r>
-      <w:r>
-        <w:t xml:space="preserve">on the LCP image when Core can identify one. Verify in DevTools before adding manual</w:t>
-      </w:r>
-      <w:r>
-        <w:t xml:space="preserve"> </w:t>
-      </w:r>
-      <w:r>
-        <w:rPr>
-          <w:rStyle w:val="VerbatimChar"/>
-        </w:rPr>
-        <w:t xml:space="preserve">&lt;link rel="preload"&gt;</w:t>
-      </w:r>
-      <w:r>
-        <w:t xml:space="preserve"> </w:t>
-      </w:r>
-      <w:r>
-        <w:t xml:space="preserve">for the hero image — Core may already have done it for you.</w:t>
-      </w:r>
-    </w:p>
-    <w:bookmarkEnd w:id="87"/>
-    <w:bookmarkStart w:id="88" w:name="Xa70b8bc839573507027582fbed44b8a0d5b22e9"/>
-    <w:p>
-      <w:pPr>
-        <w:pStyle w:val="Heading3"/>
-      </w:pPr>
-      <w:r>
-        <w:t xml:space="preserve">Core Web Vitals thresholds (post-INP, March 2024)</w:t>
-      </w:r>
-    </w:p>
-    <w:p>
-      <w:pPr>
-        <w:pStyle w:val="FirstParagraph"/>
-      </w:pPr>
-      <w:r>
-        <w:t xml:space="preserve">For reference when reading any current performance report:</w:t>
-      </w:r>
-    </w:p>
-    <w:tbl>
-      <w:tblPr>
-        <w:tblStyle w:val="Table"/>
-        <w:tblW w:type="auto" w:w="0"/>
-        <w:tblLook w:firstRow="1" w:lastRow="0" w:firstColumn="0" w:lastColumn="0" w:noHBand="0" w:noVBand="0" w:val="0020"/>
-      </w:tblPr>
-      <w:tblGrid>
-        <w:gridCol w:w="1980"/>
-        <w:gridCol w:w="1980"/>
-        <w:gridCol w:w="1980"/>
-        <w:gridCol w:w="1980"/>
-      </w:tblGrid>
-      <w:tr>
-        <w:trPr>
-          <w:tblHeader w:val="on"/>
-        </w:trPr>
-        <w:tc>
-          <w:tcPr/>
-          <w:p>
-            <w:pPr>
-              <w:pStyle w:val="Compact"/>
-            </w:pPr>
-            <w:r>
-              <w:t xml:space="preserve">Metric</w:t>
-            </w:r>
-          </w:p>
-        </w:tc>
-        <w:tc>
-          <w:tcPr/>
-          <w:p>
-            <w:pPr>
-              <w:pStyle w:val="Compact"/>
-              <w:jc w:val="right"/>
-            </w:pPr>
-            <w:r>
-              <w:t xml:space="preserve">Good</w:t>
-            </w:r>
-          </w:p>
-        </w:tc>
-        <w:tc>
-          <w:tcPr/>
-          <w:p>
-            <w:pPr>
-              <w:pStyle w:val="Compact"/>
-              <w:jc w:val="right"/>
-            </w:pPr>
-            <w:r>
-              <w:t xml:space="preserve">Needs improvement</w:t>
-            </w:r>
-          </w:p>
-        </w:tc>
-        <w:tc>
-          <w:tcPr/>
-          <w:p>
-            <w:pPr>
-              <w:pStyle w:val="Compact"/>
-              <w:jc w:val="right"/>
-            </w:pPr>
-            <w:r>
-              <w:t xml:space="preserve">Poor</w:t>
-            </w:r>
-          </w:p>
-        </w:tc>
-      </w:tr>
-      <w:tr>
-        <w:tc>
-          <w:tcPr/>
-          <w:p>
-            <w:pPr>
-              <w:pStyle w:val="Compact"/>
-            </w:pPr>
-            <w:r>
-              <w:t xml:space="preserve">LCP</w:t>
-            </w:r>
-          </w:p>
-        </w:tc>
-        <w:tc>
-          <w:tcPr/>
-          <w:p>
-            <w:pPr>
-              <w:pStyle w:val="Compact"/>
-              <w:jc w:val="right"/>
-            </w:pPr>
-            <w:r>
-              <w:t xml:space="preserve">&lt;= 2.5 s</w:t>
-            </w:r>
-          </w:p>
-        </w:tc>
-        <w:tc>
-          <w:tcPr/>
-          <w:p>
-            <w:pPr>
-              <w:pStyle w:val="Compact"/>
-              <w:jc w:val="right"/>
-            </w:pPr>
-            <w:r>
-              <w:t xml:space="preserve">2.5–4.0 s</w:t>
-            </w:r>
-          </w:p>
-        </w:tc>
-        <w:tc>
-          <w:tcPr/>
-          <w:p>
-            <w:pPr>
-              <w:pStyle w:val="Compact"/>
-              <w:jc w:val="right"/>
-            </w:pPr>
-            <w:r>
-              <w:t xml:space="preserve">&gt; 4.0 s</w:t>
-            </w:r>
-          </w:p>
-        </w:tc>
-      </w:tr>
-      <w:tr>
-        <w:tc>
-          <w:tcPr/>
-          <w:p>
-            <w:pPr>
-              <w:pStyle w:val="Compact"/>
-            </w:pPr>
-            <w:r>
-              <w:t xml:space="preserve">INP</w:t>
-            </w:r>
-          </w:p>
-        </w:tc>
-        <w:tc>
-          <w:tcPr/>
-          <w:p>
-            <w:pPr>
-              <w:pStyle w:val="Compact"/>
-              <w:jc w:val="right"/>
-            </w:pPr>
-            <w:r>
-              <w:t xml:space="preserve">&lt;= 200 ms</w:t>
-            </w:r>
-          </w:p>
-        </w:tc>
-        <w:tc>
-          <w:tcPr/>
-          <w:p>
-            <w:pPr>
-              <w:pStyle w:val="Compact"/>
-              <w:jc w:val="right"/>
-            </w:pPr>
-            <w:r>
-              <w:t xml:space="preserve">200–500 ms</w:t>
-            </w:r>
-          </w:p>
-        </w:tc>
-        <w:tc>
-          <w:tcPr/>
-          <w:p>
-            <w:pPr>
-              <w:pStyle w:val="Compact"/>
-              <w:jc w:val="right"/>
-            </w:pPr>
-            <w:r>
-              <w:t xml:space="preserve">&gt; 500 ms</w:t>
-            </w:r>
-          </w:p>
-        </w:tc>
-      </w:tr>
-      <w:tr>
-        <w:tc>
-          <w:tcPr/>
-          <w:p>
-            <w:pPr>
-              <w:pStyle w:val="Compact"/>
-            </w:pPr>
-            <w:r>
-              <w:t xml:space="preserve">CLS</w:t>
-            </w:r>
-          </w:p>
-        </w:tc>
-        <w:tc>
-          <w:tcPr/>
-          <w:p>
-            <w:pPr>
-              <w:pStyle w:val="Compact"/>
-              <w:jc w:val="right"/>
-            </w:pPr>
-            <w:r>
-              <w:t xml:space="preserve">&lt;= 0.1</w:t>
-            </w:r>
-          </w:p>
-        </w:tc>
-        <w:tc>
-          <w:tcPr/>
-          <w:p>
-            <w:pPr>
-              <w:pStyle w:val="Compact"/>
-              <w:jc w:val="right"/>
-            </w:pPr>
-            <w:r>
-              <w:t xml:space="preserve">0.1–0.25</w:t>
-            </w:r>
-          </w:p>
-        </w:tc>
-        <w:tc>
-          <w:tcPr/>
-          <w:p>
-            <w:pPr>
-              <w:pStyle w:val="Compact"/>
-              <w:jc w:val="right"/>
-            </w:pPr>
-            <w:r>
-              <w:t xml:space="preserve">&gt; 0.25</w:t>
-            </w:r>
-          </w:p>
-        </w:tc>
-      </w:tr>
-    </w:tbl>
-    <w:p>
-      <w:pPr>
-        <w:pStyle w:val="BodyText"/>
-      </w:pPr>
-      <w:r>
-        <w:t xml:space="preserve">INP replaced FID as a Core Web Vital on March 12, 2024. Any report still talking about FID is operating on a 2023 definition.</w:t>
-      </w:r>
-    </w:p>
-    <w:bookmarkEnd w:id="88"/>
-    <w:bookmarkStart w:id="95" w:name="references"/>
-    <w:p>
-      <w:pPr>
-        <w:pStyle w:val="Heading3"/>
-      </w:pPr>
-      <w:r>
-        <w:t xml:space="preserve">References</w:t>
-      </w:r>
-    </w:p>
-    <w:p>
-      <w:pPr>
-        <w:pStyle w:val="Compact"/>
-        <w:numPr>
-          <w:ilvl w:val="0"/>
-          <w:numId w:val="1072"/>
-        </w:numPr>
-      </w:pPr>
-      <w:hyperlink r:id="rId89">
         <w:r>
           <w:rPr>
             <w:rStyle w:val="Hyperlink"/>
@@ -11127,10 +9702,10 @@
         <w:pStyle w:val="Compact"/>
         <w:numPr>
           <w:ilvl w:val="0"/>
-          <w:numId w:val="1072"/>
-        </w:numPr>
-      </w:pPr>
-      <w:hyperlink r:id="rId90">
+          <w:numId w:val="1067"/>
+        </w:numPr>
+      </w:pPr>
+      <w:hyperlink r:id="rId77">
         <w:r>
           <w:rPr>
             <w:rStyle w:val="Hyperlink"/>
@@ -11144,10 +9719,10 @@
         <w:pStyle w:val="Compact"/>
         <w:numPr>
           <w:ilvl w:val="0"/>
-          <w:numId w:val="1072"/>
-        </w:numPr>
-      </w:pPr>
-      <w:hyperlink r:id="rId91">
+          <w:numId w:val="1067"/>
+        </w:numPr>
+      </w:pPr>
+      <w:hyperlink r:id="rId78">
         <w:r>
           <w:rPr>
             <w:rStyle w:val="Hyperlink"/>
@@ -11161,7 +9736,7 @@
         <w:pStyle w:val="Compact"/>
         <w:numPr>
           <w:ilvl w:val="0"/>
-          <w:numId w:val="1072"/>
+          <w:numId w:val="1067"/>
         </w:numPr>
       </w:pPr>
       <w:hyperlink r:id="rId79">
@@ -11178,10 +9753,10 @@
         <w:pStyle w:val="Compact"/>
         <w:numPr>
           <w:ilvl w:val="0"/>
-          <w:numId w:val="1072"/>
-        </w:numPr>
-      </w:pPr>
-      <w:hyperlink r:id="rId92">
+          <w:numId w:val="1067"/>
+        </w:numPr>
+      </w:pPr>
+      <w:hyperlink r:id="rId80">
         <w:r>
           <w:rPr>
             <w:rStyle w:val="Hyperlink"/>
@@ -11195,10 +9770,112 @@
         <w:pStyle w:val="Compact"/>
         <w:numPr>
           <w:ilvl w:val="0"/>
-          <w:numId w:val="1072"/>
-        </w:numPr>
-      </w:pPr>
-      <w:hyperlink r:id="rId93">
+          <w:numId w:val="1067"/>
+        </w:numPr>
+      </w:pPr>
+      <w:hyperlink r:id="rId81">
+        <w:r>
+          <w:rPr>
+            <w:rStyle w:val="Hyperlink"/>
+          </w:rPr>
+          <w:t xml:space="preserve">WordPress 6.9 Frontend Performance Field Guide</w:t>
+        </w:r>
+      </w:hyperlink>
+    </w:p>
+    <w:p>
+      <w:pPr>
+        <w:pStyle w:val="Compact"/>
+        <w:numPr>
+          <w:ilvl w:val="0"/>
+          <w:numId w:val="1067"/>
+        </w:numPr>
+      </w:pPr>
+      <w:hyperlink r:id="rId82">
+        <w:r>
+          <w:rPr>
+            <w:rStyle w:val="Hyperlink"/>
+          </w:rPr>
+          <w:t xml:space="preserve">WordPress 6.9 Field Guide</w:t>
+        </w:r>
+      </w:hyperlink>
+    </w:p>
+    <w:p>
+      <w:pPr>
+        <w:pStyle w:val="Compact"/>
+        <w:numPr>
+          <w:ilvl w:val="0"/>
+          <w:numId w:val="1067"/>
+        </w:numPr>
+      </w:pPr>
+      <w:hyperlink r:id="rId83">
+        <w:r>
+          <w:rPr>
+            <w:rStyle w:val="Hyperlink"/>
+          </w:rPr>
+          <w:t xml:space="preserve">WordPress 7.0 Field Guide</w:t>
+        </w:r>
+      </w:hyperlink>
+    </w:p>
+    <w:p>
+      <w:pPr>
+        <w:pStyle w:val="Compact"/>
+        <w:numPr>
+          <w:ilvl w:val="0"/>
+          <w:numId w:val="1067"/>
+        </w:numPr>
+      </w:pPr>
+      <w:hyperlink r:id="rId84">
+        <w:r>
+          <w:rPr>
+            <w:rStyle w:val="Hyperlink"/>
+          </w:rPr>
+          <w:t xml:space="preserve">Dropping support for PHP 7.2 and 7.3</w:t>
+        </w:r>
+      </w:hyperlink>
+    </w:p>
+    <w:p>
+      <w:pPr>
+        <w:pStyle w:val="Compact"/>
+        <w:numPr>
+          <w:ilvl w:val="0"/>
+          <w:numId w:val="1067"/>
+        </w:numPr>
+      </w:pPr>
+      <w:hyperlink r:id="rId85">
+        <w:r>
+          <w:rPr>
+            <w:rStyle w:val="Hyperlink"/>
+          </w:rPr>
+          <w:t xml:space="preserve">Real-time collaboration will not ship in WordPress 7.0</w:t>
+        </w:r>
+      </w:hyperlink>
+    </w:p>
+    <w:p>
+      <w:pPr>
+        <w:pStyle w:val="Compact"/>
+        <w:numPr>
+          <w:ilvl w:val="0"/>
+          <w:numId w:val="1067"/>
+        </w:numPr>
+      </w:pPr>
+      <w:hyperlink r:id="rId86">
+        <w:r>
+          <w:rPr>
+            <w:rStyle w:val="Hyperlink"/>
+          </w:rPr>
+          <w:t xml:space="preserve">WordPress release archive</w:t>
+        </w:r>
+      </w:hyperlink>
+    </w:p>
+    <w:p>
+      <w:pPr>
+        <w:pStyle w:val="Compact"/>
+        <w:numPr>
+          <w:ilvl w:val="0"/>
+          <w:numId w:val="1067"/>
+        </w:numPr>
+      </w:pPr>
+      <w:hyperlink r:id="rId87">
         <w:r>
           <w:rPr>
             <w:rStyle w:val="VerbatimChar"/>
@@ -11212,10 +9889,10 @@
         <w:pStyle w:val="Compact"/>
         <w:numPr>
           <w:ilvl w:val="0"/>
-          <w:numId w:val="1072"/>
-        </w:numPr>
-      </w:pPr>
-      <w:hyperlink r:id="rId82">
+          <w:numId w:val="1067"/>
+        </w:numPr>
+      </w:pPr>
+      <w:hyperlink r:id="rId88">
         <w:r>
           <w:rPr>
             <w:rStyle w:val="Hyperlink"/>
@@ -11229,10 +9906,10 @@
         <w:pStyle w:val="Compact"/>
         <w:numPr>
           <w:ilvl w:val="0"/>
-          <w:numId w:val="1072"/>
-        </w:numPr>
-      </w:pPr>
-      <w:hyperlink r:id="rId94">
+          <w:numId w:val="1067"/>
+        </w:numPr>
+      </w:pPr>
+      <w:hyperlink r:id="rId89">
         <w:r>
           <w:rPr>
             <w:rStyle w:val="Hyperlink"/>
@@ -11241,9 +9918,25 @@
         </w:r>
       </w:hyperlink>
     </w:p>
-    <w:bookmarkEnd w:id="95"/>
-    <w:bookmarkEnd w:id="96"/>
-    <w:bookmarkEnd w:id="97"/>
+    <w:p>
+      <w:pPr>
+        <w:pStyle w:val="Compact"/>
+        <w:numPr>
+          <w:ilvl w:val="0"/>
+          <w:numId w:val="1067"/>
+        </w:numPr>
+      </w:pPr>
+      <w:hyperlink r:id="rId90">
+        <w:r>
+          <w:rPr>
+            <w:rStyle w:val="Hyperlink"/>
+          </w:rPr>
+          <w:t xml:space="preserve">Introducing INP to Core Web Vitals (Google Search Central)</w:t>
+        </w:r>
+      </w:hyperlink>
+    </w:p>
+    <w:bookmarkEnd w:id="91"/>
+    <w:bookmarkEnd w:id="92"/>
     <w:sectPr>
       <w:footerReference r:id="rId31" w:type="default"/>
       <w:footnotePr>
@@ -11720,9 +10413,6 @@
     <w:abstractNumId w:val="991"/>
   </w:num>
   <w:num w:numId="1050">
-    <w:abstractNumId w:val="991"/>
-  </w:num>
-  <w:num w:numId="1051">
     <w:abstractNumId w:val="99411"/>
     <w:lvlOverride w:ilvl="0">
       <w:startOverride w:val="1"/>
@@ -11752,6 +10442,9 @@
       <w:startOverride w:val="1"/>
     </w:lvlOverride>
   </w:num>
+  <w:num w:numId="1051">
+    <w:abstractNumId w:val="991"/>
+  </w:num>
   <w:num w:numId="1052">
     <w:abstractNumId w:val="991"/>
   </w:num>
@@ -11777,9 +10470,6 @@
     <w:abstractNumId w:val="991"/>
   </w:num>
   <w:num w:numId="1060">
-    <w:abstractNumId w:val="991"/>
-  </w:num>
-  <w:num w:numId="1061">
     <w:abstractNumId w:val="99411"/>
     <w:lvlOverride w:ilvl="0">
       <w:startOverride w:val="1"/>
@@ -11809,6 +10499,9 @@
       <w:startOverride w:val="1"/>
     </w:lvlOverride>
   </w:num>
+  <w:num w:numId="1061">
+    <w:abstractNumId w:val="991"/>
+  </w:num>
   <w:num w:numId="1062">
     <w:abstractNumId w:val="991"/>
   </w:num>
@@ -11825,21 +10518,6 @@
     <w:abstractNumId w:val="991"/>
   </w:num>
   <w:num w:numId="1067">
-    <w:abstractNumId w:val="991"/>
-  </w:num>
-  <w:num w:numId="1068">
-    <w:abstractNumId w:val="991"/>
-  </w:num>
-  <w:num w:numId="1069">
-    <w:abstractNumId w:val="991"/>
-  </w:num>
-  <w:num w:numId="1070">
-    <w:abstractNumId w:val="991"/>
-  </w:num>
-  <w:num w:numId="1071">
-    <w:abstractNumId w:val="991"/>
-  </w:num>
-  <w:num w:numId="1072">
     <w:abstractNumId w:val="991"/>
   </w:num>
 </w:numbering>

--- a/WordPress-Performance-Optimization-Checklist.docx
+++ b/WordPress-Performance-Optimization-Checklist.docx
@@ -26,7 +26,7 @@
         <w:t xml:space="preserve">Dan Knauss, General Editor</w:t>
       </w:r>
     </w:p>
-    <w:bookmarkStart w:id="40" w:name="Xfbf6ca3f04374bb96450da3b5f8cf887a6e85fb"/>
+    <w:bookmarkStart w:id="20" w:name="Xfbf6ca3f04374bb96450da3b5f8cf887a6e85fb"/>
     <w:p>
       <w:pPr>
         <w:pStyle w:val="Heading1"/>
@@ -141,8 +141,8 @@
         <w:t xml:space="preserve">Principle: performance is not a score. Optimize for the user experience: fast response, quick interactivity, stable layout, and predictable behavior across real devices and networks.</w:t>
       </w:r>
     </w:p>
-    <w:bookmarkEnd w:id="40"/>
-    <w:bookmarkStart w:id="92" w:name="table-of-contents"/>
+    <w:bookmarkEnd w:id="20"/>
+    <w:bookmarkStart w:id="72" w:name="table-of-contents"/>
     <w:p>
       <w:pPr>
         <w:pStyle w:val="Heading1"/>
@@ -746,7 +746,7 @@
         </w:r>
       </w:hyperlink>
     </w:p>
-    <w:bookmarkStart w:id="42" w:name="X0bc4ef8cd7897332a27e461c2fc9a124316c96d"/>
+    <w:bookmarkStart w:id="22" w:name="X0bc4ef8cd7897332a27e461c2fc9a124316c96d"/>
     <w:p>
       <w:pPr>
         <w:pStyle w:val="Heading2"/>
@@ -765,7 +765,7 @@
       <w:r>
         <w:t xml:space="preserve"> </w:t>
       </w:r>
-      <w:hyperlink r:id="rId41">
+      <w:hyperlink r:id="rId21">
         <w:r>
           <w:rPr>
             <w:rStyle w:val="VerbatimChar"/>
@@ -832,8 +832,8 @@
         </w:pict>
       </w:r>
     </w:p>
-    <w:bookmarkEnd w:id="42"/>
-    <w:bookmarkStart w:id="43" w:name="safety-and-scope"/>
+    <w:bookmarkEnd w:id="22"/>
+    <w:bookmarkStart w:id="23" w:name="safety-and-scope"/>
     <w:p>
       <w:pPr>
         <w:pStyle w:val="Heading2"/>
@@ -1124,8 +1124,8 @@
         </w:pict>
       </w:r>
     </w:p>
-    <w:bookmarkEnd w:id="43"/>
-    <w:bookmarkStart w:id="46" w:name="baseline-measurement"/>
+    <w:bookmarkEnd w:id="23"/>
+    <w:bookmarkStart w:id="26" w:name="baseline-measurement"/>
     <w:p>
       <w:pPr>
         <w:pStyle w:val="Heading2"/>
@@ -1142,7 +1142,7 @@
         <w:t xml:space="preserve">Capture current behavior before optimizing.</w:t>
       </w:r>
     </w:p>
-    <w:bookmarkStart w:id="44" w:name="user-facing-metrics"/>
+    <w:bookmarkStart w:id="24" w:name="user-facing-metrics"/>
     <w:p>
       <w:pPr>
         <w:pStyle w:val="Heading3"/>
@@ -1247,8 +1247,8 @@
         <w:t xml:space="preserve">[ ] Record device/network assumptions: desktop, mobile, throttled mobile, logged-in, logged-out.</w:t>
       </w:r>
     </w:p>
-    <w:bookmarkEnd w:id="44"/>
-    <w:bookmarkStart w:id="45" w:name="serverbackend-metrics"/>
+    <w:bookmarkEnd w:id="24"/>
+    <w:bookmarkStart w:id="25" w:name="serverbackend-metrics"/>
     <w:p>
       <w:pPr>
         <w:pStyle w:val="Heading3"/>
@@ -2402,9 +2402,9 @@
         </w:pict>
       </w:r>
     </w:p>
-    <w:bookmarkEnd w:id="45"/>
-    <w:bookmarkEnd w:id="46"/>
-    <w:bookmarkStart w:id="47" w:name="request-path-and-dns"/>
+    <w:bookmarkEnd w:id="25"/>
+    <w:bookmarkEnd w:id="26"/>
+    <w:bookmarkStart w:id="27" w:name="request-path-and-dns"/>
     <w:p>
       <w:pPr>
         <w:pStyle w:val="Heading2"/>
@@ -2761,8 +2761,8 @@
         </w:pict>
       </w:r>
     </w:p>
-    <w:bookmarkEnd w:id="47"/>
-    <w:bookmarkStart w:id="48" w:name="tls-http-and-redirects"/>
+    <w:bookmarkEnd w:id="27"/>
+    <w:bookmarkStart w:id="28" w:name="tls-http-and-redirects"/>
     <w:p>
       <w:pPr>
         <w:pStyle w:val="Heading2"/>
@@ -3072,8 +3072,8 @@
         </w:pict>
       </w:r>
     </w:p>
-    <w:bookmarkEnd w:id="48"/>
-    <w:bookmarkStart w:id="49" w:name="hosting-and-server-layer"/>
+    <w:bookmarkEnd w:id="28"/>
+    <w:bookmarkStart w:id="29" w:name="hosting-and-server-layer"/>
     <w:p>
       <w:pPr>
         <w:pStyle w:val="Heading2"/>
@@ -3237,8 +3237,8 @@
         </w:pict>
       </w:r>
     </w:p>
-    <w:bookmarkEnd w:id="49"/>
-    <w:bookmarkStart w:id="52" w:name="full-page-caching-html-caching"/>
+    <w:bookmarkEnd w:id="29"/>
+    <w:bookmarkStart w:id="32" w:name="full-page-caching-html-caching"/>
     <w:p>
       <w:pPr>
         <w:pStyle w:val="Heading2"/>
@@ -3637,7 +3637,7 @@
         <w:t xml:space="preserve">[ ] Avoid global cache purges unless necessary.</w:t>
       </w:r>
     </w:p>
-    <w:bookmarkStart w:id="50" w:name="query-string-cache-fragmentation"/>
+    <w:bookmarkStart w:id="30" w:name="query-string-cache-fragmentation"/>
     <w:p>
       <w:pPr>
         <w:pStyle w:val="Heading3"/>
@@ -3828,8 +3828,8 @@
         <w:t xml:space="preserve">[ ] Treat language, currency, region, and personalization parameters carefully; they may change content.</w:t>
       </w:r>
     </w:p>
-    <w:bookmarkEnd w:id="50"/>
-    <w:bookmarkStart w:id="51" w:name="cookie-cache-fragmentation"/>
+    <w:bookmarkEnd w:id="30"/>
+    <w:bookmarkStart w:id="31" w:name="cookie-cache-fragmentation"/>
     <w:p>
       <w:pPr>
         <w:pStyle w:val="Heading3"/>
@@ -3905,9 +3905,9 @@
         </w:pict>
       </w:r>
     </w:p>
-    <w:bookmarkEnd w:id="51"/>
-    <w:bookmarkEnd w:id="52"/>
-    <w:bookmarkStart w:id="53" w:name="cdn-and-edge-delivery"/>
+    <w:bookmarkEnd w:id="31"/>
+    <w:bookmarkEnd w:id="32"/>
+    <w:bookmarkStart w:id="33" w:name="cdn-and-edge-delivery"/>
     <w:p>
       <w:pPr>
         <w:pStyle w:val="Heading2"/>
@@ -4159,8 +4159,8 @@
         </w:pict>
       </w:r>
     </w:p>
-    <w:bookmarkEnd w:id="53"/>
-    <w:bookmarkStart w:id="54" w:name="wordpress-runtime"/>
+    <w:bookmarkEnd w:id="33"/>
+    <w:bookmarkStart w:id="34" w:name="wordpress-runtime"/>
     <w:p>
       <w:pPr>
         <w:pStyle w:val="Heading2"/>
@@ -4472,8 +4472,8 @@
         </w:pict>
       </w:r>
     </w:p>
-    <w:bookmarkEnd w:id="54"/>
-    <w:bookmarkStart w:id="55" w:name="database-and-query-performance"/>
+    <w:bookmarkEnd w:id="34"/>
+    <w:bookmarkStart w:id="35" w:name="database-and-query-performance"/>
     <w:p>
       <w:pPr>
         <w:pStyle w:val="Heading2"/>
@@ -4487,7 +4487,13 @@
         <w:pStyle w:val="FirstParagraph"/>
       </w:pPr>
       <w:r>
-        <w:t xml:space="preserve">Database optimization is about reducing expensive work, not just “cleaning tables.”</w:t>
+        <w:t xml:space="preserve">Database optimization is about reducing expensive work, not just</w:t>
+      </w:r>
+      <w:r>
+        <w:t xml:space="preserve"> </w:t>
+      </w:r>
+      <w:r>
+        <w:t xml:space="preserve">“cleaning tables.”</w:t>
       </w:r>
     </w:p>
     <w:p>
@@ -5416,8 +5422,8 @@
         </w:pict>
       </w:r>
     </w:p>
-    <w:bookmarkEnd w:id="55"/>
-    <w:bookmarkStart w:id="56" w:name="object-caching-and-transients"/>
+    <w:bookmarkEnd w:id="35"/>
+    <w:bookmarkStart w:id="36" w:name="object-caching-and-transients"/>
     <w:p>
       <w:pPr>
         <w:pStyle w:val="Heading2"/>
@@ -5918,8 +5924,8 @@
         </w:pict>
       </w:r>
     </w:p>
-    <w:bookmarkEnd w:id="56"/>
-    <w:bookmarkStart w:id="57" w:name="rest-api-admin-ajax-cookies-and-headers"/>
+    <w:bookmarkEnd w:id="36"/>
+    <w:bookmarkStart w:id="37" w:name="rest-api-admin-ajax-cookies-and-headers"/>
     <w:p>
       <w:pPr>
         <w:pStyle w:val="Heading2"/>
@@ -6195,8 +6201,8 @@
         </w:pict>
       </w:r>
     </w:p>
-    <w:bookmarkEnd w:id="57"/>
-    <w:bookmarkStart w:id="58" w:name="images"/>
+    <w:bookmarkEnd w:id="37"/>
+    <w:bookmarkStart w:id="38" w:name="images"/>
     <w:p>
       <w:pPr>
         <w:pStyle w:val="Heading2"/>
@@ -6563,8 +6569,8 @@
         </w:pict>
       </w:r>
     </w:p>
-    <w:bookmarkEnd w:id="58"/>
-    <w:bookmarkStart w:id="59" w:name="css-javascript-and-rendering"/>
+    <w:bookmarkEnd w:id="38"/>
+    <w:bookmarkStart w:id="39" w:name="css-javascript-and-rendering"/>
     <w:p>
       <w:pPr>
         <w:pStyle w:val="Heading2"/>
@@ -6792,8 +6798,8 @@
         </w:pict>
       </w:r>
     </w:p>
-    <w:bookmarkEnd w:id="59"/>
-    <w:bookmarkStart w:id="60" w:name="fonts-and-third-parties"/>
+    <w:bookmarkEnd w:id="39"/>
+    <w:bookmarkStart w:id="40" w:name="fonts-and-third-parties"/>
     <w:p>
       <w:pPr>
         <w:pStyle w:val="Heading2"/>
@@ -7119,8 +7125,8 @@
         </w:pict>
       </w:r>
     </w:p>
-    <w:bookmarkEnd w:id="60"/>
-    <w:bookmarkStart w:id="61" w:name="plugins-themes-and-page-builders"/>
+    <w:bookmarkEnd w:id="40"/>
+    <w:bookmarkStart w:id="41" w:name="plugins-themes-and-page-builders"/>
     <w:p>
       <w:pPr>
         <w:pStyle w:val="Heading2"/>
@@ -7376,8 +7382,8 @@
         </w:pict>
       </w:r>
     </w:p>
-    <w:bookmarkEnd w:id="61"/>
-    <w:bookmarkStart w:id="62" w:name="wordpress-core-configuration"/>
+    <w:bookmarkEnd w:id="41"/>
+    <w:bookmarkStart w:id="42" w:name="wordpress-core-configuration"/>
     <w:p>
       <w:pPr>
         <w:pStyle w:val="Heading2"/>
@@ -7719,8 +7725,8 @@
         </w:pict>
       </w:r>
     </w:p>
-    <w:bookmarkEnd w:id="62"/>
-    <w:bookmarkStart w:id="63" w:name="cron-and-background-jobs"/>
+    <w:bookmarkEnd w:id="42"/>
+    <w:bookmarkStart w:id="43" w:name="cron-and-background-jobs"/>
     <w:p>
       <w:pPr>
         <w:pStyle w:val="Heading2"/>
@@ -8111,8 +8117,8 @@
         <w:t xml:space="preserve">After setting the constant, verify due events continue to clear. Roll back by commenting out the constant and clearing OPcache if the backlog grows.</w:t>
       </w:r>
     </w:p>
-    <w:bookmarkEnd w:id="63"/>
-    <w:bookmarkStart w:id="64" w:name="woocommerce-and-dynamic-sites"/>
+    <w:bookmarkEnd w:id="43"/>
+    <w:bookmarkStart w:id="44" w:name="woocommerce-and-dynamic-sites"/>
     <w:p>
       <w:pPr>
         <w:pStyle w:val="Heading2"/>
@@ -8312,8 +8318,8 @@
         </w:pict>
       </w:r>
     </w:p>
-    <w:bookmarkEnd w:id="64"/>
-    <w:bookmarkStart w:id="65" w:name="multisite"/>
+    <w:bookmarkEnd w:id="44"/>
+    <w:bookmarkStart w:id="45" w:name="multisite"/>
     <w:p>
       <w:pPr>
         <w:pStyle w:val="Heading2"/>
@@ -8421,8 +8427,8 @@
         </w:pict>
       </w:r>
     </w:p>
-    <w:bookmarkEnd w:id="65"/>
-    <w:bookmarkStart w:id="66" w:name="monitoring-and-reporting"/>
+    <w:bookmarkEnd w:id="45"/>
+    <w:bookmarkStart w:id="46" w:name="monitoring-and-reporting"/>
     <w:p>
       <w:pPr>
         <w:pStyle w:val="Heading2"/>
@@ -8884,8 +8890,8 @@
         </w:pict>
       </w:r>
     </w:p>
-    <w:bookmarkEnd w:id="66"/>
-    <w:bookmarkStart w:id="67" w:name="verification-checklist"/>
+    <w:bookmarkEnd w:id="46"/>
+    <w:bookmarkStart w:id="47" w:name="verification-checklist"/>
     <w:p>
       <w:pPr>
         <w:pStyle w:val="Heading2"/>
@@ -9109,8 +9115,8 @@
         </w:pict>
       </w:r>
     </w:p>
-    <w:bookmarkEnd w:id="67"/>
-    <w:bookmarkStart w:id="68" w:name="recommended-optimization-order"/>
+    <w:bookmarkEnd w:id="47"/>
+    <w:bookmarkStart w:id="48" w:name="recommended-optimization-order"/>
     <w:p>
       <w:pPr>
         <w:pStyle w:val="Heading2"/>
@@ -9254,8 +9260,8 @@
         </w:pict>
       </w:r>
     </w:p>
-    <w:bookmarkEnd w:id="68"/>
-    <w:bookmarkStart w:id="74" w:name="quick-triage-decision-tree"/>
+    <w:bookmarkEnd w:id="48"/>
+    <w:bookmarkStart w:id="54" w:name="quick-triage-decision-tree"/>
     <w:p>
       <w:pPr>
         <w:pStyle w:val="Heading2"/>
@@ -9264,7 +9270,7 @@
         <w:t xml:space="preserve">22. Quick triage decision tree</w:t>
       </w:r>
     </w:p>
-    <w:bookmarkStart w:id="69" w:name="high-ttfb-on-logged-out-pages"/>
+    <w:bookmarkStart w:id="49" w:name="high-ttfb-on-logged-out-pages"/>
     <w:p>
       <w:pPr>
         <w:pStyle w:val="Heading3"/>
@@ -9321,8 +9327,8 @@
         <w:t xml:space="preserve">[ ] Is WordPress executing for cacheable HTML?</w:t>
       </w:r>
     </w:p>
-    <w:bookmarkEnd w:id="69"/>
-    <w:bookmarkStart w:id="70" w:name="high-ttfb-on-logged-inadmin-pages"/>
+    <w:bookmarkEnd w:id="49"/>
+    <w:bookmarkStart w:id="50" w:name="high-ttfb-on-logged-inadmin-pages"/>
     <w:p>
       <w:pPr>
         <w:pStyle w:val="Heading3"/>
@@ -9391,8 +9397,8 @@
         <w:t xml:space="preserve">[ ] Check plugin-specific admin overhead.</w:t>
       </w:r>
     </w:p>
-    <w:bookmarkEnd w:id="70"/>
-    <w:bookmarkStart w:id="71" w:name="poor-lcp"/>
+    <w:bookmarkEnd w:id="50"/>
+    <w:bookmarkStart w:id="51" w:name="poor-lcp"/>
     <w:p>
       <w:pPr>
         <w:pStyle w:val="Heading3"/>
@@ -9449,8 +9455,8 @@
         <w:t xml:space="preserve">[ ] Improve TTFB if the document arrives late.</w:t>
       </w:r>
     </w:p>
-    <w:bookmarkEnd w:id="71"/>
-    <w:bookmarkStart w:id="72" w:name="poor-inp"/>
+    <w:bookmarkEnd w:id="51"/>
+    <w:bookmarkStart w:id="52" w:name="poor-inp"/>
     <w:p>
       <w:pPr>
         <w:pStyle w:val="Heading3"/>
@@ -9507,8 +9513,8 @@
         <w:t xml:space="preserve">[ ] Delay non-critical scripts.</w:t>
       </w:r>
     </w:p>
-    <w:bookmarkEnd w:id="72"/>
-    <w:bookmarkStart w:id="73" w:name="poor-cls"/>
+    <w:bookmarkEnd w:id="52"/>
+    <w:bookmarkStart w:id="53" w:name="poor-cls"/>
     <w:p>
       <w:pPr>
         <w:pStyle w:val="Heading3"/>
@@ -9572,9 +9578,9 @@
         </w:pict>
       </w:r>
     </w:p>
-    <w:bookmarkEnd w:id="73"/>
-    <w:bookmarkEnd w:id="74"/>
-    <w:bookmarkStart w:id="75" w:name="definition-of-done"/>
+    <w:bookmarkEnd w:id="53"/>
+    <w:bookmarkEnd w:id="54"/>
+    <w:bookmarkStart w:id="55" w:name="definition-of-done"/>
     <w:p>
       <w:pPr>
         <w:pStyle w:val="Heading2"/>
@@ -9670,8 +9676,8 @@
         </w:pict>
       </w:r>
     </w:p>
-    <w:bookmarkEnd w:id="75"/>
-    <w:bookmarkStart w:id="91" w:name="references"/>
+    <w:bookmarkEnd w:id="55"/>
+    <w:bookmarkStart w:id="71" w:name="references"/>
     <w:p>
       <w:pPr>
         <w:pStyle w:val="Heading2"/>
@@ -9688,7 +9694,7 @@
           <w:numId w:val="1067"/>
         </w:numPr>
       </w:pPr>
-      <w:hyperlink r:id="rId76">
+      <w:hyperlink r:id="rId56">
         <w:r>
           <w:rPr>
             <w:rStyle w:val="Hyperlink"/>
@@ -9705,7 +9711,7 @@
           <w:numId w:val="1067"/>
         </w:numPr>
       </w:pPr>
-      <w:hyperlink r:id="rId77">
+      <w:hyperlink r:id="rId57">
         <w:r>
           <w:rPr>
             <w:rStyle w:val="Hyperlink"/>
@@ -9722,7 +9728,7 @@
           <w:numId w:val="1067"/>
         </w:numPr>
       </w:pPr>
-      <w:hyperlink r:id="rId78">
+      <w:hyperlink r:id="rId58">
         <w:r>
           <w:rPr>
             <w:rStyle w:val="Hyperlink"/>
@@ -9739,7 +9745,7 @@
           <w:numId w:val="1067"/>
         </w:numPr>
       </w:pPr>
-      <w:hyperlink r:id="rId79">
+      <w:hyperlink r:id="rId59">
         <w:r>
           <w:rPr>
             <w:rStyle w:val="Hyperlink"/>
@@ -9756,7 +9762,7 @@
           <w:numId w:val="1067"/>
         </w:numPr>
       </w:pPr>
-      <w:hyperlink r:id="rId80">
+      <w:hyperlink r:id="rId60">
         <w:r>
           <w:rPr>
             <w:rStyle w:val="Hyperlink"/>
@@ -9773,7 +9779,7 @@
           <w:numId w:val="1067"/>
         </w:numPr>
       </w:pPr>
-      <w:hyperlink r:id="rId81">
+      <w:hyperlink r:id="rId61">
         <w:r>
           <w:rPr>
             <w:rStyle w:val="Hyperlink"/>
@@ -9790,7 +9796,7 @@
           <w:numId w:val="1067"/>
         </w:numPr>
       </w:pPr>
-      <w:hyperlink r:id="rId82">
+      <w:hyperlink r:id="rId62">
         <w:r>
           <w:rPr>
             <w:rStyle w:val="Hyperlink"/>
@@ -9807,7 +9813,7 @@
           <w:numId w:val="1067"/>
         </w:numPr>
       </w:pPr>
-      <w:hyperlink r:id="rId83">
+      <w:hyperlink r:id="rId63">
         <w:r>
           <w:rPr>
             <w:rStyle w:val="Hyperlink"/>
@@ -9824,7 +9830,7 @@
           <w:numId w:val="1067"/>
         </w:numPr>
       </w:pPr>
-      <w:hyperlink r:id="rId84">
+      <w:hyperlink r:id="rId64">
         <w:r>
           <w:rPr>
             <w:rStyle w:val="Hyperlink"/>
@@ -9841,7 +9847,7 @@
           <w:numId w:val="1067"/>
         </w:numPr>
       </w:pPr>
-      <w:hyperlink r:id="rId85">
+      <w:hyperlink r:id="rId65">
         <w:r>
           <w:rPr>
             <w:rStyle w:val="Hyperlink"/>
@@ -9858,7 +9864,7 @@
           <w:numId w:val="1067"/>
         </w:numPr>
       </w:pPr>
-      <w:hyperlink r:id="rId86">
+      <w:hyperlink r:id="rId66">
         <w:r>
           <w:rPr>
             <w:rStyle w:val="Hyperlink"/>
@@ -9875,7 +9881,7 @@
           <w:numId w:val="1067"/>
         </w:numPr>
       </w:pPr>
-      <w:hyperlink r:id="rId87">
+      <w:hyperlink r:id="rId67">
         <w:r>
           <w:rPr>
             <w:rStyle w:val="VerbatimChar"/>
@@ -9892,7 +9898,7 @@
           <w:numId w:val="1067"/>
         </w:numPr>
       </w:pPr>
-      <w:hyperlink r:id="rId88">
+      <w:hyperlink r:id="rId68">
         <w:r>
           <w:rPr>
             <w:rStyle w:val="Hyperlink"/>
@@ -9909,7 +9915,7 @@
           <w:numId w:val="1067"/>
         </w:numPr>
       </w:pPr>
-      <w:hyperlink r:id="rId89">
+      <w:hyperlink r:id="rId69">
         <w:r>
           <w:rPr>
             <w:rStyle w:val="Hyperlink"/>
@@ -9926,7 +9932,7 @@
           <w:numId w:val="1067"/>
         </w:numPr>
       </w:pPr>
-      <w:hyperlink r:id="rId90">
+      <w:hyperlink r:id="rId70">
         <w:r>
           <w:rPr>
             <w:rStyle w:val="Hyperlink"/>
@@ -9935,10 +9941,10 @@
         </w:r>
       </w:hyperlink>
     </w:p>
-    <w:bookmarkEnd w:id="91"/>
-    <w:bookmarkEnd w:id="92"/>
+    <w:bookmarkEnd w:id="71"/>
+    <w:bookmarkEnd w:id="72"/>
     <w:sectPr>
-      <w:footerReference r:id="rId31" w:type="default"/>
+      <w:footerReference r:id="rId9" w:type="default"/>
       <w:footnotePr>
         <w:numRestart w:val="eachSect"/>
       </w:footnotePr>

--- a/WordPress-Performance-Optimization-Checklist.docx
+++ b/WordPress-Performance-Optimization-Checklist.docx
@@ -26,7 +26,7 @@
         <w:t xml:space="preserve">Dan Knauss, General Editor</w:t>
       </w:r>
     </w:p>
-    <w:bookmarkStart w:id="20" w:name="Xfbf6ca3f04374bb96450da3b5f8cf887a6e85fb"/>
+    <w:bookmarkStart w:id="40" w:name="Xfbf6ca3f04374bb96450da3b5f8cf887a6e85fb"/>
     <w:p>
       <w:pPr>
         <w:pStyle w:val="Heading1"/>
@@ -141,8 +141,8 @@
         <w:t xml:space="preserve">Principle: performance is not a score. Optimize for the user experience: fast response, quick interactivity, stable layout, and predictable behavior across real devices and networks.</w:t>
       </w:r>
     </w:p>
-    <w:bookmarkEnd w:id="20"/>
-    <w:bookmarkStart w:id="72" w:name="table-of-contents"/>
+    <w:bookmarkEnd w:id="40"/>
+    <w:bookmarkStart w:id="92" w:name="table-of-contents"/>
     <w:p>
       <w:pPr>
         <w:pStyle w:val="Heading1"/>
@@ -746,7 +746,7 @@
         </w:r>
       </w:hyperlink>
     </w:p>
-    <w:bookmarkStart w:id="22" w:name="X0bc4ef8cd7897332a27e461c2fc9a124316c96d"/>
+    <w:bookmarkStart w:id="42" w:name="X0bc4ef8cd7897332a27e461c2fc9a124316c96d"/>
     <w:p>
       <w:pPr>
         <w:pStyle w:val="Heading2"/>
@@ -765,7 +765,7 @@
       <w:r>
         <w:t xml:space="preserve"> </w:t>
       </w:r>
-      <w:hyperlink r:id="rId21">
+      <w:hyperlink r:id="rId41">
         <w:r>
           <w:rPr>
             <w:rStyle w:val="VerbatimChar"/>
@@ -832,8 +832,8 @@
         </w:pict>
       </w:r>
     </w:p>
-    <w:bookmarkEnd w:id="22"/>
-    <w:bookmarkStart w:id="23" w:name="safety-and-scope"/>
+    <w:bookmarkEnd w:id="42"/>
+    <w:bookmarkStart w:id="43" w:name="safety-and-scope"/>
     <w:p>
       <w:pPr>
         <w:pStyle w:val="Heading2"/>
@@ -1124,8 +1124,8 @@
         </w:pict>
       </w:r>
     </w:p>
-    <w:bookmarkEnd w:id="23"/>
-    <w:bookmarkStart w:id="26" w:name="baseline-measurement"/>
+    <w:bookmarkEnd w:id="43"/>
+    <w:bookmarkStart w:id="46" w:name="baseline-measurement"/>
     <w:p>
       <w:pPr>
         <w:pStyle w:val="Heading2"/>
@@ -1142,7 +1142,7 @@
         <w:t xml:space="preserve">Capture current behavior before optimizing.</w:t>
       </w:r>
     </w:p>
-    <w:bookmarkStart w:id="24" w:name="user-facing-metrics"/>
+    <w:bookmarkStart w:id="44" w:name="user-facing-metrics"/>
     <w:p>
       <w:pPr>
         <w:pStyle w:val="Heading3"/>
@@ -1247,8 +1247,8 @@
         <w:t xml:space="preserve">[ ] Record device/network assumptions: desktop, mobile, throttled mobile, logged-in, logged-out.</w:t>
       </w:r>
     </w:p>
-    <w:bookmarkEnd w:id="24"/>
-    <w:bookmarkStart w:id="25" w:name="serverbackend-metrics"/>
+    <w:bookmarkEnd w:id="44"/>
+    <w:bookmarkStart w:id="45" w:name="serverbackend-metrics"/>
     <w:p>
       <w:pPr>
         <w:pStyle w:val="Heading3"/>
@@ -2402,9 +2402,9 @@
         </w:pict>
       </w:r>
     </w:p>
-    <w:bookmarkEnd w:id="25"/>
-    <w:bookmarkEnd w:id="26"/>
-    <w:bookmarkStart w:id="27" w:name="request-path-and-dns"/>
+    <w:bookmarkEnd w:id="45"/>
+    <w:bookmarkEnd w:id="46"/>
+    <w:bookmarkStart w:id="47" w:name="request-path-and-dns"/>
     <w:p>
       <w:pPr>
         <w:pStyle w:val="Heading2"/>
@@ -2761,8 +2761,8 @@
         </w:pict>
       </w:r>
     </w:p>
-    <w:bookmarkEnd w:id="27"/>
-    <w:bookmarkStart w:id="28" w:name="tls-http-and-redirects"/>
+    <w:bookmarkEnd w:id="47"/>
+    <w:bookmarkStart w:id="48" w:name="tls-http-and-redirects"/>
     <w:p>
       <w:pPr>
         <w:pStyle w:val="Heading2"/>
@@ -3072,8 +3072,8 @@
         </w:pict>
       </w:r>
     </w:p>
-    <w:bookmarkEnd w:id="28"/>
-    <w:bookmarkStart w:id="29" w:name="hosting-and-server-layer"/>
+    <w:bookmarkEnd w:id="48"/>
+    <w:bookmarkStart w:id="49" w:name="hosting-and-server-layer"/>
     <w:p>
       <w:pPr>
         <w:pStyle w:val="Heading2"/>
@@ -3237,8 +3237,8 @@
         </w:pict>
       </w:r>
     </w:p>
-    <w:bookmarkEnd w:id="29"/>
-    <w:bookmarkStart w:id="32" w:name="full-page-caching-html-caching"/>
+    <w:bookmarkEnd w:id="49"/>
+    <w:bookmarkStart w:id="52" w:name="full-page-caching-html-caching"/>
     <w:p>
       <w:pPr>
         <w:pStyle w:val="Heading2"/>
@@ -3637,7 +3637,7 @@
         <w:t xml:space="preserve">[ ] Avoid global cache purges unless necessary.</w:t>
       </w:r>
     </w:p>
-    <w:bookmarkStart w:id="30" w:name="query-string-cache-fragmentation"/>
+    <w:bookmarkStart w:id="50" w:name="query-string-cache-fragmentation"/>
     <w:p>
       <w:pPr>
         <w:pStyle w:val="Heading3"/>
@@ -3828,8 +3828,8 @@
         <w:t xml:space="preserve">[ ] Treat language, currency, region, and personalization parameters carefully; they may change content.</w:t>
       </w:r>
     </w:p>
-    <w:bookmarkEnd w:id="30"/>
-    <w:bookmarkStart w:id="31" w:name="cookie-cache-fragmentation"/>
+    <w:bookmarkEnd w:id="50"/>
+    <w:bookmarkStart w:id="51" w:name="cookie-cache-fragmentation"/>
     <w:p>
       <w:pPr>
         <w:pStyle w:val="Heading3"/>
@@ -3905,9 +3905,9 @@
         </w:pict>
       </w:r>
     </w:p>
-    <w:bookmarkEnd w:id="31"/>
-    <w:bookmarkEnd w:id="32"/>
-    <w:bookmarkStart w:id="33" w:name="cdn-and-edge-delivery"/>
+    <w:bookmarkEnd w:id="51"/>
+    <w:bookmarkEnd w:id="52"/>
+    <w:bookmarkStart w:id="53" w:name="cdn-and-edge-delivery"/>
     <w:p>
       <w:pPr>
         <w:pStyle w:val="Heading2"/>
@@ -4159,8 +4159,8 @@
         </w:pict>
       </w:r>
     </w:p>
-    <w:bookmarkEnd w:id="33"/>
-    <w:bookmarkStart w:id="34" w:name="wordpress-runtime"/>
+    <w:bookmarkEnd w:id="53"/>
+    <w:bookmarkStart w:id="54" w:name="wordpress-runtime"/>
     <w:p>
       <w:pPr>
         <w:pStyle w:val="Heading2"/>
@@ -4294,7 +4294,7 @@
         </w:numPr>
       </w:pPr>
       <w:r>
-        <w:t xml:space="preserve">[ ] Inventory WordPress 7.0 AI Client, Abilities API, or Connectors API integrations; measure external API latency, timeouts, retries, queueing, and cache behavior before treating those workflows as production-safe.</w:t>
+        <w:t xml:space="preserve">[ ] Inventory WordPress 6.9 server-side Abilities API integrations and WordPress 7.0 WP AI Client, client-side Abilities package, MCP adapter/connectors, or Connectors API integrations; measure external API latency, timeouts, retries, queueing, and cache behavior before treating those workflows as production-safe.</w:t>
       </w:r>
     </w:p>
     <w:p>
@@ -4472,8 +4472,8 @@
         </w:pict>
       </w:r>
     </w:p>
-    <w:bookmarkEnd w:id="34"/>
-    <w:bookmarkStart w:id="35" w:name="database-and-query-performance"/>
+    <w:bookmarkEnd w:id="54"/>
+    <w:bookmarkStart w:id="55" w:name="database-and-query-performance"/>
     <w:p>
       <w:pPr>
         <w:pStyle w:val="Heading2"/>
@@ -4487,13 +4487,7 @@
         <w:pStyle w:val="FirstParagraph"/>
       </w:pPr>
       <w:r>
-        <w:t xml:space="preserve">Database optimization is about reducing expensive work, not just</w:t>
-      </w:r>
-      <w:r>
-        <w:t xml:space="preserve"> </w:t>
-      </w:r>
-      <w:r>
-        <w:t xml:space="preserve">“cleaning tables.”</w:t>
+        <w:t xml:space="preserve">Database optimization is about reducing expensive work, not just “cleaning tables.”</w:t>
       </w:r>
     </w:p>
     <w:p>
@@ -5422,8 +5416,8 @@
         </w:pict>
       </w:r>
     </w:p>
-    <w:bookmarkEnd w:id="35"/>
-    <w:bookmarkStart w:id="36" w:name="object-caching-and-transients"/>
+    <w:bookmarkEnd w:id="55"/>
+    <w:bookmarkStart w:id="56" w:name="object-caching-and-transients"/>
     <w:p>
       <w:pPr>
         <w:pStyle w:val="Heading2"/>
@@ -5924,8 +5918,8 @@
         </w:pict>
       </w:r>
     </w:p>
-    <w:bookmarkEnd w:id="36"/>
-    <w:bookmarkStart w:id="37" w:name="rest-api-admin-ajax-cookies-and-headers"/>
+    <w:bookmarkEnd w:id="56"/>
+    <w:bookmarkStart w:id="57" w:name="rest-api-admin-ajax-cookies-and-headers"/>
     <w:p>
       <w:pPr>
         <w:pStyle w:val="Heading2"/>
@@ -6201,8 +6195,8 @@
         </w:pict>
       </w:r>
     </w:p>
-    <w:bookmarkEnd w:id="37"/>
-    <w:bookmarkStart w:id="38" w:name="images"/>
+    <w:bookmarkEnd w:id="57"/>
+    <w:bookmarkStart w:id="58" w:name="images"/>
     <w:p>
       <w:pPr>
         <w:pStyle w:val="Heading2"/>
@@ -6569,8 +6563,8 @@
         </w:pict>
       </w:r>
     </w:p>
-    <w:bookmarkEnd w:id="38"/>
-    <w:bookmarkStart w:id="39" w:name="css-javascript-and-rendering"/>
+    <w:bookmarkEnd w:id="58"/>
+    <w:bookmarkStart w:id="59" w:name="css-javascript-and-rendering"/>
     <w:p>
       <w:pPr>
         <w:pStyle w:val="Heading2"/>
@@ -6798,8 +6792,8 @@
         </w:pict>
       </w:r>
     </w:p>
-    <w:bookmarkEnd w:id="39"/>
-    <w:bookmarkStart w:id="40" w:name="fonts-and-third-parties"/>
+    <w:bookmarkEnd w:id="59"/>
+    <w:bookmarkStart w:id="60" w:name="fonts-and-third-parties"/>
     <w:p>
       <w:pPr>
         <w:pStyle w:val="Heading2"/>
@@ -7125,8 +7119,8 @@
         </w:pict>
       </w:r>
     </w:p>
-    <w:bookmarkEnd w:id="40"/>
-    <w:bookmarkStart w:id="41" w:name="plugins-themes-and-page-builders"/>
+    <w:bookmarkEnd w:id="60"/>
+    <w:bookmarkStart w:id="61" w:name="plugins-themes-and-page-builders"/>
     <w:p>
       <w:pPr>
         <w:pStyle w:val="Heading2"/>
@@ -7382,8 +7376,8 @@
         </w:pict>
       </w:r>
     </w:p>
-    <w:bookmarkEnd w:id="41"/>
-    <w:bookmarkStart w:id="42" w:name="wordpress-core-configuration"/>
+    <w:bookmarkEnd w:id="61"/>
+    <w:bookmarkStart w:id="62" w:name="wordpress-core-configuration"/>
     <w:p>
       <w:pPr>
         <w:pStyle w:val="Heading2"/>
@@ -7725,8 +7719,8 @@
         </w:pict>
       </w:r>
     </w:p>
-    <w:bookmarkEnd w:id="42"/>
-    <w:bookmarkStart w:id="43" w:name="cron-and-background-jobs"/>
+    <w:bookmarkEnd w:id="62"/>
+    <w:bookmarkStart w:id="63" w:name="cron-and-background-jobs"/>
     <w:p>
       <w:pPr>
         <w:pStyle w:val="Heading2"/>
@@ -8117,8 +8111,8 @@
         <w:t xml:space="preserve">After setting the constant, verify due events continue to clear. Roll back by commenting out the constant and clearing OPcache if the backlog grows.</w:t>
       </w:r>
     </w:p>
-    <w:bookmarkEnd w:id="43"/>
-    <w:bookmarkStart w:id="44" w:name="woocommerce-and-dynamic-sites"/>
+    <w:bookmarkEnd w:id="63"/>
+    <w:bookmarkStart w:id="64" w:name="woocommerce-and-dynamic-sites"/>
     <w:p>
       <w:pPr>
         <w:pStyle w:val="Heading2"/>
@@ -8318,8 +8312,8 @@
         </w:pict>
       </w:r>
     </w:p>
-    <w:bookmarkEnd w:id="44"/>
-    <w:bookmarkStart w:id="45" w:name="multisite"/>
+    <w:bookmarkEnd w:id="64"/>
+    <w:bookmarkStart w:id="65" w:name="multisite"/>
     <w:p>
       <w:pPr>
         <w:pStyle w:val="Heading2"/>
@@ -8427,8 +8421,8 @@
         </w:pict>
       </w:r>
     </w:p>
-    <w:bookmarkEnd w:id="45"/>
-    <w:bookmarkStart w:id="46" w:name="monitoring-and-reporting"/>
+    <w:bookmarkEnd w:id="65"/>
+    <w:bookmarkStart w:id="66" w:name="monitoring-and-reporting"/>
     <w:p>
       <w:pPr>
         <w:pStyle w:val="Heading2"/>
@@ -8890,8 +8884,8 @@
         </w:pict>
       </w:r>
     </w:p>
-    <w:bookmarkEnd w:id="46"/>
-    <w:bookmarkStart w:id="47" w:name="verification-checklist"/>
+    <w:bookmarkEnd w:id="66"/>
+    <w:bookmarkStart w:id="67" w:name="verification-checklist"/>
     <w:p>
       <w:pPr>
         <w:pStyle w:val="Heading2"/>
@@ -9115,8 +9109,8 @@
         </w:pict>
       </w:r>
     </w:p>
-    <w:bookmarkEnd w:id="47"/>
-    <w:bookmarkStart w:id="48" w:name="recommended-optimization-order"/>
+    <w:bookmarkEnd w:id="67"/>
+    <w:bookmarkStart w:id="68" w:name="recommended-optimization-order"/>
     <w:p>
       <w:pPr>
         <w:pStyle w:val="Heading2"/>
@@ -9260,8 +9254,8 @@
         </w:pict>
       </w:r>
     </w:p>
-    <w:bookmarkEnd w:id="48"/>
-    <w:bookmarkStart w:id="54" w:name="quick-triage-decision-tree"/>
+    <w:bookmarkEnd w:id="68"/>
+    <w:bookmarkStart w:id="74" w:name="quick-triage-decision-tree"/>
     <w:p>
       <w:pPr>
         <w:pStyle w:val="Heading2"/>
@@ -9270,7 +9264,7 @@
         <w:t xml:space="preserve">22. Quick triage decision tree</w:t>
       </w:r>
     </w:p>
-    <w:bookmarkStart w:id="49" w:name="high-ttfb-on-logged-out-pages"/>
+    <w:bookmarkStart w:id="69" w:name="high-ttfb-on-logged-out-pages"/>
     <w:p>
       <w:pPr>
         <w:pStyle w:val="Heading3"/>
@@ -9327,8 +9321,8 @@
         <w:t xml:space="preserve">[ ] Is WordPress executing for cacheable HTML?</w:t>
       </w:r>
     </w:p>
-    <w:bookmarkEnd w:id="49"/>
-    <w:bookmarkStart w:id="50" w:name="high-ttfb-on-logged-inadmin-pages"/>
+    <w:bookmarkEnd w:id="69"/>
+    <w:bookmarkStart w:id="70" w:name="high-ttfb-on-logged-inadmin-pages"/>
     <w:p>
       <w:pPr>
         <w:pStyle w:val="Heading3"/>
@@ -9397,8 +9391,8 @@
         <w:t xml:space="preserve">[ ] Check plugin-specific admin overhead.</w:t>
       </w:r>
     </w:p>
-    <w:bookmarkEnd w:id="50"/>
-    <w:bookmarkStart w:id="51" w:name="poor-lcp"/>
+    <w:bookmarkEnd w:id="70"/>
+    <w:bookmarkStart w:id="71" w:name="poor-lcp"/>
     <w:p>
       <w:pPr>
         <w:pStyle w:val="Heading3"/>
@@ -9455,8 +9449,8 @@
         <w:t xml:space="preserve">[ ] Improve TTFB if the document arrives late.</w:t>
       </w:r>
     </w:p>
-    <w:bookmarkEnd w:id="51"/>
-    <w:bookmarkStart w:id="52" w:name="poor-inp"/>
+    <w:bookmarkEnd w:id="71"/>
+    <w:bookmarkStart w:id="72" w:name="poor-inp"/>
     <w:p>
       <w:pPr>
         <w:pStyle w:val="Heading3"/>
@@ -9513,8 +9507,8 @@
         <w:t xml:space="preserve">[ ] Delay non-critical scripts.</w:t>
       </w:r>
     </w:p>
-    <w:bookmarkEnd w:id="52"/>
-    <w:bookmarkStart w:id="53" w:name="poor-cls"/>
+    <w:bookmarkEnd w:id="72"/>
+    <w:bookmarkStart w:id="73" w:name="poor-cls"/>
     <w:p>
       <w:pPr>
         <w:pStyle w:val="Heading3"/>
@@ -9578,9 +9572,9 @@
         </w:pict>
       </w:r>
     </w:p>
-    <w:bookmarkEnd w:id="53"/>
-    <w:bookmarkEnd w:id="54"/>
-    <w:bookmarkStart w:id="55" w:name="definition-of-done"/>
+    <w:bookmarkEnd w:id="73"/>
+    <w:bookmarkEnd w:id="74"/>
+    <w:bookmarkStart w:id="75" w:name="definition-of-done"/>
     <w:p>
       <w:pPr>
         <w:pStyle w:val="Heading2"/>
@@ -9676,8 +9670,8 @@
         </w:pict>
       </w:r>
     </w:p>
-    <w:bookmarkEnd w:id="55"/>
-    <w:bookmarkStart w:id="71" w:name="references"/>
+    <w:bookmarkEnd w:id="75"/>
+    <w:bookmarkStart w:id="91" w:name="references"/>
     <w:p>
       <w:pPr>
         <w:pStyle w:val="Heading2"/>
@@ -9694,7 +9688,7 @@
           <w:numId w:val="1067"/>
         </w:numPr>
       </w:pPr>
-      <w:hyperlink r:id="rId56">
+      <w:hyperlink r:id="rId76">
         <w:r>
           <w:rPr>
             <w:rStyle w:val="Hyperlink"/>
@@ -9711,7 +9705,7 @@
           <w:numId w:val="1067"/>
         </w:numPr>
       </w:pPr>
-      <w:hyperlink r:id="rId57">
+      <w:hyperlink r:id="rId77">
         <w:r>
           <w:rPr>
             <w:rStyle w:val="Hyperlink"/>
@@ -9728,7 +9722,7 @@
           <w:numId w:val="1067"/>
         </w:numPr>
       </w:pPr>
-      <w:hyperlink r:id="rId58">
+      <w:hyperlink r:id="rId78">
         <w:r>
           <w:rPr>
             <w:rStyle w:val="Hyperlink"/>
@@ -9745,7 +9739,7 @@
           <w:numId w:val="1067"/>
         </w:numPr>
       </w:pPr>
-      <w:hyperlink r:id="rId59">
+      <w:hyperlink r:id="rId79">
         <w:r>
           <w:rPr>
             <w:rStyle w:val="Hyperlink"/>
@@ -9762,7 +9756,7 @@
           <w:numId w:val="1067"/>
         </w:numPr>
       </w:pPr>
-      <w:hyperlink r:id="rId60">
+      <w:hyperlink r:id="rId80">
         <w:r>
           <w:rPr>
             <w:rStyle w:val="Hyperlink"/>
@@ -9779,7 +9773,7 @@
           <w:numId w:val="1067"/>
         </w:numPr>
       </w:pPr>
-      <w:hyperlink r:id="rId61">
+      <w:hyperlink r:id="rId81">
         <w:r>
           <w:rPr>
             <w:rStyle w:val="Hyperlink"/>
@@ -9796,7 +9790,7 @@
           <w:numId w:val="1067"/>
         </w:numPr>
       </w:pPr>
-      <w:hyperlink r:id="rId62">
+      <w:hyperlink r:id="rId82">
         <w:r>
           <w:rPr>
             <w:rStyle w:val="Hyperlink"/>
@@ -9813,7 +9807,7 @@
           <w:numId w:val="1067"/>
         </w:numPr>
       </w:pPr>
-      <w:hyperlink r:id="rId63">
+      <w:hyperlink r:id="rId83">
         <w:r>
           <w:rPr>
             <w:rStyle w:val="Hyperlink"/>
@@ -9830,7 +9824,7 @@
           <w:numId w:val="1067"/>
         </w:numPr>
       </w:pPr>
-      <w:hyperlink r:id="rId64">
+      <w:hyperlink r:id="rId84">
         <w:r>
           <w:rPr>
             <w:rStyle w:val="Hyperlink"/>
@@ -9847,7 +9841,7 @@
           <w:numId w:val="1067"/>
         </w:numPr>
       </w:pPr>
-      <w:hyperlink r:id="rId65">
+      <w:hyperlink r:id="rId85">
         <w:r>
           <w:rPr>
             <w:rStyle w:val="Hyperlink"/>
@@ -9864,7 +9858,7 @@
           <w:numId w:val="1067"/>
         </w:numPr>
       </w:pPr>
-      <w:hyperlink r:id="rId66">
+      <w:hyperlink r:id="rId86">
         <w:r>
           <w:rPr>
             <w:rStyle w:val="Hyperlink"/>
@@ -9881,7 +9875,7 @@
           <w:numId w:val="1067"/>
         </w:numPr>
       </w:pPr>
-      <w:hyperlink r:id="rId67">
+      <w:hyperlink r:id="rId87">
         <w:r>
           <w:rPr>
             <w:rStyle w:val="VerbatimChar"/>
@@ -9898,7 +9892,7 @@
           <w:numId w:val="1067"/>
         </w:numPr>
       </w:pPr>
-      <w:hyperlink r:id="rId68">
+      <w:hyperlink r:id="rId88">
         <w:r>
           <w:rPr>
             <w:rStyle w:val="Hyperlink"/>
@@ -9915,7 +9909,7 @@
           <w:numId w:val="1067"/>
         </w:numPr>
       </w:pPr>
-      <w:hyperlink r:id="rId69">
+      <w:hyperlink r:id="rId89">
         <w:r>
           <w:rPr>
             <w:rStyle w:val="Hyperlink"/>
@@ -9932,7 +9926,7 @@
           <w:numId w:val="1067"/>
         </w:numPr>
       </w:pPr>
-      <w:hyperlink r:id="rId70">
+      <w:hyperlink r:id="rId90">
         <w:r>
           <w:rPr>
             <w:rStyle w:val="Hyperlink"/>
@@ -9941,10 +9935,10 @@
         </w:r>
       </w:hyperlink>
     </w:p>
-    <w:bookmarkEnd w:id="71"/>
-    <w:bookmarkEnd w:id="72"/>
+    <w:bookmarkEnd w:id="91"/>
+    <w:bookmarkEnd w:id="92"/>
     <w:sectPr>
-      <w:footerReference r:id="rId9" w:type="default"/>
+      <w:footerReference r:id="rId31" w:type="default"/>
       <w:footnotePr>
         <w:numRestart w:val="eachSect"/>
       </w:footnotePr>

--- a/WordPress-Performance-Optimization-Checklist.docx
+++ b/WordPress-Performance-Optimization-Checklist.docx
@@ -15,7 +15,7 @@
         <w:pStyle w:val="Subtitle"/>
       </w:pPr>
       <w:r>
-        <w:t xml:space="preserve">Version 1.1 — DRAFT</w:t>
+        <w:t xml:space="preserve">Version 1.1 — Released</w:t>
       </w:r>
     </w:p>
     <w:p>
@@ -26,7 +26,7 @@
         <w:t xml:space="preserve">Dan Knauss, General Editor</w:t>
       </w:r>
     </w:p>
-    <w:bookmarkStart w:id="20" w:name="Xfbf6ca3f04374bb96450da3b5f8cf887a6e85fb"/>
+    <w:bookmarkStart w:id="40" w:name="Xfbf6ca3f04374bb96450da3b5f8cf887a6e85fb"/>
     <w:p>
       <w:pPr>
         <w:pStyle w:val="Heading1"/>
@@ -50,7 +50,7 @@
         <w:t xml:space="preserve"> </w:t>
       </w:r>
       <w:r>
-        <w:t xml:space="preserve">DRAFT</w:t>
+        <w:t xml:space="preserve">Released</w:t>
       </w:r>
       <w:r>
         <w:t xml:space="preserve"> </w:t>
@@ -141,8 +141,8 @@
         <w:t xml:space="preserve">Principle: performance is not a score. Optimize for the user experience: fast response, quick interactivity, stable layout, and predictable behavior across real devices and networks.</w:t>
       </w:r>
     </w:p>
-    <w:bookmarkEnd w:id="20"/>
-    <w:bookmarkStart w:id="72" w:name="table-of-contents"/>
+    <w:bookmarkEnd w:id="40"/>
+    <w:bookmarkStart w:id="92" w:name="table-of-contents"/>
     <w:p>
       <w:pPr>
         <w:pStyle w:val="Heading1"/>
@@ -746,7 +746,7 @@
         </w:r>
       </w:hyperlink>
     </w:p>
-    <w:bookmarkStart w:id="22" w:name="X0bc4ef8cd7897332a27e461c2fc9a124316c96d"/>
+    <w:bookmarkStart w:id="42" w:name="X0bc4ef8cd7897332a27e461c2fc9a124316c96d"/>
     <w:p>
       <w:pPr>
         <w:pStyle w:val="Heading2"/>
@@ -765,7 +765,7 @@
       <w:r>
         <w:t xml:space="preserve"> </w:t>
       </w:r>
-      <w:hyperlink r:id="rId21">
+      <w:hyperlink r:id="rId41">
         <w:r>
           <w:rPr>
             <w:rStyle w:val="VerbatimChar"/>
@@ -832,8 +832,8 @@
         </w:pict>
       </w:r>
     </w:p>
-    <w:bookmarkEnd w:id="22"/>
-    <w:bookmarkStart w:id="23" w:name="safety-and-scope"/>
+    <w:bookmarkEnd w:id="42"/>
+    <w:bookmarkStart w:id="43" w:name="safety-and-scope"/>
     <w:p>
       <w:pPr>
         <w:pStyle w:val="Heading2"/>
@@ -1124,8 +1124,8 @@
         </w:pict>
       </w:r>
     </w:p>
-    <w:bookmarkEnd w:id="23"/>
-    <w:bookmarkStart w:id="26" w:name="baseline-measurement"/>
+    <w:bookmarkEnd w:id="43"/>
+    <w:bookmarkStart w:id="46" w:name="baseline-measurement"/>
     <w:p>
       <w:pPr>
         <w:pStyle w:val="Heading2"/>
@@ -1142,7 +1142,7 @@
         <w:t xml:space="preserve">Capture current behavior before optimizing.</w:t>
       </w:r>
     </w:p>
-    <w:bookmarkStart w:id="24" w:name="user-facing-metrics"/>
+    <w:bookmarkStart w:id="44" w:name="user-facing-metrics"/>
     <w:p>
       <w:pPr>
         <w:pStyle w:val="Heading3"/>
@@ -1247,8 +1247,8 @@
         <w:t xml:space="preserve">[ ] Record device/network assumptions: desktop, mobile, throttled mobile, logged-in, logged-out.</w:t>
       </w:r>
     </w:p>
-    <w:bookmarkEnd w:id="24"/>
-    <w:bookmarkStart w:id="25" w:name="serverbackend-metrics"/>
+    <w:bookmarkEnd w:id="44"/>
+    <w:bookmarkStart w:id="45" w:name="serverbackend-metrics"/>
     <w:p>
       <w:pPr>
         <w:pStyle w:val="Heading3"/>
@@ -2402,9 +2402,9 @@
         </w:pict>
       </w:r>
     </w:p>
-    <w:bookmarkEnd w:id="25"/>
-    <w:bookmarkEnd w:id="26"/>
-    <w:bookmarkStart w:id="27" w:name="request-path-and-dns"/>
+    <w:bookmarkEnd w:id="45"/>
+    <w:bookmarkEnd w:id="46"/>
+    <w:bookmarkStart w:id="47" w:name="request-path-and-dns"/>
     <w:p>
       <w:pPr>
         <w:pStyle w:val="Heading2"/>
@@ -2761,8 +2761,8 @@
         </w:pict>
       </w:r>
     </w:p>
-    <w:bookmarkEnd w:id="27"/>
-    <w:bookmarkStart w:id="28" w:name="tls-http-and-redirects"/>
+    <w:bookmarkEnd w:id="47"/>
+    <w:bookmarkStart w:id="48" w:name="tls-http-and-redirects"/>
     <w:p>
       <w:pPr>
         <w:pStyle w:val="Heading2"/>
@@ -3072,8 +3072,8 @@
         </w:pict>
       </w:r>
     </w:p>
-    <w:bookmarkEnd w:id="28"/>
-    <w:bookmarkStart w:id="29" w:name="hosting-and-server-layer"/>
+    <w:bookmarkEnd w:id="48"/>
+    <w:bookmarkStart w:id="49" w:name="hosting-and-server-layer"/>
     <w:p>
       <w:pPr>
         <w:pStyle w:val="Heading2"/>
@@ -3237,8 +3237,8 @@
         </w:pict>
       </w:r>
     </w:p>
-    <w:bookmarkEnd w:id="29"/>
-    <w:bookmarkStart w:id="32" w:name="full-page-caching-html-caching"/>
+    <w:bookmarkEnd w:id="49"/>
+    <w:bookmarkStart w:id="52" w:name="full-page-caching-html-caching"/>
     <w:p>
       <w:pPr>
         <w:pStyle w:val="Heading2"/>
@@ -3637,7 +3637,7 @@
         <w:t xml:space="preserve">[ ] Avoid global cache purges unless necessary.</w:t>
       </w:r>
     </w:p>
-    <w:bookmarkStart w:id="30" w:name="query-string-cache-fragmentation"/>
+    <w:bookmarkStart w:id="50" w:name="query-string-cache-fragmentation"/>
     <w:p>
       <w:pPr>
         <w:pStyle w:val="Heading3"/>
@@ -3828,8 +3828,8 @@
         <w:t xml:space="preserve">[ ] Treat language, currency, region, and personalization parameters carefully; they may change content.</w:t>
       </w:r>
     </w:p>
-    <w:bookmarkEnd w:id="30"/>
-    <w:bookmarkStart w:id="31" w:name="cookie-cache-fragmentation"/>
+    <w:bookmarkEnd w:id="50"/>
+    <w:bookmarkStart w:id="51" w:name="cookie-cache-fragmentation"/>
     <w:p>
       <w:pPr>
         <w:pStyle w:val="Heading3"/>
@@ -3905,9 +3905,9 @@
         </w:pict>
       </w:r>
     </w:p>
-    <w:bookmarkEnd w:id="31"/>
-    <w:bookmarkEnd w:id="32"/>
-    <w:bookmarkStart w:id="33" w:name="cdn-and-edge-delivery"/>
+    <w:bookmarkEnd w:id="51"/>
+    <w:bookmarkEnd w:id="52"/>
+    <w:bookmarkStart w:id="53" w:name="cdn-and-edge-delivery"/>
     <w:p>
       <w:pPr>
         <w:pStyle w:val="Heading2"/>
@@ -4159,8 +4159,8 @@
         </w:pict>
       </w:r>
     </w:p>
-    <w:bookmarkEnd w:id="33"/>
-    <w:bookmarkStart w:id="34" w:name="wordpress-runtime"/>
+    <w:bookmarkEnd w:id="53"/>
+    <w:bookmarkStart w:id="54" w:name="wordpress-runtime"/>
     <w:p>
       <w:pPr>
         <w:pStyle w:val="Heading2"/>
@@ -4472,8 +4472,8 @@
         </w:pict>
       </w:r>
     </w:p>
-    <w:bookmarkEnd w:id="34"/>
-    <w:bookmarkStart w:id="35" w:name="database-and-query-performance"/>
+    <w:bookmarkEnd w:id="54"/>
+    <w:bookmarkStart w:id="55" w:name="database-and-query-performance"/>
     <w:p>
       <w:pPr>
         <w:pStyle w:val="Heading2"/>
@@ -4487,13 +4487,7 @@
         <w:pStyle w:val="FirstParagraph"/>
       </w:pPr>
       <w:r>
-        <w:t xml:space="preserve">Database optimization is about reducing expensive work, not just</w:t>
-      </w:r>
-      <w:r>
-        <w:t xml:space="preserve"> </w:t>
-      </w:r>
-      <w:r>
-        <w:t xml:space="preserve">“cleaning tables.”</w:t>
+        <w:t xml:space="preserve">Database optimization is about reducing expensive work, not just “cleaning tables.”</w:t>
       </w:r>
     </w:p>
     <w:p>
@@ -5422,8 +5416,8 @@
         </w:pict>
       </w:r>
     </w:p>
-    <w:bookmarkEnd w:id="35"/>
-    <w:bookmarkStart w:id="36" w:name="object-caching-and-transients"/>
+    <w:bookmarkEnd w:id="55"/>
+    <w:bookmarkStart w:id="56" w:name="object-caching-and-transients"/>
     <w:p>
       <w:pPr>
         <w:pStyle w:val="Heading2"/>
@@ -5924,8 +5918,8 @@
         </w:pict>
       </w:r>
     </w:p>
-    <w:bookmarkEnd w:id="36"/>
-    <w:bookmarkStart w:id="37" w:name="rest-api-admin-ajax-cookies-and-headers"/>
+    <w:bookmarkEnd w:id="56"/>
+    <w:bookmarkStart w:id="57" w:name="rest-api-admin-ajax-cookies-and-headers"/>
     <w:p>
       <w:pPr>
         <w:pStyle w:val="Heading2"/>
@@ -6201,8 +6195,8 @@
         </w:pict>
       </w:r>
     </w:p>
-    <w:bookmarkEnd w:id="37"/>
-    <w:bookmarkStart w:id="38" w:name="images"/>
+    <w:bookmarkEnd w:id="57"/>
+    <w:bookmarkStart w:id="58" w:name="images"/>
     <w:p>
       <w:pPr>
         <w:pStyle w:val="Heading2"/>
@@ -6569,8 +6563,8 @@
         </w:pict>
       </w:r>
     </w:p>
-    <w:bookmarkEnd w:id="38"/>
-    <w:bookmarkStart w:id="39" w:name="css-javascript-and-rendering"/>
+    <w:bookmarkEnd w:id="58"/>
+    <w:bookmarkStart w:id="59" w:name="css-javascript-and-rendering"/>
     <w:p>
       <w:pPr>
         <w:pStyle w:val="Heading2"/>
@@ -6798,8 +6792,8 @@
         </w:pict>
       </w:r>
     </w:p>
-    <w:bookmarkEnd w:id="39"/>
-    <w:bookmarkStart w:id="40" w:name="fonts-and-third-parties"/>
+    <w:bookmarkEnd w:id="59"/>
+    <w:bookmarkStart w:id="60" w:name="fonts-and-third-parties"/>
     <w:p>
       <w:pPr>
         <w:pStyle w:val="Heading2"/>
@@ -7125,8 +7119,8 @@
         </w:pict>
       </w:r>
     </w:p>
-    <w:bookmarkEnd w:id="40"/>
-    <w:bookmarkStart w:id="41" w:name="plugins-themes-and-page-builders"/>
+    <w:bookmarkEnd w:id="60"/>
+    <w:bookmarkStart w:id="61" w:name="plugins-themes-and-page-builders"/>
     <w:p>
       <w:pPr>
         <w:pStyle w:val="Heading2"/>
@@ -7382,8 +7376,8 @@
         </w:pict>
       </w:r>
     </w:p>
-    <w:bookmarkEnd w:id="41"/>
-    <w:bookmarkStart w:id="42" w:name="wordpress-core-configuration"/>
+    <w:bookmarkEnd w:id="61"/>
+    <w:bookmarkStart w:id="62" w:name="wordpress-core-configuration"/>
     <w:p>
       <w:pPr>
         <w:pStyle w:val="Heading2"/>
@@ -7725,8 +7719,8 @@
         </w:pict>
       </w:r>
     </w:p>
-    <w:bookmarkEnd w:id="42"/>
-    <w:bookmarkStart w:id="43" w:name="cron-and-background-jobs"/>
+    <w:bookmarkEnd w:id="62"/>
+    <w:bookmarkStart w:id="63" w:name="cron-and-background-jobs"/>
     <w:p>
       <w:pPr>
         <w:pStyle w:val="Heading2"/>
@@ -8117,8 +8111,8 @@
         <w:t xml:space="preserve">After setting the constant, verify due events continue to clear. Roll back by commenting out the constant and clearing OPcache if the backlog grows.</w:t>
       </w:r>
     </w:p>
-    <w:bookmarkEnd w:id="43"/>
-    <w:bookmarkStart w:id="44" w:name="woocommerce-and-dynamic-sites"/>
+    <w:bookmarkEnd w:id="63"/>
+    <w:bookmarkStart w:id="64" w:name="woocommerce-and-dynamic-sites"/>
     <w:p>
       <w:pPr>
         <w:pStyle w:val="Heading2"/>
@@ -8318,8 +8312,8 @@
         </w:pict>
       </w:r>
     </w:p>
-    <w:bookmarkEnd w:id="44"/>
-    <w:bookmarkStart w:id="45" w:name="multisite"/>
+    <w:bookmarkEnd w:id="64"/>
+    <w:bookmarkStart w:id="65" w:name="multisite"/>
     <w:p>
       <w:pPr>
         <w:pStyle w:val="Heading2"/>
@@ -8427,8 +8421,8 @@
         </w:pict>
       </w:r>
     </w:p>
-    <w:bookmarkEnd w:id="45"/>
-    <w:bookmarkStart w:id="46" w:name="monitoring-and-reporting"/>
+    <w:bookmarkEnd w:id="65"/>
+    <w:bookmarkStart w:id="66" w:name="monitoring-and-reporting"/>
     <w:p>
       <w:pPr>
         <w:pStyle w:val="Heading2"/>
@@ -8890,8 +8884,8 @@
         </w:pict>
       </w:r>
     </w:p>
-    <w:bookmarkEnd w:id="46"/>
-    <w:bookmarkStart w:id="47" w:name="verification-checklist"/>
+    <w:bookmarkEnd w:id="66"/>
+    <w:bookmarkStart w:id="67" w:name="verification-checklist"/>
     <w:p>
       <w:pPr>
         <w:pStyle w:val="Heading2"/>
@@ -9115,8 +9109,8 @@
         </w:pict>
       </w:r>
     </w:p>
-    <w:bookmarkEnd w:id="47"/>
-    <w:bookmarkStart w:id="48" w:name="recommended-optimization-order"/>
+    <w:bookmarkEnd w:id="67"/>
+    <w:bookmarkStart w:id="68" w:name="recommended-optimization-order"/>
     <w:p>
       <w:pPr>
         <w:pStyle w:val="Heading2"/>
@@ -9260,8 +9254,8 @@
         </w:pict>
       </w:r>
     </w:p>
-    <w:bookmarkEnd w:id="48"/>
-    <w:bookmarkStart w:id="54" w:name="quick-triage-decision-tree"/>
+    <w:bookmarkEnd w:id="68"/>
+    <w:bookmarkStart w:id="74" w:name="quick-triage-decision-tree"/>
     <w:p>
       <w:pPr>
         <w:pStyle w:val="Heading2"/>
@@ -9270,7 +9264,7 @@
         <w:t xml:space="preserve">22. Quick triage decision tree</w:t>
       </w:r>
     </w:p>
-    <w:bookmarkStart w:id="49" w:name="high-ttfb-on-logged-out-pages"/>
+    <w:bookmarkStart w:id="69" w:name="high-ttfb-on-logged-out-pages"/>
     <w:p>
       <w:pPr>
         <w:pStyle w:val="Heading3"/>
@@ -9327,8 +9321,8 @@
         <w:t xml:space="preserve">[ ] Is WordPress executing for cacheable HTML?</w:t>
       </w:r>
     </w:p>
-    <w:bookmarkEnd w:id="49"/>
-    <w:bookmarkStart w:id="50" w:name="high-ttfb-on-logged-inadmin-pages"/>
+    <w:bookmarkEnd w:id="69"/>
+    <w:bookmarkStart w:id="70" w:name="high-ttfb-on-logged-inadmin-pages"/>
     <w:p>
       <w:pPr>
         <w:pStyle w:val="Heading3"/>
@@ -9397,8 +9391,8 @@
         <w:t xml:space="preserve">[ ] Check plugin-specific admin overhead.</w:t>
       </w:r>
     </w:p>
-    <w:bookmarkEnd w:id="50"/>
-    <w:bookmarkStart w:id="51" w:name="poor-lcp"/>
+    <w:bookmarkEnd w:id="70"/>
+    <w:bookmarkStart w:id="71" w:name="poor-lcp"/>
     <w:p>
       <w:pPr>
         <w:pStyle w:val="Heading3"/>
@@ -9455,8 +9449,8 @@
         <w:t xml:space="preserve">[ ] Improve TTFB if the document arrives late.</w:t>
       </w:r>
     </w:p>
-    <w:bookmarkEnd w:id="51"/>
-    <w:bookmarkStart w:id="52" w:name="poor-inp"/>
+    <w:bookmarkEnd w:id="71"/>
+    <w:bookmarkStart w:id="72" w:name="poor-inp"/>
     <w:p>
       <w:pPr>
         <w:pStyle w:val="Heading3"/>
@@ -9513,8 +9507,8 @@
         <w:t xml:space="preserve">[ ] Delay non-critical scripts.</w:t>
       </w:r>
     </w:p>
-    <w:bookmarkEnd w:id="52"/>
-    <w:bookmarkStart w:id="53" w:name="poor-cls"/>
+    <w:bookmarkEnd w:id="72"/>
+    <w:bookmarkStart w:id="73" w:name="poor-cls"/>
     <w:p>
       <w:pPr>
         <w:pStyle w:val="Heading3"/>
@@ -9578,9 +9572,9 @@
         </w:pict>
       </w:r>
     </w:p>
-    <w:bookmarkEnd w:id="53"/>
-    <w:bookmarkEnd w:id="54"/>
-    <w:bookmarkStart w:id="55" w:name="definition-of-done"/>
+    <w:bookmarkEnd w:id="73"/>
+    <w:bookmarkEnd w:id="74"/>
+    <w:bookmarkStart w:id="75" w:name="definition-of-done"/>
     <w:p>
       <w:pPr>
         <w:pStyle w:val="Heading2"/>
@@ -9676,8 +9670,8 @@
         </w:pict>
       </w:r>
     </w:p>
-    <w:bookmarkEnd w:id="55"/>
-    <w:bookmarkStart w:id="71" w:name="references"/>
+    <w:bookmarkEnd w:id="75"/>
+    <w:bookmarkStart w:id="91" w:name="references"/>
     <w:p>
       <w:pPr>
         <w:pStyle w:val="Heading2"/>
@@ -9694,7 +9688,7 @@
           <w:numId w:val="1067"/>
         </w:numPr>
       </w:pPr>
-      <w:hyperlink r:id="rId56">
+      <w:hyperlink r:id="rId76">
         <w:r>
           <w:rPr>
             <w:rStyle w:val="Hyperlink"/>
@@ -9711,7 +9705,7 @@
           <w:numId w:val="1067"/>
         </w:numPr>
       </w:pPr>
-      <w:hyperlink r:id="rId57">
+      <w:hyperlink r:id="rId77">
         <w:r>
           <w:rPr>
             <w:rStyle w:val="Hyperlink"/>
@@ -9728,7 +9722,7 @@
           <w:numId w:val="1067"/>
         </w:numPr>
       </w:pPr>
-      <w:hyperlink r:id="rId58">
+      <w:hyperlink r:id="rId78">
         <w:r>
           <w:rPr>
             <w:rStyle w:val="Hyperlink"/>
@@ -9745,7 +9739,7 @@
           <w:numId w:val="1067"/>
         </w:numPr>
       </w:pPr>
-      <w:hyperlink r:id="rId59">
+      <w:hyperlink r:id="rId79">
         <w:r>
           <w:rPr>
             <w:rStyle w:val="Hyperlink"/>
@@ -9762,7 +9756,7 @@
           <w:numId w:val="1067"/>
         </w:numPr>
       </w:pPr>
-      <w:hyperlink r:id="rId60">
+      <w:hyperlink r:id="rId80">
         <w:r>
           <w:rPr>
             <w:rStyle w:val="Hyperlink"/>
@@ -9779,7 +9773,7 @@
           <w:numId w:val="1067"/>
         </w:numPr>
       </w:pPr>
-      <w:hyperlink r:id="rId61">
+      <w:hyperlink r:id="rId81">
         <w:r>
           <w:rPr>
             <w:rStyle w:val="Hyperlink"/>
@@ -9796,7 +9790,7 @@
           <w:numId w:val="1067"/>
         </w:numPr>
       </w:pPr>
-      <w:hyperlink r:id="rId62">
+      <w:hyperlink r:id="rId82">
         <w:r>
           <w:rPr>
             <w:rStyle w:val="Hyperlink"/>
@@ -9813,7 +9807,7 @@
           <w:numId w:val="1067"/>
         </w:numPr>
       </w:pPr>
-      <w:hyperlink r:id="rId63">
+      <w:hyperlink r:id="rId83">
         <w:r>
           <w:rPr>
             <w:rStyle w:val="Hyperlink"/>
@@ -9830,7 +9824,7 @@
           <w:numId w:val="1067"/>
         </w:numPr>
       </w:pPr>
-      <w:hyperlink r:id="rId64">
+      <w:hyperlink r:id="rId84">
         <w:r>
           <w:rPr>
             <w:rStyle w:val="Hyperlink"/>
@@ -9847,7 +9841,7 @@
           <w:numId w:val="1067"/>
         </w:numPr>
       </w:pPr>
-      <w:hyperlink r:id="rId65">
+      <w:hyperlink r:id="rId85">
         <w:r>
           <w:rPr>
             <w:rStyle w:val="Hyperlink"/>
@@ -9864,7 +9858,7 @@
           <w:numId w:val="1067"/>
         </w:numPr>
       </w:pPr>
-      <w:hyperlink r:id="rId66">
+      <w:hyperlink r:id="rId86">
         <w:r>
           <w:rPr>
             <w:rStyle w:val="Hyperlink"/>
@@ -9881,7 +9875,7 @@
           <w:numId w:val="1067"/>
         </w:numPr>
       </w:pPr>
-      <w:hyperlink r:id="rId67">
+      <w:hyperlink r:id="rId87">
         <w:r>
           <w:rPr>
             <w:rStyle w:val="VerbatimChar"/>
@@ -9898,7 +9892,7 @@
           <w:numId w:val="1067"/>
         </w:numPr>
       </w:pPr>
-      <w:hyperlink r:id="rId68">
+      <w:hyperlink r:id="rId88">
         <w:r>
           <w:rPr>
             <w:rStyle w:val="Hyperlink"/>
@@ -9915,7 +9909,7 @@
           <w:numId w:val="1067"/>
         </w:numPr>
       </w:pPr>
-      <w:hyperlink r:id="rId69">
+      <w:hyperlink r:id="rId89">
         <w:r>
           <w:rPr>
             <w:rStyle w:val="Hyperlink"/>
@@ -9932,7 +9926,7 @@
           <w:numId w:val="1067"/>
         </w:numPr>
       </w:pPr>
-      <w:hyperlink r:id="rId70">
+      <w:hyperlink r:id="rId90">
         <w:r>
           <w:rPr>
             <w:rStyle w:val="Hyperlink"/>
@@ -9941,10 +9935,10 @@
         </w:r>
       </w:hyperlink>
     </w:p>
-    <w:bookmarkEnd w:id="71"/>
-    <w:bookmarkEnd w:id="72"/>
+    <w:bookmarkEnd w:id="91"/>
+    <w:bookmarkEnd w:id="92"/>
     <w:sectPr>
-      <w:footerReference r:id="rId9" w:type="default"/>
+      <w:footerReference r:id="rId31" w:type="default"/>
       <w:footnotePr>
         <w:numRestart w:val="eachSect"/>
       </w:footnotePr>

--- a/WordPress-Performance-Optimization-Checklist.docx
+++ b/WordPress-Performance-Optimization-Checklist.docx
@@ -26,7 +26,7 @@
         <w:t xml:space="preserve">Dan Knauss, General Editor</w:t>
       </w:r>
     </w:p>
-    <w:bookmarkStart w:id="20" w:name="Xfbf6ca3f04374bb96450da3b5f8cf887a6e85fb"/>
+    <w:bookmarkStart w:id="40" w:name="Xfbf6ca3f04374bb96450da3b5f8cf887a6e85fb"/>
     <w:p>
       <w:pPr>
         <w:pStyle w:val="Heading1"/>
@@ -141,8 +141,16 @@
         <w:t xml:space="preserve">Principle: performance is not a score. Optimize for the user experience: fast response, quick interactivity, stable layout, and predictable behavior across real devices and networks.</w:t>
       </w:r>
     </w:p>
-    <w:bookmarkEnd w:id="20"/>
-    <w:bookmarkStart w:id="72" w:name="table-of-contents"/>
+    <w:p>
+      <w:pPr>
+        <w:pStyle w:val="BlockText"/>
+      </w:pPr>
+      <w:r>
+        <w:t xml:space="preserve">Do not start by installing another performance plugin. Start by identifying where time is spent, whether WordPress is executing at all, and whether the response can safely be cached.</w:t>
+      </w:r>
+    </w:p>
+    <w:bookmarkEnd w:id="40"/>
+    <w:bookmarkStart w:id="92" w:name="table-of-contents"/>
     <w:p>
       <w:pPr>
         <w:pStyle w:val="Heading1"/>
@@ -746,7 +754,7 @@
         </w:r>
       </w:hyperlink>
     </w:p>
-    <w:bookmarkStart w:id="22" w:name="X0bc4ef8cd7897332a27e461c2fc9a124316c96d"/>
+    <w:bookmarkStart w:id="42" w:name="X0bc4ef8cd7897332a27e461c2fc9a124316c96d"/>
     <w:p>
       <w:pPr>
         <w:pStyle w:val="Heading2"/>
@@ -765,7 +773,7 @@
       <w:r>
         <w:t xml:space="preserve"> </w:t>
       </w:r>
-      <w:hyperlink r:id="rId21">
+      <w:hyperlink r:id="rId41">
         <w:r>
           <w:rPr>
             <w:rStyle w:val="VerbatimChar"/>
@@ -832,8 +840,8 @@
         </w:pict>
       </w:r>
     </w:p>
-    <w:bookmarkEnd w:id="22"/>
-    <w:bookmarkStart w:id="23" w:name="safety-and-scope"/>
+    <w:bookmarkEnd w:id="42"/>
+    <w:bookmarkStart w:id="43" w:name="safety-and-scope"/>
     <w:p>
       <w:pPr>
         <w:pStyle w:val="Heading2"/>
@@ -859,142 +867,19 @@
         </w:numPr>
       </w:pPr>
       <w:r>
-        <w:t xml:space="preserve">[ ] Identify the environment: local, staging, production, multisite, WooCommerce, membership, LMS, or other dynamic site type.</w:t>
-      </w:r>
-    </w:p>
-    <w:p>
-      <w:pPr>
-        <w:pStyle w:val="Compact"/>
-        <w:numPr>
-          <w:ilvl w:val="0"/>
-          <w:numId w:val="1005"/>
-        </w:numPr>
-      </w:pPr>
-      <w:r>
-        <w:t xml:space="preserve">[ ] Identify the slow experience:</w:t>
-      </w:r>
-    </w:p>
-    <w:p>
-      <w:pPr>
-        <w:pStyle w:val="Compact"/>
-        <w:numPr>
-          <w:ilvl w:val="1"/>
+        <w:t xml:space="preserve">Identify the environment: local, staging, production, multisite, WooCommerce, membership, LMS, or other dynamic site type.</w:t>
+      </w:r>
+    </w:p>
+    <w:p>
+      <w:pPr>
+        <w:pStyle w:val="Compact"/>
+        <w:numPr>
+          <w:ilvl w:val="0"/>
           <w:numId w:val="1006"/>
         </w:numPr>
       </w:pPr>
       <w:r>
-        <w:t xml:space="preserve">[ ] public page</w:t>
-      </w:r>
-    </w:p>
-    <w:p>
-      <w:pPr>
-        <w:pStyle w:val="Compact"/>
-        <w:numPr>
-          <w:ilvl w:val="1"/>
-          <w:numId w:val="1006"/>
-        </w:numPr>
-      </w:pPr>
-      <w:r>
-        <w:t xml:space="preserve">[ ] logged-in page</w:t>
-      </w:r>
-    </w:p>
-    <w:p>
-      <w:pPr>
-        <w:pStyle w:val="Compact"/>
-        <w:numPr>
-          <w:ilvl w:val="1"/>
-          <w:numId w:val="1006"/>
-        </w:numPr>
-      </w:pPr>
-      <w:r>
-        <w:t xml:space="preserve">[ ] WordPress admin screen</w:t>
-      </w:r>
-    </w:p>
-    <w:p>
-      <w:pPr>
-        <w:pStyle w:val="Compact"/>
-        <w:numPr>
-          <w:ilvl w:val="1"/>
-          <w:numId w:val="1006"/>
-        </w:numPr>
-      </w:pPr>
-      <w:r>
-        <w:t xml:space="preserve">[ ] WooCommerce cart/checkout/account</w:t>
-      </w:r>
-    </w:p>
-    <w:p>
-      <w:pPr>
-        <w:pStyle w:val="Compact"/>
-        <w:numPr>
-          <w:ilvl w:val="1"/>
-          <w:numId w:val="1006"/>
-        </w:numPr>
-      </w:pPr>
-      <w:r>
-        <w:t xml:space="preserve">[ ] REST API endpoint</w:t>
-      </w:r>
-    </w:p>
-    <w:p>
-      <w:pPr>
-        <w:pStyle w:val="Compact"/>
-        <w:numPr>
-          <w:ilvl w:val="1"/>
-          <w:numId w:val="1006"/>
-        </w:numPr>
-      </w:pPr>
-      <w:r>
-        <w:t xml:space="preserve">[ ]</w:t>
-      </w:r>
-      <w:r>
-        <w:t xml:space="preserve"> </w:t>
-      </w:r>
-      <w:r>
-        <w:rPr>
-          <w:rStyle w:val="VerbatimChar"/>
-        </w:rPr>
-        <w:t xml:space="preserve">admin-ajax.php</w:t>
-      </w:r>
-      <w:r>
-        <w:t xml:space="preserve"> </w:t>
-      </w:r>
-      <w:r>
-        <w:t xml:space="preserve">request</w:t>
-      </w:r>
-    </w:p>
-    <w:p>
-      <w:pPr>
-        <w:pStyle w:val="Compact"/>
-        <w:numPr>
-          <w:ilvl w:val="1"/>
-          <w:numId w:val="1006"/>
-        </w:numPr>
-      </w:pPr>
-      <w:r>
-        <w:t xml:space="preserve">[ ] WP-Cron or background job</w:t>
-      </w:r>
-    </w:p>
-    <w:p>
-      <w:pPr>
-        <w:pStyle w:val="Compact"/>
-        <w:numPr>
-          <w:ilvl w:val="0"/>
-          <w:numId w:val="1005"/>
-        </w:numPr>
-      </w:pPr>
-      <w:r>
-        <w:t xml:space="preserve">[ ] Pick 1–3 exact URLs or routes to test repeatedly.</w:t>
-      </w:r>
-    </w:p>
-    <w:p>
-      <w:pPr>
-        <w:pStyle w:val="Compact"/>
-        <w:numPr>
-          <w:ilvl w:val="0"/>
-          <w:numId w:val="1005"/>
-        </w:numPr>
-      </w:pPr>
-      <w:r>
-        <w:t xml:space="preserve">[ ] Decide what changes are allowed:</w:t>
+        <w:t xml:space="preserve">Identify the slow experience:</w:t>
       </w:r>
     </w:p>
     <w:p>
@@ -1006,67 +891,7 @@
         </w:numPr>
       </w:pPr>
       <w:r>
-        <w:t xml:space="preserve">[ ] read-only diagnostics</w:t>
-      </w:r>
-    </w:p>
-    <w:p>
-      <w:pPr>
-        <w:pStyle w:val="Compact"/>
-        <w:numPr>
-          <w:ilvl w:val="1"/>
-          <w:numId w:val="1007"/>
-        </w:numPr>
-      </w:pPr>
-      <w:r>
-        <w:t xml:space="preserve">[ ] configuration changes</w:t>
-      </w:r>
-    </w:p>
-    <w:p>
-      <w:pPr>
-        <w:pStyle w:val="Compact"/>
-        <w:numPr>
-          <w:ilvl w:val="1"/>
-          <w:numId w:val="1007"/>
-        </w:numPr>
-      </w:pPr>
-      <w:r>
-        <w:t xml:space="preserve">[ ] plugin/theme changes</w:t>
-      </w:r>
-    </w:p>
-    <w:p>
-      <w:pPr>
-        <w:pStyle w:val="Compact"/>
-        <w:numPr>
-          <w:ilvl w:val="1"/>
-          <w:numId w:val="1007"/>
-        </w:numPr>
-      </w:pPr>
-      <w:r>
-        <w:t xml:space="preserve">[ ] database cleanup</w:t>
-      </w:r>
-    </w:p>
-    <w:p>
-      <w:pPr>
-        <w:pStyle w:val="Compact"/>
-        <w:numPr>
-          <w:ilvl w:val="1"/>
-          <w:numId w:val="1007"/>
-        </w:numPr>
-      </w:pPr>
-      <w:r>
-        <w:t xml:space="preserve">[ ] hosting/CDN changes</w:t>
-      </w:r>
-    </w:p>
-    <w:p>
-      <w:pPr>
-        <w:pStyle w:val="Compact"/>
-        <w:numPr>
-          <w:ilvl w:val="0"/>
-          <w:numId w:val="1005"/>
-        </w:numPr>
-      </w:pPr>
-      <w:r>
-        <w:t xml:space="preserve">[ ] Confirm rollback options:</w:t>
+        <w:t xml:space="preserve">public page</w:t>
       </w:r>
     </w:p>
     <w:p>
@@ -1078,7 +903,7 @@
         </w:numPr>
       </w:pPr>
       <w:r>
-        <w:t xml:space="preserve">[ ] database backup</w:t>
+        <w:t xml:space="preserve">logged-in page</w:t>
       </w:r>
     </w:p>
     <w:p>
@@ -1086,11 +911,11 @@
         <w:pStyle w:val="Compact"/>
         <w:numPr>
           <w:ilvl w:val="1"/>
-          <w:numId w:val="1008"/>
-        </w:numPr>
-      </w:pPr>
-      <w:r>
-        <w:t xml:space="preserve">[ ] file backup or git branch</w:t>
+          <w:numId w:val="1009"/>
+        </w:numPr>
+      </w:pPr>
+      <w:r>
+        <w:t xml:space="preserve">WordPress admin screen</w:t>
       </w:r>
     </w:p>
     <w:p>
@@ -1098,11 +923,11 @@
         <w:pStyle w:val="Compact"/>
         <w:numPr>
           <w:ilvl w:val="1"/>
-          <w:numId w:val="1008"/>
-        </w:numPr>
-      </w:pPr>
-      <w:r>
-        <w:t xml:space="preserve">[ ] ability to disable new rules/plugins</w:t>
+          <w:numId w:val="1010"/>
+        </w:numPr>
+      </w:pPr>
+      <w:r>
+        <w:t xml:space="preserve">WooCommerce cart/checkout/account</w:t>
       </w:r>
     </w:p>
     <w:p>
@@ -1110,11 +935,188 @@
         <w:pStyle w:val="Compact"/>
         <w:numPr>
           <w:ilvl w:val="1"/>
-          <w:numId w:val="1008"/>
-        </w:numPr>
-      </w:pPr>
-      <w:r>
-        <w:t xml:space="preserve">[ ] cache/CDN rule rollback</w:t>
+          <w:numId w:val="1011"/>
+        </w:numPr>
+      </w:pPr>
+      <w:r>
+        <w:t xml:space="preserve">REST API endpoint</w:t>
+      </w:r>
+    </w:p>
+    <w:p>
+      <w:pPr>
+        <w:pStyle w:val="Compact"/>
+        <w:numPr>
+          <w:ilvl w:val="1"/>
+          <w:numId w:val="1012"/>
+        </w:numPr>
+      </w:pPr>
+      <w:r>
+        <w:rPr>
+          <w:rStyle w:val="VerbatimChar"/>
+        </w:rPr>
+        <w:t xml:space="preserve">admin-ajax.php</w:t>
+      </w:r>
+      <w:r>
+        <w:t xml:space="preserve"> </w:t>
+      </w:r>
+      <w:r>
+        <w:t xml:space="preserve">request</w:t>
+      </w:r>
+    </w:p>
+    <w:p>
+      <w:pPr>
+        <w:pStyle w:val="Compact"/>
+        <w:numPr>
+          <w:ilvl w:val="1"/>
+          <w:numId w:val="1013"/>
+        </w:numPr>
+      </w:pPr>
+      <w:r>
+        <w:t xml:space="preserve">WP-Cron or background job</w:t>
+      </w:r>
+    </w:p>
+    <w:p>
+      <w:pPr>
+        <w:pStyle w:val="Compact"/>
+        <w:numPr>
+          <w:ilvl w:val="0"/>
+          <w:numId w:val="1014"/>
+        </w:numPr>
+      </w:pPr>
+      <w:r>
+        <w:t xml:space="preserve">Pick 1–3 exact URLs or routes to test repeatedly.</w:t>
+      </w:r>
+    </w:p>
+    <w:p>
+      <w:pPr>
+        <w:pStyle w:val="Compact"/>
+        <w:numPr>
+          <w:ilvl w:val="0"/>
+          <w:numId w:val="1015"/>
+        </w:numPr>
+      </w:pPr>
+      <w:r>
+        <w:t xml:space="preserve">Decide what changes are allowed:</w:t>
+      </w:r>
+    </w:p>
+    <w:p>
+      <w:pPr>
+        <w:pStyle w:val="Compact"/>
+        <w:numPr>
+          <w:ilvl w:val="1"/>
+          <w:numId w:val="1016"/>
+        </w:numPr>
+      </w:pPr>
+      <w:r>
+        <w:t xml:space="preserve">read-only diagnostics</w:t>
+      </w:r>
+    </w:p>
+    <w:p>
+      <w:pPr>
+        <w:pStyle w:val="Compact"/>
+        <w:numPr>
+          <w:ilvl w:val="1"/>
+          <w:numId w:val="1017"/>
+        </w:numPr>
+      </w:pPr>
+      <w:r>
+        <w:t xml:space="preserve">configuration changes</w:t>
+      </w:r>
+    </w:p>
+    <w:p>
+      <w:pPr>
+        <w:pStyle w:val="Compact"/>
+        <w:numPr>
+          <w:ilvl w:val="1"/>
+          <w:numId w:val="1018"/>
+        </w:numPr>
+      </w:pPr>
+      <w:r>
+        <w:t xml:space="preserve">plugin/theme changes</w:t>
+      </w:r>
+    </w:p>
+    <w:p>
+      <w:pPr>
+        <w:pStyle w:val="Compact"/>
+        <w:numPr>
+          <w:ilvl w:val="1"/>
+          <w:numId w:val="1019"/>
+        </w:numPr>
+      </w:pPr>
+      <w:r>
+        <w:t xml:space="preserve">database cleanup</w:t>
+      </w:r>
+    </w:p>
+    <w:p>
+      <w:pPr>
+        <w:pStyle w:val="Compact"/>
+        <w:numPr>
+          <w:ilvl w:val="1"/>
+          <w:numId w:val="1020"/>
+        </w:numPr>
+      </w:pPr>
+      <w:r>
+        <w:t xml:space="preserve">hosting/CDN changes</w:t>
+      </w:r>
+    </w:p>
+    <w:p>
+      <w:pPr>
+        <w:pStyle w:val="Compact"/>
+        <w:numPr>
+          <w:ilvl w:val="0"/>
+          <w:numId w:val="1021"/>
+        </w:numPr>
+      </w:pPr>
+      <w:r>
+        <w:t xml:space="preserve">Confirm rollback options:</w:t>
+      </w:r>
+    </w:p>
+    <w:p>
+      <w:pPr>
+        <w:pStyle w:val="Compact"/>
+        <w:numPr>
+          <w:ilvl w:val="1"/>
+          <w:numId w:val="1022"/>
+        </w:numPr>
+      </w:pPr>
+      <w:r>
+        <w:t xml:space="preserve">database backup</w:t>
+      </w:r>
+    </w:p>
+    <w:p>
+      <w:pPr>
+        <w:pStyle w:val="Compact"/>
+        <w:numPr>
+          <w:ilvl w:val="1"/>
+          <w:numId w:val="1023"/>
+        </w:numPr>
+      </w:pPr>
+      <w:r>
+        <w:t xml:space="preserve">file backup or git branch</w:t>
+      </w:r>
+    </w:p>
+    <w:p>
+      <w:pPr>
+        <w:pStyle w:val="Compact"/>
+        <w:numPr>
+          <w:ilvl w:val="1"/>
+          <w:numId w:val="1024"/>
+        </w:numPr>
+      </w:pPr>
+      <w:r>
+        <w:t xml:space="preserve">ability to disable new rules/plugins</w:t>
+      </w:r>
+    </w:p>
+    <w:p>
+      <w:pPr>
+        <w:pStyle w:val="Compact"/>
+        <w:numPr>
+          <w:ilvl w:val="1"/>
+          <w:numId w:val="1025"/>
+        </w:numPr>
+      </w:pPr>
+      <w:r>
+        <w:t xml:space="preserve">cache/CDN rule rollback</w:t>
       </w:r>
     </w:p>
     <w:p>
@@ -1124,8 +1126,8 @@
         </w:pict>
       </w:r>
     </w:p>
-    <w:bookmarkEnd w:id="23"/>
-    <w:bookmarkStart w:id="26" w:name="baseline-measurement"/>
+    <w:bookmarkEnd w:id="43"/>
+    <w:bookmarkStart w:id="46" w:name="baseline-measurement"/>
     <w:p>
       <w:pPr>
         <w:pStyle w:val="Heading2"/>
@@ -1142,7 +1144,7 @@
         <w:t xml:space="preserve">Capture current behavior before optimizing.</w:t>
       </w:r>
     </w:p>
-    <w:bookmarkStart w:id="24" w:name="user-facing-metrics"/>
+    <w:bookmarkStart w:id="44" w:name="user-facing-metrics"/>
     <w:p>
       <w:pPr>
         <w:pStyle w:val="Heading3"/>
@@ -1156,11 +1158,11 @@
         <w:pStyle w:val="Compact"/>
         <w:numPr>
           <w:ilvl w:val="0"/>
-          <w:numId w:val="1009"/>
-        </w:numPr>
-      </w:pPr>
-      <w:r>
-        <w:t xml:space="preserve">[ ] Measure Core Web Vitals for important templates:</w:t>
+          <w:numId w:val="1026"/>
+        </w:numPr>
+      </w:pPr>
+      <w:r>
+        <w:t xml:space="preserve">Measure Core Web Vitals for important templates:</w:t>
       </w:r>
     </w:p>
     <w:p>
@@ -1168,11 +1170,11 @@
         <w:pStyle w:val="Compact"/>
         <w:numPr>
           <w:ilvl w:val="1"/>
-          <w:numId w:val="1010"/>
-        </w:numPr>
-      </w:pPr>
-      <w:r>
-        <w:t xml:space="preserve">[ ] LCP — Largest Contentful Paint</w:t>
+          <w:numId w:val="1027"/>
+        </w:numPr>
+      </w:pPr>
+      <w:r>
+        <w:t xml:space="preserve">LCP — Largest Contentful Paint</w:t>
       </w:r>
     </w:p>
     <w:p>
@@ -1180,11 +1182,11 @@
         <w:pStyle w:val="Compact"/>
         <w:numPr>
           <w:ilvl w:val="1"/>
-          <w:numId w:val="1010"/>
-        </w:numPr>
-      </w:pPr>
-      <w:r>
-        <w:t xml:space="preserve">[ ] INP — Interaction to Next Paint</w:t>
+          <w:numId w:val="1028"/>
+        </w:numPr>
+      </w:pPr>
+      <w:r>
+        <w:t xml:space="preserve">INP — Interaction to Next Paint</w:t>
       </w:r>
     </w:p>
     <w:p>
@@ -1192,23 +1194,23 @@
         <w:pStyle w:val="Compact"/>
         <w:numPr>
           <w:ilvl w:val="1"/>
-          <w:numId w:val="1010"/>
-        </w:numPr>
-      </w:pPr>
-      <w:r>
-        <w:t xml:space="preserve">[ ] CLS — Cumulative Layout Shift</w:t>
-      </w:r>
-    </w:p>
-    <w:p>
-      <w:pPr>
-        <w:pStyle w:val="Compact"/>
-        <w:numPr>
-          <w:ilvl w:val="0"/>
-          <w:numId w:val="1009"/>
-        </w:numPr>
-      </w:pPr>
-      <w:r>
-        <w:t xml:space="preserve">[ ] Compare lab and field data:</w:t>
+          <w:numId w:val="1029"/>
+        </w:numPr>
+      </w:pPr>
+      <w:r>
+        <w:t xml:space="preserve">CLS — Cumulative Layout Shift</w:t>
+      </w:r>
+    </w:p>
+    <w:p>
+      <w:pPr>
+        <w:pStyle w:val="Compact"/>
+        <w:numPr>
+          <w:ilvl w:val="0"/>
+          <w:numId w:val="1030"/>
+        </w:numPr>
+      </w:pPr>
+      <w:r>
+        <w:t xml:space="preserve">Compare lab and field data:</w:t>
       </w:r>
     </w:p>
     <w:p>
@@ -1216,11 +1218,11 @@
         <w:pStyle w:val="Compact"/>
         <w:numPr>
           <w:ilvl w:val="1"/>
-          <w:numId w:val="1011"/>
-        </w:numPr>
-      </w:pPr>
-      <w:r>
-        <w:t xml:space="preserve">[ ] Lighthouse/PageSpeed Insights for controlled testing</w:t>
+          <w:numId w:val="1031"/>
+        </w:numPr>
+      </w:pPr>
+      <w:r>
+        <w:t xml:space="preserve">Lighthouse/PageSpeed Insights for controlled testing</w:t>
       </w:r>
     </w:p>
     <w:p>
@@ -1228,27 +1230,27 @@
         <w:pStyle w:val="Compact"/>
         <w:numPr>
           <w:ilvl w:val="1"/>
-          <w:numId w:val="1011"/>
-        </w:numPr>
-      </w:pPr>
-      <w:r>
-        <w:t xml:space="preserve">[ ] CrUX or real user monitoring for real-user data where available</w:t>
-      </w:r>
-    </w:p>
-    <w:p>
-      <w:pPr>
-        <w:pStyle w:val="Compact"/>
-        <w:numPr>
-          <w:ilvl w:val="0"/>
-          <w:numId w:val="1009"/>
-        </w:numPr>
-      </w:pPr>
-      <w:r>
-        <w:t xml:space="preserve">[ ] Record device/network assumptions: desktop, mobile, throttled mobile, logged-in, logged-out.</w:t>
-      </w:r>
-    </w:p>
-    <w:bookmarkEnd w:id="24"/>
-    <w:bookmarkStart w:id="25" w:name="serverbackend-metrics"/>
+          <w:numId w:val="1032"/>
+        </w:numPr>
+      </w:pPr>
+      <w:r>
+        <w:t xml:space="preserve">CrUX or real user monitoring for real-user data where available</w:t>
+      </w:r>
+    </w:p>
+    <w:p>
+      <w:pPr>
+        <w:pStyle w:val="Compact"/>
+        <w:numPr>
+          <w:ilvl w:val="0"/>
+          <w:numId w:val="1033"/>
+        </w:numPr>
+      </w:pPr>
+      <w:r>
+        <w:t xml:space="preserve">Record device/network assumptions: desktop, mobile, throttled mobile, logged-in, logged-out.</w:t>
+      </w:r>
+    </w:p>
+    <w:bookmarkEnd w:id="44"/>
+    <w:bookmarkStart w:id="45" w:name="serverbackend-metrics"/>
     <w:p>
       <w:pPr>
         <w:pStyle w:val="Heading3"/>
@@ -1262,35 +1264,35 @@
         <w:pStyle w:val="Compact"/>
         <w:numPr>
           <w:ilvl w:val="0"/>
-          <w:numId w:val="1012"/>
-        </w:numPr>
-      </w:pPr>
-      <w:r>
-        <w:t xml:space="preserve">[ ] Measure uncached and cached TTFB separately.</w:t>
-      </w:r>
-    </w:p>
-    <w:p>
-      <w:pPr>
-        <w:pStyle w:val="Compact"/>
-        <w:numPr>
-          <w:ilvl w:val="0"/>
-          <w:numId w:val="1012"/>
-        </w:numPr>
-      </w:pPr>
-      <w:r>
-        <w:t xml:space="preserve">[ ] Run the same request multiple times to separate cold-cache from warm-cache behavior.</w:t>
-      </w:r>
-    </w:p>
-    <w:p>
-      <w:pPr>
-        <w:pStyle w:val="Compact"/>
-        <w:numPr>
-          <w:ilvl w:val="0"/>
-          <w:numId w:val="1012"/>
-        </w:numPr>
-      </w:pPr>
-      <w:r>
-        <w:t xml:space="preserve">[ ] Check response headers:</w:t>
+          <w:numId w:val="1034"/>
+        </w:numPr>
+      </w:pPr>
+      <w:r>
+        <w:t xml:space="preserve">Measure uncached and cached TTFB separately.</w:t>
+      </w:r>
+    </w:p>
+    <w:p>
+      <w:pPr>
+        <w:pStyle w:val="Compact"/>
+        <w:numPr>
+          <w:ilvl w:val="0"/>
+          <w:numId w:val="1035"/>
+        </w:numPr>
+      </w:pPr>
+      <w:r>
+        <w:t xml:space="preserve">Run the same request multiple times to separate cold-cache from warm-cache behavior.</w:t>
+      </w:r>
+    </w:p>
+    <w:p>
+      <w:pPr>
+        <w:pStyle w:val="Compact"/>
+        <w:numPr>
+          <w:ilvl w:val="0"/>
+          <w:numId w:val="1036"/>
+        </w:numPr>
+      </w:pPr>
+      <w:r>
+        <w:t xml:space="preserve">Check response headers:</w:t>
       </w:r>
     </w:p>
     <w:p>
@@ -1298,11 +1300,11 @@
         <w:pStyle w:val="Compact"/>
         <w:numPr>
           <w:ilvl w:val="1"/>
-          <w:numId w:val="1013"/>
-        </w:numPr>
-      </w:pPr>
-      <w:r>
-        <w:t xml:space="preserve">[ ] cache status:</w:t>
+          <w:numId w:val="1037"/>
+        </w:numPr>
+      </w:pPr>
+      <w:r>
+        <w:t xml:space="preserve">cache status:</w:t>
       </w:r>
       <w:r>
         <w:t xml:space="preserve"> </w:t>
@@ -1358,15 +1360,9 @@
         <w:pStyle w:val="Compact"/>
         <w:numPr>
           <w:ilvl w:val="1"/>
-          <w:numId w:val="1013"/>
-        </w:numPr>
-      </w:pPr>
-      <w:r>
-        <w:t xml:space="preserve">[ ]</w:t>
-      </w:r>
-      <w:r>
-        <w:t xml:space="preserve"> </w:t>
-      </w:r>
+          <w:numId w:val="1038"/>
+        </w:numPr>
+      </w:pPr>
       <w:r>
         <w:rPr>
           <w:rStyle w:val="VerbatimChar"/>
@@ -1379,11 +1375,11 @@
         <w:pStyle w:val="Compact"/>
         <w:numPr>
           <w:ilvl w:val="1"/>
-          <w:numId w:val="1013"/>
-        </w:numPr>
-      </w:pPr>
-      <w:r>
-        <w:t xml:space="preserve">[ ] cookies</w:t>
+          <w:numId w:val="1039"/>
+        </w:numPr>
+      </w:pPr>
+      <w:r>
+        <w:t xml:space="preserve">cookies</w:t>
       </w:r>
     </w:p>
     <w:p>
@@ -1391,11 +1387,11 @@
         <w:pStyle w:val="Compact"/>
         <w:numPr>
           <w:ilvl w:val="1"/>
-          <w:numId w:val="1013"/>
-        </w:numPr>
-      </w:pPr>
-      <w:r>
-        <w:t xml:space="preserve">[ ] redirects</w:t>
+          <w:numId w:val="1040"/>
+        </w:numPr>
+      </w:pPr>
+      <w:r>
+        <w:t xml:space="preserve">redirects</w:t>
       </w:r>
     </w:p>
     <w:p>
@@ -1403,23 +1399,23 @@
         <w:pStyle w:val="Compact"/>
         <w:numPr>
           <w:ilvl w:val="1"/>
-          <w:numId w:val="1013"/>
-        </w:numPr>
-      </w:pPr>
-      <w:r>
-        <w:t xml:space="preserve">[ ] CDN headers</w:t>
-      </w:r>
-    </w:p>
-    <w:p>
-      <w:pPr>
-        <w:pStyle w:val="Compact"/>
-        <w:numPr>
-          <w:ilvl w:val="0"/>
-          <w:numId w:val="1012"/>
-        </w:numPr>
-      </w:pPr>
-      <w:r>
-        <w:t xml:space="preserve">[ ] If WP-CLI and the relevant command packages are available, collect profiling data:</w:t>
+          <w:numId w:val="1041"/>
+        </w:numPr>
+      </w:pPr>
+      <w:r>
+        <w:t xml:space="preserve">CDN headers</w:t>
+      </w:r>
+    </w:p>
+    <w:p>
+      <w:pPr>
+        <w:pStyle w:val="Compact"/>
+        <w:numPr>
+          <w:ilvl w:val="0"/>
+          <w:numId w:val="1042"/>
+        </w:numPr>
+      </w:pPr>
+      <w:r>
+        <w:t xml:space="preserve">If WP-CLI and the relevant command packages are available, collect profiling data:</w:t>
       </w:r>
     </w:p>
     <w:p>
@@ -1694,11 +1690,11 @@
         <w:pStyle w:val="Compact"/>
         <w:numPr>
           <w:ilvl w:val="0"/>
-          <w:numId w:val="1014"/>
-        </w:numPr>
-      </w:pPr>
-      <w:r>
-        <w:t xml:space="preserve">[ ] If Query Monitor is available, inspect:</w:t>
+          <w:numId w:val="1043"/>
+        </w:numPr>
+      </w:pPr>
+      <w:r>
+        <w:t xml:space="preserve">If Query Monitor is available, inspect:</w:t>
       </w:r>
     </w:p>
     <w:p>
@@ -1706,11 +1702,11 @@
         <w:pStyle w:val="Compact"/>
         <w:numPr>
           <w:ilvl w:val="1"/>
-          <w:numId w:val="1015"/>
-        </w:numPr>
-      </w:pPr>
-      <w:r>
-        <w:t xml:space="preserve">[ ] total query count</w:t>
+          <w:numId w:val="1044"/>
+        </w:numPr>
+      </w:pPr>
+      <w:r>
+        <w:t xml:space="preserve">total query count</w:t>
       </w:r>
     </w:p>
     <w:p>
@@ -1718,11 +1714,11 @@
         <w:pStyle w:val="Compact"/>
         <w:numPr>
           <w:ilvl w:val="1"/>
-          <w:numId w:val="1015"/>
-        </w:numPr>
-      </w:pPr>
-      <w:r>
-        <w:t xml:space="preserve">[ ] slow queries</w:t>
+          <w:numId w:val="1045"/>
+        </w:numPr>
+      </w:pPr>
+      <w:r>
+        <w:t xml:space="preserve">slow queries</w:t>
       </w:r>
     </w:p>
     <w:p>
@@ -1730,11 +1726,11 @@
         <w:pStyle w:val="Compact"/>
         <w:numPr>
           <w:ilvl w:val="1"/>
-          <w:numId w:val="1015"/>
-        </w:numPr>
-      </w:pPr>
-      <w:r>
-        <w:t xml:space="preserve">[ ] duplicate queries</w:t>
+          <w:numId w:val="1046"/>
+        </w:numPr>
+      </w:pPr>
+      <w:r>
+        <w:t xml:space="preserve">duplicate queries</w:t>
       </w:r>
     </w:p>
     <w:p>
@@ -1742,11 +1738,11 @@
         <w:pStyle w:val="Compact"/>
         <w:numPr>
           <w:ilvl w:val="1"/>
-          <w:numId w:val="1015"/>
-        </w:numPr>
-      </w:pPr>
-      <w:r>
-        <w:t xml:space="preserve">[ ] HTTP API calls</w:t>
+          <w:numId w:val="1047"/>
+        </w:numPr>
+      </w:pPr>
+      <w:r>
+        <w:t xml:space="preserve">HTTP API calls</w:t>
       </w:r>
     </w:p>
     <w:p>
@@ -1754,11 +1750,11 @@
         <w:pStyle w:val="Compact"/>
         <w:numPr>
           <w:ilvl w:val="1"/>
-          <w:numId w:val="1015"/>
-        </w:numPr>
-      </w:pPr>
-      <w:r>
-        <w:t xml:space="preserve">[ ] hooks/components responsible for time</w:t>
+          <w:numId w:val="1048"/>
+        </w:numPr>
+      </w:pPr>
+      <w:r>
+        <w:t xml:space="preserve">hooks/components responsible for time</w:t>
       </w:r>
     </w:p>
     <w:p>
@@ -1766,11 +1762,11 @@
         <w:pStyle w:val="Compact"/>
         <w:numPr>
           <w:ilvl w:val="1"/>
-          <w:numId w:val="1015"/>
-        </w:numPr>
-      </w:pPr>
-      <w:r>
-        <w:t xml:space="preserve">[ ] object cache statistics</w:t>
+          <w:numId w:val="1049"/>
+        </w:numPr>
+      </w:pPr>
+      <w:r>
+        <w:t xml:space="preserve">object cache statistics</w:t>
       </w:r>
     </w:p>
     <w:p>
@@ -2402,9 +2398,9 @@
         </w:pict>
       </w:r>
     </w:p>
-    <w:bookmarkEnd w:id="25"/>
-    <w:bookmarkEnd w:id="26"/>
-    <w:bookmarkStart w:id="27" w:name="request-path-and-dns"/>
+    <w:bookmarkEnd w:id="45"/>
+    <w:bookmarkEnd w:id="46"/>
+    <w:bookmarkStart w:id="47" w:name="request-path-and-dns"/>
     <w:p>
       <w:pPr>
         <w:pStyle w:val="Heading2"/>
@@ -2426,35 +2422,35 @@
         <w:pStyle w:val="Compact"/>
         <w:numPr>
           <w:ilvl w:val="0"/>
-          <w:numId w:val="1016"/>
-        </w:numPr>
-      </w:pPr>
-      <w:r>
-        <w:t xml:space="preserve">[ ] Use a reputable DNS provider with fast global resolution.</w:t>
-      </w:r>
-    </w:p>
-    <w:p>
-      <w:pPr>
-        <w:pStyle w:val="Compact"/>
-        <w:numPr>
-          <w:ilvl w:val="0"/>
-          <w:numId w:val="1016"/>
-        </w:numPr>
-      </w:pPr>
-      <w:r>
-        <w:t xml:space="preserve">[ ] Check DNS records for unnecessary indirection.</w:t>
-      </w:r>
-    </w:p>
-    <w:p>
-      <w:pPr>
-        <w:pStyle w:val="Compact"/>
-        <w:numPr>
-          <w:ilvl w:val="0"/>
-          <w:numId w:val="1016"/>
-        </w:numPr>
-      </w:pPr>
-      <w:r>
-        <w:t xml:space="preserve">[ ] Keep the DNS path simple:</w:t>
+          <w:numId w:val="1050"/>
+        </w:numPr>
+      </w:pPr>
+      <w:r>
+        <w:t xml:space="preserve">Use a reputable DNS provider with fast global resolution.</w:t>
+      </w:r>
+    </w:p>
+    <w:p>
+      <w:pPr>
+        <w:pStyle w:val="Compact"/>
+        <w:numPr>
+          <w:ilvl w:val="0"/>
+          <w:numId w:val="1051"/>
+        </w:numPr>
+      </w:pPr>
+      <w:r>
+        <w:t xml:space="preserve">Check DNS records for unnecessary indirection.</w:t>
+      </w:r>
+    </w:p>
+    <w:p>
+      <w:pPr>
+        <w:pStyle w:val="Compact"/>
+        <w:numPr>
+          <w:ilvl w:val="0"/>
+          <w:numId w:val="1052"/>
+        </w:numPr>
+      </w:pPr>
+      <w:r>
+        <w:t xml:space="preserve">Keep the DNS path simple:</w:t>
       </w:r>
     </w:p>
     <w:p>
@@ -2462,11 +2458,11 @@
         <w:pStyle w:val="Compact"/>
         <w:numPr>
           <w:ilvl w:val="1"/>
-          <w:numId w:val="1017"/>
-        </w:numPr>
-      </w:pPr>
-      <w:r>
-        <w:t xml:space="preserve">[ ] avoid long CNAME chains</w:t>
+          <w:numId w:val="1053"/>
+        </w:numPr>
+      </w:pPr>
+      <w:r>
+        <w:t xml:space="preserve">avoid long CNAME chains</w:t>
       </w:r>
     </w:p>
     <w:p>
@@ -2474,11 +2470,11 @@
         <w:pStyle w:val="Compact"/>
         <w:numPr>
           <w:ilvl w:val="1"/>
-          <w:numId w:val="1017"/>
-        </w:numPr>
-      </w:pPr>
-      <w:r>
-        <w:t xml:space="preserve">[ ] remove stale records</w:t>
+          <w:numId w:val="1054"/>
+        </w:numPr>
+      </w:pPr>
+      <w:r>
+        <w:t xml:space="preserve">remove stale records</w:t>
       </w:r>
     </w:p>
     <w:p>
@@ -2486,11 +2482,11 @@
         <w:pStyle w:val="Compact"/>
         <w:numPr>
           <w:ilvl w:val="1"/>
-          <w:numId w:val="1017"/>
-        </w:numPr>
-      </w:pPr>
-      <w:r>
-        <w:t xml:space="preserve">[ ] ensure apex/root and</w:t>
+          <w:numId w:val="1055"/>
+        </w:numPr>
+      </w:pPr>
+      <w:r>
+        <w:t xml:space="preserve">ensure apex/root and</w:t>
       </w:r>
       <w:r>
         <w:t xml:space="preserve"> </w:t>
@@ -2513,11 +2509,11 @@
         <w:pStyle w:val="Compact"/>
         <w:numPr>
           <w:ilvl w:val="0"/>
-          <w:numId w:val="1016"/>
-        </w:numPr>
-      </w:pPr>
-      <w:r>
-        <w:t xml:space="preserve">[ ] Set TTLs intentionally:</w:t>
+          <w:numId w:val="1056"/>
+        </w:numPr>
+      </w:pPr>
+      <w:r>
+        <w:t xml:space="preserve">Set TTLs intentionally:</w:t>
       </w:r>
     </w:p>
     <w:p>
@@ -2525,11 +2521,11 @@
         <w:pStyle w:val="Compact"/>
         <w:numPr>
           <w:ilvl w:val="1"/>
-          <w:numId w:val="1018"/>
-        </w:numPr>
-      </w:pPr>
-      <w:r>
-        <w:t xml:space="preserve">[ ] lower TTL before planned migrations</w:t>
+          <w:numId w:val="1057"/>
+        </w:numPr>
+      </w:pPr>
+      <w:r>
+        <w:t xml:space="preserve">lower TTL before planned migrations</w:t>
       </w:r>
     </w:p>
     <w:p>
@@ -2537,47 +2533,47 @@
         <w:pStyle w:val="Compact"/>
         <w:numPr>
           <w:ilvl w:val="1"/>
-          <w:numId w:val="1018"/>
-        </w:numPr>
-      </w:pPr>
-      <w:r>
-        <w:t xml:space="preserve">[ ] higher TTL for stable records</w:t>
-      </w:r>
-    </w:p>
-    <w:p>
-      <w:pPr>
-        <w:pStyle w:val="Compact"/>
-        <w:numPr>
-          <w:ilvl w:val="0"/>
-          <w:numId w:val="1016"/>
-        </w:numPr>
-      </w:pPr>
-      <w:r>
-        <w:t xml:space="preserve">[ ] Confirm IPv4/IPv6 behavior if both are configured.</w:t>
-      </w:r>
-    </w:p>
-    <w:p>
-      <w:pPr>
-        <w:pStyle w:val="Compact"/>
-        <w:numPr>
-          <w:ilvl w:val="0"/>
-          <w:numId w:val="1016"/>
-        </w:numPr>
-      </w:pPr>
-      <w:r>
-        <w:t xml:space="preserve">[ ] Use DNS prefetch only for origins the page will actually use.</w:t>
-      </w:r>
-    </w:p>
-    <w:p>
-      <w:pPr>
-        <w:pStyle w:val="Compact"/>
-        <w:numPr>
-          <w:ilvl w:val="0"/>
-          <w:numId w:val="1016"/>
-        </w:numPr>
-      </w:pPr>
-      <w:r>
-        <w:t xml:space="preserve">[ ] Use preconnect sparingly for critical third-party origins that are needed early.</w:t>
+          <w:numId w:val="1058"/>
+        </w:numPr>
+      </w:pPr>
+      <w:r>
+        <w:t xml:space="preserve">higher TTL for stable records</w:t>
+      </w:r>
+    </w:p>
+    <w:p>
+      <w:pPr>
+        <w:pStyle w:val="Compact"/>
+        <w:numPr>
+          <w:ilvl w:val="0"/>
+          <w:numId w:val="1059"/>
+        </w:numPr>
+      </w:pPr>
+      <w:r>
+        <w:t xml:space="preserve">Confirm IPv4/IPv6 behavior if both are configured.</w:t>
+      </w:r>
+    </w:p>
+    <w:p>
+      <w:pPr>
+        <w:pStyle w:val="Compact"/>
+        <w:numPr>
+          <w:ilvl w:val="0"/>
+          <w:numId w:val="1060"/>
+        </w:numPr>
+      </w:pPr>
+      <w:r>
+        <w:t xml:space="preserve">Use DNS prefetch only for origins the page will actually use.</w:t>
+      </w:r>
+    </w:p>
+    <w:p>
+      <w:pPr>
+        <w:pStyle w:val="Compact"/>
+        <w:numPr>
+          <w:ilvl w:val="0"/>
+          <w:numId w:val="1061"/>
+        </w:numPr>
+      </w:pPr>
+      <w:r>
+        <w:t xml:space="preserve">Use preconnect sparingly for critical third-party origins that are needed early.</w:t>
       </w:r>
     </w:p>
     <w:p>
@@ -2723,35 +2719,35 @@
         <w:pStyle w:val="Compact"/>
         <w:numPr>
           <w:ilvl w:val="0"/>
-          <w:numId w:val="1019"/>
-        </w:numPr>
-      </w:pPr>
-      <w:r>
-        <w:t xml:space="preserve">[ ] Remove preconnects for non-critical third parties.</w:t>
-      </w:r>
-    </w:p>
-    <w:p>
-      <w:pPr>
-        <w:pStyle w:val="Compact"/>
-        <w:numPr>
-          <w:ilvl w:val="0"/>
-          <w:numId w:val="1019"/>
-        </w:numPr>
-      </w:pPr>
-      <w:r>
-        <w:t xml:space="preserve">[ ] Do not preconnect to many domains; each connection has a cost.</w:t>
-      </w:r>
-    </w:p>
-    <w:p>
-      <w:pPr>
-        <w:pStyle w:val="Compact"/>
-        <w:numPr>
-          <w:ilvl w:val="0"/>
-          <w:numId w:val="1019"/>
-        </w:numPr>
-      </w:pPr>
-      <w:r>
-        <w:t xml:space="preserve">[ ] Confirm third-party origins are still needed before optimizing around them.</w:t>
+          <w:numId w:val="1062"/>
+        </w:numPr>
+      </w:pPr>
+      <w:r>
+        <w:t xml:space="preserve">Remove preconnects for non-critical third parties.</w:t>
+      </w:r>
+    </w:p>
+    <w:p>
+      <w:pPr>
+        <w:pStyle w:val="Compact"/>
+        <w:numPr>
+          <w:ilvl w:val="0"/>
+          <w:numId w:val="1063"/>
+        </w:numPr>
+      </w:pPr>
+      <w:r>
+        <w:t xml:space="preserve">Do not preconnect to many domains; each connection has a cost.</w:t>
+      </w:r>
+    </w:p>
+    <w:p>
+      <w:pPr>
+        <w:pStyle w:val="Compact"/>
+        <w:numPr>
+          <w:ilvl w:val="0"/>
+          <w:numId w:val="1064"/>
+        </w:numPr>
+      </w:pPr>
+      <w:r>
+        <w:t xml:space="preserve">Confirm third-party origins are still needed before optimizing around them.</w:t>
       </w:r>
     </w:p>
     <w:p>
@@ -2761,8 +2757,8 @@
         </w:pict>
       </w:r>
     </w:p>
-    <w:bookmarkEnd w:id="27"/>
-    <w:bookmarkStart w:id="28" w:name="tls-http-and-redirects"/>
+    <w:bookmarkEnd w:id="47"/>
+    <w:bookmarkStart w:id="48" w:name="tls-http-and-redirects"/>
     <w:p>
       <w:pPr>
         <w:pStyle w:val="Heading2"/>
@@ -2784,23 +2780,23 @@
         <w:pStyle w:val="Compact"/>
         <w:numPr>
           <w:ilvl w:val="0"/>
-          <w:numId w:val="1020"/>
-        </w:numPr>
-      </w:pPr>
-      <w:r>
-        <w:t xml:space="preserve">[ ] Enforce HTTPS consistently.</w:t>
-      </w:r>
-    </w:p>
-    <w:p>
-      <w:pPr>
-        <w:pStyle w:val="Compact"/>
-        <w:numPr>
-          <w:ilvl w:val="0"/>
-          <w:numId w:val="1020"/>
-        </w:numPr>
-      </w:pPr>
-      <w:r>
-        <w:t xml:space="preserve">[ ] Remove redirect chains:</w:t>
+          <w:numId w:val="1065"/>
+        </w:numPr>
+      </w:pPr>
+      <w:r>
+        <w:t xml:space="preserve">Enforce HTTPS consistently.</w:t>
+      </w:r>
+    </w:p>
+    <w:p>
+      <w:pPr>
+        <w:pStyle w:val="Compact"/>
+        <w:numPr>
+          <w:ilvl w:val="0"/>
+          <w:numId w:val="1066"/>
+        </w:numPr>
+      </w:pPr>
+      <w:r>
+        <w:t xml:space="preserve">Remove redirect chains:</w:t>
       </w:r>
     </w:p>
     <w:p>
@@ -2808,15 +2804,9 @@
         <w:pStyle w:val="Compact"/>
         <w:numPr>
           <w:ilvl w:val="1"/>
-          <w:numId w:val="1021"/>
-        </w:numPr>
-      </w:pPr>
-      <w:r>
-        <w:t xml:space="preserve">[ ]</w:t>
-      </w:r>
-      <w:r>
-        <w:t xml:space="preserve"> </w:t>
-      </w:r>
+          <w:numId w:val="1067"/>
+        </w:numPr>
+      </w:pPr>
       <w:r>
         <w:rPr>
           <w:rStyle w:val="VerbatimChar"/>
@@ -2844,11 +2834,11 @@
         <w:pStyle w:val="Compact"/>
         <w:numPr>
           <w:ilvl w:val="1"/>
-          <w:numId w:val="1021"/>
-        </w:numPr>
-      </w:pPr>
-      <w:r>
-        <w:t xml:space="preserve">[ ] apex -&gt;</w:t>
+          <w:numId w:val="1068"/>
+        </w:numPr>
+      </w:pPr>
+      <w:r>
+        <w:t xml:space="preserve">apex -&gt;</w:t>
       </w:r>
       <w:r>
         <w:t xml:space="preserve"> </w:t>
@@ -2886,71 +2876,71 @@
         <w:pStyle w:val="Compact"/>
         <w:numPr>
           <w:ilvl w:val="1"/>
-          <w:numId w:val="1021"/>
-        </w:numPr>
-      </w:pPr>
-      <w:r>
-        <w:t xml:space="preserve">[ ] trailing slash canonicalization</w:t>
-      </w:r>
-    </w:p>
-    <w:p>
-      <w:pPr>
-        <w:pStyle w:val="Compact"/>
-        <w:numPr>
-          <w:ilvl w:val="0"/>
-          <w:numId w:val="1020"/>
-        </w:numPr>
-      </w:pPr>
-      <w:r>
-        <w:t xml:space="preserve">[ ] Confirm the final canonical URL is reached in one redirect or fewer.</w:t>
-      </w:r>
-    </w:p>
-    <w:p>
-      <w:pPr>
-        <w:pStyle w:val="Compact"/>
-        <w:numPr>
-          <w:ilvl w:val="0"/>
-          <w:numId w:val="1020"/>
-        </w:numPr>
-      </w:pPr>
-      <w:r>
-        <w:t xml:space="preserve">[ ] Ensure HTTP/2 or HTTP/3 support is enabled where appropriate.</w:t>
-      </w:r>
-    </w:p>
-    <w:p>
-      <w:pPr>
-        <w:pStyle w:val="Compact"/>
-        <w:numPr>
-          <w:ilvl w:val="0"/>
-          <w:numId w:val="1020"/>
-        </w:numPr>
-      </w:pPr>
-      <w:r>
-        <w:t xml:space="preserve">[ ] Keep certificates valid and automatically renewed.</w:t>
-      </w:r>
-    </w:p>
-    <w:p>
-      <w:pPr>
-        <w:pStyle w:val="Compact"/>
-        <w:numPr>
-          <w:ilvl w:val="0"/>
-          <w:numId w:val="1020"/>
-        </w:numPr>
-      </w:pPr>
-      <w:r>
-        <w:t xml:space="preserve">[ ] Use HSTS only when HTTPS is fully correct across subdomains.</w:t>
-      </w:r>
-    </w:p>
-    <w:p>
-      <w:pPr>
-        <w:pStyle w:val="Compact"/>
-        <w:numPr>
-          <w:ilvl w:val="0"/>
-          <w:numId w:val="1020"/>
-        </w:numPr>
-      </w:pPr>
-      <w:r>
-        <w:t xml:space="preserve">[ ] Check that CDN and origin TLS settings are compatible.</w:t>
+          <w:numId w:val="1069"/>
+        </w:numPr>
+      </w:pPr>
+      <w:r>
+        <w:t xml:space="preserve">trailing slash canonicalization</w:t>
+      </w:r>
+    </w:p>
+    <w:p>
+      <w:pPr>
+        <w:pStyle w:val="Compact"/>
+        <w:numPr>
+          <w:ilvl w:val="0"/>
+          <w:numId w:val="1070"/>
+        </w:numPr>
+      </w:pPr>
+      <w:r>
+        <w:t xml:space="preserve">Confirm the final canonical URL is reached in one redirect or fewer.</w:t>
+      </w:r>
+    </w:p>
+    <w:p>
+      <w:pPr>
+        <w:pStyle w:val="Compact"/>
+        <w:numPr>
+          <w:ilvl w:val="0"/>
+          <w:numId w:val="1071"/>
+        </w:numPr>
+      </w:pPr>
+      <w:r>
+        <w:t xml:space="preserve">Ensure HTTP/2 or HTTP/3 support is enabled where appropriate.</w:t>
+      </w:r>
+    </w:p>
+    <w:p>
+      <w:pPr>
+        <w:pStyle w:val="Compact"/>
+        <w:numPr>
+          <w:ilvl w:val="0"/>
+          <w:numId w:val="1072"/>
+        </w:numPr>
+      </w:pPr>
+      <w:r>
+        <w:t xml:space="preserve">Keep certificates valid and automatically renewed.</w:t>
+      </w:r>
+    </w:p>
+    <w:p>
+      <w:pPr>
+        <w:pStyle w:val="Compact"/>
+        <w:numPr>
+          <w:ilvl w:val="0"/>
+          <w:numId w:val="1073"/>
+        </w:numPr>
+      </w:pPr>
+      <w:r>
+        <w:t xml:space="preserve">Use HSTS only when HTTPS is fully correct across subdomains.</w:t>
+      </w:r>
+    </w:p>
+    <w:p>
+      <w:pPr>
+        <w:pStyle w:val="Compact"/>
+        <w:numPr>
+          <w:ilvl w:val="0"/>
+          <w:numId w:val="1074"/>
+        </w:numPr>
+      </w:pPr>
+      <w:r>
+        <w:t xml:space="preserve">Check that CDN and origin TLS settings are compatible.</w:t>
       </w:r>
     </w:p>
     <w:p>
@@ -3072,8 +3062,8 @@
         </w:pict>
       </w:r>
     </w:p>
-    <w:bookmarkEnd w:id="28"/>
-    <w:bookmarkStart w:id="29" w:name="hosting-and-server-layer"/>
+    <w:bookmarkEnd w:id="48"/>
+    <w:bookmarkStart w:id="49" w:name="hosting-and-server-layer"/>
     <w:p>
       <w:pPr>
         <w:pStyle w:val="Heading2"/>
@@ -3095,95 +3085,95 @@
         <w:pStyle w:val="Compact"/>
         <w:numPr>
           <w:ilvl w:val="0"/>
-          <w:numId w:val="1022"/>
-        </w:numPr>
-      </w:pPr>
-      <w:r>
-        <w:t xml:space="preserve">[ ] Confirm adequate PHP workers for traffic and dynamic pages.</w:t>
-      </w:r>
-    </w:p>
-    <w:p>
-      <w:pPr>
-        <w:pStyle w:val="Compact"/>
-        <w:numPr>
-          <w:ilvl w:val="0"/>
-          <w:numId w:val="1022"/>
-        </w:numPr>
-      </w:pPr>
-      <w:r>
-        <w:t xml:space="preserve">[ ] Use a supported PHP version and modern database version. WordPress 7.0 requires PHP 7.4.0 or higher; PHP 8.3 remains the recommended baseline for modern performance work.</w:t>
-      </w:r>
-    </w:p>
-    <w:p>
-      <w:pPr>
-        <w:pStyle w:val="Compact"/>
-        <w:numPr>
-          <w:ilvl w:val="0"/>
-          <w:numId w:val="1022"/>
-        </w:numPr>
-      </w:pPr>
-      <w:r>
-        <w:t xml:space="preserve">[ ] Enable PHP OPcache.</w:t>
-      </w:r>
-    </w:p>
-    <w:p>
-      <w:pPr>
-        <w:pStyle w:val="Compact"/>
-        <w:numPr>
-          <w:ilvl w:val="0"/>
-          <w:numId w:val="1022"/>
-        </w:numPr>
-      </w:pPr>
-      <w:r>
-        <w:t xml:space="preserve">[ ] Verify memory limits are sufficient but not hiding runaway code.</w:t>
-      </w:r>
-    </w:p>
-    <w:p>
-      <w:pPr>
-        <w:pStyle w:val="Compact"/>
-        <w:numPr>
-          <w:ilvl w:val="0"/>
-          <w:numId w:val="1022"/>
-        </w:numPr>
-      </w:pPr>
-      <w:r>
-        <w:t xml:space="preserve">[ ] Check error logs for repeated warnings, fatals, retries, or timeouts.</w:t>
-      </w:r>
-    </w:p>
-    <w:p>
-      <w:pPr>
-        <w:pStyle w:val="Compact"/>
-        <w:numPr>
-          <w:ilvl w:val="0"/>
-          <w:numId w:val="1022"/>
-        </w:numPr>
-      </w:pPr>
-      <w:r>
-        <w:t xml:space="preserve">[ ] Confirm server-level page cache or CDN cache integration.</w:t>
-      </w:r>
-    </w:p>
-    <w:p>
-      <w:pPr>
-        <w:pStyle w:val="Compact"/>
-        <w:numPr>
-          <w:ilvl w:val="0"/>
-          <w:numId w:val="1022"/>
-        </w:numPr>
-      </w:pPr>
-      <w:r>
-        <w:t xml:space="preserve">[ ] Check whether object cache is available and persistent.</w:t>
-      </w:r>
-    </w:p>
-    <w:p>
-      <w:pPr>
-        <w:pStyle w:val="Compact"/>
-        <w:numPr>
-          <w:ilvl w:val="0"/>
-          <w:numId w:val="1022"/>
-        </w:numPr>
-      </w:pPr>
-      <w:r>
-        <w:t xml:space="preserve">[ ] Confirm backups, security scans, and maintenance tasks are not running during peak traffic.</w:t>
+          <w:numId w:val="1075"/>
+        </w:numPr>
+      </w:pPr>
+      <w:r>
+        <w:t xml:space="preserve">Confirm adequate PHP workers for traffic and dynamic pages.</w:t>
+      </w:r>
+    </w:p>
+    <w:p>
+      <w:pPr>
+        <w:pStyle w:val="Compact"/>
+        <w:numPr>
+          <w:ilvl w:val="0"/>
+          <w:numId w:val="1076"/>
+        </w:numPr>
+      </w:pPr>
+      <w:r>
+        <w:t xml:space="preserve">Use a supported PHP version and modern database version. WordPress 7.0 requires PHP 7.4.0 or higher; PHP 8.3 remains the recommended baseline for modern performance work.</w:t>
+      </w:r>
+    </w:p>
+    <w:p>
+      <w:pPr>
+        <w:pStyle w:val="Compact"/>
+        <w:numPr>
+          <w:ilvl w:val="0"/>
+          <w:numId w:val="1077"/>
+        </w:numPr>
+      </w:pPr>
+      <w:r>
+        <w:t xml:space="preserve">Enable PHP OPcache.</w:t>
+      </w:r>
+    </w:p>
+    <w:p>
+      <w:pPr>
+        <w:pStyle w:val="Compact"/>
+        <w:numPr>
+          <w:ilvl w:val="0"/>
+          <w:numId w:val="1078"/>
+        </w:numPr>
+      </w:pPr>
+      <w:r>
+        <w:t xml:space="preserve">Verify memory limits are sufficient but not hiding runaway code.</w:t>
+      </w:r>
+    </w:p>
+    <w:p>
+      <w:pPr>
+        <w:pStyle w:val="Compact"/>
+        <w:numPr>
+          <w:ilvl w:val="0"/>
+          <w:numId w:val="1079"/>
+        </w:numPr>
+      </w:pPr>
+      <w:r>
+        <w:t xml:space="preserve">Check error logs for repeated warnings, fatals, retries, or timeouts.</w:t>
+      </w:r>
+    </w:p>
+    <w:p>
+      <w:pPr>
+        <w:pStyle w:val="Compact"/>
+        <w:numPr>
+          <w:ilvl w:val="0"/>
+          <w:numId w:val="1080"/>
+        </w:numPr>
+      </w:pPr>
+      <w:r>
+        <w:t xml:space="preserve">Confirm server-level page cache or CDN cache integration.</w:t>
+      </w:r>
+    </w:p>
+    <w:p>
+      <w:pPr>
+        <w:pStyle w:val="Compact"/>
+        <w:numPr>
+          <w:ilvl w:val="0"/>
+          <w:numId w:val="1081"/>
+        </w:numPr>
+      </w:pPr>
+      <w:r>
+        <w:t xml:space="preserve">Check whether object cache is available and persistent.</w:t>
+      </w:r>
+    </w:p>
+    <w:p>
+      <w:pPr>
+        <w:pStyle w:val="Compact"/>
+        <w:numPr>
+          <w:ilvl w:val="0"/>
+          <w:numId w:val="1082"/>
+        </w:numPr>
+      </w:pPr>
+      <w:r>
+        <w:t xml:space="preserve">Confirm backups, security scans, and maintenance tasks are not running during peak traffic.</w:t>
       </w:r>
     </w:p>
     <w:p>
@@ -3199,35 +3189,35 @@
         <w:pStyle w:val="Compact"/>
         <w:numPr>
           <w:ilvl w:val="0"/>
-          <w:numId w:val="1023"/>
-        </w:numPr>
-      </w:pPr>
-      <w:r>
-        <w:t xml:space="preserve">[ ] OPcache enabled for web requests.</w:t>
-      </w:r>
-    </w:p>
-    <w:p>
-      <w:pPr>
-        <w:pStyle w:val="Compact"/>
-        <w:numPr>
-          <w:ilvl w:val="0"/>
-          <w:numId w:val="1023"/>
-        </w:numPr>
-      </w:pPr>
-      <w:r>
-        <w:t xml:space="preserve">[ ] OPcache memory not exhausted.</w:t>
-      </w:r>
-    </w:p>
-    <w:p>
-      <w:pPr>
-        <w:pStyle w:val="Compact"/>
-        <w:numPr>
-          <w:ilvl w:val="0"/>
-          <w:numId w:val="1023"/>
-        </w:numPr>
-      </w:pPr>
-      <w:r>
-        <w:t xml:space="preserve">[ ] OPcache revalidation settings appropriate for the deployment workflow.</w:t>
+          <w:numId w:val="1083"/>
+        </w:numPr>
+      </w:pPr>
+      <w:r>
+        <w:t xml:space="preserve">OPcache enabled for web requests.</w:t>
+      </w:r>
+    </w:p>
+    <w:p>
+      <w:pPr>
+        <w:pStyle w:val="Compact"/>
+        <w:numPr>
+          <w:ilvl w:val="0"/>
+          <w:numId w:val="1084"/>
+        </w:numPr>
+      </w:pPr>
+      <w:r>
+        <w:t xml:space="preserve">OPcache memory not exhausted.</w:t>
+      </w:r>
+    </w:p>
+    <w:p>
+      <w:pPr>
+        <w:pStyle w:val="Compact"/>
+        <w:numPr>
+          <w:ilvl w:val="0"/>
+          <w:numId w:val="1085"/>
+        </w:numPr>
+      </w:pPr>
+      <w:r>
+        <w:t xml:space="preserve">OPcache revalidation settings appropriate for the deployment workflow.</w:t>
       </w:r>
     </w:p>
     <w:p>
@@ -3237,8 +3227,8 @@
         </w:pict>
       </w:r>
     </w:p>
-    <w:bookmarkEnd w:id="29"/>
-    <w:bookmarkStart w:id="32" w:name="full-page-caching-html-caching"/>
+    <w:bookmarkEnd w:id="49"/>
+    <w:bookmarkStart w:id="52" w:name="full-page-caching-html-caching"/>
     <w:p>
       <w:pPr>
         <w:pStyle w:val="Heading2"/>
@@ -3402,11 +3392,11 @@
         <w:pStyle w:val="Compact"/>
         <w:numPr>
           <w:ilvl w:val="0"/>
-          <w:numId w:val="1024"/>
-        </w:numPr>
-      </w:pPr>
-      <w:r>
-        <w:t xml:space="preserve">[ ] Identify which pages can be cached as full HTML:</w:t>
+          <w:numId w:val="1086"/>
+        </w:numPr>
+      </w:pPr>
+      <w:r>
+        <w:t xml:space="preserve">Identify which pages can be cached as full HTML:</w:t>
       </w:r>
     </w:p>
     <w:p>
@@ -3414,11 +3404,11 @@
         <w:pStyle w:val="Compact"/>
         <w:numPr>
           <w:ilvl w:val="1"/>
-          <w:numId w:val="1025"/>
-        </w:numPr>
-      </w:pPr>
-      <w:r>
-        <w:t xml:space="preserve">[ ] homepage</w:t>
+          <w:numId w:val="1087"/>
+        </w:numPr>
+      </w:pPr>
+      <w:r>
+        <w:t xml:space="preserve">homepage</w:t>
       </w:r>
     </w:p>
     <w:p>
@@ -3426,11 +3416,11 @@
         <w:pStyle w:val="Compact"/>
         <w:numPr>
           <w:ilvl w:val="1"/>
-          <w:numId w:val="1025"/>
-        </w:numPr>
-      </w:pPr>
-      <w:r>
-        <w:t xml:space="preserve">[ ] posts/pages</w:t>
+          <w:numId w:val="1088"/>
+        </w:numPr>
+      </w:pPr>
+      <w:r>
+        <w:t xml:space="preserve">posts/pages</w:t>
       </w:r>
     </w:p>
     <w:p>
@@ -3438,11 +3428,11 @@
         <w:pStyle w:val="Compact"/>
         <w:numPr>
           <w:ilvl w:val="1"/>
-          <w:numId w:val="1025"/>
-        </w:numPr>
-      </w:pPr>
-      <w:r>
-        <w:t xml:space="preserve">[ ] category/tag archives</w:t>
+          <w:numId w:val="1089"/>
+        </w:numPr>
+      </w:pPr>
+      <w:r>
+        <w:t xml:space="preserve">category/tag archives</w:t>
       </w:r>
     </w:p>
     <w:p>
@@ -3450,11 +3440,11 @@
         <w:pStyle w:val="Compact"/>
         <w:numPr>
           <w:ilvl w:val="1"/>
-          <w:numId w:val="1025"/>
-        </w:numPr>
-      </w:pPr>
-      <w:r>
-        <w:t xml:space="preserve">[ ] product listing pages when not personalized</w:t>
+          <w:numId w:val="1090"/>
+        </w:numPr>
+      </w:pPr>
+      <w:r>
+        <w:t xml:space="preserve">product listing pages when not personalized</w:t>
       </w:r>
     </w:p>
     <w:p>
@@ -3462,23 +3452,23 @@
         <w:pStyle w:val="Compact"/>
         <w:numPr>
           <w:ilvl w:val="1"/>
-          <w:numId w:val="1025"/>
-        </w:numPr>
-      </w:pPr>
-      <w:r>
-        <w:t xml:space="preserve">[ ] landing pages</w:t>
-      </w:r>
-    </w:p>
-    <w:p>
-      <w:pPr>
-        <w:pStyle w:val="Compact"/>
-        <w:numPr>
-          <w:ilvl w:val="0"/>
-          <w:numId w:val="1024"/>
-        </w:numPr>
-      </w:pPr>
-      <w:r>
-        <w:t xml:space="preserve">[ ] Identify which pages should bypass full-page cache:</w:t>
+          <w:numId w:val="1091"/>
+        </w:numPr>
+      </w:pPr>
+      <w:r>
+        <w:t xml:space="preserve">landing pages</w:t>
+      </w:r>
+    </w:p>
+    <w:p>
+      <w:pPr>
+        <w:pStyle w:val="Compact"/>
+        <w:numPr>
+          <w:ilvl w:val="0"/>
+          <w:numId w:val="1092"/>
+        </w:numPr>
+      </w:pPr>
+      <w:r>
+        <w:t xml:space="preserve">Identify which pages should bypass full-page cache:</w:t>
       </w:r>
     </w:p>
     <w:p>
@@ -3486,15 +3476,9 @@
         <w:pStyle w:val="Compact"/>
         <w:numPr>
           <w:ilvl w:val="1"/>
-          <w:numId w:val="1026"/>
-        </w:numPr>
-      </w:pPr>
-      <w:r>
-        <w:t xml:space="preserve">[ ]</w:t>
-      </w:r>
-      <w:r>
-        <w:t xml:space="preserve"> </w:t>
-      </w:r>
+          <w:numId w:val="1093"/>
+        </w:numPr>
+      </w:pPr>
       <w:r>
         <w:rPr>
           <w:rStyle w:val="VerbatimChar"/>
@@ -3507,11 +3491,11 @@
         <w:pStyle w:val="Compact"/>
         <w:numPr>
           <w:ilvl w:val="1"/>
-          <w:numId w:val="1026"/>
-        </w:numPr>
-      </w:pPr>
-      <w:r>
-        <w:t xml:space="preserve">[ ] cart</w:t>
+          <w:numId w:val="1094"/>
+        </w:numPr>
+      </w:pPr>
+      <w:r>
+        <w:t xml:space="preserve">cart</w:t>
       </w:r>
     </w:p>
     <w:p>
@@ -3519,11 +3503,11 @@
         <w:pStyle w:val="Compact"/>
         <w:numPr>
           <w:ilvl w:val="1"/>
-          <w:numId w:val="1026"/>
-        </w:numPr>
-      </w:pPr>
-      <w:r>
-        <w:t xml:space="preserve">[ ] checkout</w:t>
+          <w:numId w:val="1095"/>
+        </w:numPr>
+      </w:pPr>
+      <w:r>
+        <w:t xml:space="preserve">checkout</w:t>
       </w:r>
     </w:p>
     <w:p>
@@ -3531,11 +3515,11 @@
         <w:pStyle w:val="Compact"/>
         <w:numPr>
           <w:ilvl w:val="1"/>
-          <w:numId w:val="1026"/>
-        </w:numPr>
-      </w:pPr>
-      <w:r>
-        <w:t xml:space="preserve">[ ] account pages</w:t>
+          <w:numId w:val="1096"/>
+        </w:numPr>
+      </w:pPr>
+      <w:r>
+        <w:t xml:space="preserve">account pages</w:t>
       </w:r>
     </w:p>
     <w:p>
@@ -3543,11 +3527,11 @@
         <w:pStyle w:val="Compact"/>
         <w:numPr>
           <w:ilvl w:val="1"/>
-          <w:numId w:val="1026"/>
-        </w:numPr>
-      </w:pPr>
-      <w:r>
-        <w:t xml:space="preserve">[ ] pages with user-specific private content</w:t>
+          <w:numId w:val="1097"/>
+        </w:numPr>
+      </w:pPr>
+      <w:r>
+        <w:t xml:space="preserve">pages with user-specific private content</w:t>
       </w:r>
     </w:p>
     <w:p>
@@ -3555,35 +3539,35 @@
         <w:pStyle w:val="Compact"/>
         <w:numPr>
           <w:ilvl w:val="1"/>
-          <w:numId w:val="1026"/>
-        </w:numPr>
-      </w:pPr>
-      <w:r>
-        <w:t xml:space="preserve">[ ] preview URLs</w:t>
-      </w:r>
-    </w:p>
-    <w:p>
-      <w:pPr>
-        <w:pStyle w:val="Compact"/>
-        <w:numPr>
-          <w:ilvl w:val="0"/>
-          <w:numId w:val="1024"/>
-        </w:numPr>
-      </w:pPr>
-      <w:r>
-        <w:t xml:space="preserve">[ ] Confirm cache headers are intentional.</w:t>
-      </w:r>
-    </w:p>
-    <w:p>
-      <w:pPr>
-        <w:pStyle w:val="Compact"/>
-        <w:numPr>
-          <w:ilvl w:val="0"/>
-          <w:numId w:val="1024"/>
-        </w:numPr>
-      </w:pPr>
-      <w:r>
-        <w:t xml:space="preserve">[ ] Confirm logged-out pages get</w:t>
+          <w:numId w:val="1098"/>
+        </w:numPr>
+      </w:pPr>
+      <w:r>
+        <w:t xml:space="preserve">preview URLs</w:t>
+      </w:r>
+    </w:p>
+    <w:p>
+      <w:pPr>
+        <w:pStyle w:val="Compact"/>
+        <w:numPr>
+          <w:ilvl w:val="0"/>
+          <w:numId w:val="1099"/>
+        </w:numPr>
+      </w:pPr>
+      <w:r>
+        <w:t xml:space="preserve">Confirm cache headers are intentional.</w:t>
+      </w:r>
+    </w:p>
+    <w:p>
+      <w:pPr>
+        <w:pStyle w:val="Compact"/>
+        <w:numPr>
+          <w:ilvl w:val="0"/>
+          <w:numId w:val="1100"/>
+        </w:numPr>
+      </w:pPr>
+      <w:r>
+        <w:t xml:space="preserve">Confirm logged-out pages get</w:t>
       </w:r>
       <w:r>
         <w:t xml:space="preserve"> </w:t>
@@ -3606,38 +3590,38 @@
         <w:pStyle w:val="Compact"/>
         <w:numPr>
           <w:ilvl w:val="0"/>
-          <w:numId w:val="1024"/>
-        </w:numPr>
-      </w:pPr>
-      <w:r>
-        <w:t xml:space="preserve">[ ] Confirm logged-in or personalized pages do not leak private HTML.</w:t>
-      </w:r>
-    </w:p>
-    <w:p>
-      <w:pPr>
-        <w:pStyle w:val="Compact"/>
-        <w:numPr>
-          <w:ilvl w:val="0"/>
-          <w:numId w:val="1024"/>
-        </w:numPr>
-      </w:pPr>
-      <w:r>
-        <w:t xml:space="preserve">[ ] Warm important pages after deploys or cache purges.</w:t>
-      </w:r>
-    </w:p>
-    <w:p>
-      <w:pPr>
-        <w:pStyle w:val="Compact"/>
-        <w:numPr>
-          <w:ilvl w:val="0"/>
-          <w:numId w:val="1024"/>
-        </w:numPr>
-      </w:pPr>
-      <w:r>
-        <w:t xml:space="preserve">[ ] Avoid global cache purges unless necessary.</w:t>
-      </w:r>
-    </w:p>
-    <w:bookmarkStart w:id="30" w:name="query-string-cache-fragmentation"/>
+          <w:numId w:val="1101"/>
+        </w:numPr>
+      </w:pPr>
+      <w:r>
+        <w:t xml:space="preserve">Confirm logged-in or personalized pages do not leak private HTML.</w:t>
+      </w:r>
+    </w:p>
+    <w:p>
+      <w:pPr>
+        <w:pStyle w:val="Compact"/>
+        <w:numPr>
+          <w:ilvl w:val="0"/>
+          <w:numId w:val="1102"/>
+        </w:numPr>
+      </w:pPr>
+      <w:r>
+        <w:t xml:space="preserve">Warm important pages after deploys or cache purges.</w:t>
+      </w:r>
+    </w:p>
+    <w:p>
+      <w:pPr>
+        <w:pStyle w:val="Compact"/>
+        <w:numPr>
+          <w:ilvl w:val="0"/>
+          <w:numId w:val="1103"/>
+        </w:numPr>
+      </w:pPr>
+      <w:r>
+        <w:t xml:space="preserve">Avoid global cache purges unless necessary.</w:t>
+      </w:r>
+    </w:p>
+    <w:bookmarkStart w:id="50" w:name="query-string-cache-fragmentation"/>
     <w:p>
       <w:pPr>
         <w:pStyle w:val="Heading3"/>
@@ -3740,11 +3724,11 @@
         <w:pStyle w:val="Compact"/>
         <w:numPr>
           <w:ilvl w:val="0"/>
-          <w:numId w:val="1027"/>
-        </w:numPr>
-      </w:pPr>
-      <w:r>
-        <w:t xml:space="preserve">[ ] Ignore</w:t>
+          <w:numId w:val="1104"/>
+        </w:numPr>
+      </w:pPr>
+      <w:r>
+        <w:t xml:space="preserve">Ignore</w:t>
       </w:r>
       <w:r>
         <w:t xml:space="preserve"> </w:t>
@@ -3767,11 +3751,11 @@
         <w:pStyle w:val="Compact"/>
         <w:numPr>
           <w:ilvl w:val="0"/>
-          <w:numId w:val="1027"/>
-        </w:numPr>
-      </w:pPr>
-      <w:r>
-        <w:t xml:space="preserve">[ ] Ignore ad click IDs such as</w:t>
+          <w:numId w:val="1105"/>
+        </w:numPr>
+      </w:pPr>
+      <w:r>
+        <w:t xml:space="preserve">Ignore ad click IDs such as</w:t>
       </w:r>
       <w:r>
         <w:t xml:space="preserve"> </w:t>
@@ -3809,27 +3793,27 @@
         <w:pStyle w:val="Compact"/>
         <w:numPr>
           <w:ilvl w:val="0"/>
-          <w:numId w:val="1027"/>
-        </w:numPr>
-      </w:pPr>
-      <w:r>
-        <w:t xml:space="preserve">[ ] Never cache preview URLs as public canonical HTML.</w:t>
-      </w:r>
-    </w:p>
-    <w:p>
-      <w:pPr>
-        <w:pStyle w:val="Compact"/>
-        <w:numPr>
-          <w:ilvl w:val="0"/>
-          <w:numId w:val="1027"/>
-        </w:numPr>
-      </w:pPr>
-      <w:r>
-        <w:t xml:space="preserve">[ ] Treat language, currency, region, and personalization parameters carefully; they may change content.</w:t>
-      </w:r>
-    </w:p>
-    <w:bookmarkEnd w:id="30"/>
-    <w:bookmarkStart w:id="31" w:name="cookie-cache-fragmentation"/>
+          <w:numId w:val="1106"/>
+        </w:numPr>
+      </w:pPr>
+      <w:r>
+        <w:t xml:space="preserve">Never cache preview URLs as public canonical HTML.</w:t>
+      </w:r>
+    </w:p>
+    <w:p>
+      <w:pPr>
+        <w:pStyle w:val="Compact"/>
+        <w:numPr>
+          <w:ilvl w:val="0"/>
+          <w:numId w:val="1107"/>
+        </w:numPr>
+      </w:pPr>
+      <w:r>
+        <w:t xml:space="preserve">Treat language, currency, region, and personalization parameters carefully; they may change content.</w:t>
+      </w:r>
+    </w:p>
+    <w:bookmarkEnd w:id="50"/>
+    <w:bookmarkStart w:id="51" w:name="cookie-cache-fragmentation"/>
     <w:p>
       <w:pPr>
         <w:pStyle w:val="Heading3"/>
@@ -3843,59 +3827,59 @@
         <w:pStyle w:val="Compact"/>
         <w:numPr>
           <w:ilvl w:val="0"/>
-          <w:numId w:val="1028"/>
-        </w:numPr>
-      </w:pPr>
-      <w:r>
-        <w:t xml:space="preserve">[ ] List cookies set on public pages.</w:t>
-      </w:r>
-    </w:p>
-    <w:p>
-      <w:pPr>
-        <w:pStyle w:val="Compact"/>
-        <w:numPr>
-          <w:ilvl w:val="0"/>
-          <w:numId w:val="1028"/>
-        </w:numPr>
-      </w:pPr>
-      <w:r>
-        <w:t xml:space="preserve">[ ] Remove cookies that are not required before interaction.</w:t>
-      </w:r>
-    </w:p>
-    <w:p>
-      <w:pPr>
-        <w:pStyle w:val="Compact"/>
-        <w:numPr>
-          <w:ilvl w:val="0"/>
-          <w:numId w:val="1028"/>
-        </w:numPr>
-      </w:pPr>
-      <w:r>
-        <w:t xml:space="preserve">[ ] Configure cache bypass only for cookies that truly indicate personalization/session state.</w:t>
-      </w:r>
-    </w:p>
-    <w:p>
-      <w:pPr>
-        <w:pStyle w:val="Compact"/>
-        <w:numPr>
-          <w:ilvl w:val="0"/>
-          <w:numId w:val="1028"/>
-        </w:numPr>
-      </w:pPr>
-      <w:r>
-        <w:t xml:space="preserve">[ ] Audit plugins that set cookies globally.</w:t>
-      </w:r>
-    </w:p>
-    <w:p>
-      <w:pPr>
-        <w:pStyle w:val="Compact"/>
-        <w:numPr>
-          <w:ilvl w:val="0"/>
-          <w:numId w:val="1028"/>
-        </w:numPr>
-      </w:pPr>
-      <w:r>
-        <w:t xml:space="preserve">[ ] Avoid letting analytics or marketing cookies bypass HTML cache.</w:t>
+          <w:numId w:val="1108"/>
+        </w:numPr>
+      </w:pPr>
+      <w:r>
+        <w:t xml:space="preserve">List cookies set on public pages.</w:t>
+      </w:r>
+    </w:p>
+    <w:p>
+      <w:pPr>
+        <w:pStyle w:val="Compact"/>
+        <w:numPr>
+          <w:ilvl w:val="0"/>
+          <w:numId w:val="1109"/>
+        </w:numPr>
+      </w:pPr>
+      <w:r>
+        <w:t xml:space="preserve">Remove cookies that are not required before interaction.</w:t>
+      </w:r>
+    </w:p>
+    <w:p>
+      <w:pPr>
+        <w:pStyle w:val="Compact"/>
+        <w:numPr>
+          <w:ilvl w:val="0"/>
+          <w:numId w:val="1110"/>
+        </w:numPr>
+      </w:pPr>
+      <w:r>
+        <w:t xml:space="preserve">Configure cache bypass only for cookies that truly indicate personalization/session state.</w:t>
+      </w:r>
+    </w:p>
+    <w:p>
+      <w:pPr>
+        <w:pStyle w:val="Compact"/>
+        <w:numPr>
+          <w:ilvl w:val="0"/>
+          <w:numId w:val="1111"/>
+        </w:numPr>
+      </w:pPr>
+      <w:r>
+        <w:t xml:space="preserve">Audit plugins that set cookies globally.</w:t>
+      </w:r>
+    </w:p>
+    <w:p>
+      <w:pPr>
+        <w:pStyle w:val="Compact"/>
+        <w:numPr>
+          <w:ilvl w:val="0"/>
+          <w:numId w:val="1112"/>
+        </w:numPr>
+      </w:pPr>
+      <w:r>
+        <w:t xml:space="preserve">Avoid letting analytics or marketing cookies bypass HTML cache.</w:t>
       </w:r>
     </w:p>
     <w:p>
@@ -3905,9 +3889,9 @@
         </w:pict>
       </w:r>
     </w:p>
-    <w:bookmarkEnd w:id="31"/>
-    <w:bookmarkEnd w:id="32"/>
-    <w:bookmarkStart w:id="33" w:name="cdn-and-edge-delivery"/>
+    <w:bookmarkEnd w:id="51"/>
+    <w:bookmarkEnd w:id="52"/>
+    <w:bookmarkStart w:id="53" w:name="cdn-and-edge-delivery"/>
     <w:p>
       <w:pPr>
         <w:pStyle w:val="Heading2"/>
@@ -3929,11 +3913,11 @@
         <w:pStyle w:val="Compact"/>
         <w:numPr>
           <w:ilvl w:val="0"/>
-          <w:numId w:val="1029"/>
-        </w:numPr>
-      </w:pPr>
-      <w:r>
-        <w:t xml:space="preserve">[ ] Put static assets behind the CDN:</w:t>
+          <w:numId w:val="1113"/>
+        </w:numPr>
+      </w:pPr>
+      <w:r>
+        <w:t xml:space="preserve">Put static assets behind the CDN:</w:t>
       </w:r>
     </w:p>
     <w:p>
@@ -3941,11 +3925,11 @@
         <w:pStyle w:val="Compact"/>
         <w:numPr>
           <w:ilvl w:val="1"/>
-          <w:numId w:val="1030"/>
-        </w:numPr>
-      </w:pPr>
-      <w:r>
-        <w:t xml:space="preserve">[ ] images</w:t>
+          <w:numId w:val="1114"/>
+        </w:numPr>
+      </w:pPr>
+      <w:r>
+        <w:t xml:space="preserve">images</w:t>
       </w:r>
     </w:p>
     <w:p>
@@ -3953,11 +3937,11 @@
         <w:pStyle w:val="Compact"/>
         <w:numPr>
           <w:ilvl w:val="1"/>
-          <w:numId w:val="1030"/>
-        </w:numPr>
-      </w:pPr>
-      <w:r>
-        <w:t xml:space="preserve">[ ] CSS</w:t>
+          <w:numId w:val="1115"/>
+        </w:numPr>
+      </w:pPr>
+      <w:r>
+        <w:t xml:space="preserve">CSS</w:t>
       </w:r>
     </w:p>
     <w:p>
@@ -3965,11 +3949,11 @@
         <w:pStyle w:val="Compact"/>
         <w:numPr>
           <w:ilvl w:val="1"/>
-          <w:numId w:val="1030"/>
-        </w:numPr>
-      </w:pPr>
-      <w:r>
-        <w:t xml:space="preserve">[ ] JavaScript</w:t>
+          <w:numId w:val="1116"/>
+        </w:numPr>
+      </w:pPr>
+      <w:r>
+        <w:t xml:space="preserve">JavaScript</w:t>
       </w:r>
     </w:p>
     <w:p>
@@ -3977,83 +3961,83 @@
         <w:pStyle w:val="Compact"/>
         <w:numPr>
           <w:ilvl w:val="1"/>
-          <w:numId w:val="1030"/>
-        </w:numPr>
-      </w:pPr>
-      <w:r>
-        <w:t xml:space="preserve">[ ] fonts</w:t>
-      </w:r>
-    </w:p>
-    <w:p>
-      <w:pPr>
-        <w:pStyle w:val="Compact"/>
-        <w:numPr>
-          <w:ilvl w:val="0"/>
-          <w:numId w:val="1029"/>
-        </w:numPr>
-      </w:pPr>
-      <w:r>
-        <w:t xml:space="preserve">[ ] Confirm immutable/static assets have long cache lifetimes.</w:t>
-      </w:r>
-    </w:p>
-    <w:p>
-      <w:pPr>
-        <w:pStyle w:val="Compact"/>
-        <w:numPr>
-          <w:ilvl w:val="0"/>
-          <w:numId w:val="1029"/>
-        </w:numPr>
-      </w:pPr>
-      <w:r>
-        <w:t xml:space="preserve">[ ] Use file versioning or hashed filenames for assets that change.</w:t>
-      </w:r>
-    </w:p>
-    <w:p>
-      <w:pPr>
-        <w:pStyle w:val="Compact"/>
-        <w:numPr>
-          <w:ilvl w:val="0"/>
-          <w:numId w:val="1029"/>
-        </w:numPr>
-      </w:pPr>
-      <w:r>
-        <w:t xml:space="preserve">[ ] Configure HTML cache rules intentionally; do not rely on defaults blindly.</w:t>
-      </w:r>
-    </w:p>
-    <w:p>
-      <w:pPr>
-        <w:pStyle w:val="Compact"/>
-        <w:numPr>
-          <w:ilvl w:val="0"/>
-          <w:numId w:val="1029"/>
-        </w:numPr>
-      </w:pPr>
-      <w:r>
-        <w:t xml:space="preserve">[ ] Track cache hit ratio.</w:t>
-      </w:r>
-    </w:p>
-    <w:p>
-      <w:pPr>
-        <w:pStyle w:val="Compact"/>
-        <w:numPr>
-          <w:ilvl w:val="0"/>
-          <w:numId w:val="1029"/>
-        </w:numPr>
-      </w:pPr>
-      <w:r>
-        <w:t xml:space="preserve">[ ] Account for WordPress 6.8+ speculative loading: Core prefetches conservatively for logged-out frontend navigation when eligible, while prerender requires opt-in/plugin/custom configuration. Exclude authenticated, cart/checkout, preview, session-keyed, and personalized paths before widening speculation rules.</w:t>
-      </w:r>
-    </w:p>
-    <w:p>
-      <w:pPr>
-        <w:pStyle w:val="Compact"/>
-        <w:numPr>
-          <w:ilvl w:val="0"/>
-          <w:numId w:val="1029"/>
-        </w:numPr>
-      </w:pPr>
-      <w:r>
-        <w:t xml:space="preserve">[ ] Investigate low hit ratio:</w:t>
+          <w:numId w:val="1117"/>
+        </w:numPr>
+      </w:pPr>
+      <w:r>
+        <w:t xml:space="preserve">fonts</w:t>
+      </w:r>
+    </w:p>
+    <w:p>
+      <w:pPr>
+        <w:pStyle w:val="Compact"/>
+        <w:numPr>
+          <w:ilvl w:val="0"/>
+          <w:numId w:val="1118"/>
+        </w:numPr>
+      </w:pPr>
+      <w:r>
+        <w:t xml:space="preserve">Confirm immutable/static assets have long cache lifetimes.</w:t>
+      </w:r>
+    </w:p>
+    <w:p>
+      <w:pPr>
+        <w:pStyle w:val="Compact"/>
+        <w:numPr>
+          <w:ilvl w:val="0"/>
+          <w:numId w:val="1119"/>
+        </w:numPr>
+      </w:pPr>
+      <w:r>
+        <w:t xml:space="preserve">Use file versioning or hashed filenames for assets that change.</w:t>
+      </w:r>
+    </w:p>
+    <w:p>
+      <w:pPr>
+        <w:pStyle w:val="Compact"/>
+        <w:numPr>
+          <w:ilvl w:val="0"/>
+          <w:numId w:val="1120"/>
+        </w:numPr>
+      </w:pPr>
+      <w:r>
+        <w:t xml:space="preserve">Configure HTML cache rules intentionally; do not rely on defaults blindly.</w:t>
+      </w:r>
+    </w:p>
+    <w:p>
+      <w:pPr>
+        <w:pStyle w:val="Compact"/>
+        <w:numPr>
+          <w:ilvl w:val="0"/>
+          <w:numId w:val="1121"/>
+        </w:numPr>
+      </w:pPr>
+      <w:r>
+        <w:t xml:space="preserve">Track cache hit ratio.</w:t>
+      </w:r>
+    </w:p>
+    <w:p>
+      <w:pPr>
+        <w:pStyle w:val="Compact"/>
+        <w:numPr>
+          <w:ilvl w:val="0"/>
+          <w:numId w:val="1122"/>
+        </w:numPr>
+      </w:pPr>
+      <w:r>
+        <w:t xml:space="preserve">Account for WordPress 6.8+ speculative loading: Core prefetches conservatively for logged-out frontend navigation when eligible, while prerender requires opt-in/plugin/custom configuration. Exclude authenticated, cart/checkout, preview, session-keyed, and personalized paths before widening speculation rules.</w:t>
+      </w:r>
+    </w:p>
+    <w:p>
+      <w:pPr>
+        <w:pStyle w:val="Compact"/>
+        <w:numPr>
+          <w:ilvl w:val="0"/>
+          <w:numId w:val="1123"/>
+        </w:numPr>
+      </w:pPr>
+      <w:r>
+        <w:t xml:space="preserve">Investigate low hit ratio:</w:t>
       </w:r>
     </w:p>
     <w:p>
@@ -4061,11 +4045,11 @@
         <w:pStyle w:val="Compact"/>
         <w:numPr>
           <w:ilvl w:val="1"/>
-          <w:numId w:val="1031"/>
-        </w:numPr>
-      </w:pPr>
-      <w:r>
-        <w:t xml:space="preserve">[ ] too many query strings</w:t>
+          <w:numId w:val="1124"/>
+        </w:numPr>
+      </w:pPr>
+      <w:r>
+        <w:t xml:space="preserve">too many query strings</w:t>
       </w:r>
     </w:p>
     <w:p>
@@ -4073,11 +4057,11 @@
         <w:pStyle w:val="Compact"/>
         <w:numPr>
           <w:ilvl w:val="1"/>
-          <w:numId w:val="1031"/>
-        </w:numPr>
-      </w:pPr>
-      <w:r>
-        <w:t xml:space="preserve">[ ] unnecessary cookies</w:t>
+          <w:numId w:val="1125"/>
+        </w:numPr>
+      </w:pPr>
+      <w:r>
+        <w:t xml:space="preserve">unnecessary cookies</w:t>
       </w:r>
     </w:p>
     <w:p>
@@ -4085,11 +4069,11 @@
         <w:pStyle w:val="Compact"/>
         <w:numPr>
           <w:ilvl w:val="1"/>
-          <w:numId w:val="1031"/>
-        </w:numPr>
-      </w:pPr>
-      <w:r>
-        <w:t xml:space="preserve">[ ] short TTLs</w:t>
+          <w:numId w:val="1126"/>
+        </w:numPr>
+      </w:pPr>
+      <w:r>
+        <w:t xml:space="preserve">short TTLs</w:t>
       </w:r>
     </w:p>
     <w:p>
@@ -4097,11 +4081,11 @@
         <w:pStyle w:val="Compact"/>
         <w:numPr>
           <w:ilvl w:val="1"/>
-          <w:numId w:val="1031"/>
-        </w:numPr>
-      </w:pPr>
-      <w:r>
-        <w:t xml:space="preserve">[ ] frequent purges</w:t>
+          <w:numId w:val="1127"/>
+        </w:numPr>
+      </w:pPr>
+      <w:r>
+        <w:t xml:space="preserve">frequent purges</w:t>
       </w:r>
     </w:p>
     <w:p>
@@ -4109,11 +4093,11 @@
         <w:pStyle w:val="Compact"/>
         <w:numPr>
           <w:ilvl w:val="1"/>
-          <w:numId w:val="1031"/>
-        </w:numPr>
-      </w:pPr>
-      <w:r>
-        <w:t xml:space="preserve">[ ] personalized HTML</w:t>
+          <w:numId w:val="1128"/>
+        </w:numPr>
+      </w:pPr>
+      <w:r>
+        <w:t xml:space="preserve">personalized HTML</w:t>
       </w:r>
     </w:p>
     <w:p>
@@ -4121,35 +4105,35 @@
         <w:pStyle w:val="Compact"/>
         <w:numPr>
           <w:ilvl w:val="1"/>
-          <w:numId w:val="1031"/>
-        </w:numPr>
-      </w:pPr>
-      <w:r>
-        <w:t xml:space="preserve">[ ] inconsistent cache keys</w:t>
-      </w:r>
-    </w:p>
-    <w:p>
-      <w:pPr>
-        <w:pStyle w:val="Compact"/>
-        <w:numPr>
-          <w:ilvl w:val="0"/>
-          <w:numId w:val="1029"/>
-        </w:numPr>
-      </w:pPr>
-      <w:r>
-        <w:t xml:space="preserve">[ ] Confirm origin shielding or tiered caching if traffic is global/high-volume.</w:t>
-      </w:r>
-    </w:p>
-    <w:p>
-      <w:pPr>
-        <w:pStyle w:val="Compact"/>
-        <w:numPr>
-          <w:ilvl w:val="0"/>
-          <w:numId w:val="1029"/>
-        </w:numPr>
-      </w:pPr>
-      <w:r>
-        <w:t xml:space="preserve">[ ] Verify CDN does not break admin, checkout, REST, or logged-in flows.</w:t>
+          <w:numId w:val="1129"/>
+        </w:numPr>
+      </w:pPr>
+      <w:r>
+        <w:t xml:space="preserve">inconsistent cache keys</w:t>
+      </w:r>
+    </w:p>
+    <w:p>
+      <w:pPr>
+        <w:pStyle w:val="Compact"/>
+        <w:numPr>
+          <w:ilvl w:val="0"/>
+          <w:numId w:val="1130"/>
+        </w:numPr>
+      </w:pPr>
+      <w:r>
+        <w:t xml:space="preserve">Confirm origin shielding or tiered caching if traffic is global/high-volume.</w:t>
+      </w:r>
+    </w:p>
+    <w:p>
+      <w:pPr>
+        <w:pStyle w:val="Compact"/>
+        <w:numPr>
+          <w:ilvl w:val="0"/>
+          <w:numId w:val="1131"/>
+        </w:numPr>
+      </w:pPr>
+      <w:r>
+        <w:t xml:space="preserve">Verify CDN does not break admin, checkout, REST, or logged-in flows.</w:t>
       </w:r>
     </w:p>
     <w:p>
@@ -4159,8 +4143,8 @@
         </w:pict>
       </w:r>
     </w:p>
-    <w:bookmarkEnd w:id="33"/>
-    <w:bookmarkStart w:id="34" w:name="wordpress-runtime"/>
+    <w:bookmarkEnd w:id="53"/>
+    <w:bookmarkStart w:id="54" w:name="wordpress-runtime"/>
     <w:p>
       <w:pPr>
         <w:pStyle w:val="Heading2"/>
@@ -4182,119 +4166,119 @@
         <w:pStyle w:val="Compact"/>
         <w:numPr>
           <w:ilvl w:val="0"/>
-          <w:numId w:val="1032"/>
-        </w:numPr>
-      </w:pPr>
-      <w:r>
-        <w:t xml:space="preserve">[ ] Profile request stages: bootstrap, main query, template, hooks.</w:t>
-      </w:r>
-    </w:p>
-    <w:p>
-      <w:pPr>
-        <w:pStyle w:val="Compact"/>
-        <w:numPr>
-          <w:ilvl w:val="0"/>
-          <w:numId w:val="1032"/>
-        </w:numPr>
-      </w:pPr>
-      <w:r>
-        <w:t xml:space="preserve">[ ] Identify slow hooks/callbacks.</w:t>
-      </w:r>
-    </w:p>
-    <w:p>
-      <w:pPr>
-        <w:pStyle w:val="Compact"/>
-        <w:numPr>
-          <w:ilvl w:val="0"/>
-          <w:numId w:val="1032"/>
-        </w:numPr>
-      </w:pPr>
-      <w:r>
-        <w:t xml:space="preserve">[ ] Remove unnecessary plugins or modules.</w:t>
-      </w:r>
-    </w:p>
-    <w:p>
-      <w:pPr>
-        <w:pStyle w:val="Compact"/>
-        <w:numPr>
-          <w:ilvl w:val="0"/>
-          <w:numId w:val="1032"/>
-        </w:numPr>
-      </w:pPr>
-      <w:r>
-        <w:t xml:space="preserve">[ ] Disable plugin features not used on the site.</w:t>
-      </w:r>
-    </w:p>
-    <w:p>
-      <w:pPr>
-        <w:pStyle w:val="Compact"/>
-        <w:numPr>
-          <w:ilvl w:val="0"/>
-          <w:numId w:val="1032"/>
-        </w:numPr>
-      </w:pPr>
-      <w:r>
-        <w:t xml:space="preserve">[ ] Prevent frontend loading of admin-only functionality.</w:t>
-      </w:r>
-    </w:p>
-    <w:p>
-      <w:pPr>
-        <w:pStyle w:val="Compact"/>
-        <w:numPr>
-          <w:ilvl w:val="0"/>
-          <w:numId w:val="1032"/>
-        </w:numPr>
-      </w:pPr>
-      <w:r>
-        <w:t xml:space="preserve">[ ] Avoid running expensive logic on every request.</w:t>
-      </w:r>
-    </w:p>
-    <w:p>
-      <w:pPr>
-        <w:pStyle w:val="Compact"/>
-        <w:numPr>
-          <w:ilvl w:val="0"/>
-          <w:numId w:val="1032"/>
-        </w:numPr>
-      </w:pPr>
-      <w:r>
-        <w:t xml:space="preserve">[ ] Move heavy work to background jobs where appropriate.</w:t>
-      </w:r>
-    </w:p>
-    <w:p>
-      <w:pPr>
-        <w:pStyle w:val="Compact"/>
-        <w:numPr>
-          <w:ilvl w:val="0"/>
-          <w:numId w:val="1032"/>
-        </w:numPr>
-      </w:pPr>
-      <w:r>
-        <w:t xml:space="preserve">[ ] Cache expensive computed results.</w:t>
-      </w:r>
-    </w:p>
-    <w:p>
-      <w:pPr>
-        <w:pStyle w:val="Compact"/>
-        <w:numPr>
-          <w:ilvl w:val="0"/>
-          <w:numId w:val="1032"/>
-        </w:numPr>
-      </w:pPr>
-      <w:r>
-        <w:t xml:space="preserve">[ ] Avoid remote HTTP calls during page generation unless cached and timeout-protected.</w:t>
-      </w:r>
-    </w:p>
-    <w:p>
-      <w:pPr>
-        <w:pStyle w:val="Compact"/>
-        <w:numPr>
-          <w:ilvl w:val="0"/>
-          <w:numId w:val="1032"/>
-        </w:numPr>
-      </w:pPr>
-      <w:r>
-        <w:t xml:space="preserve">[ ] Inventory WordPress 6.9 server-side Abilities API integrations and WordPress 7.0 WP AI Client, client-side Abilities package, MCP adapter/connectors, or Connectors API integrations; measure external API latency, timeouts, retries, queueing, and cache behavior before treating those workflows as production-safe.</w:t>
+          <w:numId w:val="1132"/>
+        </w:numPr>
+      </w:pPr>
+      <w:r>
+        <w:t xml:space="preserve">Profile request stages: bootstrap, main query, template, hooks.</w:t>
+      </w:r>
+    </w:p>
+    <w:p>
+      <w:pPr>
+        <w:pStyle w:val="Compact"/>
+        <w:numPr>
+          <w:ilvl w:val="0"/>
+          <w:numId w:val="1133"/>
+        </w:numPr>
+      </w:pPr>
+      <w:r>
+        <w:t xml:space="preserve">Identify slow hooks/callbacks.</w:t>
+      </w:r>
+    </w:p>
+    <w:p>
+      <w:pPr>
+        <w:pStyle w:val="Compact"/>
+        <w:numPr>
+          <w:ilvl w:val="0"/>
+          <w:numId w:val="1134"/>
+        </w:numPr>
+      </w:pPr>
+      <w:r>
+        <w:t xml:space="preserve">Remove unnecessary plugins or modules.</w:t>
+      </w:r>
+    </w:p>
+    <w:p>
+      <w:pPr>
+        <w:pStyle w:val="Compact"/>
+        <w:numPr>
+          <w:ilvl w:val="0"/>
+          <w:numId w:val="1135"/>
+        </w:numPr>
+      </w:pPr>
+      <w:r>
+        <w:t xml:space="preserve">Disable plugin features not used on the site.</w:t>
+      </w:r>
+    </w:p>
+    <w:p>
+      <w:pPr>
+        <w:pStyle w:val="Compact"/>
+        <w:numPr>
+          <w:ilvl w:val="0"/>
+          <w:numId w:val="1136"/>
+        </w:numPr>
+      </w:pPr>
+      <w:r>
+        <w:t xml:space="preserve">Prevent frontend loading of admin-only functionality.</w:t>
+      </w:r>
+    </w:p>
+    <w:p>
+      <w:pPr>
+        <w:pStyle w:val="Compact"/>
+        <w:numPr>
+          <w:ilvl w:val="0"/>
+          <w:numId w:val="1137"/>
+        </w:numPr>
+      </w:pPr>
+      <w:r>
+        <w:t xml:space="preserve">Avoid running expensive logic on every request.</w:t>
+      </w:r>
+    </w:p>
+    <w:p>
+      <w:pPr>
+        <w:pStyle w:val="Compact"/>
+        <w:numPr>
+          <w:ilvl w:val="0"/>
+          <w:numId w:val="1138"/>
+        </w:numPr>
+      </w:pPr>
+      <w:r>
+        <w:t xml:space="preserve">Move heavy work to background jobs where appropriate.</w:t>
+      </w:r>
+    </w:p>
+    <w:p>
+      <w:pPr>
+        <w:pStyle w:val="Compact"/>
+        <w:numPr>
+          <w:ilvl w:val="0"/>
+          <w:numId w:val="1139"/>
+        </w:numPr>
+      </w:pPr>
+      <w:r>
+        <w:t xml:space="preserve">Cache expensive computed results.</w:t>
+      </w:r>
+    </w:p>
+    <w:p>
+      <w:pPr>
+        <w:pStyle w:val="Compact"/>
+        <w:numPr>
+          <w:ilvl w:val="0"/>
+          <w:numId w:val="1140"/>
+        </w:numPr>
+      </w:pPr>
+      <w:r>
+        <w:t xml:space="preserve">Avoid remote HTTP calls during page generation unless cached and timeout-protected.</w:t>
+      </w:r>
+    </w:p>
+    <w:p>
+      <w:pPr>
+        <w:pStyle w:val="Compact"/>
+        <w:numPr>
+          <w:ilvl w:val="0"/>
+          <w:numId w:val="1141"/>
+        </w:numPr>
+      </w:pPr>
+      <w:r>
+        <w:t xml:space="preserve">Inventory WordPress 6.9 server-side Abilities API integrations and WordPress 7.0 WP AI Client, client-side Abilities package, MCP adapter/connectors, or Connectors API integrations; measure external API latency, timeouts, retries, queueing, and cache behavior before treating those workflows as production-safe.</w:t>
       </w:r>
     </w:p>
     <w:p>
@@ -4398,71 +4382,71 @@
         <w:pStyle w:val="Compact"/>
         <w:numPr>
           <w:ilvl w:val="0"/>
-          <w:numId w:val="1033"/>
-        </w:numPr>
-      </w:pPr>
-      <w:r>
-        <w:t xml:space="preserve">[ ] Are hooks scoped to the pages where they are needed?</w:t>
-      </w:r>
-    </w:p>
-    <w:p>
-      <w:pPr>
-        <w:pStyle w:val="Compact"/>
-        <w:numPr>
-          <w:ilvl w:val="0"/>
-          <w:numId w:val="1033"/>
-        </w:numPr>
-      </w:pPr>
-      <w:r>
-        <w:t xml:space="preserve">[ ] Are queries run inside loops?</w:t>
-      </w:r>
-    </w:p>
-    <w:p>
-      <w:pPr>
-        <w:pStyle w:val="Compact"/>
-        <w:numPr>
-          <w:ilvl w:val="0"/>
-          <w:numId w:val="1033"/>
-        </w:numPr>
-      </w:pPr>
-      <w:r>
-        <w:t xml:space="preserve">[ ] Are external APIs called during render?</w:t>
-      </w:r>
-    </w:p>
-    <w:p>
-      <w:pPr>
-        <w:pStyle w:val="Compact"/>
-        <w:numPr>
-          <w:ilvl w:val="0"/>
-          <w:numId w:val="1033"/>
-        </w:numPr>
-      </w:pPr>
-      <w:r>
-        <w:t xml:space="preserve">[ ] Are transients/object cache used for expensive repeat work?</w:t>
-      </w:r>
-    </w:p>
-    <w:p>
-      <w:pPr>
-        <w:pStyle w:val="Compact"/>
-        <w:numPr>
-          <w:ilvl w:val="0"/>
-          <w:numId w:val="1033"/>
-        </w:numPr>
-      </w:pPr>
-      <w:r>
-        <w:t xml:space="preserve">[ ] Are cache keys specific enough but not over-fragmented?</w:t>
-      </w:r>
-    </w:p>
-    <w:p>
-      <w:pPr>
-        <w:pStyle w:val="Compact"/>
-        <w:numPr>
-          <w:ilvl w:val="0"/>
-          <w:numId w:val="1033"/>
-        </w:numPr>
-      </w:pPr>
-      <w:r>
-        <w:t xml:space="preserve">[ ] Are large options autoloaded unnecessarily?</w:t>
+          <w:numId w:val="1142"/>
+        </w:numPr>
+      </w:pPr>
+      <w:r>
+        <w:t xml:space="preserve">Are hooks scoped to the pages where they are needed?</w:t>
+      </w:r>
+    </w:p>
+    <w:p>
+      <w:pPr>
+        <w:pStyle w:val="Compact"/>
+        <w:numPr>
+          <w:ilvl w:val="0"/>
+          <w:numId w:val="1143"/>
+        </w:numPr>
+      </w:pPr>
+      <w:r>
+        <w:t xml:space="preserve">Are queries run inside loops?</w:t>
+      </w:r>
+    </w:p>
+    <w:p>
+      <w:pPr>
+        <w:pStyle w:val="Compact"/>
+        <w:numPr>
+          <w:ilvl w:val="0"/>
+          <w:numId w:val="1144"/>
+        </w:numPr>
+      </w:pPr>
+      <w:r>
+        <w:t xml:space="preserve">Are external APIs called during render?</w:t>
+      </w:r>
+    </w:p>
+    <w:p>
+      <w:pPr>
+        <w:pStyle w:val="Compact"/>
+        <w:numPr>
+          <w:ilvl w:val="0"/>
+          <w:numId w:val="1145"/>
+        </w:numPr>
+      </w:pPr>
+      <w:r>
+        <w:t xml:space="preserve">Are transients/object cache used for expensive repeat work?</w:t>
+      </w:r>
+    </w:p>
+    <w:p>
+      <w:pPr>
+        <w:pStyle w:val="Compact"/>
+        <w:numPr>
+          <w:ilvl w:val="0"/>
+          <w:numId w:val="1146"/>
+        </w:numPr>
+      </w:pPr>
+      <w:r>
+        <w:t xml:space="preserve">Are cache keys specific enough but not over-fragmented?</w:t>
+      </w:r>
+    </w:p>
+    <w:p>
+      <w:pPr>
+        <w:pStyle w:val="Compact"/>
+        <w:numPr>
+          <w:ilvl w:val="0"/>
+          <w:numId w:val="1147"/>
+        </w:numPr>
+      </w:pPr>
+      <w:r>
+        <w:t xml:space="preserve">Are large options autoloaded unnecessarily?</w:t>
       </w:r>
     </w:p>
     <w:p>
@@ -4472,8 +4456,8 @@
         </w:pict>
       </w:r>
     </w:p>
-    <w:bookmarkEnd w:id="34"/>
-    <w:bookmarkStart w:id="35" w:name="database-and-query-performance"/>
+    <w:bookmarkEnd w:id="54"/>
+    <w:bookmarkStart w:id="55" w:name="database-and-query-performance"/>
     <w:p>
       <w:pPr>
         <w:pStyle w:val="Heading2"/>
@@ -4487,73 +4471,67 @@
         <w:pStyle w:val="FirstParagraph"/>
       </w:pPr>
       <w:r>
-        <w:t xml:space="preserve">Database optimization is about reducing expensive work, not just</w:t>
-      </w:r>
-      <w:r>
-        <w:t xml:space="preserve"> </w:t>
-      </w:r>
-      <w:r>
-        <w:t xml:space="preserve">“cleaning tables.”</w:t>
-      </w:r>
-    </w:p>
-    <w:p>
-      <w:pPr>
-        <w:pStyle w:val="Compact"/>
-        <w:numPr>
-          <w:ilvl w:val="0"/>
-          <w:numId w:val="1034"/>
-        </w:numPr>
-      </w:pPr>
-      <w:r>
-        <w:t xml:space="preserve">[ ] Check total query count per request.</w:t>
-      </w:r>
-    </w:p>
-    <w:p>
-      <w:pPr>
-        <w:pStyle w:val="Compact"/>
-        <w:numPr>
-          <w:ilvl w:val="0"/>
-          <w:numId w:val="1034"/>
-        </w:numPr>
-      </w:pPr>
-      <w:r>
-        <w:t xml:space="preserve">[ ] Find slow queries.</w:t>
-      </w:r>
-    </w:p>
-    <w:p>
-      <w:pPr>
-        <w:pStyle w:val="Compact"/>
-        <w:numPr>
-          <w:ilvl w:val="0"/>
-          <w:numId w:val="1034"/>
-        </w:numPr>
-      </w:pPr>
-      <w:r>
-        <w:t xml:space="preserve">[ ] Find duplicate queries.</w:t>
-      </w:r>
-    </w:p>
-    <w:p>
-      <w:pPr>
-        <w:pStyle w:val="Compact"/>
-        <w:numPr>
-          <w:ilvl w:val="0"/>
-          <w:numId w:val="1034"/>
-        </w:numPr>
-      </w:pPr>
-      <w:r>
-        <w:t xml:space="preserve">[ ] Identify N+1 patterns.</w:t>
-      </w:r>
-    </w:p>
-    <w:p>
-      <w:pPr>
-        <w:pStyle w:val="Compact"/>
-        <w:numPr>
-          <w:ilvl w:val="0"/>
-          <w:numId w:val="1034"/>
-        </w:numPr>
-      </w:pPr>
-      <w:r>
-        <w:t xml:space="preserve">[ ] Review</w:t>
+        <w:t xml:space="preserve">Database optimization is about reducing expensive work, not just “cleaning tables.”</w:t>
+      </w:r>
+    </w:p>
+    <w:p>
+      <w:pPr>
+        <w:pStyle w:val="Compact"/>
+        <w:numPr>
+          <w:ilvl w:val="0"/>
+          <w:numId w:val="1148"/>
+        </w:numPr>
+      </w:pPr>
+      <w:r>
+        <w:t xml:space="preserve">Check total query count per request.</w:t>
+      </w:r>
+    </w:p>
+    <w:p>
+      <w:pPr>
+        <w:pStyle w:val="Compact"/>
+        <w:numPr>
+          <w:ilvl w:val="0"/>
+          <w:numId w:val="1149"/>
+        </w:numPr>
+      </w:pPr>
+      <w:r>
+        <w:t xml:space="preserve">Find slow queries.</w:t>
+      </w:r>
+    </w:p>
+    <w:p>
+      <w:pPr>
+        <w:pStyle w:val="Compact"/>
+        <w:numPr>
+          <w:ilvl w:val="0"/>
+          <w:numId w:val="1150"/>
+        </w:numPr>
+      </w:pPr>
+      <w:r>
+        <w:t xml:space="preserve">Find duplicate queries.</w:t>
+      </w:r>
+    </w:p>
+    <w:p>
+      <w:pPr>
+        <w:pStyle w:val="Compact"/>
+        <w:numPr>
+          <w:ilvl w:val="0"/>
+          <w:numId w:val="1151"/>
+        </w:numPr>
+      </w:pPr>
+      <w:r>
+        <w:t xml:space="preserve">Identify N+1 patterns.</w:t>
+      </w:r>
+    </w:p>
+    <w:p>
+      <w:pPr>
+        <w:pStyle w:val="Compact"/>
+        <w:numPr>
+          <w:ilvl w:val="0"/>
+          <w:numId w:val="1152"/>
+        </w:numPr>
+      </w:pPr>
+      <w:r>
+        <w:t xml:space="preserve">Review</w:t>
       </w:r>
       <w:r>
         <w:t xml:space="preserve"> </w:t>
@@ -4573,59 +4551,59 @@
         <w:pStyle w:val="Compact"/>
         <w:numPr>
           <w:ilvl w:val="0"/>
-          <w:numId w:val="1034"/>
-        </w:numPr>
-      </w:pPr>
-      <w:r>
-        <w:t xml:space="preserve">[ ] Avoid broad unbounded queries.</w:t>
-      </w:r>
-    </w:p>
-    <w:p>
-      <w:pPr>
-        <w:pStyle w:val="Compact"/>
-        <w:numPr>
-          <w:ilvl w:val="0"/>
-          <w:numId w:val="1034"/>
-        </w:numPr>
-      </w:pPr>
-      <w:r>
-        <w:t xml:space="preserve">[ ] Paginate large result sets.</w:t>
-      </w:r>
-    </w:p>
-    <w:p>
-      <w:pPr>
-        <w:pStyle w:val="Compact"/>
-        <w:numPr>
-          <w:ilvl w:val="0"/>
-          <w:numId w:val="1034"/>
-        </w:numPr>
-      </w:pPr>
-      <w:r>
-        <w:t xml:space="preserve">[ ] Cache expensive query results when safe.</w:t>
-      </w:r>
-    </w:p>
-    <w:p>
-      <w:pPr>
-        <w:pStyle w:val="Compact"/>
-        <w:numPr>
-          <w:ilvl w:val="0"/>
-          <w:numId w:val="1034"/>
-        </w:numPr>
-      </w:pPr>
-      <w:r>
-        <w:t xml:space="preserve">[ ] Avoid using post meta as a high-volume relational query system.</w:t>
-      </w:r>
-    </w:p>
-    <w:p>
-      <w:pPr>
-        <w:pStyle w:val="Compact"/>
-        <w:numPr>
-          <w:ilvl w:val="0"/>
-          <w:numId w:val="1034"/>
-        </w:numPr>
-      </w:pPr>
-      <w:r>
-        <w:t xml:space="preserve">[ ] Add indexes only after confirming query patterns and testing impact.</w:t>
+          <w:numId w:val="1153"/>
+        </w:numPr>
+      </w:pPr>
+      <w:r>
+        <w:t xml:space="preserve">Avoid broad unbounded queries.</w:t>
+      </w:r>
+    </w:p>
+    <w:p>
+      <w:pPr>
+        <w:pStyle w:val="Compact"/>
+        <w:numPr>
+          <w:ilvl w:val="0"/>
+          <w:numId w:val="1154"/>
+        </w:numPr>
+      </w:pPr>
+      <w:r>
+        <w:t xml:space="preserve">Paginate large result sets.</w:t>
+      </w:r>
+    </w:p>
+    <w:p>
+      <w:pPr>
+        <w:pStyle w:val="Compact"/>
+        <w:numPr>
+          <w:ilvl w:val="0"/>
+          <w:numId w:val="1155"/>
+        </w:numPr>
+      </w:pPr>
+      <w:r>
+        <w:t xml:space="preserve">Cache expensive query results when safe.</w:t>
+      </w:r>
+    </w:p>
+    <w:p>
+      <w:pPr>
+        <w:pStyle w:val="Compact"/>
+        <w:numPr>
+          <w:ilvl w:val="0"/>
+          <w:numId w:val="1156"/>
+        </w:numPr>
+      </w:pPr>
+      <w:r>
+        <w:t xml:space="preserve">Avoid using post meta as a high-volume relational query system.</w:t>
+      </w:r>
+    </w:p>
+    <w:p>
+      <w:pPr>
+        <w:pStyle w:val="Compact"/>
+        <w:numPr>
+          <w:ilvl w:val="0"/>
+          <w:numId w:val="1157"/>
+        </w:numPr>
+      </w:pPr>
+      <w:r>
+        <w:t xml:space="preserve">Add indexes only after confirming query patterns and testing impact.</w:t>
       </w:r>
     </w:p>
     <w:p>
@@ -4641,35 +4619,35 @@
         <w:pStyle w:val="Compact"/>
         <w:numPr>
           <w:ilvl w:val="0"/>
-          <w:numId w:val="1035"/>
-        </w:numPr>
-      </w:pPr>
-      <w:r>
-        <w:t xml:space="preserve">[ ] Measure total autoloaded option size.</w:t>
-      </w:r>
-    </w:p>
-    <w:p>
-      <w:pPr>
-        <w:pStyle w:val="Compact"/>
-        <w:numPr>
-          <w:ilvl w:val="0"/>
-          <w:numId w:val="1035"/>
-        </w:numPr>
-      </w:pPr>
-      <w:r>
-        <w:t xml:space="preserve">[ ] Identify the largest autoloaded options.</w:t>
-      </w:r>
-    </w:p>
-    <w:p>
-      <w:pPr>
-        <w:pStyle w:val="Compact"/>
-        <w:numPr>
-          <w:ilvl w:val="0"/>
-          <w:numId w:val="1035"/>
-        </w:numPr>
-      </w:pPr>
-      <w:r>
-        <w:t xml:space="preserve">[ ] Set large rarely-used options to</w:t>
+          <w:numId w:val="1158"/>
+        </w:numPr>
+      </w:pPr>
+      <w:r>
+        <w:t xml:space="preserve">Measure total autoloaded option size.</w:t>
+      </w:r>
+    </w:p>
+    <w:p>
+      <w:pPr>
+        <w:pStyle w:val="Compact"/>
+        <w:numPr>
+          <w:ilvl w:val="0"/>
+          <w:numId w:val="1159"/>
+        </w:numPr>
+      </w:pPr>
+      <w:r>
+        <w:t xml:space="preserve">Identify the largest autoloaded options.</w:t>
+      </w:r>
+    </w:p>
+    <w:p>
+      <w:pPr>
+        <w:pStyle w:val="Compact"/>
+        <w:numPr>
+          <w:ilvl w:val="0"/>
+          <w:numId w:val="1160"/>
+        </w:numPr>
+      </w:pPr>
+      <w:r>
+        <w:t xml:space="preserve">Set large rarely-used options to</w:t>
       </w:r>
       <w:r>
         <w:t xml:space="preserve"> </w:t>
@@ -4752,11 +4730,11 @@
         <w:pStyle w:val="Compact"/>
         <w:numPr>
           <w:ilvl w:val="0"/>
-          <w:numId w:val="1035"/>
-        </w:numPr>
-      </w:pPr>
-      <w:r>
-        <w:t xml:space="preserve">[ ] Remove orphaned plugin/theme options only after backup and verification.</w:t>
+          <w:numId w:val="1161"/>
+        </w:numPr>
+      </w:pPr>
+      <w:r>
+        <w:t xml:space="preserve">Remove orphaned plugin/theme options only after backup and verification.</w:t>
       </w:r>
     </w:p>
     <w:p>
@@ -5422,8 +5400,8 @@
         </w:pict>
       </w:r>
     </w:p>
-    <w:bookmarkEnd w:id="35"/>
-    <w:bookmarkStart w:id="36" w:name="object-caching-and-transients"/>
+    <w:bookmarkEnd w:id="55"/>
+    <w:bookmarkStart w:id="56" w:name="object-caching-and-transients"/>
     <w:p>
       <w:pPr>
         <w:pStyle w:val="Heading2"/>
@@ -5445,11 +5423,11 @@
         <w:pStyle w:val="Compact"/>
         <w:numPr>
           <w:ilvl w:val="0"/>
-          <w:numId w:val="1036"/>
-        </w:numPr>
-      </w:pPr>
-      <w:r>
-        <w:t xml:space="preserve">[ ] Check whether a persistent object cache drop-in exists:</w:t>
+          <w:numId w:val="1162"/>
+        </w:numPr>
+      </w:pPr>
+      <w:r>
+        <w:t xml:space="preserve">Check whether a persistent object cache drop-in exists:</w:t>
       </w:r>
       <w:r>
         <w:t xml:space="preserve"> </w:t>
@@ -5469,83 +5447,83 @@
         <w:pStyle w:val="Compact"/>
         <w:numPr>
           <w:ilvl w:val="0"/>
-          <w:numId w:val="1036"/>
-        </w:numPr>
-      </w:pPr>
-      <w:r>
-        <w:t xml:space="preserve">[ ] Confirm Redis or Memcached is healthy if used.</w:t>
-      </w:r>
-    </w:p>
-    <w:p>
-      <w:pPr>
-        <w:pStyle w:val="Compact"/>
-        <w:numPr>
-          <w:ilvl w:val="0"/>
-          <w:numId w:val="1036"/>
-        </w:numPr>
-      </w:pPr>
-      <w:r>
-        <w:t xml:space="preserve">[ ] Monitor object cache hit/miss ratio.</w:t>
-      </w:r>
-    </w:p>
-    <w:p>
-      <w:pPr>
-        <w:pStyle w:val="Compact"/>
-        <w:numPr>
-          <w:ilvl w:val="0"/>
-          <w:numId w:val="1036"/>
-        </w:numPr>
-      </w:pPr>
-      <w:r>
-        <w:t xml:space="preserve">[ ] Cache expensive computations and query results.</w:t>
-      </w:r>
-    </w:p>
-    <w:p>
-      <w:pPr>
-        <w:pStyle w:val="Compact"/>
-        <w:numPr>
-          <w:ilvl w:val="0"/>
-          <w:numId w:val="1036"/>
-        </w:numPr>
-      </w:pPr>
-      <w:r>
-        <w:t xml:space="preserve">[ ] Avoid caching highly personalized data with broad keys.</w:t>
-      </w:r>
-    </w:p>
-    <w:p>
-      <w:pPr>
-        <w:pStyle w:val="Compact"/>
-        <w:numPr>
-          <w:ilvl w:val="0"/>
-          <w:numId w:val="1036"/>
-        </w:numPr>
-      </w:pPr>
-      <w:r>
-        <w:t xml:space="preserve">[ ] Use stable, explicit cache keys.</w:t>
-      </w:r>
-    </w:p>
-    <w:p>
-      <w:pPr>
-        <w:pStyle w:val="Compact"/>
-        <w:numPr>
-          <w:ilvl w:val="0"/>
-          <w:numId w:val="1036"/>
-        </w:numPr>
-      </w:pPr>
-      <w:r>
-        <w:t xml:space="preserve">[ ] Set appropriate expirations.</w:t>
-      </w:r>
-    </w:p>
-    <w:p>
-      <w:pPr>
-        <w:pStyle w:val="Compact"/>
-        <w:numPr>
-          <w:ilvl w:val="0"/>
-          <w:numId w:val="1036"/>
-        </w:numPr>
-      </w:pPr>
-      <w:r>
-        <w:t xml:space="preserve">[ ] Avoid storing huge objects if they cause memory pressure.</w:t>
+          <w:numId w:val="1163"/>
+        </w:numPr>
+      </w:pPr>
+      <w:r>
+        <w:t xml:space="preserve">Confirm Redis or Memcached is healthy if used.</w:t>
+      </w:r>
+    </w:p>
+    <w:p>
+      <w:pPr>
+        <w:pStyle w:val="Compact"/>
+        <w:numPr>
+          <w:ilvl w:val="0"/>
+          <w:numId w:val="1164"/>
+        </w:numPr>
+      </w:pPr>
+      <w:r>
+        <w:t xml:space="preserve">Monitor object cache hit/miss ratio.</w:t>
+      </w:r>
+    </w:p>
+    <w:p>
+      <w:pPr>
+        <w:pStyle w:val="Compact"/>
+        <w:numPr>
+          <w:ilvl w:val="0"/>
+          <w:numId w:val="1165"/>
+        </w:numPr>
+      </w:pPr>
+      <w:r>
+        <w:t xml:space="preserve">Cache expensive computations and query results.</w:t>
+      </w:r>
+    </w:p>
+    <w:p>
+      <w:pPr>
+        <w:pStyle w:val="Compact"/>
+        <w:numPr>
+          <w:ilvl w:val="0"/>
+          <w:numId w:val="1166"/>
+        </w:numPr>
+      </w:pPr>
+      <w:r>
+        <w:t xml:space="preserve">Avoid caching highly personalized data with broad keys.</w:t>
+      </w:r>
+    </w:p>
+    <w:p>
+      <w:pPr>
+        <w:pStyle w:val="Compact"/>
+        <w:numPr>
+          <w:ilvl w:val="0"/>
+          <w:numId w:val="1167"/>
+        </w:numPr>
+      </w:pPr>
+      <w:r>
+        <w:t xml:space="preserve">Use stable, explicit cache keys.</w:t>
+      </w:r>
+    </w:p>
+    <w:p>
+      <w:pPr>
+        <w:pStyle w:val="Compact"/>
+        <w:numPr>
+          <w:ilvl w:val="0"/>
+          <w:numId w:val="1168"/>
+        </w:numPr>
+      </w:pPr>
+      <w:r>
+        <w:t xml:space="preserve">Set appropriate expirations.</w:t>
+      </w:r>
+    </w:p>
+    <w:p>
+      <w:pPr>
+        <w:pStyle w:val="Compact"/>
+        <w:numPr>
+          <w:ilvl w:val="0"/>
+          <w:numId w:val="1169"/>
+        </w:numPr>
+      </w:pPr>
+      <w:r>
+        <w:t xml:space="preserve">Avoid storing huge objects if they cause memory pressure.</w:t>
       </w:r>
     </w:p>
     <w:p>
@@ -5561,47 +5539,47 @@
         <w:pStyle w:val="Compact"/>
         <w:numPr>
           <w:ilvl w:val="0"/>
-          <w:numId w:val="1037"/>
-        </w:numPr>
-      </w:pPr>
-      <w:r>
-        <w:t xml:space="preserve">[ ] Use transients for expensive results that can expire.</w:t>
-      </w:r>
-    </w:p>
-    <w:p>
-      <w:pPr>
-        <w:pStyle w:val="Compact"/>
-        <w:numPr>
-          <w:ilvl w:val="0"/>
-          <w:numId w:val="1037"/>
-        </w:numPr>
-      </w:pPr>
-      <w:r>
-        <w:t xml:space="preserve">[ ] Do not autoload large transient-like data unnecessarily.</w:t>
-      </w:r>
-    </w:p>
-    <w:p>
-      <w:pPr>
-        <w:pStyle w:val="Compact"/>
-        <w:numPr>
-          <w:ilvl w:val="0"/>
-          <w:numId w:val="1037"/>
-        </w:numPr>
-      </w:pPr>
-      <w:r>
-        <w:t xml:space="preserve">[ ] Clean up expired transient buildup if the database is accumulating it.</w:t>
-      </w:r>
-    </w:p>
-    <w:p>
-      <w:pPr>
-        <w:pStyle w:val="Compact"/>
-        <w:numPr>
-          <w:ilvl w:val="0"/>
-          <w:numId w:val="1037"/>
-        </w:numPr>
-      </w:pPr>
-      <w:r>
-        <w:t xml:space="preserve">[ ] Remember that transients may live in the database or object cache depending on the environment.</w:t>
+          <w:numId w:val="1170"/>
+        </w:numPr>
+      </w:pPr>
+      <w:r>
+        <w:t xml:space="preserve">Use transients for expensive results that can expire.</w:t>
+      </w:r>
+    </w:p>
+    <w:p>
+      <w:pPr>
+        <w:pStyle w:val="Compact"/>
+        <w:numPr>
+          <w:ilvl w:val="0"/>
+          <w:numId w:val="1171"/>
+        </w:numPr>
+      </w:pPr>
+      <w:r>
+        <w:t xml:space="preserve">Do not autoload large transient-like data unnecessarily.</w:t>
+      </w:r>
+    </w:p>
+    <w:p>
+      <w:pPr>
+        <w:pStyle w:val="Compact"/>
+        <w:numPr>
+          <w:ilvl w:val="0"/>
+          <w:numId w:val="1172"/>
+        </w:numPr>
+      </w:pPr>
+      <w:r>
+        <w:t xml:space="preserve">Clean up expired transient buildup if the database is accumulating it.</w:t>
+      </w:r>
+    </w:p>
+    <w:p>
+      <w:pPr>
+        <w:pStyle w:val="Compact"/>
+        <w:numPr>
+          <w:ilvl w:val="0"/>
+          <w:numId w:val="1173"/>
+        </w:numPr>
+      </w:pPr>
+      <w:r>
+        <w:t xml:space="preserve">Remember that transients may live in the database or object cache depending on the environment.</w:t>
       </w:r>
     </w:p>
     <w:p>
@@ -5924,8 +5902,8 @@
         </w:pict>
       </w:r>
     </w:p>
-    <w:bookmarkEnd w:id="36"/>
-    <w:bookmarkStart w:id="37" w:name="rest-api-admin-ajax-cookies-and-headers"/>
+    <w:bookmarkEnd w:id="56"/>
+    <w:bookmarkStart w:id="57" w:name="rest-api-admin-ajax-cookies-and-headers"/>
     <w:p>
       <w:pPr>
         <w:pStyle w:val="Heading2"/>
@@ -5947,23 +5925,23 @@
         <w:pStyle w:val="Compact"/>
         <w:numPr>
           <w:ilvl w:val="0"/>
-          <w:numId w:val="1038"/>
-        </w:numPr>
-      </w:pPr>
-      <w:r>
-        <w:t xml:space="preserve">[ ] Inspect frontend network requests after page load.</w:t>
-      </w:r>
-    </w:p>
-    <w:p>
-      <w:pPr>
-        <w:pStyle w:val="Compact"/>
-        <w:numPr>
-          <w:ilvl w:val="0"/>
-          <w:numId w:val="1038"/>
-        </w:numPr>
-      </w:pPr>
-      <w:r>
-        <w:t xml:space="preserve">[ ] Identify calls to:</w:t>
+          <w:numId w:val="1174"/>
+        </w:numPr>
+      </w:pPr>
+      <w:r>
+        <w:t xml:space="preserve">Inspect frontend network requests after page load.</w:t>
+      </w:r>
+    </w:p>
+    <w:p>
+      <w:pPr>
+        <w:pStyle w:val="Compact"/>
+        <w:numPr>
+          <w:ilvl w:val="0"/>
+          <w:numId w:val="1175"/>
+        </w:numPr>
+      </w:pPr>
+      <w:r>
+        <w:t xml:space="preserve">Identify calls to:</w:t>
       </w:r>
     </w:p>
     <w:p>
@@ -5971,15 +5949,9 @@
         <w:pStyle w:val="Compact"/>
         <w:numPr>
           <w:ilvl w:val="1"/>
-          <w:numId w:val="1039"/>
-        </w:numPr>
-      </w:pPr>
-      <w:r>
-        <w:t xml:space="preserve">[ ]</w:t>
-      </w:r>
-      <w:r>
-        <w:t xml:space="preserve"> </w:t>
-      </w:r>
+          <w:numId w:val="1176"/>
+        </w:numPr>
+      </w:pPr>
       <w:r>
         <w:rPr>
           <w:rStyle w:val="VerbatimChar"/>
@@ -5992,15 +5964,9 @@
         <w:pStyle w:val="Compact"/>
         <w:numPr>
           <w:ilvl w:val="1"/>
-          <w:numId w:val="1039"/>
-        </w:numPr>
-      </w:pPr>
-      <w:r>
-        <w:t xml:space="preserve">[ ]</w:t>
-      </w:r>
-      <w:r>
-        <w:t xml:space="preserve"> </w:t>
-      </w:r>
+          <w:numId w:val="1177"/>
+        </w:numPr>
+      </w:pPr>
       <w:r>
         <w:rPr>
           <w:rStyle w:val="VerbatimChar"/>
@@ -6013,11 +5979,11 @@
         <w:pStyle w:val="Compact"/>
         <w:numPr>
           <w:ilvl w:val="1"/>
-          <w:numId w:val="1039"/>
-        </w:numPr>
-      </w:pPr>
-      <w:r>
-        <w:t xml:space="preserve">[ ] cart fragments</w:t>
+          <w:numId w:val="1178"/>
+        </w:numPr>
+      </w:pPr>
+      <w:r>
+        <w:t xml:space="preserve">cart fragments</w:t>
       </w:r>
     </w:p>
     <w:p>
@@ -6025,11 +5991,11 @@
         <w:pStyle w:val="Compact"/>
         <w:numPr>
           <w:ilvl w:val="1"/>
-          <w:numId w:val="1039"/>
-        </w:numPr>
-      </w:pPr>
-      <w:r>
-        <w:t xml:space="preserve">[ ] analytics/marketing scripts</w:t>
+          <w:numId w:val="1179"/>
+        </w:numPr>
+      </w:pPr>
+      <w:r>
+        <w:t xml:space="preserve">analytics/marketing scripts</w:t>
       </w:r>
     </w:p>
     <w:p>
@@ -6037,71 +6003,71 @@
         <w:pStyle w:val="Compact"/>
         <w:numPr>
           <w:ilvl w:val="1"/>
-          <w:numId w:val="1039"/>
-        </w:numPr>
-      </w:pPr>
-      <w:r>
-        <w:t xml:space="preserve">[ ] personalization endpoints</w:t>
-      </w:r>
-    </w:p>
-    <w:p>
-      <w:pPr>
-        <w:pStyle w:val="Compact"/>
-        <w:numPr>
-          <w:ilvl w:val="0"/>
-          <w:numId w:val="1038"/>
-        </w:numPr>
-      </w:pPr>
-      <w:r>
-        <w:t xml:space="preserve">[ ] Remove polling that is not required.</w:t>
-      </w:r>
-    </w:p>
-    <w:p>
-      <w:pPr>
-        <w:pStyle w:val="Compact"/>
-        <w:numPr>
-          <w:ilvl w:val="0"/>
-          <w:numId w:val="1038"/>
-        </w:numPr>
-      </w:pPr>
-      <w:r>
-        <w:t xml:space="preserve">[ ] Increase polling intervals where possible.</w:t>
-      </w:r>
-    </w:p>
-    <w:p>
-      <w:pPr>
-        <w:pStyle w:val="Compact"/>
-        <w:numPr>
-          <w:ilvl w:val="0"/>
-          <w:numId w:val="1038"/>
-        </w:numPr>
-      </w:pPr>
-      <w:r>
-        <w:t xml:space="preserve">[ ] Cache REST responses when safe.</w:t>
-      </w:r>
-    </w:p>
-    <w:p>
-      <w:pPr>
-        <w:pStyle w:val="Compact"/>
-        <w:numPr>
-          <w:ilvl w:val="0"/>
-          <w:numId w:val="1038"/>
-        </w:numPr>
-      </w:pPr>
-      <w:r>
-        <w:t xml:space="preserve">[ ] Use nonces and authentication correctly for private endpoints.</w:t>
-      </w:r>
-    </w:p>
-    <w:p>
-      <w:pPr>
-        <w:pStyle w:val="Compact"/>
-        <w:numPr>
-          <w:ilvl w:val="0"/>
-          <w:numId w:val="1038"/>
-        </w:numPr>
-      </w:pPr>
-      <w:r>
-        <w:t xml:space="preserve">[ ] Avoid using</w:t>
+          <w:numId w:val="1180"/>
+        </w:numPr>
+      </w:pPr>
+      <w:r>
+        <w:t xml:space="preserve">personalization endpoints</w:t>
+      </w:r>
+    </w:p>
+    <w:p>
+      <w:pPr>
+        <w:pStyle w:val="Compact"/>
+        <w:numPr>
+          <w:ilvl w:val="0"/>
+          <w:numId w:val="1181"/>
+        </w:numPr>
+      </w:pPr>
+      <w:r>
+        <w:t xml:space="preserve">Remove polling that is not required.</w:t>
+      </w:r>
+    </w:p>
+    <w:p>
+      <w:pPr>
+        <w:pStyle w:val="Compact"/>
+        <w:numPr>
+          <w:ilvl w:val="0"/>
+          <w:numId w:val="1182"/>
+        </w:numPr>
+      </w:pPr>
+      <w:r>
+        <w:t xml:space="preserve">Increase polling intervals where possible.</w:t>
+      </w:r>
+    </w:p>
+    <w:p>
+      <w:pPr>
+        <w:pStyle w:val="Compact"/>
+        <w:numPr>
+          <w:ilvl w:val="0"/>
+          <w:numId w:val="1183"/>
+        </w:numPr>
+      </w:pPr>
+      <w:r>
+        <w:t xml:space="preserve">Cache REST responses when safe.</w:t>
+      </w:r>
+    </w:p>
+    <w:p>
+      <w:pPr>
+        <w:pStyle w:val="Compact"/>
+        <w:numPr>
+          <w:ilvl w:val="0"/>
+          <w:numId w:val="1184"/>
+        </w:numPr>
+      </w:pPr>
+      <w:r>
+        <w:t xml:space="preserve">Use nonces and authentication correctly for private endpoints.</w:t>
+      </w:r>
+    </w:p>
+    <w:p>
+      <w:pPr>
+        <w:pStyle w:val="Compact"/>
+        <w:numPr>
+          <w:ilvl w:val="0"/>
+          <w:numId w:val="1185"/>
+        </w:numPr>
+      </w:pPr>
+      <w:r>
+        <w:t xml:space="preserve">Avoid using</w:t>
       </w:r>
       <w:r>
         <w:t xml:space="preserve"> </w:t>
@@ -6124,11 +6090,11 @@
         <w:pStyle w:val="Compact"/>
         <w:numPr>
           <w:ilvl w:val="0"/>
-          <w:numId w:val="1038"/>
-        </w:numPr>
-      </w:pPr>
-      <w:r>
-        <w:t xml:space="preserve">[ ] Review headers that prevent caching:</w:t>
+          <w:numId w:val="1186"/>
+        </w:numPr>
+      </w:pPr>
+      <w:r>
+        <w:t xml:space="preserve">Review headers that prevent caching:</w:t>
       </w:r>
     </w:p>
     <w:p>
@@ -6136,15 +6102,9 @@
         <w:pStyle w:val="Compact"/>
         <w:numPr>
           <w:ilvl w:val="1"/>
-          <w:numId w:val="1040"/>
-        </w:numPr>
-      </w:pPr>
-      <w:r>
-        <w:t xml:space="preserve">[ ]</w:t>
-      </w:r>
-      <w:r>
-        <w:t xml:space="preserve"> </w:t>
-      </w:r>
+          <w:numId w:val="1187"/>
+        </w:numPr>
+      </w:pPr>
       <w:r>
         <w:rPr>
           <w:rStyle w:val="VerbatimChar"/>
@@ -6157,15 +6117,9 @@
         <w:pStyle w:val="Compact"/>
         <w:numPr>
           <w:ilvl w:val="1"/>
-          <w:numId w:val="1040"/>
-        </w:numPr>
-      </w:pPr>
-      <w:r>
-        <w:t xml:space="preserve">[ ]</w:t>
-      </w:r>
-      <w:r>
-        <w:t xml:space="preserve"> </w:t>
-      </w:r>
+          <w:numId w:val="1188"/>
+        </w:numPr>
+      </w:pPr>
       <w:r>
         <w:rPr>
           <w:rStyle w:val="VerbatimChar"/>
@@ -6178,15 +6132,9 @@
         <w:pStyle w:val="Compact"/>
         <w:numPr>
           <w:ilvl w:val="1"/>
-          <w:numId w:val="1040"/>
-        </w:numPr>
-      </w:pPr>
-      <w:r>
-        <w:t xml:space="preserve">[ ]</w:t>
-      </w:r>
-      <w:r>
-        <w:t xml:space="preserve"> </w:t>
-      </w:r>
+          <w:numId w:val="1189"/>
+        </w:numPr>
+      </w:pPr>
       <w:r>
         <w:rPr>
           <w:rStyle w:val="VerbatimChar"/>
@@ -6201,8 +6149,8 @@
         </w:pict>
       </w:r>
     </w:p>
-    <w:bookmarkEnd w:id="37"/>
-    <w:bookmarkStart w:id="38" w:name="images"/>
+    <w:bookmarkEnd w:id="57"/>
+    <w:bookmarkStart w:id="58" w:name="images"/>
     <w:p>
       <w:pPr>
         <w:pStyle w:val="Heading2"/>
@@ -6224,35 +6172,35 @@
         <w:pStyle w:val="Compact"/>
         <w:numPr>
           <w:ilvl w:val="0"/>
-          <w:numId w:val="1041"/>
-        </w:numPr>
-      </w:pPr>
-      <w:r>
-        <w:t xml:space="preserve">[ ] Identify the LCP image on each key template.</w:t>
-      </w:r>
-    </w:p>
-    <w:p>
-      <w:pPr>
-        <w:pStyle w:val="Compact"/>
-        <w:numPr>
-          <w:ilvl w:val="0"/>
-          <w:numId w:val="1041"/>
-        </w:numPr>
-      </w:pPr>
-      <w:r>
-        <w:t xml:space="preserve">[ ] Ensure LCP image is not lazy-loaded.</w:t>
-      </w:r>
-    </w:p>
-    <w:p>
-      <w:pPr>
-        <w:pStyle w:val="Compact"/>
-        <w:numPr>
-          <w:ilvl w:val="0"/>
-          <w:numId w:val="1041"/>
-        </w:numPr>
-      </w:pPr>
-      <w:r>
-        <w:t xml:space="preserve">[ ] Serve correctly sized images using</w:t>
+          <w:numId w:val="1190"/>
+        </w:numPr>
+      </w:pPr>
+      <w:r>
+        <w:t xml:space="preserve">Identify the LCP image on each key template.</w:t>
+      </w:r>
+    </w:p>
+    <w:p>
+      <w:pPr>
+        <w:pStyle w:val="Compact"/>
+        <w:numPr>
+          <w:ilvl w:val="0"/>
+          <w:numId w:val="1191"/>
+        </w:numPr>
+      </w:pPr>
+      <w:r>
+        <w:t xml:space="preserve">Ensure LCP image is not lazy-loaded.</w:t>
+      </w:r>
+    </w:p>
+    <w:p>
+      <w:pPr>
+        <w:pStyle w:val="Compact"/>
+        <w:numPr>
+          <w:ilvl w:val="0"/>
+          <w:numId w:val="1192"/>
+        </w:numPr>
+      </w:pPr>
+      <w:r>
+        <w:t xml:space="preserve">Serve correctly sized images using</w:t>
       </w:r>
       <w:r>
         <w:t xml:space="preserve"> </w:t>
@@ -6287,23 +6235,23 @@
         <w:pStyle w:val="Compact"/>
         <w:numPr>
           <w:ilvl w:val="0"/>
-          <w:numId w:val="1041"/>
-        </w:numPr>
-      </w:pPr>
-      <w:r>
-        <w:t xml:space="preserve">[ ] Compress images appropriately.</w:t>
-      </w:r>
-    </w:p>
-    <w:p>
-      <w:pPr>
-        <w:pStyle w:val="Compact"/>
-        <w:numPr>
-          <w:ilvl w:val="0"/>
-          <w:numId w:val="1041"/>
-        </w:numPr>
-      </w:pPr>
-      <w:r>
-        <w:t xml:space="preserve">[ ] Use modern formats where supported: WebP or AVIF. When using the Performance Lab ecosystem, evaluate</w:t>
+          <w:numId w:val="1193"/>
+        </w:numPr>
+      </w:pPr>
+      <w:r>
+        <w:t xml:space="preserve">Compress images appropriately.</w:t>
+      </w:r>
+    </w:p>
+    <w:p>
+      <w:pPr>
+        <w:pStyle w:val="Compact"/>
+        <w:numPr>
+          <w:ilvl w:val="0"/>
+          <w:numId w:val="1194"/>
+        </w:numPr>
+      </w:pPr>
+      <w:r>
+        <w:t xml:space="preserve">Use modern formats where supported: WebP or AVIF. When using the Performance Lab ecosystem, evaluate</w:t>
       </w:r>
       <w:r>
         <w:t xml:space="preserve"> </w:t>
@@ -6327,47 +6275,47 @@
         <w:pStyle w:val="Compact"/>
         <w:numPr>
           <w:ilvl w:val="0"/>
-          <w:numId w:val="1041"/>
-        </w:numPr>
-      </w:pPr>
-      <w:r>
-        <w:t xml:space="preserve">[ ] Set explicit width/height to avoid layout shift.</w:t>
-      </w:r>
-    </w:p>
-    <w:p>
-      <w:pPr>
-        <w:pStyle w:val="Compact"/>
-        <w:numPr>
-          <w:ilvl w:val="0"/>
-          <w:numId w:val="1041"/>
-        </w:numPr>
-      </w:pPr>
-      <w:r>
-        <w:t xml:space="preserve">[ ] Lazy-load below-the-fold images.</w:t>
-      </w:r>
-    </w:p>
-    <w:p>
-      <w:pPr>
-        <w:pStyle w:val="Compact"/>
-        <w:numPr>
-          <w:ilvl w:val="0"/>
-          <w:numId w:val="1041"/>
-        </w:numPr>
-      </w:pPr>
-      <w:r>
-        <w:t xml:space="preserve">[ ] Avoid huge background images for critical hero content unless intentionally optimized.</w:t>
-      </w:r>
-    </w:p>
-    <w:p>
-      <w:pPr>
-        <w:pStyle w:val="Compact"/>
-        <w:numPr>
-          <w:ilvl w:val="0"/>
-          <w:numId w:val="1041"/>
-        </w:numPr>
-      </w:pPr>
-      <w:r>
-        <w:t xml:space="preserve">[ ] Preload only the true critical LCP image when needed. WordPress 6.3+ can add</w:t>
+          <w:numId w:val="1195"/>
+        </w:numPr>
+      </w:pPr>
+      <w:r>
+        <w:t xml:space="preserve">Set explicit width/height to avoid layout shift.</w:t>
+      </w:r>
+    </w:p>
+    <w:p>
+      <w:pPr>
+        <w:pStyle w:val="Compact"/>
+        <w:numPr>
+          <w:ilvl w:val="0"/>
+          <w:numId w:val="1196"/>
+        </w:numPr>
+      </w:pPr>
+      <w:r>
+        <w:t xml:space="preserve">Lazy-load below-the-fold images.</w:t>
+      </w:r>
+    </w:p>
+    <w:p>
+      <w:pPr>
+        <w:pStyle w:val="Compact"/>
+        <w:numPr>
+          <w:ilvl w:val="0"/>
+          <w:numId w:val="1197"/>
+        </w:numPr>
+      </w:pPr>
+      <w:r>
+        <w:t xml:space="preserve">Avoid huge background images for critical hero content unless intentionally optimized.</w:t>
+      </w:r>
+    </w:p>
+    <w:p>
+      <w:pPr>
+        <w:pStyle w:val="Compact"/>
+        <w:numPr>
+          <w:ilvl w:val="0"/>
+          <w:numId w:val="1198"/>
+        </w:numPr>
+      </w:pPr>
+      <w:r>
+        <w:t xml:space="preserve">Preload only the true critical LCP image when needed. WordPress 6.3+ can add</w:t>
       </w:r>
       <w:r>
         <w:t xml:space="preserve"> </w:t>
@@ -6519,47 +6467,47 @@
         <w:pStyle w:val="Compact"/>
         <w:numPr>
           <w:ilvl w:val="0"/>
-          <w:numId w:val="1042"/>
-        </w:numPr>
-      </w:pPr>
-      <w:r>
-        <w:t xml:space="preserve">[ ] Use WordPress image functions where possible so responsive attributes are generated.</w:t>
-      </w:r>
-    </w:p>
-    <w:p>
-      <w:pPr>
-        <w:pStyle w:val="Compact"/>
-        <w:numPr>
-          <w:ilvl w:val="0"/>
-          <w:numId w:val="1042"/>
-        </w:numPr>
-      </w:pPr>
-      <w:r>
-        <w:t xml:space="preserve">[ ] Avoid hardcoded full-size images.</w:t>
-      </w:r>
-    </w:p>
-    <w:p>
-      <w:pPr>
-        <w:pStyle w:val="Compact"/>
-        <w:numPr>
-          <w:ilvl w:val="0"/>
-          <w:numId w:val="1042"/>
-        </w:numPr>
-      </w:pPr>
-      <w:r>
-        <w:t xml:space="preserve">[ ] Confirm featured image sizes match actual display requirements.</w:t>
-      </w:r>
-    </w:p>
-    <w:p>
-      <w:pPr>
-        <w:pStyle w:val="Compact"/>
-        <w:numPr>
-          <w:ilvl w:val="0"/>
-          <w:numId w:val="1042"/>
-        </w:numPr>
-      </w:pPr>
-      <w:r>
-        <w:t xml:space="preserve">[ ] Audit sliders/carousels; they often load multiple large images before interaction.</w:t>
+          <w:numId w:val="1199"/>
+        </w:numPr>
+      </w:pPr>
+      <w:r>
+        <w:t xml:space="preserve">Use WordPress image functions where possible so responsive attributes are generated.</w:t>
+      </w:r>
+    </w:p>
+    <w:p>
+      <w:pPr>
+        <w:pStyle w:val="Compact"/>
+        <w:numPr>
+          <w:ilvl w:val="0"/>
+          <w:numId w:val="1200"/>
+        </w:numPr>
+      </w:pPr>
+      <w:r>
+        <w:t xml:space="preserve">Avoid hardcoded full-size images.</w:t>
+      </w:r>
+    </w:p>
+    <w:p>
+      <w:pPr>
+        <w:pStyle w:val="Compact"/>
+        <w:numPr>
+          <w:ilvl w:val="0"/>
+          <w:numId w:val="1201"/>
+        </w:numPr>
+      </w:pPr>
+      <w:r>
+        <w:t xml:space="preserve">Confirm featured image sizes match actual display requirements.</w:t>
+      </w:r>
+    </w:p>
+    <w:p>
+      <w:pPr>
+        <w:pStyle w:val="Compact"/>
+        <w:numPr>
+          <w:ilvl w:val="0"/>
+          <w:numId w:val="1202"/>
+        </w:numPr>
+      </w:pPr>
+      <w:r>
+        <w:t xml:space="preserve">Audit sliders/carousels; they often load multiple large images before interaction.</w:t>
       </w:r>
     </w:p>
     <w:p>
@@ -6569,8 +6517,8 @@
         </w:pict>
       </w:r>
     </w:p>
-    <w:bookmarkEnd w:id="38"/>
-    <w:bookmarkStart w:id="39" w:name="css-javascript-and-rendering"/>
+    <w:bookmarkEnd w:id="58"/>
+    <w:bookmarkStart w:id="59" w:name="css-javascript-and-rendering"/>
     <w:p>
       <w:pPr>
         <w:pStyle w:val="Heading2"/>
@@ -6600,47 +6548,47 @@
         <w:pStyle w:val="Compact"/>
         <w:numPr>
           <w:ilvl w:val="0"/>
-          <w:numId w:val="1043"/>
-        </w:numPr>
-      </w:pPr>
-      <w:r>
-        <w:t xml:space="preserve">[ ] Remove unused CSS where practical.</w:t>
-      </w:r>
-    </w:p>
-    <w:p>
-      <w:pPr>
-        <w:pStyle w:val="Compact"/>
-        <w:numPr>
-          <w:ilvl w:val="0"/>
-          <w:numId w:val="1043"/>
-        </w:numPr>
-      </w:pPr>
-      <w:r>
-        <w:t xml:space="preserve">[ ] Avoid loading site-wide CSS for components used on one page.</w:t>
-      </w:r>
-    </w:p>
-    <w:p>
-      <w:pPr>
-        <w:pStyle w:val="Compact"/>
-        <w:numPr>
-          <w:ilvl w:val="0"/>
-          <w:numId w:val="1043"/>
-        </w:numPr>
-      </w:pPr>
-      <w:r>
-        <w:t xml:space="preserve">[ ] Inline only small critical CSS when it improves LCP and does not create maintenance risk.</w:t>
-      </w:r>
-    </w:p>
-    <w:p>
-      <w:pPr>
-        <w:pStyle w:val="Compact"/>
-        <w:numPr>
-          <w:ilvl w:val="0"/>
-          <w:numId w:val="1043"/>
-        </w:numPr>
-      </w:pPr>
-      <w:r>
-        <w:t xml:space="preserve">[ ] Avoid excessive CSS frameworks or duplicate design systems.</w:t>
+          <w:numId w:val="1203"/>
+        </w:numPr>
+      </w:pPr>
+      <w:r>
+        <w:t xml:space="preserve">Remove unused CSS where practical.</w:t>
+      </w:r>
+    </w:p>
+    <w:p>
+      <w:pPr>
+        <w:pStyle w:val="Compact"/>
+        <w:numPr>
+          <w:ilvl w:val="0"/>
+          <w:numId w:val="1204"/>
+        </w:numPr>
+      </w:pPr>
+      <w:r>
+        <w:t xml:space="preserve">Avoid loading site-wide CSS for components used on one page.</w:t>
+      </w:r>
+    </w:p>
+    <w:p>
+      <w:pPr>
+        <w:pStyle w:val="Compact"/>
+        <w:numPr>
+          <w:ilvl w:val="0"/>
+          <w:numId w:val="1205"/>
+        </w:numPr>
+      </w:pPr>
+      <w:r>
+        <w:t xml:space="preserve">Inline only small critical CSS when it improves LCP and does not create maintenance risk.</w:t>
+      </w:r>
+    </w:p>
+    <w:p>
+      <w:pPr>
+        <w:pStyle w:val="Compact"/>
+        <w:numPr>
+          <w:ilvl w:val="0"/>
+          <w:numId w:val="1206"/>
+        </w:numPr>
+      </w:pPr>
+      <w:r>
+        <w:t xml:space="preserve">Avoid excessive CSS frameworks or duplicate design systems.</w:t>
       </w:r>
     </w:p>
     <w:p>
@@ -6656,83 +6604,83 @@
         <w:pStyle w:val="Compact"/>
         <w:numPr>
           <w:ilvl w:val="0"/>
-          <w:numId w:val="1044"/>
-        </w:numPr>
-      </w:pPr>
-      <w:r>
-        <w:t xml:space="preserve">[ ] Remove unused scripts.</w:t>
-      </w:r>
-    </w:p>
-    <w:p>
-      <w:pPr>
-        <w:pStyle w:val="Compact"/>
-        <w:numPr>
-          <w:ilvl w:val="0"/>
-          <w:numId w:val="1044"/>
-        </w:numPr>
-      </w:pPr>
-      <w:r>
-        <w:t xml:space="preserve">[ ] Defer non-critical scripts.</w:t>
-      </w:r>
-    </w:p>
-    <w:p>
-      <w:pPr>
-        <w:pStyle w:val="Compact"/>
-        <w:numPr>
-          <w:ilvl w:val="0"/>
-          <w:numId w:val="1044"/>
-        </w:numPr>
-      </w:pPr>
-      <w:r>
-        <w:t xml:space="preserve">[ ] Delay third-party scripts until interaction when appropriate.</w:t>
-      </w:r>
-    </w:p>
-    <w:p>
-      <w:pPr>
-        <w:pStyle w:val="Compact"/>
-        <w:numPr>
-          <w:ilvl w:val="0"/>
-          <w:numId w:val="1044"/>
-        </w:numPr>
-      </w:pPr>
-      <w:r>
-        <w:t xml:space="preserve">[ ] Avoid long main-thread tasks.</w:t>
-      </w:r>
-    </w:p>
-    <w:p>
-      <w:pPr>
-        <w:pStyle w:val="Compact"/>
-        <w:numPr>
-          <w:ilvl w:val="0"/>
-          <w:numId w:val="1044"/>
-        </w:numPr>
-      </w:pPr>
-      <w:r>
-        <w:t xml:space="preserve">[ ] Re-test admin/editor workflows after WordPress 7.0 upgrades, especially sites with custom blocks, editor plugins, heavy Font Library use, or workflows affected by the modernized dashboard and iframed editor.</w:t>
-      </w:r>
-    </w:p>
-    <w:p>
-      <w:pPr>
-        <w:pStyle w:val="Compact"/>
-        <w:numPr>
-          <w:ilvl w:val="0"/>
-          <w:numId w:val="1044"/>
-        </w:numPr>
-      </w:pPr>
-      <w:r>
-        <w:t xml:space="preserve">[ ] Split heavy functionality by page/template.</w:t>
-      </w:r>
-    </w:p>
-    <w:p>
-      <w:pPr>
-        <w:pStyle w:val="Compact"/>
-        <w:numPr>
-          <w:ilvl w:val="0"/>
-          <w:numId w:val="1044"/>
-        </w:numPr>
-      </w:pPr>
-      <w:r>
-        <w:t xml:space="preserve">[ ] Prevent duplicate libraries from loading.</w:t>
+          <w:numId w:val="1207"/>
+        </w:numPr>
+      </w:pPr>
+      <w:r>
+        <w:t xml:space="preserve">Remove unused scripts.</w:t>
+      </w:r>
+    </w:p>
+    <w:p>
+      <w:pPr>
+        <w:pStyle w:val="Compact"/>
+        <w:numPr>
+          <w:ilvl w:val="0"/>
+          <w:numId w:val="1208"/>
+        </w:numPr>
+      </w:pPr>
+      <w:r>
+        <w:t xml:space="preserve">Defer non-critical scripts.</w:t>
+      </w:r>
+    </w:p>
+    <w:p>
+      <w:pPr>
+        <w:pStyle w:val="Compact"/>
+        <w:numPr>
+          <w:ilvl w:val="0"/>
+          <w:numId w:val="1209"/>
+        </w:numPr>
+      </w:pPr>
+      <w:r>
+        <w:t xml:space="preserve">Delay third-party scripts until interaction when appropriate.</w:t>
+      </w:r>
+    </w:p>
+    <w:p>
+      <w:pPr>
+        <w:pStyle w:val="Compact"/>
+        <w:numPr>
+          <w:ilvl w:val="0"/>
+          <w:numId w:val="1210"/>
+        </w:numPr>
+      </w:pPr>
+      <w:r>
+        <w:t xml:space="preserve">Avoid long main-thread tasks.</w:t>
+      </w:r>
+    </w:p>
+    <w:p>
+      <w:pPr>
+        <w:pStyle w:val="Compact"/>
+        <w:numPr>
+          <w:ilvl w:val="0"/>
+          <w:numId w:val="1211"/>
+        </w:numPr>
+      </w:pPr>
+      <w:r>
+        <w:t xml:space="preserve">Re-test admin/editor workflows after WordPress 7.0 upgrades, especially sites with custom blocks, editor plugins, heavy Font Library use, or workflows affected by the modernized dashboard and iframed editor.</w:t>
+      </w:r>
+    </w:p>
+    <w:p>
+      <w:pPr>
+        <w:pStyle w:val="Compact"/>
+        <w:numPr>
+          <w:ilvl w:val="0"/>
+          <w:numId w:val="1212"/>
+        </w:numPr>
+      </w:pPr>
+      <w:r>
+        <w:t xml:space="preserve">Split heavy functionality by page/template.</w:t>
+      </w:r>
+    </w:p>
+    <w:p>
+      <w:pPr>
+        <w:pStyle w:val="Compact"/>
+        <w:numPr>
+          <w:ilvl w:val="0"/>
+          <w:numId w:val="1213"/>
+        </w:numPr>
+      </w:pPr>
+      <w:r>
+        <w:t xml:space="preserve">Prevent duplicate libraries from loading.</w:t>
       </w:r>
     </w:p>
     <w:p>
@@ -6748,47 +6696,47 @@
         <w:pStyle w:val="Compact"/>
         <w:numPr>
           <w:ilvl w:val="0"/>
-          <w:numId w:val="1045"/>
-        </w:numPr>
-      </w:pPr>
-      <w:r>
-        <w:t xml:space="preserve">[ ] Confirm plugins enqueue assets only where needed.</w:t>
-      </w:r>
-    </w:p>
-    <w:p>
-      <w:pPr>
-        <w:pStyle w:val="Compact"/>
-        <w:numPr>
-          <w:ilvl w:val="0"/>
-          <w:numId w:val="1045"/>
-        </w:numPr>
-      </w:pPr>
-      <w:r>
-        <w:t xml:space="preserve">[ ] Dequeue unnecessary assets carefully and test affected pages.</w:t>
-      </w:r>
-    </w:p>
-    <w:p>
-      <w:pPr>
-        <w:pStyle w:val="Compact"/>
-        <w:numPr>
-          <w:ilvl w:val="0"/>
-          <w:numId w:val="1045"/>
-        </w:numPr>
-      </w:pPr>
-      <w:r>
-        <w:t xml:space="preserve">[ ] Avoid breaking dependencies by blindly combining/minifying everything.</w:t>
-      </w:r>
-    </w:p>
-    <w:p>
-      <w:pPr>
-        <w:pStyle w:val="Compact"/>
-        <w:numPr>
-          <w:ilvl w:val="0"/>
-          <w:numId w:val="1045"/>
-        </w:numPr>
-      </w:pPr>
-      <w:r>
-        <w:t xml:space="preserve">[ ] Check for duplicate jQuery, slider, icon, analytics, or builder assets.</w:t>
+          <w:numId w:val="1214"/>
+        </w:numPr>
+      </w:pPr>
+      <w:r>
+        <w:t xml:space="preserve">Confirm plugins enqueue assets only where needed.</w:t>
+      </w:r>
+    </w:p>
+    <w:p>
+      <w:pPr>
+        <w:pStyle w:val="Compact"/>
+        <w:numPr>
+          <w:ilvl w:val="0"/>
+          <w:numId w:val="1215"/>
+        </w:numPr>
+      </w:pPr>
+      <w:r>
+        <w:t xml:space="preserve">Dequeue unnecessary assets carefully and test affected pages.</w:t>
+      </w:r>
+    </w:p>
+    <w:p>
+      <w:pPr>
+        <w:pStyle w:val="Compact"/>
+        <w:numPr>
+          <w:ilvl w:val="0"/>
+          <w:numId w:val="1216"/>
+        </w:numPr>
+      </w:pPr>
+      <w:r>
+        <w:t xml:space="preserve">Avoid breaking dependencies by blindly combining/minifying everything.</w:t>
+      </w:r>
+    </w:p>
+    <w:p>
+      <w:pPr>
+        <w:pStyle w:val="Compact"/>
+        <w:numPr>
+          <w:ilvl w:val="0"/>
+          <w:numId w:val="1217"/>
+        </w:numPr>
+      </w:pPr>
+      <w:r>
+        <w:t xml:space="preserve">Check for duplicate jQuery, slider, icon, analytics, or builder assets.</w:t>
       </w:r>
     </w:p>
     <w:p>
@@ -6798,8 +6746,8 @@
         </w:pict>
       </w:r>
     </w:p>
-    <w:bookmarkEnd w:id="39"/>
-    <w:bookmarkStart w:id="40" w:name="fonts-and-third-parties"/>
+    <w:bookmarkEnd w:id="59"/>
+    <w:bookmarkStart w:id="60" w:name="fonts-and-third-parties"/>
     <w:p>
       <w:pPr>
         <w:pStyle w:val="Heading2"/>
@@ -6829,47 +6777,47 @@
         <w:pStyle w:val="Compact"/>
         <w:numPr>
           <w:ilvl w:val="0"/>
-          <w:numId w:val="1046"/>
-        </w:numPr>
-      </w:pPr>
-      <w:r>
-        <w:t xml:space="preserve">[ ] Use fewer font families, weights, and styles.</w:t>
-      </w:r>
-    </w:p>
-    <w:p>
-      <w:pPr>
-        <w:pStyle w:val="Compact"/>
-        <w:numPr>
-          <w:ilvl w:val="0"/>
-          <w:numId w:val="1046"/>
-        </w:numPr>
-      </w:pPr>
-      <w:r>
-        <w:t xml:space="preserve">[ ] Prefer system fonts where acceptable.</w:t>
-      </w:r>
-    </w:p>
-    <w:p>
-      <w:pPr>
-        <w:pStyle w:val="Compact"/>
-        <w:numPr>
-          <w:ilvl w:val="0"/>
-          <w:numId w:val="1046"/>
-        </w:numPr>
-      </w:pPr>
-      <w:r>
-        <w:t xml:space="preserve">[ ] Self-host fonts when it simplifies delivery and caching.</w:t>
-      </w:r>
-    </w:p>
-    <w:p>
-      <w:pPr>
-        <w:pStyle w:val="Compact"/>
-        <w:numPr>
-          <w:ilvl w:val="0"/>
-          <w:numId w:val="1046"/>
-        </w:numPr>
-      </w:pPr>
-      <w:r>
-        <w:t xml:space="preserve">[ ] Use</w:t>
+          <w:numId w:val="1218"/>
+        </w:numPr>
+      </w:pPr>
+      <w:r>
+        <w:t xml:space="preserve">Use fewer font families, weights, and styles.</w:t>
+      </w:r>
+    </w:p>
+    <w:p>
+      <w:pPr>
+        <w:pStyle w:val="Compact"/>
+        <w:numPr>
+          <w:ilvl w:val="0"/>
+          <w:numId w:val="1219"/>
+        </w:numPr>
+      </w:pPr>
+      <w:r>
+        <w:t xml:space="preserve">Prefer system fonts where acceptable.</w:t>
+      </w:r>
+    </w:p>
+    <w:p>
+      <w:pPr>
+        <w:pStyle w:val="Compact"/>
+        <w:numPr>
+          <w:ilvl w:val="0"/>
+          <w:numId w:val="1220"/>
+        </w:numPr>
+      </w:pPr>
+      <w:r>
+        <w:t xml:space="preserve">Self-host fonts when it simplifies delivery and caching.</w:t>
+      </w:r>
+    </w:p>
+    <w:p>
+      <w:pPr>
+        <w:pStyle w:val="Compact"/>
+        <w:numPr>
+          <w:ilvl w:val="0"/>
+          <w:numId w:val="1221"/>
+        </w:numPr>
+      </w:pPr>
+      <w:r>
+        <w:t xml:space="preserve">Use</w:t>
       </w:r>
       <w:r>
         <w:t xml:space="preserve"> </w:t>
@@ -6892,23 +6840,23 @@
         <w:pStyle w:val="Compact"/>
         <w:numPr>
           <w:ilvl w:val="0"/>
-          <w:numId w:val="1046"/>
-        </w:numPr>
-      </w:pPr>
-      <w:r>
-        <w:t xml:space="preserve">[ ] Preload only critical fonts actually used above the fold.</w:t>
-      </w:r>
-    </w:p>
-    <w:p>
-      <w:pPr>
-        <w:pStyle w:val="Compact"/>
-        <w:numPr>
-          <w:ilvl w:val="0"/>
-          <w:numId w:val="1046"/>
-        </w:numPr>
-      </w:pPr>
-      <w:r>
-        <w:t xml:space="preserve">[ ] Ensure preloaded fonts use matching</w:t>
+          <w:numId w:val="1222"/>
+        </w:numPr>
+      </w:pPr>
+      <w:r>
+        <w:t xml:space="preserve">Preload only critical fonts actually used above the fold.</w:t>
+      </w:r>
+    </w:p>
+    <w:p>
+      <w:pPr>
+        <w:pStyle w:val="Compact"/>
+        <w:numPr>
+          <w:ilvl w:val="0"/>
+          <w:numId w:val="1223"/>
+        </w:numPr>
+      </w:pPr>
+      <w:r>
+        <w:t xml:space="preserve">Ensure preloaded fonts use matching</w:t>
       </w:r>
       <w:r>
         <w:t xml:space="preserve"> </w:t>
@@ -7063,59 +7011,59 @@
         <w:pStyle w:val="Compact"/>
         <w:numPr>
           <w:ilvl w:val="0"/>
-          <w:numId w:val="1047"/>
-        </w:numPr>
-      </w:pPr>
-      <w:r>
-        <w:t xml:space="preserve">[ ] Inventory analytics, ads, chat, maps, embeds, A/B testing, and social widgets.</w:t>
-      </w:r>
-    </w:p>
-    <w:p>
-      <w:pPr>
-        <w:pStyle w:val="Compact"/>
-        <w:numPr>
-          <w:ilvl w:val="0"/>
-          <w:numId w:val="1047"/>
-        </w:numPr>
-      </w:pPr>
-      <w:r>
-        <w:t xml:space="preserve">[ ] Remove tools that are no longer used.</w:t>
-      </w:r>
-    </w:p>
-    <w:p>
-      <w:pPr>
-        <w:pStyle w:val="Compact"/>
-        <w:numPr>
-          <w:ilvl w:val="0"/>
-          <w:numId w:val="1047"/>
-        </w:numPr>
-      </w:pPr>
-      <w:r>
-        <w:t xml:space="preserve">[ ] Load third parties after consent or interaction where appropriate.</w:t>
-      </w:r>
-    </w:p>
-    <w:p>
-      <w:pPr>
-        <w:pStyle w:val="Compact"/>
-        <w:numPr>
-          <w:ilvl w:val="0"/>
-          <w:numId w:val="1047"/>
-        </w:numPr>
-      </w:pPr>
-      <w:r>
-        <w:t xml:space="preserve">[ ] Avoid third-party scripts on templates that do not need them.</w:t>
-      </w:r>
-    </w:p>
-    <w:p>
-      <w:pPr>
-        <w:pStyle w:val="Compact"/>
-        <w:numPr>
-          <w:ilvl w:val="0"/>
-          <w:numId w:val="1047"/>
-        </w:numPr>
-      </w:pPr>
-      <w:r>
-        <w:t xml:space="preserve">[ ] Measure INP impact after enabling/disabling each major third party.</w:t>
+          <w:numId w:val="1224"/>
+        </w:numPr>
+      </w:pPr>
+      <w:r>
+        <w:t xml:space="preserve">Inventory analytics, ads, chat, maps, embeds, A/B testing, and social widgets.</w:t>
+      </w:r>
+    </w:p>
+    <w:p>
+      <w:pPr>
+        <w:pStyle w:val="Compact"/>
+        <w:numPr>
+          <w:ilvl w:val="0"/>
+          <w:numId w:val="1225"/>
+        </w:numPr>
+      </w:pPr>
+      <w:r>
+        <w:t xml:space="preserve">Remove tools that are no longer used.</w:t>
+      </w:r>
+    </w:p>
+    <w:p>
+      <w:pPr>
+        <w:pStyle w:val="Compact"/>
+        <w:numPr>
+          <w:ilvl w:val="0"/>
+          <w:numId w:val="1226"/>
+        </w:numPr>
+      </w:pPr>
+      <w:r>
+        <w:t xml:space="preserve">Load third parties after consent or interaction where appropriate.</w:t>
+      </w:r>
+    </w:p>
+    <w:p>
+      <w:pPr>
+        <w:pStyle w:val="Compact"/>
+        <w:numPr>
+          <w:ilvl w:val="0"/>
+          <w:numId w:val="1227"/>
+        </w:numPr>
+      </w:pPr>
+      <w:r>
+        <w:t xml:space="preserve">Avoid third-party scripts on templates that do not need them.</w:t>
+      </w:r>
+    </w:p>
+    <w:p>
+      <w:pPr>
+        <w:pStyle w:val="Compact"/>
+        <w:numPr>
+          <w:ilvl w:val="0"/>
+          <w:numId w:val="1228"/>
+        </w:numPr>
+      </w:pPr>
+      <w:r>
+        <w:t xml:space="preserve">Measure INP impact after enabling/disabling each major third party.</w:t>
       </w:r>
     </w:p>
     <w:p>
@@ -7125,8 +7073,8 @@
         </w:pict>
       </w:r>
     </w:p>
-    <w:bookmarkEnd w:id="40"/>
-    <w:bookmarkStart w:id="41" w:name="plugins-themes-and-page-builders"/>
+    <w:bookmarkEnd w:id="60"/>
+    <w:bookmarkStart w:id="61" w:name="plugins-themes-and-page-builders"/>
     <w:p>
       <w:pPr>
         <w:pStyle w:val="Heading2"/>
@@ -7148,83 +7096,83 @@
         <w:pStyle w:val="Compact"/>
         <w:numPr>
           <w:ilvl w:val="0"/>
-          <w:numId w:val="1048"/>
-        </w:numPr>
-      </w:pPr>
-      <w:r>
-        <w:t xml:space="preserve">[ ] Inventory plugins by function and business value.</w:t>
-      </w:r>
-    </w:p>
-    <w:p>
-      <w:pPr>
-        <w:pStyle w:val="Compact"/>
-        <w:numPr>
-          <w:ilvl w:val="0"/>
-          <w:numId w:val="1048"/>
-        </w:numPr>
-      </w:pPr>
-      <w:r>
-        <w:t xml:space="preserve">[ ] Identify overlapping plugins.</w:t>
-      </w:r>
-    </w:p>
-    <w:p>
-      <w:pPr>
-        <w:pStyle w:val="Compact"/>
-        <w:numPr>
-          <w:ilvl w:val="0"/>
-          <w:numId w:val="1048"/>
-        </w:numPr>
-      </w:pPr>
-      <w:r>
-        <w:t xml:space="preserve">[ ] Identify plugins that load assets globally.</w:t>
-      </w:r>
-    </w:p>
-    <w:p>
-      <w:pPr>
-        <w:pStyle w:val="Compact"/>
-        <w:numPr>
-          <w:ilvl w:val="0"/>
-          <w:numId w:val="1048"/>
-        </w:numPr>
-      </w:pPr>
-      <w:r>
-        <w:t xml:space="preserve">[ ] Identify plugins that run expensive queries or remote calls.</w:t>
-      </w:r>
-    </w:p>
-    <w:p>
-      <w:pPr>
-        <w:pStyle w:val="Compact"/>
-        <w:numPr>
-          <w:ilvl w:val="0"/>
-          <w:numId w:val="1048"/>
-        </w:numPr>
-      </w:pPr>
-      <w:r>
-        <w:t xml:space="preserve">[ ] Replace heavy plugins with lighter alternatives when the feature is simple.</w:t>
-      </w:r>
-    </w:p>
-    <w:p>
-      <w:pPr>
-        <w:pStyle w:val="Compact"/>
-        <w:numPr>
-          <w:ilvl w:val="0"/>
-          <w:numId w:val="1048"/>
-        </w:numPr>
-      </w:pPr>
-      <w:r>
-        <w:t xml:space="preserve">[ ] Disable unused modules inside large plugins.</w:t>
-      </w:r>
-    </w:p>
-    <w:p>
-      <w:pPr>
-        <w:pStyle w:val="Compact"/>
-        <w:numPr>
-          <w:ilvl w:val="0"/>
-          <w:numId w:val="1048"/>
-        </w:numPr>
-      </w:pPr>
-      <w:r>
-        <w:t xml:space="preserve">[ ] Test performance before and after each plugin change.</w:t>
+          <w:numId w:val="1229"/>
+        </w:numPr>
+      </w:pPr>
+      <w:r>
+        <w:t xml:space="preserve">Inventory plugins by function and business value.</w:t>
+      </w:r>
+    </w:p>
+    <w:p>
+      <w:pPr>
+        <w:pStyle w:val="Compact"/>
+        <w:numPr>
+          <w:ilvl w:val="0"/>
+          <w:numId w:val="1230"/>
+        </w:numPr>
+      </w:pPr>
+      <w:r>
+        <w:t xml:space="preserve">Identify overlapping plugins.</w:t>
+      </w:r>
+    </w:p>
+    <w:p>
+      <w:pPr>
+        <w:pStyle w:val="Compact"/>
+        <w:numPr>
+          <w:ilvl w:val="0"/>
+          <w:numId w:val="1231"/>
+        </w:numPr>
+      </w:pPr>
+      <w:r>
+        <w:t xml:space="preserve">Identify plugins that load assets globally.</w:t>
+      </w:r>
+    </w:p>
+    <w:p>
+      <w:pPr>
+        <w:pStyle w:val="Compact"/>
+        <w:numPr>
+          <w:ilvl w:val="0"/>
+          <w:numId w:val="1232"/>
+        </w:numPr>
+      </w:pPr>
+      <w:r>
+        <w:t xml:space="preserve">Identify plugins that run expensive queries or remote calls.</w:t>
+      </w:r>
+    </w:p>
+    <w:p>
+      <w:pPr>
+        <w:pStyle w:val="Compact"/>
+        <w:numPr>
+          <w:ilvl w:val="0"/>
+          <w:numId w:val="1233"/>
+        </w:numPr>
+      </w:pPr>
+      <w:r>
+        <w:t xml:space="preserve">Replace heavy plugins with lighter alternatives when the feature is simple.</w:t>
+      </w:r>
+    </w:p>
+    <w:p>
+      <w:pPr>
+        <w:pStyle w:val="Compact"/>
+        <w:numPr>
+          <w:ilvl w:val="0"/>
+          <w:numId w:val="1234"/>
+        </w:numPr>
+      </w:pPr>
+      <w:r>
+        <w:t xml:space="preserve">Disable unused modules inside large plugins.</w:t>
+      </w:r>
+    </w:p>
+    <w:p>
+      <w:pPr>
+        <w:pStyle w:val="Compact"/>
+        <w:numPr>
+          <w:ilvl w:val="0"/>
+          <w:numId w:val="1235"/>
+        </w:numPr>
+      </w:pPr>
+      <w:r>
+        <w:t xml:space="preserve">Test performance before and after each plugin change.</w:t>
       </w:r>
     </w:p>
     <w:p>
@@ -7240,59 +7188,59 @@
         <w:pStyle w:val="Compact"/>
         <w:numPr>
           <w:ilvl w:val="0"/>
-          <w:numId w:val="1049"/>
-        </w:numPr>
-      </w:pPr>
-      <w:r>
-        <w:t xml:space="preserve">[ ] Check DOM size.</w:t>
-      </w:r>
-    </w:p>
-    <w:p>
-      <w:pPr>
-        <w:pStyle w:val="Compact"/>
-        <w:numPr>
-          <w:ilvl w:val="0"/>
-          <w:numId w:val="1049"/>
-        </w:numPr>
-      </w:pPr>
-      <w:r>
-        <w:t xml:space="preserve">[ ] Check nested wrapper depth.</w:t>
-      </w:r>
-    </w:p>
-    <w:p>
-      <w:pPr>
-        <w:pStyle w:val="Compact"/>
-        <w:numPr>
-          <w:ilvl w:val="0"/>
-          <w:numId w:val="1049"/>
-        </w:numPr>
-      </w:pPr>
-      <w:r>
-        <w:t xml:space="preserve">[ ] Check duplicate CSS/JS libraries.</w:t>
-      </w:r>
-    </w:p>
-    <w:p>
-      <w:pPr>
-        <w:pStyle w:val="Compact"/>
-        <w:numPr>
-          <w:ilvl w:val="0"/>
-          <w:numId w:val="1049"/>
-        </w:numPr>
-      </w:pPr>
-      <w:r>
-        <w:t xml:space="preserve">[ ] Avoid builder widgets for simple static content when native blocks or theme templates are enough.</w:t>
-      </w:r>
-    </w:p>
-    <w:p>
-      <w:pPr>
-        <w:pStyle w:val="Compact"/>
-        <w:numPr>
-          <w:ilvl w:val="0"/>
-          <w:numId w:val="1049"/>
-        </w:numPr>
-      </w:pPr>
-      <w:r>
-        <w:t xml:space="preserve">[ ] Rebuild high-traffic landing pages with leaner markup where ROI is clear.</w:t>
+          <w:numId w:val="1236"/>
+        </w:numPr>
+      </w:pPr>
+      <w:r>
+        <w:t xml:space="preserve">Check DOM size.</w:t>
+      </w:r>
+    </w:p>
+    <w:p>
+      <w:pPr>
+        <w:pStyle w:val="Compact"/>
+        <w:numPr>
+          <w:ilvl w:val="0"/>
+          <w:numId w:val="1237"/>
+        </w:numPr>
+      </w:pPr>
+      <w:r>
+        <w:t xml:space="preserve">Check nested wrapper depth.</w:t>
+      </w:r>
+    </w:p>
+    <w:p>
+      <w:pPr>
+        <w:pStyle w:val="Compact"/>
+        <w:numPr>
+          <w:ilvl w:val="0"/>
+          <w:numId w:val="1238"/>
+        </w:numPr>
+      </w:pPr>
+      <w:r>
+        <w:t xml:space="preserve">Check duplicate CSS/JS libraries.</w:t>
+      </w:r>
+    </w:p>
+    <w:p>
+      <w:pPr>
+        <w:pStyle w:val="Compact"/>
+        <w:numPr>
+          <w:ilvl w:val="0"/>
+          <w:numId w:val="1239"/>
+        </w:numPr>
+      </w:pPr>
+      <w:r>
+        <w:t xml:space="preserve">Avoid builder widgets for simple static content when native blocks or theme templates are enough.</w:t>
+      </w:r>
+    </w:p>
+    <w:p>
+      <w:pPr>
+        <w:pStyle w:val="Compact"/>
+        <w:numPr>
+          <w:ilvl w:val="0"/>
+          <w:numId w:val="1240"/>
+        </w:numPr>
+      </w:pPr>
+      <w:r>
+        <w:t xml:space="preserve">Rebuild high-traffic landing pages with leaner markup where ROI is clear.</w:t>
       </w:r>
     </w:p>
     <w:p>
@@ -7308,71 +7256,71 @@
         <w:pStyle w:val="Compact"/>
         <w:numPr>
           <w:ilvl w:val="0"/>
-          <w:numId w:val="1050"/>
-        </w:numPr>
-      </w:pPr>
-      <w:r>
-        <w:t xml:space="preserve">[ ] List every plugin and its purpose.</w:t>
-      </w:r>
-    </w:p>
-    <w:p>
-      <w:pPr>
-        <w:pStyle w:val="Compact"/>
-        <w:numPr>
-          <w:ilvl w:val="0"/>
-          <w:numId w:val="1050"/>
-        </w:numPr>
-      </w:pPr>
-      <w:r>
-        <w:t xml:space="preserve">[ ] Mark must-have, replaceable, unused, and unknown.</w:t>
-      </w:r>
-    </w:p>
-    <w:p>
-      <w:pPr>
-        <w:pStyle w:val="Compact"/>
-        <w:numPr>
-          <w:ilvl w:val="0"/>
-          <w:numId w:val="1050"/>
-        </w:numPr>
-      </w:pPr>
-      <w:r>
-        <w:t xml:space="preserve">[ ] Disable one candidate on staging.</w:t>
-      </w:r>
-    </w:p>
-    <w:p>
-      <w:pPr>
-        <w:pStyle w:val="Compact"/>
-        <w:numPr>
-          <w:ilvl w:val="0"/>
-          <w:numId w:val="1050"/>
-        </w:numPr>
-      </w:pPr>
-      <w:r>
-        <w:t xml:space="preserve">[ ] Test functionality.</w:t>
-      </w:r>
-    </w:p>
-    <w:p>
-      <w:pPr>
-        <w:pStyle w:val="Compact"/>
-        <w:numPr>
-          <w:ilvl w:val="0"/>
-          <w:numId w:val="1050"/>
-        </w:numPr>
-      </w:pPr>
-      <w:r>
-        <w:t xml:space="preserve">[ ] Measure performance delta.</w:t>
-      </w:r>
-    </w:p>
-    <w:p>
-      <w:pPr>
-        <w:pStyle w:val="Compact"/>
-        <w:numPr>
-          <w:ilvl w:val="0"/>
-          <w:numId w:val="1050"/>
-        </w:numPr>
-      </w:pPr>
-      <w:r>
-        <w:t xml:space="preserve">[ ] Remove only after confirming no regressions.</w:t>
+          <w:numId w:val="1241"/>
+        </w:numPr>
+      </w:pPr>
+      <w:r>
+        <w:t xml:space="preserve">☐ List every plugin and its purpose.</w:t>
+      </w:r>
+    </w:p>
+    <w:p>
+      <w:pPr>
+        <w:pStyle w:val="Compact"/>
+        <w:numPr>
+          <w:ilvl w:val="0"/>
+          <w:numId w:val="1241"/>
+        </w:numPr>
+      </w:pPr>
+      <w:r>
+        <w:t xml:space="preserve">☐ Mark must-have, replaceable, unused, and unknown.</w:t>
+      </w:r>
+    </w:p>
+    <w:p>
+      <w:pPr>
+        <w:pStyle w:val="Compact"/>
+        <w:numPr>
+          <w:ilvl w:val="0"/>
+          <w:numId w:val="1241"/>
+        </w:numPr>
+      </w:pPr>
+      <w:r>
+        <w:t xml:space="preserve">☐ Disable one candidate on staging.</w:t>
+      </w:r>
+    </w:p>
+    <w:p>
+      <w:pPr>
+        <w:pStyle w:val="Compact"/>
+        <w:numPr>
+          <w:ilvl w:val="0"/>
+          <w:numId w:val="1241"/>
+        </w:numPr>
+      </w:pPr>
+      <w:r>
+        <w:t xml:space="preserve">☐ Test functionality.</w:t>
+      </w:r>
+    </w:p>
+    <w:p>
+      <w:pPr>
+        <w:pStyle w:val="Compact"/>
+        <w:numPr>
+          <w:ilvl w:val="0"/>
+          <w:numId w:val="1241"/>
+        </w:numPr>
+      </w:pPr>
+      <w:r>
+        <w:t xml:space="preserve">☐ Measure performance delta.</w:t>
+      </w:r>
+    </w:p>
+    <w:p>
+      <w:pPr>
+        <w:pStyle w:val="Compact"/>
+        <w:numPr>
+          <w:ilvl w:val="0"/>
+          <w:numId w:val="1241"/>
+        </w:numPr>
+      </w:pPr>
+      <w:r>
+        <w:t xml:space="preserve">☐ Remove only after confirming no regressions.</w:t>
       </w:r>
     </w:p>
     <w:p>
@@ -7382,8 +7330,8 @@
         </w:pict>
       </w:r>
     </w:p>
-    <w:bookmarkEnd w:id="41"/>
-    <w:bookmarkStart w:id="42" w:name="wordpress-core-configuration"/>
+    <w:bookmarkEnd w:id="61"/>
+    <w:bookmarkStart w:id="62" w:name="wordpress-core-configuration"/>
     <w:p>
       <w:pPr>
         <w:pStyle w:val="Heading2"/>
@@ -7405,71 +7353,71 @@
         <w:pStyle w:val="Compact"/>
         <w:numPr>
           <w:ilvl w:val="0"/>
-          <w:numId w:val="1051"/>
-        </w:numPr>
-      </w:pPr>
-      <w:r>
-        <w:t xml:space="preserve">[ ] Disable or limit post revisions only if editorial requirements allow it.</w:t>
-      </w:r>
-    </w:p>
-    <w:p>
-      <w:pPr>
-        <w:pStyle w:val="Compact"/>
-        <w:numPr>
-          <w:ilvl w:val="0"/>
-          <w:numId w:val="1051"/>
-        </w:numPr>
-      </w:pPr>
-      <w:r>
-        <w:t xml:space="preserve">[ ] Configure autosaves and heartbeat carefully; do not break editing workflows.</w:t>
-      </w:r>
-    </w:p>
-    <w:p>
-      <w:pPr>
-        <w:pStyle w:val="Compact"/>
-        <w:numPr>
-          <w:ilvl w:val="0"/>
-          <w:numId w:val="1051"/>
-        </w:numPr>
-      </w:pPr>
-      <w:r>
-        <w:t xml:space="preserve">[ ] Disable XML-RPC if not needed.</w:t>
-      </w:r>
-    </w:p>
-    <w:p>
-      <w:pPr>
-        <w:pStyle w:val="Compact"/>
-        <w:numPr>
-          <w:ilvl w:val="0"/>
-          <w:numId w:val="1051"/>
-        </w:numPr>
-      </w:pPr>
-      <w:r>
-        <w:t xml:space="preserve">[ ] Move WP-Cron to real server cron on production/high-traffic sites.</w:t>
-      </w:r>
-    </w:p>
-    <w:p>
-      <w:pPr>
-        <w:pStyle w:val="Compact"/>
-        <w:numPr>
-          <w:ilvl w:val="0"/>
-          <w:numId w:val="1051"/>
-        </w:numPr>
-      </w:pPr>
-      <w:r>
-        <w:t xml:space="preserve">[ ] Confirm debug settings are production-safe.</w:t>
-      </w:r>
-    </w:p>
-    <w:p>
-      <w:pPr>
-        <w:pStyle w:val="Compact"/>
-        <w:numPr>
-          <w:ilvl w:val="0"/>
-          <w:numId w:val="1051"/>
-        </w:numPr>
-      </w:pPr>
-      <w:r>
-        <w:t xml:space="preserve">[ ] Keep core, plugins, and themes updated after testing. Treat WordPress 7.0 as the current compatibility baseline and test upgrades against the production-intended PHP 8.x runtime when possible.</w:t>
+          <w:numId w:val="1242"/>
+        </w:numPr>
+      </w:pPr>
+      <w:r>
+        <w:t xml:space="preserve">Disable or limit post revisions only if editorial requirements allow it.</w:t>
+      </w:r>
+    </w:p>
+    <w:p>
+      <w:pPr>
+        <w:pStyle w:val="Compact"/>
+        <w:numPr>
+          <w:ilvl w:val="0"/>
+          <w:numId w:val="1243"/>
+        </w:numPr>
+      </w:pPr>
+      <w:r>
+        <w:t xml:space="preserve">Configure autosaves and heartbeat carefully; do not break editing workflows.</w:t>
+      </w:r>
+    </w:p>
+    <w:p>
+      <w:pPr>
+        <w:pStyle w:val="Compact"/>
+        <w:numPr>
+          <w:ilvl w:val="0"/>
+          <w:numId w:val="1244"/>
+        </w:numPr>
+      </w:pPr>
+      <w:r>
+        <w:t xml:space="preserve">Disable XML-RPC if not needed.</w:t>
+      </w:r>
+    </w:p>
+    <w:p>
+      <w:pPr>
+        <w:pStyle w:val="Compact"/>
+        <w:numPr>
+          <w:ilvl w:val="0"/>
+          <w:numId w:val="1245"/>
+        </w:numPr>
+      </w:pPr>
+      <w:r>
+        <w:t xml:space="preserve">Move WP-Cron to real server cron on production/high-traffic sites.</w:t>
+      </w:r>
+    </w:p>
+    <w:p>
+      <w:pPr>
+        <w:pStyle w:val="Compact"/>
+        <w:numPr>
+          <w:ilvl w:val="0"/>
+          <w:numId w:val="1246"/>
+        </w:numPr>
+      </w:pPr>
+      <w:r>
+        <w:t xml:space="preserve">Confirm debug settings are production-safe.</w:t>
+      </w:r>
+    </w:p>
+    <w:p>
+      <w:pPr>
+        <w:pStyle w:val="Compact"/>
+        <w:numPr>
+          <w:ilvl w:val="0"/>
+          <w:numId w:val="1247"/>
+        </w:numPr>
+      </w:pPr>
+      <w:r>
+        <w:t xml:space="preserve">Keep core, plugins, and themes updated after testing. Treat WordPress 7.0 as the current compatibility baseline and test upgrades against the production-intended PHP 8.x runtime when possible.</w:t>
       </w:r>
     </w:p>
     <w:p>
@@ -7725,8 +7673,8 @@
         </w:pict>
       </w:r>
     </w:p>
-    <w:bookmarkEnd w:id="42"/>
-    <w:bookmarkStart w:id="43" w:name="cron-and-background-jobs"/>
+    <w:bookmarkEnd w:id="62"/>
+    <w:bookmarkStart w:id="63" w:name="cron-and-background-jobs"/>
     <w:p>
       <w:pPr>
         <w:pStyle w:val="Heading2"/>
@@ -7748,107 +7696,107 @@
         <w:pStyle w:val="Compact"/>
         <w:numPr>
           <w:ilvl w:val="0"/>
-          <w:numId w:val="1052"/>
-        </w:numPr>
-      </w:pPr>
-      <w:r>
-        <w:t xml:space="preserve">[ ] Identify due and overdue cron events.</w:t>
-      </w:r>
-    </w:p>
-    <w:p>
-      <w:pPr>
-        <w:pStyle w:val="Compact"/>
-        <w:numPr>
-          <w:ilvl w:val="0"/>
-          <w:numId w:val="1052"/>
-        </w:numPr>
-      </w:pPr>
-      <w:r>
-        <w:t xml:space="preserve">[ ] Move WP-Cron to server cron where appropriate.</w:t>
-      </w:r>
-    </w:p>
-    <w:p>
-      <w:pPr>
-        <w:pStyle w:val="Compact"/>
-        <w:numPr>
-          <w:ilvl w:val="0"/>
-          <w:numId w:val="1052"/>
-        </w:numPr>
-      </w:pPr>
-      <w:r>
-        <w:t xml:space="preserve">[ ] Avoid heavy cron tasks during peak traffic.</w:t>
-      </w:r>
-    </w:p>
-    <w:p>
-      <w:pPr>
-        <w:pStyle w:val="Compact"/>
-        <w:numPr>
-          <w:ilvl w:val="0"/>
-          <w:numId w:val="1052"/>
-        </w:numPr>
-      </w:pPr>
-      <w:r>
-        <w:t xml:space="preserve">[ ] Deduplicate scheduled events.</w:t>
-      </w:r>
-    </w:p>
-    <w:p>
-      <w:pPr>
-        <w:pStyle w:val="Compact"/>
-        <w:numPr>
-          <w:ilvl w:val="0"/>
-          <w:numId w:val="1052"/>
-        </w:numPr>
-      </w:pPr>
-      <w:r>
-        <w:t xml:space="preserve">[ ] Check failed Action Scheduler jobs.</w:t>
-      </w:r>
-    </w:p>
-    <w:p>
-      <w:pPr>
-        <w:pStyle w:val="Compact"/>
-        <w:numPr>
-          <w:ilvl w:val="0"/>
-          <w:numId w:val="1052"/>
-        </w:numPr>
-      </w:pPr>
-      <w:r>
-        <w:t xml:space="preserve">[ ] For WooCommerce, monitor Action Scheduler queue length and failure rate.</w:t>
-      </w:r>
-    </w:p>
-    <w:p>
-      <w:pPr>
-        <w:pStyle w:val="Compact"/>
-        <w:numPr>
-          <w:ilvl w:val="0"/>
-          <w:numId w:val="1052"/>
-        </w:numPr>
-      </w:pPr>
-      <w:r>
-        <w:t xml:space="preserve">[ ] Account for WordPress 6.9+ behavior: request-triggered WP-Cron is spawned at shutdown, which can reduce user-facing latency, but high-traffic sites should still use a verified external runner.</w:t>
-      </w:r>
-    </w:p>
-    <w:p>
-      <w:pPr>
-        <w:pStyle w:val="Compact"/>
-        <w:numPr>
-          <w:ilvl w:val="0"/>
-          <w:numId w:val="1052"/>
-        </w:numPr>
-      </w:pPr>
-      <w:r>
-        <w:t xml:space="preserve">[ ] Batch long-running jobs.</w:t>
-      </w:r>
-    </w:p>
-    <w:p>
-      <w:pPr>
-        <w:pStyle w:val="Compact"/>
-        <w:numPr>
-          <w:ilvl w:val="0"/>
-          <w:numId w:val="1052"/>
-        </w:numPr>
-      </w:pPr>
-      <w:r>
-        <w:t xml:space="preserve">[ ] Add locking to prevent overlapping expensive jobs.</w:t>
+          <w:numId w:val="1248"/>
+        </w:numPr>
+      </w:pPr>
+      <w:r>
+        <w:t xml:space="preserve">Identify due and overdue cron events.</w:t>
+      </w:r>
+    </w:p>
+    <w:p>
+      <w:pPr>
+        <w:pStyle w:val="Compact"/>
+        <w:numPr>
+          <w:ilvl w:val="0"/>
+          <w:numId w:val="1249"/>
+        </w:numPr>
+      </w:pPr>
+      <w:r>
+        <w:t xml:space="preserve">Move WP-Cron to server cron where appropriate.</w:t>
+      </w:r>
+    </w:p>
+    <w:p>
+      <w:pPr>
+        <w:pStyle w:val="Compact"/>
+        <w:numPr>
+          <w:ilvl w:val="0"/>
+          <w:numId w:val="1250"/>
+        </w:numPr>
+      </w:pPr>
+      <w:r>
+        <w:t xml:space="preserve">Avoid heavy cron tasks during peak traffic.</w:t>
+      </w:r>
+    </w:p>
+    <w:p>
+      <w:pPr>
+        <w:pStyle w:val="Compact"/>
+        <w:numPr>
+          <w:ilvl w:val="0"/>
+          <w:numId w:val="1251"/>
+        </w:numPr>
+      </w:pPr>
+      <w:r>
+        <w:t xml:space="preserve">Deduplicate scheduled events.</w:t>
+      </w:r>
+    </w:p>
+    <w:p>
+      <w:pPr>
+        <w:pStyle w:val="Compact"/>
+        <w:numPr>
+          <w:ilvl w:val="0"/>
+          <w:numId w:val="1252"/>
+        </w:numPr>
+      </w:pPr>
+      <w:r>
+        <w:t xml:space="preserve">Check failed Action Scheduler jobs.</w:t>
+      </w:r>
+    </w:p>
+    <w:p>
+      <w:pPr>
+        <w:pStyle w:val="Compact"/>
+        <w:numPr>
+          <w:ilvl w:val="0"/>
+          <w:numId w:val="1253"/>
+        </w:numPr>
+      </w:pPr>
+      <w:r>
+        <w:t xml:space="preserve">For WooCommerce, monitor Action Scheduler queue length and failure rate.</w:t>
+      </w:r>
+    </w:p>
+    <w:p>
+      <w:pPr>
+        <w:pStyle w:val="Compact"/>
+        <w:numPr>
+          <w:ilvl w:val="0"/>
+          <w:numId w:val="1254"/>
+        </w:numPr>
+      </w:pPr>
+      <w:r>
+        <w:t xml:space="preserve">Account for WordPress 6.9+ behavior: request-triggered WP-Cron is spawned at shutdown, which can reduce user-facing latency, but high-traffic sites should still use a verified external runner.</w:t>
+      </w:r>
+    </w:p>
+    <w:p>
+      <w:pPr>
+        <w:pStyle w:val="Compact"/>
+        <w:numPr>
+          <w:ilvl w:val="0"/>
+          <w:numId w:val="1255"/>
+        </w:numPr>
+      </w:pPr>
+      <w:r>
+        <w:t xml:space="preserve">Batch long-running jobs.</w:t>
+      </w:r>
+    </w:p>
+    <w:p>
+      <w:pPr>
+        <w:pStyle w:val="Compact"/>
+        <w:numPr>
+          <w:ilvl w:val="0"/>
+          <w:numId w:val="1256"/>
+        </w:numPr>
+      </w:pPr>
+      <w:r>
+        <w:t xml:space="preserve">Add locking to prevent overlapping expensive jobs.</w:t>
       </w:r>
     </w:p>
     <w:p>
@@ -8117,8 +8065,8 @@
         <w:t xml:space="preserve">After setting the constant, verify due events continue to clear. Roll back by commenting out the constant and clearing OPcache if the backlog grows.</w:t>
       </w:r>
     </w:p>
-    <w:bookmarkEnd w:id="43"/>
-    <w:bookmarkStart w:id="44" w:name="woocommerce-and-dynamic-sites"/>
+    <w:bookmarkEnd w:id="63"/>
+    <w:bookmarkStart w:id="64" w:name="woocommerce-and-dynamic-sites"/>
     <w:p>
       <w:pPr>
         <w:pStyle w:val="Heading2"/>
@@ -8140,95 +8088,95 @@
         <w:pStyle w:val="Compact"/>
         <w:numPr>
           <w:ilvl w:val="0"/>
-          <w:numId w:val="1053"/>
-        </w:numPr>
-      </w:pPr>
-      <w:r>
-        <w:t xml:space="preserve">[ ] Cache catalog and marketing pages aggressively when logged out.</w:t>
-      </w:r>
-    </w:p>
-    <w:p>
-      <w:pPr>
-        <w:pStyle w:val="Compact"/>
-        <w:numPr>
-          <w:ilvl w:val="0"/>
-          <w:numId w:val="1053"/>
-        </w:numPr>
-      </w:pPr>
-      <w:r>
-        <w:t xml:space="preserve">[ ] Bypass cart, checkout, account, and personalized pages.</w:t>
-      </w:r>
-    </w:p>
-    <w:p>
-      <w:pPr>
-        <w:pStyle w:val="Compact"/>
-        <w:numPr>
-          <w:ilvl w:val="0"/>
-          <w:numId w:val="1053"/>
-        </w:numPr>
-      </w:pPr>
-      <w:r>
-        <w:t xml:space="preserve">[ ] Check cart fragments or AJAX cart behavior.</w:t>
-      </w:r>
-    </w:p>
-    <w:p>
-      <w:pPr>
-        <w:pStyle w:val="Compact"/>
-        <w:numPr>
-          <w:ilvl w:val="0"/>
-          <w:numId w:val="1053"/>
-        </w:numPr>
-      </w:pPr>
-      <w:r>
-        <w:t xml:space="preserve">[ ] Reduce unnecessary session creation for anonymous visitors.</w:t>
-      </w:r>
-    </w:p>
-    <w:p>
-      <w:pPr>
-        <w:pStyle w:val="Compact"/>
-        <w:numPr>
-          <w:ilvl w:val="0"/>
-          <w:numId w:val="1053"/>
-        </w:numPr>
-      </w:pPr>
-      <w:r>
-        <w:t xml:space="preserve">[ ] Optimize product queries and filters.</w:t>
-      </w:r>
-    </w:p>
-    <w:p>
-      <w:pPr>
-        <w:pStyle w:val="Compact"/>
-        <w:numPr>
-          <w:ilvl w:val="0"/>
-          <w:numId w:val="1053"/>
-        </w:numPr>
-      </w:pPr>
-      <w:r>
-        <w:t xml:space="preserve">[ ] Monitor Action Scheduler.</w:t>
-      </w:r>
-    </w:p>
-    <w:p>
-      <w:pPr>
-        <w:pStyle w:val="Compact"/>
-        <w:numPr>
-          <w:ilvl w:val="0"/>
-          <w:numId w:val="1053"/>
-        </w:numPr>
-      </w:pPr>
-      <w:r>
-        <w:t xml:space="preserve">[ ] Avoid expensive stock, pricing, or personalization calculations on every page view.</w:t>
-      </w:r>
-    </w:p>
-    <w:p>
-      <w:pPr>
-        <w:pStyle w:val="Compact"/>
-        <w:numPr>
-          <w:ilvl w:val="0"/>
-          <w:numId w:val="1053"/>
-        </w:numPr>
-      </w:pPr>
-      <w:r>
-        <w:t xml:space="preserve">[ ] Test with real logged-in and logged-out flows after cache changes.</w:t>
+          <w:numId w:val="1257"/>
+        </w:numPr>
+      </w:pPr>
+      <w:r>
+        <w:t xml:space="preserve">Cache catalog and marketing pages aggressively when logged out.</w:t>
+      </w:r>
+    </w:p>
+    <w:p>
+      <w:pPr>
+        <w:pStyle w:val="Compact"/>
+        <w:numPr>
+          <w:ilvl w:val="0"/>
+          <w:numId w:val="1258"/>
+        </w:numPr>
+      </w:pPr>
+      <w:r>
+        <w:t xml:space="preserve">Bypass cart, checkout, account, and personalized pages.</w:t>
+      </w:r>
+    </w:p>
+    <w:p>
+      <w:pPr>
+        <w:pStyle w:val="Compact"/>
+        <w:numPr>
+          <w:ilvl w:val="0"/>
+          <w:numId w:val="1259"/>
+        </w:numPr>
+      </w:pPr>
+      <w:r>
+        <w:t xml:space="preserve">Check cart fragments or AJAX cart behavior.</w:t>
+      </w:r>
+    </w:p>
+    <w:p>
+      <w:pPr>
+        <w:pStyle w:val="Compact"/>
+        <w:numPr>
+          <w:ilvl w:val="0"/>
+          <w:numId w:val="1260"/>
+        </w:numPr>
+      </w:pPr>
+      <w:r>
+        <w:t xml:space="preserve">Reduce unnecessary session creation for anonymous visitors.</w:t>
+      </w:r>
+    </w:p>
+    <w:p>
+      <w:pPr>
+        <w:pStyle w:val="Compact"/>
+        <w:numPr>
+          <w:ilvl w:val="0"/>
+          <w:numId w:val="1261"/>
+        </w:numPr>
+      </w:pPr>
+      <w:r>
+        <w:t xml:space="preserve">Optimize product queries and filters.</w:t>
+      </w:r>
+    </w:p>
+    <w:p>
+      <w:pPr>
+        <w:pStyle w:val="Compact"/>
+        <w:numPr>
+          <w:ilvl w:val="0"/>
+          <w:numId w:val="1262"/>
+        </w:numPr>
+      </w:pPr>
+      <w:r>
+        <w:t xml:space="preserve">Monitor Action Scheduler.</w:t>
+      </w:r>
+    </w:p>
+    <w:p>
+      <w:pPr>
+        <w:pStyle w:val="Compact"/>
+        <w:numPr>
+          <w:ilvl w:val="0"/>
+          <w:numId w:val="1263"/>
+        </w:numPr>
+      </w:pPr>
+      <w:r>
+        <w:t xml:space="preserve">Avoid expensive stock, pricing, or personalization calculations on every page view.</w:t>
+      </w:r>
+    </w:p>
+    <w:p>
+      <w:pPr>
+        <w:pStyle w:val="Compact"/>
+        <w:numPr>
+          <w:ilvl w:val="0"/>
+          <w:numId w:val="1264"/>
+        </w:numPr>
+      </w:pPr>
+      <w:r>
+        <w:t xml:space="preserve">Test with real logged-in and logged-out flows after cache changes.</w:t>
       </w:r>
     </w:p>
     <w:p>
@@ -8244,71 +8192,71 @@
         <w:pStyle w:val="Compact"/>
         <w:numPr>
           <w:ilvl w:val="0"/>
-          <w:numId w:val="1054"/>
-        </w:numPr>
-      </w:pPr>
-      <w:r>
-        <w:t xml:space="preserve">[ ] product archive TTFB</w:t>
-      </w:r>
-    </w:p>
-    <w:p>
-      <w:pPr>
-        <w:pStyle w:val="Compact"/>
-        <w:numPr>
-          <w:ilvl w:val="0"/>
-          <w:numId w:val="1054"/>
-        </w:numPr>
-      </w:pPr>
-      <w:r>
-        <w:t xml:space="preserve">[ ] single product LCP image</w:t>
-      </w:r>
-    </w:p>
-    <w:p>
-      <w:pPr>
-        <w:pStyle w:val="Compact"/>
-        <w:numPr>
-          <w:ilvl w:val="0"/>
-          <w:numId w:val="1054"/>
-        </w:numPr>
-      </w:pPr>
-      <w:r>
-        <w:t xml:space="preserve">[ ] cart fragments</w:t>
-      </w:r>
-    </w:p>
-    <w:p>
-      <w:pPr>
-        <w:pStyle w:val="Compact"/>
-        <w:numPr>
-          <w:ilvl w:val="0"/>
-          <w:numId w:val="1054"/>
-        </w:numPr>
-      </w:pPr>
-      <w:r>
-        <w:t xml:space="preserve">[ ] checkout AJAX calls</w:t>
-      </w:r>
-    </w:p>
-    <w:p>
-      <w:pPr>
-        <w:pStyle w:val="Compact"/>
-        <w:numPr>
-          <w:ilvl w:val="0"/>
-          <w:numId w:val="1054"/>
-        </w:numPr>
-      </w:pPr>
-      <w:r>
-        <w:t xml:space="preserve">[ ] Action Scheduler backlog</w:t>
-      </w:r>
-    </w:p>
-    <w:p>
-      <w:pPr>
-        <w:pStyle w:val="Compact"/>
-        <w:numPr>
-          <w:ilvl w:val="0"/>
-          <w:numId w:val="1054"/>
-        </w:numPr>
-      </w:pPr>
-      <w:r>
-        <w:t xml:space="preserve">[ ] slow order/admin screens</w:t>
+          <w:numId w:val="1265"/>
+        </w:numPr>
+      </w:pPr>
+      <w:r>
+        <w:t xml:space="preserve">product archive TTFB</w:t>
+      </w:r>
+    </w:p>
+    <w:p>
+      <w:pPr>
+        <w:pStyle w:val="Compact"/>
+        <w:numPr>
+          <w:ilvl w:val="0"/>
+          <w:numId w:val="1266"/>
+        </w:numPr>
+      </w:pPr>
+      <w:r>
+        <w:t xml:space="preserve">single product LCP image</w:t>
+      </w:r>
+    </w:p>
+    <w:p>
+      <w:pPr>
+        <w:pStyle w:val="Compact"/>
+        <w:numPr>
+          <w:ilvl w:val="0"/>
+          <w:numId w:val="1267"/>
+        </w:numPr>
+      </w:pPr>
+      <w:r>
+        <w:t xml:space="preserve">cart fragments</w:t>
+      </w:r>
+    </w:p>
+    <w:p>
+      <w:pPr>
+        <w:pStyle w:val="Compact"/>
+        <w:numPr>
+          <w:ilvl w:val="0"/>
+          <w:numId w:val="1268"/>
+        </w:numPr>
+      </w:pPr>
+      <w:r>
+        <w:t xml:space="preserve">checkout AJAX calls</w:t>
+      </w:r>
+    </w:p>
+    <w:p>
+      <w:pPr>
+        <w:pStyle w:val="Compact"/>
+        <w:numPr>
+          <w:ilvl w:val="0"/>
+          <w:numId w:val="1269"/>
+        </w:numPr>
+      </w:pPr>
+      <w:r>
+        <w:t xml:space="preserve">Action Scheduler backlog</w:t>
+      </w:r>
+    </w:p>
+    <w:p>
+      <w:pPr>
+        <w:pStyle w:val="Compact"/>
+        <w:numPr>
+          <w:ilvl w:val="0"/>
+          <w:numId w:val="1270"/>
+        </w:numPr>
+      </w:pPr>
+      <w:r>
+        <w:t xml:space="preserve">slow order/admin screens</w:t>
       </w:r>
     </w:p>
     <w:p>
@@ -8318,8 +8266,8 @@
         </w:pict>
       </w:r>
     </w:p>
-    <w:bookmarkEnd w:id="44"/>
-    <w:bookmarkStart w:id="45" w:name="multisite"/>
+    <w:bookmarkEnd w:id="64"/>
+    <w:bookmarkStart w:id="65" w:name="multisite"/>
     <w:p>
       <w:pPr>
         <w:pStyle w:val="Heading2"/>
@@ -8341,83 +8289,83 @@
         <w:pStyle w:val="Compact"/>
         <w:numPr>
           <w:ilvl w:val="0"/>
-          <w:numId w:val="1055"/>
-        </w:numPr>
-      </w:pPr>
-      <w:r>
-        <w:t xml:space="preserve">[ ] Identify whether slowness is site-specific or network-wide.</w:t>
-      </w:r>
-    </w:p>
-    <w:p>
-      <w:pPr>
-        <w:pStyle w:val="Compact"/>
-        <w:numPr>
-          <w:ilvl w:val="0"/>
-          <w:numId w:val="1055"/>
-        </w:numPr>
-      </w:pPr>
-      <w:r>
-        <w:t xml:space="preserve">[ ] Audit network-activated plugins.</w:t>
-      </w:r>
-    </w:p>
-    <w:p>
-      <w:pPr>
-        <w:pStyle w:val="Compact"/>
-        <w:numPr>
-          <w:ilvl w:val="0"/>
-          <w:numId w:val="1055"/>
-        </w:numPr>
-      </w:pPr>
-      <w:r>
-        <w:t xml:space="preserve">[ ] Check global tables and large options.</w:t>
-      </w:r>
-    </w:p>
-    <w:p>
-      <w:pPr>
-        <w:pStyle w:val="Compact"/>
-        <w:numPr>
-          <w:ilvl w:val="0"/>
-          <w:numId w:val="1055"/>
-        </w:numPr>
-      </w:pPr>
-      <w:r>
-        <w:t xml:space="preserve">[ ] Avoid expensive network-wide queries during normal requests.</w:t>
-      </w:r>
-    </w:p>
-    <w:p>
-      <w:pPr>
-        <w:pStyle w:val="Compact"/>
-        <w:numPr>
-          <w:ilvl w:val="0"/>
-          <w:numId w:val="1055"/>
-        </w:numPr>
-      </w:pPr>
-      <w:r>
-        <w:t xml:space="preserve">[ ] Review object cache groups and cache segmentation.</w:t>
-      </w:r>
-    </w:p>
-    <w:p>
-      <w:pPr>
-        <w:pStyle w:val="Compact"/>
-        <w:numPr>
-          <w:ilvl w:val="0"/>
-          <w:numId w:val="1055"/>
-        </w:numPr>
-      </w:pPr>
-      <w:r>
-        <w:t xml:space="preserve">[ ] Confirm domain mapping and redirects are clean.</w:t>
-      </w:r>
-    </w:p>
-    <w:p>
-      <w:pPr>
-        <w:pStyle w:val="Compact"/>
-        <w:numPr>
-          <w:ilvl w:val="0"/>
-          <w:numId w:val="1055"/>
-        </w:numPr>
-      </w:pPr>
-      <w:r>
-        <w:t xml:space="preserve">[ ] Measure representative subsites separately.</w:t>
+          <w:numId w:val="1271"/>
+        </w:numPr>
+      </w:pPr>
+      <w:r>
+        <w:t xml:space="preserve">Identify whether slowness is site-specific or network-wide.</w:t>
+      </w:r>
+    </w:p>
+    <w:p>
+      <w:pPr>
+        <w:pStyle w:val="Compact"/>
+        <w:numPr>
+          <w:ilvl w:val="0"/>
+          <w:numId w:val="1272"/>
+        </w:numPr>
+      </w:pPr>
+      <w:r>
+        <w:t xml:space="preserve">Audit network-activated plugins.</w:t>
+      </w:r>
+    </w:p>
+    <w:p>
+      <w:pPr>
+        <w:pStyle w:val="Compact"/>
+        <w:numPr>
+          <w:ilvl w:val="0"/>
+          <w:numId w:val="1273"/>
+        </w:numPr>
+      </w:pPr>
+      <w:r>
+        <w:t xml:space="preserve">Check global tables and large options.</w:t>
+      </w:r>
+    </w:p>
+    <w:p>
+      <w:pPr>
+        <w:pStyle w:val="Compact"/>
+        <w:numPr>
+          <w:ilvl w:val="0"/>
+          <w:numId w:val="1274"/>
+        </w:numPr>
+      </w:pPr>
+      <w:r>
+        <w:t xml:space="preserve">Avoid expensive network-wide queries during normal requests.</w:t>
+      </w:r>
+    </w:p>
+    <w:p>
+      <w:pPr>
+        <w:pStyle w:val="Compact"/>
+        <w:numPr>
+          <w:ilvl w:val="0"/>
+          <w:numId w:val="1275"/>
+        </w:numPr>
+      </w:pPr>
+      <w:r>
+        <w:t xml:space="preserve">Review object cache groups and cache segmentation.</w:t>
+      </w:r>
+    </w:p>
+    <w:p>
+      <w:pPr>
+        <w:pStyle w:val="Compact"/>
+        <w:numPr>
+          <w:ilvl w:val="0"/>
+          <w:numId w:val="1276"/>
+        </w:numPr>
+      </w:pPr>
+      <w:r>
+        <w:t xml:space="preserve">Confirm domain mapping and redirects are clean.</w:t>
+      </w:r>
+    </w:p>
+    <w:p>
+      <w:pPr>
+        <w:pStyle w:val="Compact"/>
+        <w:numPr>
+          <w:ilvl w:val="0"/>
+          <w:numId w:val="1277"/>
+        </w:numPr>
+      </w:pPr>
+      <w:r>
+        <w:t xml:space="preserve">Measure representative subsites separately.</w:t>
       </w:r>
     </w:p>
     <w:p>
@@ -8427,8 +8375,8 @@
         </w:pict>
       </w:r>
     </w:p>
-    <w:bookmarkEnd w:id="45"/>
-    <w:bookmarkStart w:id="46" w:name="monitoring-and-reporting"/>
+    <w:bookmarkEnd w:id="65"/>
+    <w:bookmarkStart w:id="66" w:name="monitoring-and-reporting"/>
     <w:p>
       <w:pPr>
         <w:pStyle w:val="Heading2"/>
@@ -8450,107 +8398,107 @@
         <w:pStyle w:val="Compact"/>
         <w:numPr>
           <w:ilvl w:val="0"/>
-          <w:numId w:val="1056"/>
-        </w:numPr>
-      </w:pPr>
-      <w:r>
-        <w:t xml:space="preserve">[ ] Monitor uptime and response time.</w:t>
-      </w:r>
-    </w:p>
-    <w:p>
-      <w:pPr>
-        <w:pStyle w:val="Compact"/>
-        <w:numPr>
-          <w:ilvl w:val="0"/>
-          <w:numId w:val="1056"/>
-        </w:numPr>
-      </w:pPr>
-      <w:r>
-        <w:t xml:space="preserve">[ ] Monitor Core Web Vitals over time.</w:t>
-      </w:r>
-    </w:p>
-    <w:p>
-      <w:pPr>
-        <w:pStyle w:val="Compact"/>
-        <w:numPr>
-          <w:ilvl w:val="0"/>
-          <w:numId w:val="1056"/>
-        </w:numPr>
-      </w:pPr>
-      <w:r>
-        <w:t xml:space="preserve">[ ] Monitor PHP errors and fatals.</w:t>
-      </w:r>
-    </w:p>
-    <w:p>
-      <w:pPr>
-        <w:pStyle w:val="Compact"/>
-        <w:numPr>
-          <w:ilvl w:val="0"/>
-          <w:numId w:val="1056"/>
-        </w:numPr>
-      </w:pPr>
-      <w:r>
-        <w:t xml:space="preserve">[ ] Monitor database slow queries where supported.</w:t>
-      </w:r>
-    </w:p>
-    <w:p>
-      <w:pPr>
-        <w:pStyle w:val="Compact"/>
-        <w:numPr>
-          <w:ilvl w:val="0"/>
-          <w:numId w:val="1056"/>
-        </w:numPr>
-      </w:pPr>
-      <w:r>
-        <w:t xml:space="preserve">[ ] Monitor object cache health.</w:t>
-      </w:r>
-    </w:p>
-    <w:p>
-      <w:pPr>
-        <w:pStyle w:val="Compact"/>
-        <w:numPr>
-          <w:ilvl w:val="0"/>
-          <w:numId w:val="1056"/>
-        </w:numPr>
-      </w:pPr>
-      <w:r>
-        <w:t xml:space="preserve">[ ] Monitor cron/action queues.</w:t>
-      </w:r>
-    </w:p>
-    <w:p>
-      <w:pPr>
-        <w:pStyle w:val="Compact"/>
-        <w:numPr>
-          <w:ilvl w:val="0"/>
-          <w:numId w:val="1056"/>
-        </w:numPr>
-      </w:pPr>
-      <w:r>
-        <w:t xml:space="preserve">[ ] Monitor CDN cache hit ratio.</w:t>
-      </w:r>
-    </w:p>
-    <w:p>
-      <w:pPr>
-        <w:pStyle w:val="Compact"/>
-        <w:numPr>
-          <w:ilvl w:val="0"/>
-          <w:numId w:val="1056"/>
-        </w:numPr>
-      </w:pPr>
-      <w:r>
-        <w:t xml:space="preserve">[ ] Monitor speculation-rule changes, Performance Lab feature-plugin rollouts, and AI/connector integrations as performance-affecting changes, not just feature changes.</w:t>
-      </w:r>
-    </w:p>
-    <w:p>
-      <w:pPr>
-        <w:pStyle w:val="Compact"/>
-        <w:numPr>
-          <w:ilvl w:val="0"/>
-          <w:numId w:val="1056"/>
-        </w:numPr>
-      </w:pPr>
-      <w:r>
-        <w:t xml:space="preserve">[ ] Keep a change log of performance-related changes.</w:t>
+          <w:numId w:val="1278"/>
+        </w:numPr>
+      </w:pPr>
+      <w:r>
+        <w:t xml:space="preserve">Monitor uptime and response time.</w:t>
+      </w:r>
+    </w:p>
+    <w:p>
+      <w:pPr>
+        <w:pStyle w:val="Compact"/>
+        <w:numPr>
+          <w:ilvl w:val="0"/>
+          <w:numId w:val="1279"/>
+        </w:numPr>
+      </w:pPr>
+      <w:r>
+        <w:t xml:space="preserve">Monitor Core Web Vitals over time.</w:t>
+      </w:r>
+    </w:p>
+    <w:p>
+      <w:pPr>
+        <w:pStyle w:val="Compact"/>
+        <w:numPr>
+          <w:ilvl w:val="0"/>
+          <w:numId w:val="1280"/>
+        </w:numPr>
+      </w:pPr>
+      <w:r>
+        <w:t xml:space="preserve">Monitor PHP errors and fatals.</w:t>
+      </w:r>
+    </w:p>
+    <w:p>
+      <w:pPr>
+        <w:pStyle w:val="Compact"/>
+        <w:numPr>
+          <w:ilvl w:val="0"/>
+          <w:numId w:val="1281"/>
+        </w:numPr>
+      </w:pPr>
+      <w:r>
+        <w:t xml:space="preserve">Monitor database slow queries where supported.</w:t>
+      </w:r>
+    </w:p>
+    <w:p>
+      <w:pPr>
+        <w:pStyle w:val="Compact"/>
+        <w:numPr>
+          <w:ilvl w:val="0"/>
+          <w:numId w:val="1282"/>
+        </w:numPr>
+      </w:pPr>
+      <w:r>
+        <w:t xml:space="preserve">Monitor object cache health.</w:t>
+      </w:r>
+    </w:p>
+    <w:p>
+      <w:pPr>
+        <w:pStyle w:val="Compact"/>
+        <w:numPr>
+          <w:ilvl w:val="0"/>
+          <w:numId w:val="1283"/>
+        </w:numPr>
+      </w:pPr>
+      <w:r>
+        <w:t xml:space="preserve">Monitor cron/action queues.</w:t>
+      </w:r>
+    </w:p>
+    <w:p>
+      <w:pPr>
+        <w:pStyle w:val="Compact"/>
+        <w:numPr>
+          <w:ilvl w:val="0"/>
+          <w:numId w:val="1284"/>
+        </w:numPr>
+      </w:pPr>
+      <w:r>
+        <w:t xml:space="preserve">Monitor CDN cache hit ratio.</w:t>
+      </w:r>
+    </w:p>
+    <w:p>
+      <w:pPr>
+        <w:pStyle w:val="Compact"/>
+        <w:numPr>
+          <w:ilvl w:val="0"/>
+          <w:numId w:val="1285"/>
+        </w:numPr>
+      </w:pPr>
+      <w:r>
+        <w:t xml:space="preserve">Monitor speculation-rule changes, Performance Lab feature-plugin rollouts, and AI/connector integrations as performance-affecting changes, not just feature changes.</w:t>
+      </w:r>
+    </w:p>
+    <w:p>
+      <w:pPr>
+        <w:pStyle w:val="Compact"/>
+        <w:numPr>
+          <w:ilvl w:val="0"/>
+          <w:numId w:val="1286"/>
+        </w:numPr>
+      </w:pPr>
+      <w:r>
+        <w:t xml:space="preserve">Keep a change log of performance-related changes.</w:t>
       </w:r>
     </w:p>
     <w:p>
@@ -8566,59 +8514,59 @@
         <w:pStyle w:val="Compact"/>
         <w:numPr>
           <w:ilvl w:val="0"/>
-          <w:numId w:val="1057"/>
-        </w:numPr>
-      </w:pPr>
-      <w:r>
-        <w:t xml:space="preserve">[ ] What was slow?</w:t>
-      </w:r>
-    </w:p>
-    <w:p>
-      <w:pPr>
-        <w:pStyle w:val="Compact"/>
-        <w:numPr>
-          <w:ilvl w:val="0"/>
-          <w:numId w:val="1057"/>
-        </w:numPr>
-      </w:pPr>
-      <w:r>
-        <w:t xml:space="preserve">[ ] What work was reduced or moved?</w:t>
-      </w:r>
-    </w:p>
-    <w:p>
-      <w:pPr>
-        <w:pStyle w:val="Compact"/>
-        <w:numPr>
-          <w:ilvl w:val="0"/>
-          <w:numId w:val="1057"/>
-        </w:numPr>
-      </w:pPr>
-      <w:r>
-        <w:t xml:space="preserve">[ ] What changed in measured results?</w:t>
-      </w:r>
-    </w:p>
-    <w:p>
-      <w:pPr>
-        <w:pStyle w:val="Compact"/>
-        <w:numPr>
-          <w:ilvl w:val="0"/>
-          <w:numId w:val="1057"/>
-        </w:numPr>
-      </w:pPr>
-      <w:r>
-        <w:t xml:space="preserve">[ ] What risks remain?</w:t>
-      </w:r>
-    </w:p>
-    <w:p>
-      <w:pPr>
-        <w:pStyle w:val="Compact"/>
-        <w:numPr>
-          <w:ilvl w:val="0"/>
-          <w:numId w:val="1057"/>
-        </w:numPr>
-      </w:pPr>
-      <w:r>
-        <w:t xml:space="preserve">[ ] What should be monitored next?</w:t>
+          <w:numId w:val="1287"/>
+        </w:numPr>
+      </w:pPr>
+      <w:r>
+        <w:t xml:space="preserve">What was slow?</w:t>
+      </w:r>
+    </w:p>
+    <w:p>
+      <w:pPr>
+        <w:pStyle w:val="Compact"/>
+        <w:numPr>
+          <w:ilvl w:val="0"/>
+          <w:numId w:val="1288"/>
+        </w:numPr>
+      </w:pPr>
+      <w:r>
+        <w:t xml:space="preserve">What work was reduced or moved?</w:t>
+      </w:r>
+    </w:p>
+    <w:p>
+      <w:pPr>
+        <w:pStyle w:val="Compact"/>
+        <w:numPr>
+          <w:ilvl w:val="0"/>
+          <w:numId w:val="1289"/>
+        </w:numPr>
+      </w:pPr>
+      <w:r>
+        <w:t xml:space="preserve">What changed in measured results?</w:t>
+      </w:r>
+    </w:p>
+    <w:p>
+      <w:pPr>
+        <w:pStyle w:val="Compact"/>
+        <w:numPr>
+          <w:ilvl w:val="0"/>
+          <w:numId w:val="1290"/>
+        </w:numPr>
+      </w:pPr>
+      <w:r>
+        <w:t xml:space="preserve">What risks remain?</w:t>
+      </w:r>
+    </w:p>
+    <w:p>
+      <w:pPr>
+        <w:pStyle w:val="Compact"/>
+        <w:numPr>
+          <w:ilvl w:val="0"/>
+          <w:numId w:val="1291"/>
+        </w:numPr>
+      </w:pPr>
+      <w:r>
+        <w:t xml:space="preserve">What should be monitored next?</w:t>
       </w:r>
     </w:p>
     <w:p>
@@ -8890,8 +8838,8 @@
         </w:pict>
       </w:r>
     </w:p>
-    <w:bookmarkEnd w:id="46"/>
-    <w:bookmarkStart w:id="47" w:name="verification-checklist"/>
+    <w:bookmarkEnd w:id="66"/>
+    <w:bookmarkStart w:id="67" w:name="verification-checklist"/>
     <w:p>
       <w:pPr>
         <w:pStyle w:val="Heading2"/>
@@ -8913,131 +8861,131 @@
         <w:pStyle w:val="Compact"/>
         <w:numPr>
           <w:ilvl w:val="0"/>
-          <w:numId w:val="1058"/>
-        </w:numPr>
-      </w:pPr>
-      <w:r>
-        <w:t xml:space="preserve">[ ] Re-run baseline measurements.</w:t>
-      </w:r>
-    </w:p>
-    <w:p>
-      <w:pPr>
-        <w:pStyle w:val="Compact"/>
-        <w:numPr>
-          <w:ilvl w:val="0"/>
-          <w:numId w:val="1058"/>
-        </w:numPr>
-      </w:pPr>
-      <w:r>
-        <w:t xml:space="preserve">[ ] Compare before/after TTFB.</w:t>
-      </w:r>
-    </w:p>
-    <w:p>
-      <w:pPr>
-        <w:pStyle w:val="Compact"/>
-        <w:numPr>
-          <w:ilvl w:val="0"/>
-          <w:numId w:val="1058"/>
-        </w:numPr>
-      </w:pPr>
-      <w:r>
-        <w:t xml:space="preserve">[ ] Compare before/after Core Web Vitals.</w:t>
-      </w:r>
-    </w:p>
-    <w:p>
-      <w:pPr>
-        <w:pStyle w:val="Compact"/>
-        <w:numPr>
-          <w:ilvl w:val="0"/>
-          <w:numId w:val="1058"/>
-        </w:numPr>
-      </w:pPr>
-      <w:r>
-        <w:t xml:space="preserve">[ ] Confirm cache status changed as expected.</w:t>
-      </w:r>
-    </w:p>
-    <w:p>
-      <w:pPr>
-        <w:pStyle w:val="Compact"/>
-        <w:numPr>
-          <w:ilvl w:val="0"/>
-          <w:numId w:val="1058"/>
-        </w:numPr>
-      </w:pPr>
-      <w:r>
-        <w:t xml:space="preserve">[ ] Confirm no private content is cached publicly.</w:t>
-      </w:r>
-    </w:p>
-    <w:p>
-      <w:pPr>
-        <w:pStyle w:val="Compact"/>
-        <w:numPr>
-          <w:ilvl w:val="0"/>
-          <w:numId w:val="1058"/>
-        </w:numPr>
-      </w:pPr>
-      <w:r>
-        <w:t xml:space="preserve">[ ] Confirm logged-in workflows still work.</w:t>
-      </w:r>
-    </w:p>
-    <w:p>
-      <w:pPr>
-        <w:pStyle w:val="Compact"/>
-        <w:numPr>
-          <w:ilvl w:val="0"/>
-          <w:numId w:val="1058"/>
-        </w:numPr>
-      </w:pPr>
-      <w:r>
-        <w:t xml:space="preserve">[ ] Confirm checkout/account/admin flows still work.</w:t>
-      </w:r>
-    </w:p>
-    <w:p>
-      <w:pPr>
-        <w:pStyle w:val="Compact"/>
-        <w:numPr>
-          <w:ilvl w:val="0"/>
-          <w:numId w:val="1058"/>
-        </w:numPr>
-      </w:pPr>
-      <w:r>
-        <w:t xml:space="preserve">[ ] Check PHP error logs.</w:t>
-      </w:r>
-    </w:p>
-    <w:p>
-      <w:pPr>
-        <w:pStyle w:val="Compact"/>
-        <w:numPr>
-          <w:ilvl w:val="0"/>
-          <w:numId w:val="1058"/>
-        </w:numPr>
-      </w:pPr>
-      <w:r>
-        <w:t xml:space="preserve">[ ] Check browser console for asset errors.</w:t>
-      </w:r>
-    </w:p>
-    <w:p>
-      <w:pPr>
-        <w:pStyle w:val="Compact"/>
-        <w:numPr>
-          <w:ilvl w:val="0"/>
-          <w:numId w:val="1058"/>
-        </w:numPr>
-      </w:pPr>
-      <w:r>
-        <w:t xml:space="preserve">[ ] Check visual layout stability.</w:t>
-      </w:r>
-    </w:p>
-    <w:p>
-      <w:pPr>
-        <w:pStyle w:val="Compact"/>
-        <w:numPr>
-          <w:ilvl w:val="0"/>
-          <w:numId w:val="1058"/>
-        </w:numPr>
-      </w:pPr>
-      <w:r>
-        <w:t xml:space="preserve">[ ] Document the change and result.</w:t>
+          <w:numId w:val="1292"/>
+        </w:numPr>
+      </w:pPr>
+      <w:r>
+        <w:t xml:space="preserve">Re-run baseline measurements.</w:t>
+      </w:r>
+    </w:p>
+    <w:p>
+      <w:pPr>
+        <w:pStyle w:val="Compact"/>
+        <w:numPr>
+          <w:ilvl w:val="0"/>
+          <w:numId w:val="1293"/>
+        </w:numPr>
+      </w:pPr>
+      <w:r>
+        <w:t xml:space="preserve">Compare before/after TTFB.</w:t>
+      </w:r>
+    </w:p>
+    <w:p>
+      <w:pPr>
+        <w:pStyle w:val="Compact"/>
+        <w:numPr>
+          <w:ilvl w:val="0"/>
+          <w:numId w:val="1294"/>
+        </w:numPr>
+      </w:pPr>
+      <w:r>
+        <w:t xml:space="preserve">Compare before/after Core Web Vitals.</w:t>
+      </w:r>
+    </w:p>
+    <w:p>
+      <w:pPr>
+        <w:pStyle w:val="Compact"/>
+        <w:numPr>
+          <w:ilvl w:val="0"/>
+          <w:numId w:val="1295"/>
+        </w:numPr>
+      </w:pPr>
+      <w:r>
+        <w:t xml:space="preserve">Confirm cache status changed as expected.</w:t>
+      </w:r>
+    </w:p>
+    <w:p>
+      <w:pPr>
+        <w:pStyle w:val="Compact"/>
+        <w:numPr>
+          <w:ilvl w:val="0"/>
+          <w:numId w:val="1296"/>
+        </w:numPr>
+      </w:pPr>
+      <w:r>
+        <w:t xml:space="preserve">Confirm no private content is cached publicly.</w:t>
+      </w:r>
+    </w:p>
+    <w:p>
+      <w:pPr>
+        <w:pStyle w:val="Compact"/>
+        <w:numPr>
+          <w:ilvl w:val="0"/>
+          <w:numId w:val="1297"/>
+        </w:numPr>
+      </w:pPr>
+      <w:r>
+        <w:t xml:space="preserve">Confirm logged-in workflows still work.</w:t>
+      </w:r>
+    </w:p>
+    <w:p>
+      <w:pPr>
+        <w:pStyle w:val="Compact"/>
+        <w:numPr>
+          <w:ilvl w:val="0"/>
+          <w:numId w:val="1298"/>
+        </w:numPr>
+      </w:pPr>
+      <w:r>
+        <w:t xml:space="preserve">Confirm checkout/account/admin flows still work.</w:t>
+      </w:r>
+    </w:p>
+    <w:p>
+      <w:pPr>
+        <w:pStyle w:val="Compact"/>
+        <w:numPr>
+          <w:ilvl w:val="0"/>
+          <w:numId w:val="1299"/>
+        </w:numPr>
+      </w:pPr>
+      <w:r>
+        <w:t xml:space="preserve">Check PHP error logs.</w:t>
+      </w:r>
+    </w:p>
+    <w:p>
+      <w:pPr>
+        <w:pStyle w:val="Compact"/>
+        <w:numPr>
+          <w:ilvl w:val="0"/>
+          <w:numId w:val="1300"/>
+        </w:numPr>
+      </w:pPr>
+      <w:r>
+        <w:t xml:space="preserve">Check browser console for asset errors.</w:t>
+      </w:r>
+    </w:p>
+    <w:p>
+      <w:pPr>
+        <w:pStyle w:val="Compact"/>
+        <w:numPr>
+          <w:ilvl w:val="0"/>
+          <w:numId w:val="1301"/>
+        </w:numPr>
+      </w:pPr>
+      <w:r>
+        <w:t xml:space="preserve">Check visual layout stability.</w:t>
+      </w:r>
+    </w:p>
+    <w:p>
+      <w:pPr>
+        <w:pStyle w:val="Compact"/>
+        <w:numPr>
+          <w:ilvl w:val="0"/>
+          <w:numId w:val="1302"/>
+        </w:numPr>
+      </w:pPr>
+      <w:r>
+        <w:t xml:space="preserve">Document the change and result.</w:t>
       </w:r>
     </w:p>
     <w:p>
@@ -9053,59 +9001,59 @@
         <w:pStyle w:val="Compact"/>
         <w:numPr>
           <w:ilvl w:val="0"/>
-          <w:numId w:val="1059"/>
-        </w:numPr>
-      </w:pPr>
-      <w:r>
-        <w:t xml:space="preserve">[ ] Confirm you tested the same URL.</w:t>
-      </w:r>
-    </w:p>
-    <w:p>
-      <w:pPr>
-        <w:pStyle w:val="Compact"/>
-        <w:numPr>
-          <w:ilvl w:val="0"/>
-          <w:numId w:val="1059"/>
-        </w:numPr>
-      </w:pPr>
-      <w:r>
-        <w:t xml:space="preserve">[ ] Confirm caches were warmed or cleared intentionally.</w:t>
-      </w:r>
-    </w:p>
-    <w:p>
-      <w:pPr>
-        <w:pStyle w:val="Compact"/>
-        <w:numPr>
-          <w:ilvl w:val="0"/>
-          <w:numId w:val="1059"/>
-        </w:numPr>
-      </w:pPr>
-      <w:r>
-        <w:t xml:space="preserve">[ ] Confirm the change reached production/staging.</w:t>
-      </w:r>
-    </w:p>
-    <w:p>
-      <w:pPr>
-        <w:pStyle w:val="Compact"/>
-        <w:numPr>
-          <w:ilvl w:val="0"/>
-          <w:numId w:val="1059"/>
-        </w:numPr>
-      </w:pPr>
-      <w:r>
-        <w:t xml:space="preserve">[ ] Confirm the bottleneck you fixed was actually dominant.</w:t>
-      </w:r>
-    </w:p>
-    <w:p>
-      <w:pPr>
-        <w:pStyle w:val="Compact"/>
-        <w:numPr>
-          <w:ilvl w:val="0"/>
-          <w:numId w:val="1059"/>
-        </w:numPr>
-      </w:pPr>
-      <w:r>
-        <w:t xml:space="preserve">[ ] Re-profile instead of stacking more optimizations.</w:t>
+          <w:numId w:val="1303"/>
+        </w:numPr>
+      </w:pPr>
+      <w:r>
+        <w:t xml:space="preserve">Confirm you tested the same URL.</w:t>
+      </w:r>
+    </w:p>
+    <w:p>
+      <w:pPr>
+        <w:pStyle w:val="Compact"/>
+        <w:numPr>
+          <w:ilvl w:val="0"/>
+          <w:numId w:val="1304"/>
+        </w:numPr>
+      </w:pPr>
+      <w:r>
+        <w:t xml:space="preserve">Confirm caches were warmed or cleared intentionally.</w:t>
+      </w:r>
+    </w:p>
+    <w:p>
+      <w:pPr>
+        <w:pStyle w:val="Compact"/>
+        <w:numPr>
+          <w:ilvl w:val="0"/>
+          <w:numId w:val="1305"/>
+        </w:numPr>
+      </w:pPr>
+      <w:r>
+        <w:t xml:space="preserve">Confirm the change reached production/staging.</w:t>
+      </w:r>
+    </w:p>
+    <w:p>
+      <w:pPr>
+        <w:pStyle w:val="Compact"/>
+        <w:numPr>
+          <w:ilvl w:val="0"/>
+          <w:numId w:val="1306"/>
+        </w:numPr>
+      </w:pPr>
+      <w:r>
+        <w:t xml:space="preserve">Confirm the bottleneck you fixed was actually dominant.</w:t>
+      </w:r>
+    </w:p>
+    <w:p>
+      <w:pPr>
+        <w:pStyle w:val="Compact"/>
+        <w:numPr>
+          <w:ilvl w:val="0"/>
+          <w:numId w:val="1307"/>
+        </w:numPr>
+      </w:pPr>
+      <w:r>
+        <w:t xml:space="preserve">Re-profile instead of stacking more optimizations.</w:t>
       </w:r>
     </w:p>
     <w:p>
@@ -9115,8 +9063,8 @@
         </w:pict>
       </w:r>
     </w:p>
-    <w:bookmarkEnd w:id="47"/>
-    <w:bookmarkStart w:id="48" w:name="recommended-optimization-order"/>
+    <w:bookmarkEnd w:id="67"/>
+    <w:bookmarkStart w:id="68" w:name="recommended-optimization-order"/>
     <w:p>
       <w:pPr>
         <w:pStyle w:val="Heading2"/>
@@ -9138,119 +9086,119 @@
         <w:pStyle w:val="Compact"/>
         <w:numPr>
           <w:ilvl w:val="0"/>
-          <w:numId w:val="1060"/>
-        </w:numPr>
-      </w:pPr>
-      <w:r>
-        <w:t xml:space="preserve">[ ] Measure and profile.</w:t>
-      </w:r>
-    </w:p>
-    <w:p>
-      <w:pPr>
-        <w:pStyle w:val="Compact"/>
-        <w:numPr>
-          <w:ilvl w:val="0"/>
-          <w:numId w:val="1060"/>
-        </w:numPr>
-      </w:pPr>
-      <w:r>
-        <w:t xml:space="preserve">[ ] Fix redirects, DNS, TLS, and obvious transport issues.</w:t>
-      </w:r>
-    </w:p>
-    <w:p>
-      <w:pPr>
-        <w:pStyle w:val="Compact"/>
-        <w:numPr>
-          <w:ilvl w:val="0"/>
-          <w:numId w:val="1060"/>
-        </w:numPr>
-      </w:pPr>
-      <w:r>
-        <w:t xml:space="preserve">[ ] Make full-page cache work for safe public pages.</w:t>
-      </w:r>
-    </w:p>
-    <w:p>
-      <w:pPr>
-        <w:pStyle w:val="Compact"/>
-        <w:numPr>
-          <w:ilvl w:val="0"/>
-          <w:numId w:val="1060"/>
-        </w:numPr>
-      </w:pPr>
-      <w:r>
-        <w:t xml:space="preserve">[ ] Remove cache fragmentation from query strings and cookies.</w:t>
-      </w:r>
-    </w:p>
-    <w:p>
-      <w:pPr>
-        <w:pStyle w:val="Compact"/>
-        <w:numPr>
-          <w:ilvl w:val="0"/>
-          <w:numId w:val="1060"/>
-        </w:numPr>
-      </w:pPr>
-      <w:r>
-        <w:t xml:space="preserve">[ ] Optimize hosting/runtime bottlenecks.</w:t>
-      </w:r>
-    </w:p>
-    <w:p>
-      <w:pPr>
-        <w:pStyle w:val="Compact"/>
-        <w:numPr>
-          <w:ilvl w:val="0"/>
-          <w:numId w:val="1060"/>
-        </w:numPr>
-      </w:pPr>
-      <w:r>
-        <w:t xml:space="preserve">[ ] Fix database, autoload, object cache, and remote HTTP issues.</w:t>
-      </w:r>
-    </w:p>
-    <w:p>
-      <w:pPr>
-        <w:pStyle w:val="Compact"/>
-        <w:numPr>
-          <w:ilvl w:val="0"/>
-          <w:numId w:val="1060"/>
-        </w:numPr>
-      </w:pPr>
-      <w:r>
-        <w:t xml:space="preserve">[ ] Optimize images, fonts, CSS, and JavaScript.</w:t>
-      </w:r>
-    </w:p>
-    <w:p>
-      <w:pPr>
-        <w:pStyle w:val="Compact"/>
-        <w:numPr>
-          <w:ilvl w:val="0"/>
-          <w:numId w:val="1060"/>
-        </w:numPr>
-      </w:pPr>
-      <w:r>
-        <w:t xml:space="preserve">[ ] Reduce plugin/theme/page-builder overhead.</w:t>
-      </w:r>
-    </w:p>
-    <w:p>
-      <w:pPr>
-        <w:pStyle w:val="Compact"/>
-        <w:numPr>
-          <w:ilvl w:val="0"/>
-          <w:numId w:val="1060"/>
-        </w:numPr>
-      </w:pPr>
-      <w:r>
-        <w:t xml:space="preserve">[ ] Move cron/background work out of user requests.</w:t>
-      </w:r>
-    </w:p>
-    <w:p>
-      <w:pPr>
-        <w:pStyle w:val="Compact"/>
-        <w:numPr>
-          <w:ilvl w:val="0"/>
-          <w:numId w:val="1060"/>
-        </w:numPr>
-      </w:pPr>
-      <w:r>
-        <w:t xml:space="preserve">[ ] Add monitoring and reporting.</w:t>
+          <w:numId w:val="1308"/>
+        </w:numPr>
+      </w:pPr>
+      <w:r>
+        <w:t xml:space="preserve">☐ Measure and profile.</w:t>
+      </w:r>
+    </w:p>
+    <w:p>
+      <w:pPr>
+        <w:pStyle w:val="Compact"/>
+        <w:numPr>
+          <w:ilvl w:val="0"/>
+          <w:numId w:val="1308"/>
+        </w:numPr>
+      </w:pPr>
+      <w:r>
+        <w:t xml:space="preserve">☐ Fix redirects, DNS, TLS, and obvious transport issues.</w:t>
+      </w:r>
+    </w:p>
+    <w:p>
+      <w:pPr>
+        <w:pStyle w:val="Compact"/>
+        <w:numPr>
+          <w:ilvl w:val="0"/>
+          <w:numId w:val="1308"/>
+        </w:numPr>
+      </w:pPr>
+      <w:r>
+        <w:t xml:space="preserve">☐ Make full-page cache work for safe public pages.</w:t>
+      </w:r>
+    </w:p>
+    <w:p>
+      <w:pPr>
+        <w:pStyle w:val="Compact"/>
+        <w:numPr>
+          <w:ilvl w:val="0"/>
+          <w:numId w:val="1308"/>
+        </w:numPr>
+      </w:pPr>
+      <w:r>
+        <w:t xml:space="preserve">☐ Remove cache fragmentation from query strings and cookies.</w:t>
+      </w:r>
+    </w:p>
+    <w:p>
+      <w:pPr>
+        <w:pStyle w:val="Compact"/>
+        <w:numPr>
+          <w:ilvl w:val="0"/>
+          <w:numId w:val="1308"/>
+        </w:numPr>
+      </w:pPr>
+      <w:r>
+        <w:t xml:space="preserve">☐ Optimize hosting/runtime bottlenecks.</w:t>
+      </w:r>
+    </w:p>
+    <w:p>
+      <w:pPr>
+        <w:pStyle w:val="Compact"/>
+        <w:numPr>
+          <w:ilvl w:val="0"/>
+          <w:numId w:val="1308"/>
+        </w:numPr>
+      </w:pPr>
+      <w:r>
+        <w:t xml:space="preserve">☐ Fix database, autoload, object cache, and remote HTTP issues.</w:t>
+      </w:r>
+    </w:p>
+    <w:p>
+      <w:pPr>
+        <w:pStyle w:val="Compact"/>
+        <w:numPr>
+          <w:ilvl w:val="0"/>
+          <w:numId w:val="1308"/>
+        </w:numPr>
+      </w:pPr>
+      <w:r>
+        <w:t xml:space="preserve">☐ Optimize images, fonts, CSS, and JavaScript.</w:t>
+      </w:r>
+    </w:p>
+    <w:p>
+      <w:pPr>
+        <w:pStyle w:val="Compact"/>
+        <w:numPr>
+          <w:ilvl w:val="0"/>
+          <w:numId w:val="1308"/>
+        </w:numPr>
+      </w:pPr>
+      <w:r>
+        <w:t xml:space="preserve">☐ Reduce plugin/theme/page-builder overhead.</w:t>
+      </w:r>
+    </w:p>
+    <w:p>
+      <w:pPr>
+        <w:pStyle w:val="Compact"/>
+        <w:numPr>
+          <w:ilvl w:val="0"/>
+          <w:numId w:val="1308"/>
+        </w:numPr>
+      </w:pPr>
+      <w:r>
+        <w:t xml:space="preserve">☐ Move cron/background work out of user requests.</w:t>
+      </w:r>
+    </w:p>
+    <w:p>
+      <w:pPr>
+        <w:pStyle w:val="Compact"/>
+        <w:numPr>
+          <w:ilvl w:val="0"/>
+          <w:numId w:val="1308"/>
+        </w:numPr>
+      </w:pPr>
+      <w:r>
+        <w:t xml:space="preserve">☐ Add monitoring and reporting.</w:t>
       </w:r>
     </w:p>
     <w:p>
@@ -9260,8 +9208,8 @@
         </w:pict>
       </w:r>
     </w:p>
-    <w:bookmarkEnd w:id="48"/>
-    <w:bookmarkStart w:id="54" w:name="quick-triage-decision-tree"/>
+    <w:bookmarkEnd w:id="68"/>
+    <w:bookmarkStart w:id="74" w:name="quick-triage-decision-tree"/>
     <w:p>
       <w:pPr>
         <w:pStyle w:val="Heading2"/>
@@ -9270,7 +9218,7 @@
         <w:t xml:space="preserve">22. Quick triage decision tree</w:t>
       </w:r>
     </w:p>
-    <w:bookmarkStart w:id="49" w:name="high-ttfb-on-logged-out-pages"/>
+    <w:bookmarkStart w:id="69" w:name="high-ttfb-on-logged-out-pages"/>
     <w:p>
       <w:pPr>
         <w:pStyle w:val="Heading3"/>
@@ -9284,51 +9232,51 @@
         <w:pStyle w:val="Compact"/>
         <w:numPr>
           <w:ilvl w:val="0"/>
-          <w:numId w:val="1061"/>
-        </w:numPr>
-      </w:pPr>
-      <w:r>
-        <w:t xml:space="preserve">[ ] Is full-page cache enabled and hitting?</w:t>
-      </w:r>
-    </w:p>
-    <w:p>
-      <w:pPr>
-        <w:pStyle w:val="Compact"/>
-        <w:numPr>
-          <w:ilvl w:val="0"/>
-          <w:numId w:val="1061"/>
-        </w:numPr>
-      </w:pPr>
-      <w:r>
-        <w:t xml:space="preserve">[ ] Are cookies or query strings bypassing cache?</w:t>
-      </w:r>
-    </w:p>
-    <w:p>
-      <w:pPr>
-        <w:pStyle w:val="Compact"/>
-        <w:numPr>
-          <w:ilvl w:val="0"/>
-          <w:numId w:val="1061"/>
-        </w:numPr>
-      </w:pPr>
-      <w:r>
-        <w:t xml:space="preserve">[ ] Is the CDN reaching origin unnecessarily?</w:t>
-      </w:r>
-    </w:p>
-    <w:p>
-      <w:pPr>
-        <w:pStyle w:val="Compact"/>
-        <w:numPr>
-          <w:ilvl w:val="0"/>
-          <w:numId w:val="1061"/>
-        </w:numPr>
-      </w:pPr>
-      <w:r>
-        <w:t xml:space="preserve">[ ] Is WordPress executing for cacheable HTML?</w:t>
-      </w:r>
-    </w:p>
-    <w:bookmarkEnd w:id="49"/>
-    <w:bookmarkStart w:id="50" w:name="high-ttfb-on-logged-inadmin-pages"/>
+          <w:numId w:val="1309"/>
+        </w:numPr>
+      </w:pPr>
+      <w:r>
+        <w:t xml:space="preserve">Is full-page cache enabled and hitting?</w:t>
+      </w:r>
+    </w:p>
+    <w:p>
+      <w:pPr>
+        <w:pStyle w:val="Compact"/>
+        <w:numPr>
+          <w:ilvl w:val="0"/>
+          <w:numId w:val="1310"/>
+        </w:numPr>
+      </w:pPr>
+      <w:r>
+        <w:t xml:space="preserve">Are cookies or query strings bypassing cache?</w:t>
+      </w:r>
+    </w:p>
+    <w:p>
+      <w:pPr>
+        <w:pStyle w:val="Compact"/>
+        <w:numPr>
+          <w:ilvl w:val="0"/>
+          <w:numId w:val="1311"/>
+        </w:numPr>
+      </w:pPr>
+      <w:r>
+        <w:t xml:space="preserve">Is the CDN reaching origin unnecessarily?</w:t>
+      </w:r>
+    </w:p>
+    <w:p>
+      <w:pPr>
+        <w:pStyle w:val="Compact"/>
+        <w:numPr>
+          <w:ilvl w:val="0"/>
+          <w:numId w:val="1312"/>
+        </w:numPr>
+      </w:pPr>
+      <w:r>
+        <w:t xml:space="preserve">Is WordPress executing for cacheable HTML?</w:t>
+      </w:r>
+    </w:p>
+    <w:bookmarkEnd w:id="69"/>
+    <w:bookmarkStart w:id="70" w:name="high-ttfb-on-logged-inadmin-pages"/>
     <w:p>
       <w:pPr>
         <w:pStyle w:val="Heading3"/>
@@ -9342,63 +9290,63 @@
         <w:pStyle w:val="Compact"/>
         <w:numPr>
           <w:ilvl w:val="0"/>
-          <w:numId w:val="1062"/>
-        </w:numPr>
-      </w:pPr>
-      <w:r>
-        <w:t xml:space="preserve">[ ] Profile hooks and queries.</w:t>
-      </w:r>
-    </w:p>
-    <w:p>
-      <w:pPr>
-        <w:pStyle w:val="Compact"/>
-        <w:numPr>
-          <w:ilvl w:val="0"/>
-          <w:numId w:val="1062"/>
-        </w:numPr>
-      </w:pPr>
-      <w:r>
-        <w:t xml:space="preserve">[ ] Check object cache.</w:t>
-      </w:r>
-    </w:p>
-    <w:p>
-      <w:pPr>
-        <w:pStyle w:val="Compact"/>
-        <w:numPr>
-          <w:ilvl w:val="0"/>
-          <w:numId w:val="1062"/>
-        </w:numPr>
-      </w:pPr>
-      <w:r>
-        <w:t xml:space="preserve">[ ] Check autoloaded options.</w:t>
-      </w:r>
-    </w:p>
-    <w:p>
-      <w:pPr>
-        <w:pStyle w:val="Compact"/>
-        <w:numPr>
-          <w:ilvl w:val="0"/>
-          <w:numId w:val="1062"/>
-        </w:numPr>
-      </w:pPr>
-      <w:r>
-        <w:t xml:space="preserve">[ ] Check remote HTTP calls.</w:t>
-      </w:r>
-    </w:p>
-    <w:p>
-      <w:pPr>
-        <w:pStyle w:val="Compact"/>
-        <w:numPr>
-          <w:ilvl w:val="0"/>
-          <w:numId w:val="1062"/>
-        </w:numPr>
-      </w:pPr>
-      <w:r>
-        <w:t xml:space="preserve">[ ] Check plugin-specific admin overhead.</w:t>
-      </w:r>
-    </w:p>
-    <w:bookmarkEnd w:id="50"/>
-    <w:bookmarkStart w:id="51" w:name="poor-lcp"/>
+          <w:numId w:val="1313"/>
+        </w:numPr>
+      </w:pPr>
+      <w:r>
+        <w:t xml:space="preserve">Profile hooks and queries.</w:t>
+      </w:r>
+    </w:p>
+    <w:p>
+      <w:pPr>
+        <w:pStyle w:val="Compact"/>
+        <w:numPr>
+          <w:ilvl w:val="0"/>
+          <w:numId w:val="1314"/>
+        </w:numPr>
+      </w:pPr>
+      <w:r>
+        <w:t xml:space="preserve">Check object cache.</w:t>
+      </w:r>
+    </w:p>
+    <w:p>
+      <w:pPr>
+        <w:pStyle w:val="Compact"/>
+        <w:numPr>
+          <w:ilvl w:val="0"/>
+          <w:numId w:val="1315"/>
+        </w:numPr>
+      </w:pPr>
+      <w:r>
+        <w:t xml:space="preserve">Check autoloaded options.</w:t>
+      </w:r>
+    </w:p>
+    <w:p>
+      <w:pPr>
+        <w:pStyle w:val="Compact"/>
+        <w:numPr>
+          <w:ilvl w:val="0"/>
+          <w:numId w:val="1316"/>
+        </w:numPr>
+      </w:pPr>
+      <w:r>
+        <w:t xml:space="preserve">Check remote HTTP calls.</w:t>
+      </w:r>
+    </w:p>
+    <w:p>
+      <w:pPr>
+        <w:pStyle w:val="Compact"/>
+        <w:numPr>
+          <w:ilvl w:val="0"/>
+          <w:numId w:val="1317"/>
+        </w:numPr>
+      </w:pPr>
+      <w:r>
+        <w:t xml:space="preserve">Check plugin-specific admin overhead.</w:t>
+      </w:r>
+    </w:p>
+    <w:bookmarkEnd w:id="70"/>
+    <w:bookmarkStart w:id="71" w:name="poor-lcp"/>
     <w:p>
       <w:pPr>
         <w:pStyle w:val="Heading3"/>
@@ -9412,51 +9360,51 @@
         <w:pStyle w:val="Compact"/>
         <w:numPr>
           <w:ilvl w:val="0"/>
-          <w:numId w:val="1063"/>
-        </w:numPr>
-      </w:pPr>
-      <w:r>
-        <w:t xml:space="preserve">[ ] Identify the LCP element.</w:t>
-      </w:r>
-    </w:p>
-    <w:p>
-      <w:pPr>
-        <w:pStyle w:val="Compact"/>
-        <w:numPr>
-          <w:ilvl w:val="0"/>
-          <w:numId w:val="1063"/>
-        </w:numPr>
-      </w:pPr>
-      <w:r>
-        <w:t xml:space="preserve">[ ] Optimize/preload the LCP image if appropriate.</w:t>
-      </w:r>
-    </w:p>
-    <w:p>
-      <w:pPr>
-        <w:pStyle w:val="Compact"/>
-        <w:numPr>
-          <w:ilvl w:val="0"/>
-          <w:numId w:val="1063"/>
-        </w:numPr>
-      </w:pPr>
-      <w:r>
-        <w:t xml:space="preserve">[ ] Remove render-blocking CSS/JS.</w:t>
-      </w:r>
-    </w:p>
-    <w:p>
-      <w:pPr>
-        <w:pStyle w:val="Compact"/>
-        <w:numPr>
-          <w:ilvl w:val="0"/>
-          <w:numId w:val="1063"/>
-        </w:numPr>
-      </w:pPr>
-      <w:r>
-        <w:t xml:space="preserve">[ ] Improve TTFB if the document arrives late.</w:t>
-      </w:r>
-    </w:p>
-    <w:bookmarkEnd w:id="51"/>
-    <w:bookmarkStart w:id="52" w:name="poor-inp"/>
+          <w:numId w:val="1318"/>
+        </w:numPr>
+      </w:pPr>
+      <w:r>
+        <w:t xml:space="preserve">Identify the LCP element.</w:t>
+      </w:r>
+    </w:p>
+    <w:p>
+      <w:pPr>
+        <w:pStyle w:val="Compact"/>
+        <w:numPr>
+          <w:ilvl w:val="0"/>
+          <w:numId w:val="1319"/>
+        </w:numPr>
+      </w:pPr>
+      <w:r>
+        <w:t xml:space="preserve">Optimize/preload the LCP image if appropriate.</w:t>
+      </w:r>
+    </w:p>
+    <w:p>
+      <w:pPr>
+        <w:pStyle w:val="Compact"/>
+        <w:numPr>
+          <w:ilvl w:val="0"/>
+          <w:numId w:val="1320"/>
+        </w:numPr>
+      </w:pPr>
+      <w:r>
+        <w:t xml:space="preserve">Remove render-blocking CSS/JS.</w:t>
+      </w:r>
+    </w:p>
+    <w:p>
+      <w:pPr>
+        <w:pStyle w:val="Compact"/>
+        <w:numPr>
+          <w:ilvl w:val="0"/>
+          <w:numId w:val="1321"/>
+        </w:numPr>
+      </w:pPr>
+      <w:r>
+        <w:t xml:space="preserve">Improve TTFB if the document arrives late.</w:t>
+      </w:r>
+    </w:p>
+    <w:bookmarkEnd w:id="71"/>
+    <w:bookmarkStart w:id="72" w:name="poor-inp"/>
     <w:p>
       <w:pPr>
         <w:pStyle w:val="Heading3"/>
@@ -9470,51 +9418,51 @@
         <w:pStyle w:val="Compact"/>
         <w:numPr>
           <w:ilvl w:val="0"/>
-          <w:numId w:val="1064"/>
-        </w:numPr>
-      </w:pPr>
-      <w:r>
-        <w:t xml:space="preserve">[ ] Identify long JavaScript tasks.</w:t>
-      </w:r>
-    </w:p>
-    <w:p>
-      <w:pPr>
-        <w:pStyle w:val="Compact"/>
-        <w:numPr>
-          <w:ilvl w:val="0"/>
-          <w:numId w:val="1064"/>
-        </w:numPr>
-      </w:pPr>
-      <w:r>
-        <w:t xml:space="preserve">[ ] Reduce third-party scripts.</w:t>
-      </w:r>
-    </w:p>
-    <w:p>
-      <w:pPr>
-        <w:pStyle w:val="Compact"/>
-        <w:numPr>
-          <w:ilvl w:val="0"/>
-          <w:numId w:val="1064"/>
-        </w:numPr>
-      </w:pPr>
-      <w:r>
-        <w:t xml:space="preserve">[ ] Remove unnecessary frontend plugin assets.</w:t>
-      </w:r>
-    </w:p>
-    <w:p>
-      <w:pPr>
-        <w:pStyle w:val="Compact"/>
-        <w:numPr>
-          <w:ilvl w:val="0"/>
-          <w:numId w:val="1064"/>
-        </w:numPr>
-      </w:pPr>
-      <w:r>
-        <w:t xml:space="preserve">[ ] Delay non-critical scripts.</w:t>
-      </w:r>
-    </w:p>
-    <w:bookmarkEnd w:id="52"/>
-    <w:bookmarkStart w:id="53" w:name="poor-cls"/>
+          <w:numId w:val="1322"/>
+        </w:numPr>
+      </w:pPr>
+      <w:r>
+        <w:t xml:space="preserve">Identify long JavaScript tasks.</w:t>
+      </w:r>
+    </w:p>
+    <w:p>
+      <w:pPr>
+        <w:pStyle w:val="Compact"/>
+        <w:numPr>
+          <w:ilvl w:val="0"/>
+          <w:numId w:val="1323"/>
+        </w:numPr>
+      </w:pPr>
+      <w:r>
+        <w:t xml:space="preserve">Reduce third-party scripts.</w:t>
+      </w:r>
+    </w:p>
+    <w:p>
+      <w:pPr>
+        <w:pStyle w:val="Compact"/>
+        <w:numPr>
+          <w:ilvl w:val="0"/>
+          <w:numId w:val="1324"/>
+        </w:numPr>
+      </w:pPr>
+      <w:r>
+        <w:t xml:space="preserve">Remove unnecessary frontend plugin assets.</w:t>
+      </w:r>
+    </w:p>
+    <w:p>
+      <w:pPr>
+        <w:pStyle w:val="Compact"/>
+        <w:numPr>
+          <w:ilvl w:val="0"/>
+          <w:numId w:val="1325"/>
+        </w:numPr>
+      </w:pPr>
+      <w:r>
+        <w:t xml:space="preserve">Delay non-critical scripts.</w:t>
+      </w:r>
+    </w:p>
+    <w:bookmarkEnd w:id="72"/>
+    <w:bookmarkStart w:id="73" w:name="poor-cls"/>
     <w:p>
       <w:pPr>
         <w:pStyle w:val="Heading3"/>
@@ -9528,47 +9476,47 @@
         <w:pStyle w:val="Compact"/>
         <w:numPr>
           <w:ilvl w:val="0"/>
-          <w:numId w:val="1065"/>
-        </w:numPr>
-      </w:pPr>
-      <w:r>
-        <w:t xml:space="preserve">[ ] Add image/video dimensions.</w:t>
-      </w:r>
-    </w:p>
-    <w:p>
-      <w:pPr>
-        <w:pStyle w:val="Compact"/>
-        <w:numPr>
-          <w:ilvl w:val="0"/>
-          <w:numId w:val="1065"/>
-        </w:numPr>
-      </w:pPr>
-      <w:r>
-        <w:t xml:space="preserve">[ ] Reserve space for ads/embeds/notices.</w:t>
-      </w:r>
-    </w:p>
-    <w:p>
-      <w:pPr>
-        <w:pStyle w:val="Compact"/>
-        <w:numPr>
-          <w:ilvl w:val="0"/>
-          <w:numId w:val="1065"/>
-        </w:numPr>
-      </w:pPr>
-      <w:r>
-        <w:t xml:space="preserve">[ ] Avoid late-injected banners above content.</w:t>
-      </w:r>
-    </w:p>
-    <w:p>
-      <w:pPr>
-        <w:pStyle w:val="Compact"/>
-        <w:numPr>
-          <w:ilvl w:val="0"/>
-          <w:numId w:val="1065"/>
-        </w:numPr>
-      </w:pPr>
-      <w:r>
-        <w:t xml:space="preserve">[ ] Stabilize font loading.</w:t>
+          <w:numId w:val="1326"/>
+        </w:numPr>
+      </w:pPr>
+      <w:r>
+        <w:t xml:space="preserve">Add image/video dimensions.</w:t>
+      </w:r>
+    </w:p>
+    <w:p>
+      <w:pPr>
+        <w:pStyle w:val="Compact"/>
+        <w:numPr>
+          <w:ilvl w:val="0"/>
+          <w:numId w:val="1327"/>
+        </w:numPr>
+      </w:pPr>
+      <w:r>
+        <w:t xml:space="preserve">Reserve space for ads/embeds/notices.</w:t>
+      </w:r>
+    </w:p>
+    <w:p>
+      <w:pPr>
+        <w:pStyle w:val="Compact"/>
+        <w:numPr>
+          <w:ilvl w:val="0"/>
+          <w:numId w:val="1328"/>
+        </w:numPr>
+      </w:pPr>
+      <w:r>
+        <w:t xml:space="preserve">Avoid late-injected banners above content.</w:t>
+      </w:r>
+    </w:p>
+    <w:p>
+      <w:pPr>
+        <w:pStyle w:val="Compact"/>
+        <w:numPr>
+          <w:ilvl w:val="0"/>
+          <w:numId w:val="1329"/>
+        </w:numPr>
+      </w:pPr>
+      <w:r>
+        <w:t xml:space="preserve">Stabilize font loading.</w:t>
       </w:r>
     </w:p>
     <w:p>
@@ -9578,9 +9526,9 @@
         </w:pict>
       </w:r>
     </w:p>
-    <w:bookmarkEnd w:id="53"/>
-    <w:bookmarkEnd w:id="54"/>
-    <w:bookmarkStart w:id="55" w:name="definition-of-done"/>
+    <w:bookmarkEnd w:id="73"/>
+    <w:bookmarkEnd w:id="74"/>
+    <w:bookmarkStart w:id="75" w:name="definition-of-done"/>
     <w:p>
       <w:pPr>
         <w:pStyle w:val="Heading2"/>
@@ -9602,71 +9550,71 @@
         <w:pStyle w:val="Compact"/>
         <w:numPr>
           <w:ilvl w:val="0"/>
-          <w:numId w:val="1066"/>
-        </w:numPr>
-      </w:pPr>
-      <w:r>
-        <w:t xml:space="preserve">[ ] Key URLs have documented before/after measurements.</w:t>
-      </w:r>
-    </w:p>
-    <w:p>
-      <w:pPr>
-        <w:pStyle w:val="Compact"/>
-        <w:numPr>
-          <w:ilvl w:val="0"/>
-          <w:numId w:val="1066"/>
-        </w:numPr>
-      </w:pPr>
-      <w:r>
-        <w:t xml:space="preserve">[ ] Improvements are tied to specific causes, not vague plugin changes.</w:t>
-      </w:r>
-    </w:p>
-    <w:p>
-      <w:pPr>
-        <w:pStyle w:val="Compact"/>
-        <w:numPr>
-          <w:ilvl w:val="0"/>
-          <w:numId w:val="1066"/>
-        </w:numPr>
-      </w:pPr>
-      <w:r>
-        <w:t xml:space="preserve">[ ] Cache behavior is intentional and safe.</w:t>
-      </w:r>
-    </w:p>
-    <w:p>
-      <w:pPr>
-        <w:pStyle w:val="Compact"/>
-        <w:numPr>
-          <w:ilvl w:val="0"/>
-          <w:numId w:val="1066"/>
-        </w:numPr>
-      </w:pPr>
-      <w:r>
-        <w:t xml:space="preserve">[ ] No critical user flows regressed.</w:t>
-      </w:r>
-    </w:p>
-    <w:p>
-      <w:pPr>
-        <w:pStyle w:val="Compact"/>
-        <w:numPr>
-          <w:ilvl w:val="0"/>
-          <w:numId w:val="1066"/>
-        </w:numPr>
-      </w:pPr>
-      <w:r>
-        <w:t xml:space="preserve">[ ] Monitoring is in place for the optimized areas.</w:t>
-      </w:r>
-    </w:p>
-    <w:p>
-      <w:pPr>
-        <w:pStyle w:val="Compact"/>
-        <w:numPr>
-          <w:ilvl w:val="0"/>
-          <w:numId w:val="1066"/>
-        </w:numPr>
-      </w:pPr>
-      <w:r>
-        <w:t xml:space="preserve">[ ] Remaining risks and next steps are documented.</w:t>
+          <w:numId w:val="1330"/>
+        </w:numPr>
+      </w:pPr>
+      <w:r>
+        <w:t xml:space="preserve">Key URLs have documented before/after measurements.</w:t>
+      </w:r>
+    </w:p>
+    <w:p>
+      <w:pPr>
+        <w:pStyle w:val="Compact"/>
+        <w:numPr>
+          <w:ilvl w:val="0"/>
+          <w:numId w:val="1331"/>
+        </w:numPr>
+      </w:pPr>
+      <w:r>
+        <w:t xml:space="preserve">Improvements are tied to specific causes, not vague plugin changes.</w:t>
+      </w:r>
+    </w:p>
+    <w:p>
+      <w:pPr>
+        <w:pStyle w:val="Compact"/>
+        <w:numPr>
+          <w:ilvl w:val="0"/>
+          <w:numId w:val="1332"/>
+        </w:numPr>
+      </w:pPr>
+      <w:r>
+        <w:t xml:space="preserve">Cache behavior is intentional and safe.</w:t>
+      </w:r>
+    </w:p>
+    <w:p>
+      <w:pPr>
+        <w:pStyle w:val="Compact"/>
+        <w:numPr>
+          <w:ilvl w:val="0"/>
+          <w:numId w:val="1333"/>
+        </w:numPr>
+      </w:pPr>
+      <w:r>
+        <w:t xml:space="preserve">No critical user flows regressed.</w:t>
+      </w:r>
+    </w:p>
+    <w:p>
+      <w:pPr>
+        <w:pStyle w:val="Compact"/>
+        <w:numPr>
+          <w:ilvl w:val="0"/>
+          <w:numId w:val="1334"/>
+        </w:numPr>
+      </w:pPr>
+      <w:r>
+        <w:t xml:space="preserve">Monitoring is in place for the optimized areas.</w:t>
+      </w:r>
+    </w:p>
+    <w:p>
+      <w:pPr>
+        <w:pStyle w:val="Compact"/>
+        <w:numPr>
+          <w:ilvl w:val="0"/>
+          <w:numId w:val="1335"/>
+        </w:numPr>
+      </w:pPr>
+      <w:r>
+        <w:t xml:space="preserve">Remaining risks and next steps are documented.</w:t>
       </w:r>
     </w:p>
     <w:p>
@@ -9676,8 +9624,8 @@
         </w:pict>
       </w:r>
     </w:p>
-    <w:bookmarkEnd w:id="55"/>
-    <w:bookmarkStart w:id="71" w:name="references"/>
+    <w:bookmarkEnd w:id="75"/>
+    <w:bookmarkStart w:id="91" w:name="references"/>
     <w:p>
       <w:pPr>
         <w:pStyle w:val="Heading2"/>
@@ -9691,10 +9639,10 @@
         <w:pStyle w:val="Compact"/>
         <w:numPr>
           <w:ilvl w:val="0"/>
-          <w:numId w:val="1067"/>
-        </w:numPr>
-      </w:pPr>
-      <w:hyperlink r:id="rId56">
+          <w:numId w:val="1336"/>
+        </w:numPr>
+      </w:pPr>
+      <w:hyperlink r:id="rId76">
         <w:r>
           <w:rPr>
             <w:rStyle w:val="Hyperlink"/>
@@ -9708,10 +9656,10 @@
         <w:pStyle w:val="Compact"/>
         <w:numPr>
           <w:ilvl w:val="0"/>
-          <w:numId w:val="1067"/>
-        </w:numPr>
-      </w:pPr>
-      <w:hyperlink r:id="rId57">
+          <w:numId w:val="1336"/>
+        </w:numPr>
+      </w:pPr>
+      <w:hyperlink r:id="rId77">
         <w:r>
           <w:rPr>
             <w:rStyle w:val="Hyperlink"/>
@@ -9725,10 +9673,10 @@
         <w:pStyle w:val="Compact"/>
         <w:numPr>
           <w:ilvl w:val="0"/>
-          <w:numId w:val="1067"/>
-        </w:numPr>
-      </w:pPr>
-      <w:hyperlink r:id="rId58">
+          <w:numId w:val="1336"/>
+        </w:numPr>
+      </w:pPr>
+      <w:hyperlink r:id="rId78">
         <w:r>
           <w:rPr>
             <w:rStyle w:val="Hyperlink"/>
@@ -9742,10 +9690,10 @@
         <w:pStyle w:val="Compact"/>
         <w:numPr>
           <w:ilvl w:val="0"/>
-          <w:numId w:val="1067"/>
-        </w:numPr>
-      </w:pPr>
-      <w:hyperlink r:id="rId59">
+          <w:numId w:val="1336"/>
+        </w:numPr>
+      </w:pPr>
+      <w:hyperlink r:id="rId79">
         <w:r>
           <w:rPr>
             <w:rStyle w:val="Hyperlink"/>
@@ -9759,10 +9707,10 @@
         <w:pStyle w:val="Compact"/>
         <w:numPr>
           <w:ilvl w:val="0"/>
-          <w:numId w:val="1067"/>
-        </w:numPr>
-      </w:pPr>
-      <w:hyperlink r:id="rId60">
+          <w:numId w:val="1336"/>
+        </w:numPr>
+      </w:pPr>
+      <w:hyperlink r:id="rId80">
         <w:r>
           <w:rPr>
             <w:rStyle w:val="Hyperlink"/>
@@ -9776,10 +9724,10 @@
         <w:pStyle w:val="Compact"/>
         <w:numPr>
           <w:ilvl w:val="0"/>
-          <w:numId w:val="1067"/>
-        </w:numPr>
-      </w:pPr>
-      <w:hyperlink r:id="rId61">
+          <w:numId w:val="1336"/>
+        </w:numPr>
+      </w:pPr>
+      <w:hyperlink r:id="rId81">
         <w:r>
           <w:rPr>
             <w:rStyle w:val="Hyperlink"/>
@@ -9793,10 +9741,10 @@
         <w:pStyle w:val="Compact"/>
         <w:numPr>
           <w:ilvl w:val="0"/>
-          <w:numId w:val="1067"/>
-        </w:numPr>
-      </w:pPr>
-      <w:hyperlink r:id="rId62">
+          <w:numId w:val="1336"/>
+        </w:numPr>
+      </w:pPr>
+      <w:hyperlink r:id="rId82">
         <w:r>
           <w:rPr>
             <w:rStyle w:val="Hyperlink"/>
@@ -9810,10 +9758,10 @@
         <w:pStyle w:val="Compact"/>
         <w:numPr>
           <w:ilvl w:val="0"/>
-          <w:numId w:val="1067"/>
-        </w:numPr>
-      </w:pPr>
-      <w:hyperlink r:id="rId63">
+          <w:numId w:val="1336"/>
+        </w:numPr>
+      </w:pPr>
+      <w:hyperlink r:id="rId83">
         <w:r>
           <w:rPr>
             <w:rStyle w:val="Hyperlink"/>
@@ -9827,10 +9775,10 @@
         <w:pStyle w:val="Compact"/>
         <w:numPr>
           <w:ilvl w:val="0"/>
-          <w:numId w:val="1067"/>
-        </w:numPr>
-      </w:pPr>
-      <w:hyperlink r:id="rId64">
+          <w:numId w:val="1336"/>
+        </w:numPr>
+      </w:pPr>
+      <w:hyperlink r:id="rId84">
         <w:r>
           <w:rPr>
             <w:rStyle w:val="Hyperlink"/>
@@ -9844,10 +9792,10 @@
         <w:pStyle w:val="Compact"/>
         <w:numPr>
           <w:ilvl w:val="0"/>
-          <w:numId w:val="1067"/>
-        </w:numPr>
-      </w:pPr>
-      <w:hyperlink r:id="rId65">
+          <w:numId w:val="1336"/>
+        </w:numPr>
+      </w:pPr>
+      <w:hyperlink r:id="rId85">
         <w:r>
           <w:rPr>
             <w:rStyle w:val="Hyperlink"/>
@@ -9861,10 +9809,10 @@
         <w:pStyle w:val="Compact"/>
         <w:numPr>
           <w:ilvl w:val="0"/>
-          <w:numId w:val="1067"/>
-        </w:numPr>
-      </w:pPr>
-      <w:hyperlink r:id="rId66">
+          <w:numId w:val="1336"/>
+        </w:numPr>
+      </w:pPr>
+      <w:hyperlink r:id="rId86">
         <w:r>
           <w:rPr>
             <w:rStyle w:val="Hyperlink"/>
@@ -9878,10 +9826,10 @@
         <w:pStyle w:val="Compact"/>
         <w:numPr>
           <w:ilvl w:val="0"/>
-          <w:numId w:val="1067"/>
-        </w:numPr>
-      </w:pPr>
-      <w:hyperlink r:id="rId67">
+          <w:numId w:val="1336"/>
+        </w:numPr>
+      </w:pPr>
+      <w:hyperlink r:id="rId87">
         <w:r>
           <w:rPr>
             <w:rStyle w:val="VerbatimChar"/>
@@ -9895,10 +9843,10 @@
         <w:pStyle w:val="Compact"/>
         <w:numPr>
           <w:ilvl w:val="0"/>
-          <w:numId w:val="1067"/>
-        </w:numPr>
-      </w:pPr>
-      <w:hyperlink r:id="rId68">
+          <w:numId w:val="1336"/>
+        </w:numPr>
+      </w:pPr>
+      <w:hyperlink r:id="rId88">
         <w:r>
           <w:rPr>
             <w:rStyle w:val="Hyperlink"/>
@@ -9912,10 +9860,10 @@
         <w:pStyle w:val="Compact"/>
         <w:numPr>
           <w:ilvl w:val="0"/>
-          <w:numId w:val="1067"/>
-        </w:numPr>
-      </w:pPr>
-      <w:hyperlink r:id="rId69">
+          <w:numId w:val="1336"/>
+        </w:numPr>
+      </w:pPr>
+      <w:hyperlink r:id="rId89">
         <w:r>
           <w:rPr>
             <w:rStyle w:val="Hyperlink"/>
@@ -9929,10 +9877,10 @@
         <w:pStyle w:val="Compact"/>
         <w:numPr>
           <w:ilvl w:val="0"/>
-          <w:numId w:val="1067"/>
-        </w:numPr>
-      </w:pPr>
-      <w:hyperlink r:id="rId70">
+          <w:numId w:val="1336"/>
+        </w:numPr>
+      </w:pPr>
+      <w:hyperlink r:id="rId90">
         <w:r>
           <w:rPr>
             <w:rStyle w:val="Hyperlink"/>
@@ -9941,10 +9889,10 @@
         </w:r>
       </w:hyperlink>
     </w:p>
-    <w:bookmarkEnd w:id="71"/>
-    <w:bookmarkEnd w:id="72"/>
+    <w:bookmarkEnd w:id="91"/>
+    <w:bookmarkEnd w:id="92"/>
     <w:sectPr>
-      <w:footerReference r:id="rId9" w:type="default"/>
+      <w:footerReference r:id="rId31" w:type="default"/>
       <w:footnotePr>
         <w:numRestart w:val="eachSect"/>
       </w:footnotePr>
@@ -10183,6 +10131,82 @@
       </w:rPr>
     </w:lvl>
   </w:abstractNum>
+  <w:abstractNum w:abstractNumId="992">
+    <w:nsid w:val="0000A992"/>
+    <w:multiLevelType w:val="multilevel"/>
+    <w:lvl w:ilvl="0">
+      <w:numFmt w:val="bullet"/>
+      <w:lvlText w:val="☐"/>
+      <w:lvlJc w:val="left"/>
+      <w:pPr>
+        <w:ind w:left="720" w:hanging="360"/>
+      </w:pPr>
+    </w:lvl>
+    <w:lvl w:ilvl="1">
+      <w:numFmt w:val="bullet"/>
+      <w:lvlText w:val="☐"/>
+      <w:lvlJc w:val="left"/>
+      <w:pPr>
+        <w:ind w:left="1440" w:hanging="360"/>
+      </w:pPr>
+    </w:lvl>
+    <w:lvl w:ilvl="2">
+      <w:numFmt w:val="bullet"/>
+      <w:lvlText w:val="☐"/>
+      <w:lvlJc w:val="left"/>
+      <w:pPr>
+        <w:ind w:left="2160" w:hanging="360"/>
+      </w:pPr>
+    </w:lvl>
+    <w:lvl w:ilvl="3">
+      <w:numFmt w:val="bullet"/>
+      <w:lvlText w:val="☐"/>
+      <w:lvlJc w:val="left"/>
+      <w:pPr>
+        <w:ind w:left="2880" w:hanging="360"/>
+      </w:pPr>
+    </w:lvl>
+    <w:lvl w:ilvl="4">
+      <w:numFmt w:val="bullet"/>
+      <w:lvlText w:val="☐"/>
+      <w:lvlJc w:val="left"/>
+      <w:pPr>
+        <w:ind w:left="3600" w:hanging="360"/>
+      </w:pPr>
+    </w:lvl>
+    <w:lvl w:ilvl="5">
+      <w:numFmt w:val="bullet"/>
+      <w:lvlText w:val="☐"/>
+      <w:lvlJc w:val="left"/>
+      <w:pPr>
+        <w:ind w:left="4320" w:hanging="360"/>
+      </w:pPr>
+    </w:lvl>
+    <w:lvl w:ilvl="6">
+      <w:numFmt w:val="bullet"/>
+      <w:lvlText w:val="☐"/>
+      <w:lvlJc w:val="left"/>
+      <w:pPr>
+        <w:ind w:left="5040" w:hanging="360"/>
+      </w:pPr>
+    </w:lvl>
+    <w:lvl w:ilvl="7">
+      <w:numFmt w:val="bullet"/>
+      <w:lvlText w:val="☐"/>
+      <w:lvlJc w:val="left"/>
+      <w:pPr>
+        <w:ind w:left="5760" w:hanging="360"/>
+      </w:pPr>
+    </w:lvl>
+    <w:lvl w:ilvl="8">
+      <w:numFmt w:val="bullet"/>
+      <w:lvlText w:val="☐"/>
+      <w:lvlJc w:val="left"/>
+      <w:pPr>
+        <w:ind w:left="6480" w:hanging="360"/>
+      </w:pPr>
+    </w:lvl>
+  </w:abstractNum>
   <w:abstractNum w:abstractNumId="99411">
     <w:nsid w:val="00A99411"/>
     <w:multiLevelType w:val="multilevel"/>
@@ -10284,141 +10308,714 @@
     <w:abstractNumId w:val="991"/>
   </w:num>
   <w:num w:numId="1005">
-    <w:abstractNumId w:val="991"/>
+    <w:abstractNumId w:val="992"/>
   </w:num>
   <w:num w:numId="1006">
-    <w:abstractNumId w:val="991"/>
+    <w:abstractNumId w:val="992"/>
   </w:num>
   <w:num w:numId="1007">
-    <w:abstractNumId w:val="991"/>
+    <w:abstractNumId w:val="992"/>
   </w:num>
   <w:num w:numId="1008">
-    <w:abstractNumId w:val="991"/>
+    <w:abstractNumId w:val="992"/>
   </w:num>
   <w:num w:numId="1009">
-    <w:abstractNumId w:val="991"/>
+    <w:abstractNumId w:val="992"/>
   </w:num>
   <w:num w:numId="1010">
-    <w:abstractNumId w:val="991"/>
+    <w:abstractNumId w:val="992"/>
   </w:num>
   <w:num w:numId="1011">
-    <w:abstractNumId w:val="991"/>
+    <w:abstractNumId w:val="992"/>
   </w:num>
   <w:num w:numId="1012">
-    <w:abstractNumId w:val="991"/>
+    <w:abstractNumId w:val="992"/>
   </w:num>
   <w:num w:numId="1013">
-    <w:abstractNumId w:val="991"/>
+    <w:abstractNumId w:val="992"/>
   </w:num>
   <w:num w:numId="1014">
-    <w:abstractNumId w:val="991"/>
+    <w:abstractNumId w:val="992"/>
   </w:num>
   <w:num w:numId="1015">
-    <w:abstractNumId w:val="991"/>
+    <w:abstractNumId w:val="992"/>
   </w:num>
   <w:num w:numId="1016">
-    <w:abstractNumId w:val="991"/>
+    <w:abstractNumId w:val="992"/>
   </w:num>
   <w:num w:numId="1017">
-    <w:abstractNumId w:val="991"/>
+    <w:abstractNumId w:val="992"/>
   </w:num>
   <w:num w:numId="1018">
-    <w:abstractNumId w:val="991"/>
+    <w:abstractNumId w:val="992"/>
   </w:num>
   <w:num w:numId="1019">
-    <w:abstractNumId w:val="991"/>
+    <w:abstractNumId w:val="992"/>
   </w:num>
   <w:num w:numId="1020">
-    <w:abstractNumId w:val="991"/>
+    <w:abstractNumId w:val="992"/>
   </w:num>
   <w:num w:numId="1021">
-    <w:abstractNumId w:val="991"/>
+    <w:abstractNumId w:val="992"/>
   </w:num>
   <w:num w:numId="1022">
-    <w:abstractNumId w:val="991"/>
+    <w:abstractNumId w:val="992"/>
   </w:num>
   <w:num w:numId="1023">
-    <w:abstractNumId w:val="991"/>
+    <w:abstractNumId w:val="992"/>
   </w:num>
   <w:num w:numId="1024">
-    <w:abstractNumId w:val="991"/>
+    <w:abstractNumId w:val="992"/>
   </w:num>
   <w:num w:numId="1025">
-    <w:abstractNumId w:val="991"/>
+    <w:abstractNumId w:val="992"/>
   </w:num>
   <w:num w:numId="1026">
-    <w:abstractNumId w:val="991"/>
+    <w:abstractNumId w:val="992"/>
   </w:num>
   <w:num w:numId="1027">
-    <w:abstractNumId w:val="991"/>
+    <w:abstractNumId w:val="992"/>
   </w:num>
   <w:num w:numId="1028">
-    <w:abstractNumId w:val="991"/>
+    <w:abstractNumId w:val="992"/>
   </w:num>
   <w:num w:numId="1029">
-    <w:abstractNumId w:val="991"/>
+    <w:abstractNumId w:val="992"/>
   </w:num>
   <w:num w:numId="1030">
-    <w:abstractNumId w:val="991"/>
+    <w:abstractNumId w:val="992"/>
   </w:num>
   <w:num w:numId="1031">
-    <w:abstractNumId w:val="991"/>
+    <w:abstractNumId w:val="992"/>
   </w:num>
   <w:num w:numId="1032">
-    <w:abstractNumId w:val="991"/>
+    <w:abstractNumId w:val="992"/>
   </w:num>
   <w:num w:numId="1033">
-    <w:abstractNumId w:val="991"/>
+    <w:abstractNumId w:val="992"/>
   </w:num>
   <w:num w:numId="1034">
-    <w:abstractNumId w:val="991"/>
+    <w:abstractNumId w:val="992"/>
   </w:num>
   <w:num w:numId="1035">
-    <w:abstractNumId w:val="991"/>
+    <w:abstractNumId w:val="992"/>
   </w:num>
   <w:num w:numId="1036">
-    <w:abstractNumId w:val="991"/>
+    <w:abstractNumId w:val="992"/>
   </w:num>
   <w:num w:numId="1037">
-    <w:abstractNumId w:val="991"/>
+    <w:abstractNumId w:val="992"/>
   </w:num>
   <w:num w:numId="1038">
-    <w:abstractNumId w:val="991"/>
+    <w:abstractNumId w:val="992"/>
   </w:num>
   <w:num w:numId="1039">
-    <w:abstractNumId w:val="991"/>
+    <w:abstractNumId w:val="992"/>
   </w:num>
   <w:num w:numId="1040">
-    <w:abstractNumId w:val="991"/>
+    <w:abstractNumId w:val="992"/>
   </w:num>
   <w:num w:numId="1041">
-    <w:abstractNumId w:val="991"/>
+    <w:abstractNumId w:val="992"/>
   </w:num>
   <w:num w:numId="1042">
-    <w:abstractNumId w:val="991"/>
+    <w:abstractNumId w:val="992"/>
   </w:num>
   <w:num w:numId="1043">
-    <w:abstractNumId w:val="991"/>
+    <w:abstractNumId w:val="992"/>
   </w:num>
   <w:num w:numId="1044">
-    <w:abstractNumId w:val="991"/>
+    <w:abstractNumId w:val="992"/>
   </w:num>
   <w:num w:numId="1045">
-    <w:abstractNumId w:val="991"/>
+    <w:abstractNumId w:val="992"/>
   </w:num>
   <w:num w:numId="1046">
-    <w:abstractNumId w:val="991"/>
+    <w:abstractNumId w:val="992"/>
   </w:num>
   <w:num w:numId="1047">
-    <w:abstractNumId w:val="991"/>
+    <w:abstractNumId w:val="992"/>
   </w:num>
   <w:num w:numId="1048">
-    <w:abstractNumId w:val="991"/>
+    <w:abstractNumId w:val="992"/>
   </w:num>
   <w:num w:numId="1049">
-    <w:abstractNumId w:val="991"/>
+    <w:abstractNumId w:val="992"/>
   </w:num>
   <w:num w:numId="1050">
+    <w:abstractNumId w:val="992"/>
+  </w:num>
+  <w:num w:numId="1051">
+    <w:abstractNumId w:val="992"/>
+  </w:num>
+  <w:num w:numId="1052">
+    <w:abstractNumId w:val="992"/>
+  </w:num>
+  <w:num w:numId="1053">
+    <w:abstractNumId w:val="992"/>
+  </w:num>
+  <w:num w:numId="1054">
+    <w:abstractNumId w:val="992"/>
+  </w:num>
+  <w:num w:numId="1055">
+    <w:abstractNumId w:val="992"/>
+  </w:num>
+  <w:num w:numId="1056">
+    <w:abstractNumId w:val="992"/>
+  </w:num>
+  <w:num w:numId="1057">
+    <w:abstractNumId w:val="992"/>
+  </w:num>
+  <w:num w:numId="1058">
+    <w:abstractNumId w:val="992"/>
+  </w:num>
+  <w:num w:numId="1059">
+    <w:abstractNumId w:val="992"/>
+  </w:num>
+  <w:num w:numId="1060">
+    <w:abstractNumId w:val="992"/>
+  </w:num>
+  <w:num w:numId="1061">
+    <w:abstractNumId w:val="992"/>
+  </w:num>
+  <w:num w:numId="1062">
+    <w:abstractNumId w:val="992"/>
+  </w:num>
+  <w:num w:numId="1063">
+    <w:abstractNumId w:val="992"/>
+  </w:num>
+  <w:num w:numId="1064">
+    <w:abstractNumId w:val="992"/>
+  </w:num>
+  <w:num w:numId="1065">
+    <w:abstractNumId w:val="992"/>
+  </w:num>
+  <w:num w:numId="1066">
+    <w:abstractNumId w:val="992"/>
+  </w:num>
+  <w:num w:numId="1067">
+    <w:abstractNumId w:val="992"/>
+  </w:num>
+  <w:num w:numId="1068">
+    <w:abstractNumId w:val="992"/>
+  </w:num>
+  <w:num w:numId="1069">
+    <w:abstractNumId w:val="992"/>
+  </w:num>
+  <w:num w:numId="1070">
+    <w:abstractNumId w:val="992"/>
+  </w:num>
+  <w:num w:numId="1071">
+    <w:abstractNumId w:val="992"/>
+  </w:num>
+  <w:num w:numId="1072">
+    <w:abstractNumId w:val="992"/>
+  </w:num>
+  <w:num w:numId="1073">
+    <w:abstractNumId w:val="992"/>
+  </w:num>
+  <w:num w:numId="1074">
+    <w:abstractNumId w:val="992"/>
+  </w:num>
+  <w:num w:numId="1075">
+    <w:abstractNumId w:val="992"/>
+  </w:num>
+  <w:num w:numId="1076">
+    <w:abstractNumId w:val="992"/>
+  </w:num>
+  <w:num w:numId="1077">
+    <w:abstractNumId w:val="992"/>
+  </w:num>
+  <w:num w:numId="1078">
+    <w:abstractNumId w:val="992"/>
+  </w:num>
+  <w:num w:numId="1079">
+    <w:abstractNumId w:val="992"/>
+  </w:num>
+  <w:num w:numId="1080">
+    <w:abstractNumId w:val="992"/>
+  </w:num>
+  <w:num w:numId="1081">
+    <w:abstractNumId w:val="992"/>
+  </w:num>
+  <w:num w:numId="1082">
+    <w:abstractNumId w:val="992"/>
+  </w:num>
+  <w:num w:numId="1083">
+    <w:abstractNumId w:val="992"/>
+  </w:num>
+  <w:num w:numId="1084">
+    <w:abstractNumId w:val="992"/>
+  </w:num>
+  <w:num w:numId="1085">
+    <w:abstractNumId w:val="992"/>
+  </w:num>
+  <w:num w:numId="1086">
+    <w:abstractNumId w:val="992"/>
+  </w:num>
+  <w:num w:numId="1087">
+    <w:abstractNumId w:val="992"/>
+  </w:num>
+  <w:num w:numId="1088">
+    <w:abstractNumId w:val="992"/>
+  </w:num>
+  <w:num w:numId="1089">
+    <w:abstractNumId w:val="992"/>
+  </w:num>
+  <w:num w:numId="1090">
+    <w:abstractNumId w:val="992"/>
+  </w:num>
+  <w:num w:numId="1091">
+    <w:abstractNumId w:val="992"/>
+  </w:num>
+  <w:num w:numId="1092">
+    <w:abstractNumId w:val="992"/>
+  </w:num>
+  <w:num w:numId="1093">
+    <w:abstractNumId w:val="992"/>
+  </w:num>
+  <w:num w:numId="1094">
+    <w:abstractNumId w:val="992"/>
+  </w:num>
+  <w:num w:numId="1095">
+    <w:abstractNumId w:val="992"/>
+  </w:num>
+  <w:num w:numId="1096">
+    <w:abstractNumId w:val="992"/>
+  </w:num>
+  <w:num w:numId="1097">
+    <w:abstractNumId w:val="992"/>
+  </w:num>
+  <w:num w:numId="1098">
+    <w:abstractNumId w:val="992"/>
+  </w:num>
+  <w:num w:numId="1099">
+    <w:abstractNumId w:val="992"/>
+  </w:num>
+  <w:num w:numId="1100">
+    <w:abstractNumId w:val="992"/>
+  </w:num>
+  <w:num w:numId="1101">
+    <w:abstractNumId w:val="992"/>
+  </w:num>
+  <w:num w:numId="1102">
+    <w:abstractNumId w:val="992"/>
+  </w:num>
+  <w:num w:numId="1103">
+    <w:abstractNumId w:val="992"/>
+  </w:num>
+  <w:num w:numId="1104">
+    <w:abstractNumId w:val="992"/>
+  </w:num>
+  <w:num w:numId="1105">
+    <w:abstractNumId w:val="992"/>
+  </w:num>
+  <w:num w:numId="1106">
+    <w:abstractNumId w:val="992"/>
+  </w:num>
+  <w:num w:numId="1107">
+    <w:abstractNumId w:val="992"/>
+  </w:num>
+  <w:num w:numId="1108">
+    <w:abstractNumId w:val="992"/>
+  </w:num>
+  <w:num w:numId="1109">
+    <w:abstractNumId w:val="992"/>
+  </w:num>
+  <w:num w:numId="1110">
+    <w:abstractNumId w:val="992"/>
+  </w:num>
+  <w:num w:numId="1111">
+    <w:abstractNumId w:val="992"/>
+  </w:num>
+  <w:num w:numId="1112">
+    <w:abstractNumId w:val="992"/>
+  </w:num>
+  <w:num w:numId="1113">
+    <w:abstractNumId w:val="992"/>
+  </w:num>
+  <w:num w:numId="1114">
+    <w:abstractNumId w:val="992"/>
+  </w:num>
+  <w:num w:numId="1115">
+    <w:abstractNumId w:val="992"/>
+  </w:num>
+  <w:num w:numId="1116">
+    <w:abstractNumId w:val="992"/>
+  </w:num>
+  <w:num w:numId="1117">
+    <w:abstractNumId w:val="992"/>
+  </w:num>
+  <w:num w:numId="1118">
+    <w:abstractNumId w:val="992"/>
+  </w:num>
+  <w:num w:numId="1119">
+    <w:abstractNumId w:val="992"/>
+  </w:num>
+  <w:num w:numId="1120">
+    <w:abstractNumId w:val="992"/>
+  </w:num>
+  <w:num w:numId="1121">
+    <w:abstractNumId w:val="992"/>
+  </w:num>
+  <w:num w:numId="1122">
+    <w:abstractNumId w:val="992"/>
+  </w:num>
+  <w:num w:numId="1123">
+    <w:abstractNumId w:val="992"/>
+  </w:num>
+  <w:num w:numId="1124">
+    <w:abstractNumId w:val="992"/>
+  </w:num>
+  <w:num w:numId="1125">
+    <w:abstractNumId w:val="992"/>
+  </w:num>
+  <w:num w:numId="1126">
+    <w:abstractNumId w:val="992"/>
+  </w:num>
+  <w:num w:numId="1127">
+    <w:abstractNumId w:val="992"/>
+  </w:num>
+  <w:num w:numId="1128">
+    <w:abstractNumId w:val="992"/>
+  </w:num>
+  <w:num w:numId="1129">
+    <w:abstractNumId w:val="992"/>
+  </w:num>
+  <w:num w:numId="1130">
+    <w:abstractNumId w:val="992"/>
+  </w:num>
+  <w:num w:numId="1131">
+    <w:abstractNumId w:val="992"/>
+  </w:num>
+  <w:num w:numId="1132">
+    <w:abstractNumId w:val="992"/>
+  </w:num>
+  <w:num w:numId="1133">
+    <w:abstractNumId w:val="992"/>
+  </w:num>
+  <w:num w:numId="1134">
+    <w:abstractNumId w:val="992"/>
+  </w:num>
+  <w:num w:numId="1135">
+    <w:abstractNumId w:val="992"/>
+  </w:num>
+  <w:num w:numId="1136">
+    <w:abstractNumId w:val="992"/>
+  </w:num>
+  <w:num w:numId="1137">
+    <w:abstractNumId w:val="992"/>
+  </w:num>
+  <w:num w:numId="1138">
+    <w:abstractNumId w:val="992"/>
+  </w:num>
+  <w:num w:numId="1139">
+    <w:abstractNumId w:val="992"/>
+  </w:num>
+  <w:num w:numId="1140">
+    <w:abstractNumId w:val="992"/>
+  </w:num>
+  <w:num w:numId="1141">
+    <w:abstractNumId w:val="992"/>
+  </w:num>
+  <w:num w:numId="1142">
+    <w:abstractNumId w:val="992"/>
+  </w:num>
+  <w:num w:numId="1143">
+    <w:abstractNumId w:val="992"/>
+  </w:num>
+  <w:num w:numId="1144">
+    <w:abstractNumId w:val="992"/>
+  </w:num>
+  <w:num w:numId="1145">
+    <w:abstractNumId w:val="992"/>
+  </w:num>
+  <w:num w:numId="1146">
+    <w:abstractNumId w:val="992"/>
+  </w:num>
+  <w:num w:numId="1147">
+    <w:abstractNumId w:val="992"/>
+  </w:num>
+  <w:num w:numId="1148">
+    <w:abstractNumId w:val="992"/>
+  </w:num>
+  <w:num w:numId="1149">
+    <w:abstractNumId w:val="992"/>
+  </w:num>
+  <w:num w:numId="1150">
+    <w:abstractNumId w:val="992"/>
+  </w:num>
+  <w:num w:numId="1151">
+    <w:abstractNumId w:val="992"/>
+  </w:num>
+  <w:num w:numId="1152">
+    <w:abstractNumId w:val="992"/>
+  </w:num>
+  <w:num w:numId="1153">
+    <w:abstractNumId w:val="992"/>
+  </w:num>
+  <w:num w:numId="1154">
+    <w:abstractNumId w:val="992"/>
+  </w:num>
+  <w:num w:numId="1155">
+    <w:abstractNumId w:val="992"/>
+  </w:num>
+  <w:num w:numId="1156">
+    <w:abstractNumId w:val="992"/>
+  </w:num>
+  <w:num w:numId="1157">
+    <w:abstractNumId w:val="992"/>
+  </w:num>
+  <w:num w:numId="1158">
+    <w:abstractNumId w:val="992"/>
+  </w:num>
+  <w:num w:numId="1159">
+    <w:abstractNumId w:val="992"/>
+  </w:num>
+  <w:num w:numId="1160">
+    <w:abstractNumId w:val="992"/>
+  </w:num>
+  <w:num w:numId="1161">
+    <w:abstractNumId w:val="992"/>
+  </w:num>
+  <w:num w:numId="1162">
+    <w:abstractNumId w:val="992"/>
+  </w:num>
+  <w:num w:numId="1163">
+    <w:abstractNumId w:val="992"/>
+  </w:num>
+  <w:num w:numId="1164">
+    <w:abstractNumId w:val="992"/>
+  </w:num>
+  <w:num w:numId="1165">
+    <w:abstractNumId w:val="992"/>
+  </w:num>
+  <w:num w:numId="1166">
+    <w:abstractNumId w:val="992"/>
+  </w:num>
+  <w:num w:numId="1167">
+    <w:abstractNumId w:val="992"/>
+  </w:num>
+  <w:num w:numId="1168">
+    <w:abstractNumId w:val="992"/>
+  </w:num>
+  <w:num w:numId="1169">
+    <w:abstractNumId w:val="992"/>
+  </w:num>
+  <w:num w:numId="1170">
+    <w:abstractNumId w:val="992"/>
+  </w:num>
+  <w:num w:numId="1171">
+    <w:abstractNumId w:val="992"/>
+  </w:num>
+  <w:num w:numId="1172">
+    <w:abstractNumId w:val="992"/>
+  </w:num>
+  <w:num w:numId="1173">
+    <w:abstractNumId w:val="992"/>
+  </w:num>
+  <w:num w:numId="1174">
+    <w:abstractNumId w:val="992"/>
+  </w:num>
+  <w:num w:numId="1175">
+    <w:abstractNumId w:val="992"/>
+  </w:num>
+  <w:num w:numId="1176">
+    <w:abstractNumId w:val="992"/>
+  </w:num>
+  <w:num w:numId="1177">
+    <w:abstractNumId w:val="992"/>
+  </w:num>
+  <w:num w:numId="1178">
+    <w:abstractNumId w:val="992"/>
+  </w:num>
+  <w:num w:numId="1179">
+    <w:abstractNumId w:val="992"/>
+  </w:num>
+  <w:num w:numId="1180">
+    <w:abstractNumId w:val="992"/>
+  </w:num>
+  <w:num w:numId="1181">
+    <w:abstractNumId w:val="992"/>
+  </w:num>
+  <w:num w:numId="1182">
+    <w:abstractNumId w:val="992"/>
+  </w:num>
+  <w:num w:numId="1183">
+    <w:abstractNumId w:val="992"/>
+  </w:num>
+  <w:num w:numId="1184">
+    <w:abstractNumId w:val="992"/>
+  </w:num>
+  <w:num w:numId="1185">
+    <w:abstractNumId w:val="992"/>
+  </w:num>
+  <w:num w:numId="1186">
+    <w:abstractNumId w:val="992"/>
+  </w:num>
+  <w:num w:numId="1187">
+    <w:abstractNumId w:val="992"/>
+  </w:num>
+  <w:num w:numId="1188">
+    <w:abstractNumId w:val="992"/>
+  </w:num>
+  <w:num w:numId="1189">
+    <w:abstractNumId w:val="992"/>
+  </w:num>
+  <w:num w:numId="1190">
+    <w:abstractNumId w:val="992"/>
+  </w:num>
+  <w:num w:numId="1191">
+    <w:abstractNumId w:val="992"/>
+  </w:num>
+  <w:num w:numId="1192">
+    <w:abstractNumId w:val="992"/>
+  </w:num>
+  <w:num w:numId="1193">
+    <w:abstractNumId w:val="992"/>
+  </w:num>
+  <w:num w:numId="1194">
+    <w:abstractNumId w:val="992"/>
+  </w:num>
+  <w:num w:numId="1195">
+    <w:abstractNumId w:val="992"/>
+  </w:num>
+  <w:num w:numId="1196">
+    <w:abstractNumId w:val="992"/>
+  </w:num>
+  <w:num w:numId="1197">
+    <w:abstractNumId w:val="992"/>
+  </w:num>
+  <w:num w:numId="1198">
+    <w:abstractNumId w:val="992"/>
+  </w:num>
+  <w:num w:numId="1199">
+    <w:abstractNumId w:val="992"/>
+  </w:num>
+  <w:num w:numId="1200">
+    <w:abstractNumId w:val="992"/>
+  </w:num>
+  <w:num w:numId="1201">
+    <w:abstractNumId w:val="992"/>
+  </w:num>
+  <w:num w:numId="1202">
+    <w:abstractNumId w:val="992"/>
+  </w:num>
+  <w:num w:numId="1203">
+    <w:abstractNumId w:val="992"/>
+  </w:num>
+  <w:num w:numId="1204">
+    <w:abstractNumId w:val="992"/>
+  </w:num>
+  <w:num w:numId="1205">
+    <w:abstractNumId w:val="992"/>
+  </w:num>
+  <w:num w:numId="1206">
+    <w:abstractNumId w:val="992"/>
+  </w:num>
+  <w:num w:numId="1207">
+    <w:abstractNumId w:val="992"/>
+  </w:num>
+  <w:num w:numId="1208">
+    <w:abstractNumId w:val="992"/>
+  </w:num>
+  <w:num w:numId="1209">
+    <w:abstractNumId w:val="992"/>
+  </w:num>
+  <w:num w:numId="1210">
+    <w:abstractNumId w:val="992"/>
+  </w:num>
+  <w:num w:numId="1211">
+    <w:abstractNumId w:val="992"/>
+  </w:num>
+  <w:num w:numId="1212">
+    <w:abstractNumId w:val="992"/>
+  </w:num>
+  <w:num w:numId="1213">
+    <w:abstractNumId w:val="992"/>
+  </w:num>
+  <w:num w:numId="1214">
+    <w:abstractNumId w:val="992"/>
+  </w:num>
+  <w:num w:numId="1215">
+    <w:abstractNumId w:val="992"/>
+  </w:num>
+  <w:num w:numId="1216">
+    <w:abstractNumId w:val="992"/>
+  </w:num>
+  <w:num w:numId="1217">
+    <w:abstractNumId w:val="992"/>
+  </w:num>
+  <w:num w:numId="1218">
+    <w:abstractNumId w:val="992"/>
+  </w:num>
+  <w:num w:numId="1219">
+    <w:abstractNumId w:val="992"/>
+  </w:num>
+  <w:num w:numId="1220">
+    <w:abstractNumId w:val="992"/>
+  </w:num>
+  <w:num w:numId="1221">
+    <w:abstractNumId w:val="992"/>
+  </w:num>
+  <w:num w:numId="1222">
+    <w:abstractNumId w:val="992"/>
+  </w:num>
+  <w:num w:numId="1223">
+    <w:abstractNumId w:val="992"/>
+  </w:num>
+  <w:num w:numId="1224">
+    <w:abstractNumId w:val="992"/>
+  </w:num>
+  <w:num w:numId="1225">
+    <w:abstractNumId w:val="992"/>
+  </w:num>
+  <w:num w:numId="1226">
+    <w:abstractNumId w:val="992"/>
+  </w:num>
+  <w:num w:numId="1227">
+    <w:abstractNumId w:val="992"/>
+  </w:num>
+  <w:num w:numId="1228">
+    <w:abstractNumId w:val="992"/>
+  </w:num>
+  <w:num w:numId="1229">
+    <w:abstractNumId w:val="992"/>
+  </w:num>
+  <w:num w:numId="1230">
+    <w:abstractNumId w:val="992"/>
+  </w:num>
+  <w:num w:numId="1231">
+    <w:abstractNumId w:val="992"/>
+  </w:num>
+  <w:num w:numId="1232">
+    <w:abstractNumId w:val="992"/>
+  </w:num>
+  <w:num w:numId="1233">
+    <w:abstractNumId w:val="992"/>
+  </w:num>
+  <w:num w:numId="1234">
+    <w:abstractNumId w:val="992"/>
+  </w:num>
+  <w:num w:numId="1235">
+    <w:abstractNumId w:val="992"/>
+  </w:num>
+  <w:num w:numId="1236">
+    <w:abstractNumId w:val="992"/>
+  </w:num>
+  <w:num w:numId="1237">
+    <w:abstractNumId w:val="992"/>
+  </w:num>
+  <w:num w:numId="1238">
+    <w:abstractNumId w:val="992"/>
+  </w:num>
+  <w:num w:numId="1239">
+    <w:abstractNumId w:val="992"/>
+  </w:num>
+  <w:num w:numId="1240">
+    <w:abstractNumId w:val="992"/>
+  </w:num>
+  <w:num w:numId="1241">
     <w:abstractNumId w:val="99411"/>
     <w:lvlOverride w:ilvl="0">
       <w:startOverride w:val="1"/>
@@ -10448,34 +11045,205 @@
       <w:startOverride w:val="1"/>
     </w:lvlOverride>
   </w:num>
-  <w:num w:numId="1051">
-    <w:abstractNumId w:val="991"/>
-  </w:num>
-  <w:num w:numId="1052">
-    <w:abstractNumId w:val="991"/>
-  </w:num>
-  <w:num w:numId="1053">
-    <w:abstractNumId w:val="991"/>
-  </w:num>
-  <w:num w:numId="1054">
-    <w:abstractNumId w:val="991"/>
-  </w:num>
-  <w:num w:numId="1055">
-    <w:abstractNumId w:val="991"/>
-  </w:num>
-  <w:num w:numId="1056">
-    <w:abstractNumId w:val="991"/>
-  </w:num>
-  <w:num w:numId="1057">
-    <w:abstractNumId w:val="991"/>
-  </w:num>
-  <w:num w:numId="1058">
-    <w:abstractNumId w:val="991"/>
-  </w:num>
-  <w:num w:numId="1059">
-    <w:abstractNumId w:val="991"/>
-  </w:num>
-  <w:num w:numId="1060">
+  <w:num w:numId="1242">
+    <w:abstractNumId w:val="992"/>
+  </w:num>
+  <w:num w:numId="1243">
+    <w:abstractNumId w:val="992"/>
+  </w:num>
+  <w:num w:numId="1244">
+    <w:abstractNumId w:val="992"/>
+  </w:num>
+  <w:num w:numId="1245">
+    <w:abstractNumId w:val="992"/>
+  </w:num>
+  <w:num w:numId="1246">
+    <w:abstractNumId w:val="992"/>
+  </w:num>
+  <w:num w:numId="1247">
+    <w:abstractNumId w:val="992"/>
+  </w:num>
+  <w:num w:numId="1248">
+    <w:abstractNumId w:val="992"/>
+  </w:num>
+  <w:num w:numId="1249">
+    <w:abstractNumId w:val="992"/>
+  </w:num>
+  <w:num w:numId="1250">
+    <w:abstractNumId w:val="992"/>
+  </w:num>
+  <w:num w:numId="1251">
+    <w:abstractNumId w:val="992"/>
+  </w:num>
+  <w:num w:numId="1252">
+    <w:abstractNumId w:val="992"/>
+  </w:num>
+  <w:num w:numId="1253">
+    <w:abstractNumId w:val="992"/>
+  </w:num>
+  <w:num w:numId="1254">
+    <w:abstractNumId w:val="992"/>
+  </w:num>
+  <w:num w:numId="1255">
+    <w:abstractNumId w:val="992"/>
+  </w:num>
+  <w:num w:numId="1256">
+    <w:abstractNumId w:val="992"/>
+  </w:num>
+  <w:num w:numId="1257">
+    <w:abstractNumId w:val="992"/>
+  </w:num>
+  <w:num w:numId="1258">
+    <w:abstractNumId w:val="992"/>
+  </w:num>
+  <w:num w:numId="1259">
+    <w:abstractNumId w:val="992"/>
+  </w:num>
+  <w:num w:numId="1260">
+    <w:abstractNumId w:val="992"/>
+  </w:num>
+  <w:num w:numId="1261">
+    <w:abstractNumId w:val="992"/>
+  </w:num>
+  <w:num w:numId="1262">
+    <w:abstractNumId w:val="992"/>
+  </w:num>
+  <w:num w:numId="1263">
+    <w:abstractNumId w:val="992"/>
+  </w:num>
+  <w:num w:numId="1264">
+    <w:abstractNumId w:val="992"/>
+  </w:num>
+  <w:num w:numId="1265">
+    <w:abstractNumId w:val="992"/>
+  </w:num>
+  <w:num w:numId="1266">
+    <w:abstractNumId w:val="992"/>
+  </w:num>
+  <w:num w:numId="1267">
+    <w:abstractNumId w:val="992"/>
+  </w:num>
+  <w:num w:numId="1268">
+    <w:abstractNumId w:val="992"/>
+  </w:num>
+  <w:num w:numId="1269">
+    <w:abstractNumId w:val="992"/>
+  </w:num>
+  <w:num w:numId="1270">
+    <w:abstractNumId w:val="992"/>
+  </w:num>
+  <w:num w:numId="1271">
+    <w:abstractNumId w:val="992"/>
+  </w:num>
+  <w:num w:numId="1272">
+    <w:abstractNumId w:val="992"/>
+  </w:num>
+  <w:num w:numId="1273">
+    <w:abstractNumId w:val="992"/>
+  </w:num>
+  <w:num w:numId="1274">
+    <w:abstractNumId w:val="992"/>
+  </w:num>
+  <w:num w:numId="1275">
+    <w:abstractNumId w:val="992"/>
+  </w:num>
+  <w:num w:numId="1276">
+    <w:abstractNumId w:val="992"/>
+  </w:num>
+  <w:num w:numId="1277">
+    <w:abstractNumId w:val="992"/>
+  </w:num>
+  <w:num w:numId="1278">
+    <w:abstractNumId w:val="992"/>
+  </w:num>
+  <w:num w:numId="1279">
+    <w:abstractNumId w:val="992"/>
+  </w:num>
+  <w:num w:numId="1280">
+    <w:abstractNumId w:val="992"/>
+  </w:num>
+  <w:num w:numId="1281">
+    <w:abstractNumId w:val="992"/>
+  </w:num>
+  <w:num w:numId="1282">
+    <w:abstractNumId w:val="992"/>
+  </w:num>
+  <w:num w:numId="1283">
+    <w:abstractNumId w:val="992"/>
+  </w:num>
+  <w:num w:numId="1284">
+    <w:abstractNumId w:val="992"/>
+  </w:num>
+  <w:num w:numId="1285">
+    <w:abstractNumId w:val="992"/>
+  </w:num>
+  <w:num w:numId="1286">
+    <w:abstractNumId w:val="992"/>
+  </w:num>
+  <w:num w:numId="1287">
+    <w:abstractNumId w:val="992"/>
+  </w:num>
+  <w:num w:numId="1288">
+    <w:abstractNumId w:val="992"/>
+  </w:num>
+  <w:num w:numId="1289">
+    <w:abstractNumId w:val="992"/>
+  </w:num>
+  <w:num w:numId="1290">
+    <w:abstractNumId w:val="992"/>
+  </w:num>
+  <w:num w:numId="1291">
+    <w:abstractNumId w:val="992"/>
+  </w:num>
+  <w:num w:numId="1292">
+    <w:abstractNumId w:val="992"/>
+  </w:num>
+  <w:num w:numId="1293">
+    <w:abstractNumId w:val="992"/>
+  </w:num>
+  <w:num w:numId="1294">
+    <w:abstractNumId w:val="992"/>
+  </w:num>
+  <w:num w:numId="1295">
+    <w:abstractNumId w:val="992"/>
+  </w:num>
+  <w:num w:numId="1296">
+    <w:abstractNumId w:val="992"/>
+  </w:num>
+  <w:num w:numId="1297">
+    <w:abstractNumId w:val="992"/>
+  </w:num>
+  <w:num w:numId="1298">
+    <w:abstractNumId w:val="992"/>
+  </w:num>
+  <w:num w:numId="1299">
+    <w:abstractNumId w:val="992"/>
+  </w:num>
+  <w:num w:numId="1300">
+    <w:abstractNumId w:val="992"/>
+  </w:num>
+  <w:num w:numId="1301">
+    <w:abstractNumId w:val="992"/>
+  </w:num>
+  <w:num w:numId="1302">
+    <w:abstractNumId w:val="992"/>
+  </w:num>
+  <w:num w:numId="1303">
+    <w:abstractNumId w:val="992"/>
+  </w:num>
+  <w:num w:numId="1304">
+    <w:abstractNumId w:val="992"/>
+  </w:num>
+  <w:num w:numId="1305">
+    <w:abstractNumId w:val="992"/>
+  </w:num>
+  <w:num w:numId="1306">
+    <w:abstractNumId w:val="992"/>
+  </w:num>
+  <w:num w:numId="1307">
+    <w:abstractNumId w:val="992"/>
+  </w:num>
+  <w:num w:numId="1308">
     <w:abstractNumId w:val="99411"/>
     <w:lvlOverride w:ilvl="0">
       <w:startOverride w:val="1"/>
@@ -10505,25 +11273,88 @@
       <w:startOverride w:val="1"/>
     </w:lvlOverride>
   </w:num>
-  <w:num w:numId="1061">
-    <w:abstractNumId w:val="991"/>
-  </w:num>
-  <w:num w:numId="1062">
-    <w:abstractNumId w:val="991"/>
-  </w:num>
-  <w:num w:numId="1063">
-    <w:abstractNumId w:val="991"/>
-  </w:num>
-  <w:num w:numId="1064">
-    <w:abstractNumId w:val="991"/>
-  </w:num>
-  <w:num w:numId="1065">
-    <w:abstractNumId w:val="991"/>
-  </w:num>
-  <w:num w:numId="1066">
-    <w:abstractNumId w:val="991"/>
-  </w:num>
-  <w:num w:numId="1067">
+  <w:num w:numId="1309">
+    <w:abstractNumId w:val="992"/>
+  </w:num>
+  <w:num w:numId="1310">
+    <w:abstractNumId w:val="992"/>
+  </w:num>
+  <w:num w:numId="1311">
+    <w:abstractNumId w:val="992"/>
+  </w:num>
+  <w:num w:numId="1312">
+    <w:abstractNumId w:val="992"/>
+  </w:num>
+  <w:num w:numId="1313">
+    <w:abstractNumId w:val="992"/>
+  </w:num>
+  <w:num w:numId="1314">
+    <w:abstractNumId w:val="992"/>
+  </w:num>
+  <w:num w:numId="1315">
+    <w:abstractNumId w:val="992"/>
+  </w:num>
+  <w:num w:numId="1316">
+    <w:abstractNumId w:val="992"/>
+  </w:num>
+  <w:num w:numId="1317">
+    <w:abstractNumId w:val="992"/>
+  </w:num>
+  <w:num w:numId="1318">
+    <w:abstractNumId w:val="992"/>
+  </w:num>
+  <w:num w:numId="1319">
+    <w:abstractNumId w:val="992"/>
+  </w:num>
+  <w:num w:numId="1320">
+    <w:abstractNumId w:val="992"/>
+  </w:num>
+  <w:num w:numId="1321">
+    <w:abstractNumId w:val="992"/>
+  </w:num>
+  <w:num w:numId="1322">
+    <w:abstractNumId w:val="992"/>
+  </w:num>
+  <w:num w:numId="1323">
+    <w:abstractNumId w:val="992"/>
+  </w:num>
+  <w:num w:numId="1324">
+    <w:abstractNumId w:val="992"/>
+  </w:num>
+  <w:num w:numId="1325">
+    <w:abstractNumId w:val="992"/>
+  </w:num>
+  <w:num w:numId="1326">
+    <w:abstractNumId w:val="992"/>
+  </w:num>
+  <w:num w:numId="1327">
+    <w:abstractNumId w:val="992"/>
+  </w:num>
+  <w:num w:numId="1328">
+    <w:abstractNumId w:val="992"/>
+  </w:num>
+  <w:num w:numId="1329">
+    <w:abstractNumId w:val="992"/>
+  </w:num>
+  <w:num w:numId="1330">
+    <w:abstractNumId w:val="992"/>
+  </w:num>
+  <w:num w:numId="1331">
+    <w:abstractNumId w:val="992"/>
+  </w:num>
+  <w:num w:numId="1332">
+    <w:abstractNumId w:val="992"/>
+  </w:num>
+  <w:num w:numId="1333">
+    <w:abstractNumId w:val="992"/>
+  </w:num>
+  <w:num w:numId="1334">
+    <w:abstractNumId w:val="992"/>
+  </w:num>
+  <w:num w:numId="1335">
+    <w:abstractNumId w:val="992"/>
+  </w:num>
+  <w:num w:numId="1336">
     <w:abstractNumId w:val="991"/>
   </w:num>
 </w:numbering>

--- a/WordPress-Performance-Optimization-Checklist.docx
+++ b/WordPress-Performance-Optimization-Checklist.docx
@@ -26,7 +26,7 @@
         <w:t xml:space="preserve">Dan Knauss, General Editor</w:t>
       </w:r>
     </w:p>
-    <w:bookmarkStart w:id="40" w:name="Xfbf6ca3f04374bb96450da3b5f8cf887a6e85fb"/>
+    <w:bookmarkStart w:id="20" w:name="Xfbf6ca3f04374bb96450da3b5f8cf887a6e85fb"/>
     <w:p>
       <w:pPr>
         <w:pStyle w:val="Heading1"/>
@@ -149,8 +149,8 @@
         <w:t xml:space="preserve">Do not start by installing another performance plugin. Start by identifying where time is spent, whether WordPress is executing at all, and whether the response can safely be cached.</w:t>
       </w:r>
     </w:p>
-    <w:bookmarkEnd w:id="40"/>
-    <w:bookmarkStart w:id="92" w:name="table-of-contents"/>
+    <w:bookmarkEnd w:id="20"/>
+    <w:bookmarkStart w:id="72" w:name="table-of-contents"/>
     <w:p>
       <w:pPr>
         <w:pStyle w:val="Heading1"/>
@@ -754,7 +754,7 @@
         </w:r>
       </w:hyperlink>
     </w:p>
-    <w:bookmarkStart w:id="42" w:name="X0bc4ef8cd7897332a27e461c2fc9a124316c96d"/>
+    <w:bookmarkStart w:id="22" w:name="X0bc4ef8cd7897332a27e461c2fc9a124316c96d"/>
     <w:p>
       <w:pPr>
         <w:pStyle w:val="Heading2"/>
@@ -773,7 +773,7 @@
       <w:r>
         <w:t xml:space="preserve"> </w:t>
       </w:r>
-      <w:hyperlink r:id="rId41">
+      <w:hyperlink r:id="rId21">
         <w:r>
           <w:rPr>
             <w:rStyle w:val="VerbatimChar"/>
@@ -840,8 +840,8 @@
         </w:pict>
       </w:r>
     </w:p>
-    <w:bookmarkEnd w:id="42"/>
-    <w:bookmarkStart w:id="43" w:name="safety-and-scope"/>
+    <w:bookmarkEnd w:id="22"/>
+    <w:bookmarkStart w:id="23" w:name="safety-and-scope"/>
     <w:p>
       <w:pPr>
         <w:pStyle w:val="Heading2"/>
@@ -1126,8 +1126,8 @@
         </w:pict>
       </w:r>
     </w:p>
-    <w:bookmarkEnd w:id="43"/>
-    <w:bookmarkStart w:id="46" w:name="baseline-measurement"/>
+    <w:bookmarkEnd w:id="23"/>
+    <w:bookmarkStart w:id="26" w:name="baseline-measurement"/>
     <w:p>
       <w:pPr>
         <w:pStyle w:val="Heading2"/>
@@ -1144,7 +1144,7 @@
         <w:t xml:space="preserve">Capture current behavior before optimizing.</w:t>
       </w:r>
     </w:p>
-    <w:bookmarkStart w:id="44" w:name="user-facing-metrics"/>
+    <w:bookmarkStart w:id="24" w:name="user-facing-metrics"/>
     <w:p>
       <w:pPr>
         <w:pStyle w:val="Heading3"/>
@@ -1249,8 +1249,8 @@
         <w:t xml:space="preserve">Record device/network assumptions: desktop, mobile, throttled mobile, logged-in, logged-out.</w:t>
       </w:r>
     </w:p>
-    <w:bookmarkEnd w:id="44"/>
-    <w:bookmarkStart w:id="45" w:name="serverbackend-metrics"/>
+    <w:bookmarkEnd w:id="24"/>
+    <w:bookmarkStart w:id="25" w:name="serverbackend-metrics"/>
     <w:p>
       <w:pPr>
         <w:pStyle w:val="Heading3"/>
@@ -2398,9 +2398,9 @@
         </w:pict>
       </w:r>
     </w:p>
-    <w:bookmarkEnd w:id="45"/>
-    <w:bookmarkEnd w:id="46"/>
-    <w:bookmarkStart w:id="47" w:name="request-path-and-dns"/>
+    <w:bookmarkEnd w:id="25"/>
+    <w:bookmarkEnd w:id="26"/>
+    <w:bookmarkStart w:id="27" w:name="request-path-and-dns"/>
     <w:p>
       <w:pPr>
         <w:pStyle w:val="Heading2"/>
@@ -2757,8 +2757,8 @@
         </w:pict>
       </w:r>
     </w:p>
-    <w:bookmarkEnd w:id="47"/>
-    <w:bookmarkStart w:id="48" w:name="tls-http-and-redirects"/>
+    <w:bookmarkEnd w:id="27"/>
+    <w:bookmarkStart w:id="28" w:name="tls-http-and-redirects"/>
     <w:p>
       <w:pPr>
         <w:pStyle w:val="Heading2"/>
@@ -3062,8 +3062,8 @@
         </w:pict>
       </w:r>
     </w:p>
-    <w:bookmarkEnd w:id="48"/>
-    <w:bookmarkStart w:id="49" w:name="hosting-and-server-layer"/>
+    <w:bookmarkEnd w:id="28"/>
+    <w:bookmarkStart w:id="29" w:name="hosting-and-server-layer"/>
     <w:p>
       <w:pPr>
         <w:pStyle w:val="Heading2"/>
@@ -3227,8 +3227,8 @@
         </w:pict>
       </w:r>
     </w:p>
-    <w:bookmarkEnd w:id="49"/>
-    <w:bookmarkStart w:id="52" w:name="full-page-caching-html-caching"/>
+    <w:bookmarkEnd w:id="29"/>
+    <w:bookmarkStart w:id="32" w:name="full-page-caching-html-caching"/>
     <w:p>
       <w:pPr>
         <w:pStyle w:val="Heading2"/>
@@ -3621,7 +3621,7 @@
         <w:t xml:space="preserve">Avoid global cache purges unless necessary.</w:t>
       </w:r>
     </w:p>
-    <w:bookmarkStart w:id="50" w:name="query-string-cache-fragmentation"/>
+    <w:bookmarkStart w:id="30" w:name="query-string-cache-fragmentation"/>
     <w:p>
       <w:pPr>
         <w:pStyle w:val="Heading3"/>
@@ -3812,8 +3812,8 @@
         <w:t xml:space="preserve">Treat language, currency, region, and personalization parameters carefully; they may change content.</w:t>
       </w:r>
     </w:p>
-    <w:bookmarkEnd w:id="50"/>
-    <w:bookmarkStart w:id="51" w:name="cookie-cache-fragmentation"/>
+    <w:bookmarkEnd w:id="30"/>
+    <w:bookmarkStart w:id="31" w:name="cookie-cache-fragmentation"/>
     <w:p>
       <w:pPr>
         <w:pStyle w:val="Heading3"/>
@@ -3889,9 +3889,9 @@
         </w:pict>
       </w:r>
     </w:p>
-    <w:bookmarkEnd w:id="51"/>
-    <w:bookmarkEnd w:id="52"/>
-    <w:bookmarkStart w:id="53" w:name="cdn-and-edge-delivery"/>
+    <w:bookmarkEnd w:id="31"/>
+    <w:bookmarkEnd w:id="32"/>
+    <w:bookmarkStart w:id="33" w:name="cdn-and-edge-delivery"/>
     <w:p>
       <w:pPr>
         <w:pStyle w:val="Heading2"/>
@@ -4143,8 +4143,8 @@
         </w:pict>
       </w:r>
     </w:p>
-    <w:bookmarkEnd w:id="53"/>
-    <w:bookmarkStart w:id="54" w:name="wordpress-runtime"/>
+    <w:bookmarkEnd w:id="33"/>
+    <w:bookmarkStart w:id="34" w:name="wordpress-runtime"/>
     <w:p>
       <w:pPr>
         <w:pStyle w:val="Heading2"/>
@@ -4456,8 +4456,8 @@
         </w:pict>
       </w:r>
     </w:p>
-    <w:bookmarkEnd w:id="54"/>
-    <w:bookmarkStart w:id="55" w:name="database-and-query-performance"/>
+    <w:bookmarkEnd w:id="34"/>
+    <w:bookmarkStart w:id="35" w:name="database-and-query-performance"/>
     <w:p>
       <w:pPr>
         <w:pStyle w:val="Heading2"/>
@@ -4471,7 +4471,13 @@
         <w:pStyle w:val="FirstParagraph"/>
       </w:pPr>
       <w:r>
-        <w:t xml:space="preserve">Database optimization is about reducing expensive work, not just “cleaning tables.”</w:t>
+        <w:t xml:space="preserve">Database optimization is about reducing expensive work, not just</w:t>
+      </w:r>
+      <w:r>
+        <w:t xml:space="preserve"> </w:t>
+      </w:r>
+      <w:r>
+        <w:t xml:space="preserve">“cleaning tables.”</w:t>
       </w:r>
     </w:p>
     <w:p>
@@ -5400,8 +5406,8 @@
         </w:pict>
       </w:r>
     </w:p>
-    <w:bookmarkEnd w:id="55"/>
-    <w:bookmarkStart w:id="56" w:name="object-caching-and-transients"/>
+    <w:bookmarkEnd w:id="35"/>
+    <w:bookmarkStart w:id="36" w:name="object-caching-and-transients"/>
     <w:p>
       <w:pPr>
         <w:pStyle w:val="Heading2"/>
@@ -5902,8 +5908,8 @@
         </w:pict>
       </w:r>
     </w:p>
-    <w:bookmarkEnd w:id="56"/>
-    <w:bookmarkStart w:id="57" w:name="rest-api-admin-ajax-cookies-and-headers"/>
+    <w:bookmarkEnd w:id="36"/>
+    <w:bookmarkStart w:id="37" w:name="rest-api-admin-ajax-cookies-and-headers"/>
     <w:p>
       <w:pPr>
         <w:pStyle w:val="Heading2"/>
@@ -6149,8 +6155,8 @@
         </w:pict>
       </w:r>
     </w:p>
-    <w:bookmarkEnd w:id="57"/>
-    <w:bookmarkStart w:id="58" w:name="images"/>
+    <w:bookmarkEnd w:id="37"/>
+    <w:bookmarkStart w:id="38" w:name="images"/>
     <w:p>
       <w:pPr>
         <w:pStyle w:val="Heading2"/>
@@ -6517,8 +6523,8 @@
         </w:pict>
       </w:r>
     </w:p>
-    <w:bookmarkEnd w:id="58"/>
-    <w:bookmarkStart w:id="59" w:name="css-javascript-and-rendering"/>
+    <w:bookmarkEnd w:id="38"/>
+    <w:bookmarkStart w:id="39" w:name="css-javascript-and-rendering"/>
     <w:p>
       <w:pPr>
         <w:pStyle w:val="Heading2"/>
@@ -6746,8 +6752,8 @@
         </w:pict>
       </w:r>
     </w:p>
-    <w:bookmarkEnd w:id="59"/>
-    <w:bookmarkStart w:id="60" w:name="fonts-and-third-parties"/>
+    <w:bookmarkEnd w:id="39"/>
+    <w:bookmarkStart w:id="40" w:name="fonts-and-third-parties"/>
     <w:p>
       <w:pPr>
         <w:pStyle w:val="Heading2"/>
@@ -7073,8 +7079,8 @@
         </w:pict>
       </w:r>
     </w:p>
-    <w:bookmarkEnd w:id="60"/>
-    <w:bookmarkStart w:id="61" w:name="plugins-themes-and-page-builders"/>
+    <w:bookmarkEnd w:id="40"/>
+    <w:bookmarkStart w:id="41" w:name="plugins-themes-and-page-builders"/>
     <w:p>
       <w:pPr>
         <w:pStyle w:val="Heading2"/>
@@ -7330,8 +7336,8 @@
         </w:pict>
       </w:r>
     </w:p>
-    <w:bookmarkEnd w:id="61"/>
-    <w:bookmarkStart w:id="62" w:name="wordpress-core-configuration"/>
+    <w:bookmarkEnd w:id="41"/>
+    <w:bookmarkStart w:id="42" w:name="wordpress-core-configuration"/>
     <w:p>
       <w:pPr>
         <w:pStyle w:val="Heading2"/>
@@ -7673,8 +7679,8 @@
         </w:pict>
       </w:r>
     </w:p>
-    <w:bookmarkEnd w:id="62"/>
-    <w:bookmarkStart w:id="63" w:name="cron-and-background-jobs"/>
+    <w:bookmarkEnd w:id="42"/>
+    <w:bookmarkStart w:id="43" w:name="cron-and-background-jobs"/>
     <w:p>
       <w:pPr>
         <w:pStyle w:val="Heading2"/>
@@ -8065,8 +8071,8 @@
         <w:t xml:space="preserve">After setting the constant, verify due events continue to clear. Roll back by commenting out the constant and clearing OPcache if the backlog grows.</w:t>
       </w:r>
     </w:p>
-    <w:bookmarkEnd w:id="63"/>
-    <w:bookmarkStart w:id="64" w:name="woocommerce-and-dynamic-sites"/>
+    <w:bookmarkEnd w:id="43"/>
+    <w:bookmarkStart w:id="44" w:name="woocommerce-and-dynamic-sites"/>
     <w:p>
       <w:pPr>
         <w:pStyle w:val="Heading2"/>
@@ -8266,8 +8272,8 @@
         </w:pict>
       </w:r>
     </w:p>
-    <w:bookmarkEnd w:id="64"/>
-    <w:bookmarkStart w:id="65" w:name="multisite"/>
+    <w:bookmarkEnd w:id="44"/>
+    <w:bookmarkStart w:id="45" w:name="multisite"/>
     <w:p>
       <w:pPr>
         <w:pStyle w:val="Heading2"/>
@@ -8375,8 +8381,8 @@
         </w:pict>
       </w:r>
     </w:p>
-    <w:bookmarkEnd w:id="65"/>
-    <w:bookmarkStart w:id="66" w:name="monitoring-and-reporting"/>
+    <w:bookmarkEnd w:id="45"/>
+    <w:bookmarkStart w:id="46" w:name="monitoring-and-reporting"/>
     <w:p>
       <w:pPr>
         <w:pStyle w:val="Heading2"/>
@@ -8838,8 +8844,8 @@
         </w:pict>
       </w:r>
     </w:p>
-    <w:bookmarkEnd w:id="66"/>
-    <w:bookmarkStart w:id="67" w:name="verification-checklist"/>
+    <w:bookmarkEnd w:id="46"/>
+    <w:bookmarkStart w:id="47" w:name="verification-checklist"/>
     <w:p>
       <w:pPr>
         <w:pStyle w:val="Heading2"/>
@@ -9063,8 +9069,8 @@
         </w:pict>
       </w:r>
     </w:p>
-    <w:bookmarkEnd w:id="67"/>
-    <w:bookmarkStart w:id="68" w:name="recommended-optimization-order"/>
+    <w:bookmarkEnd w:id="47"/>
+    <w:bookmarkStart w:id="48" w:name="recommended-optimization-order"/>
     <w:p>
       <w:pPr>
         <w:pStyle w:val="Heading2"/>
@@ -9208,8 +9214,8 @@
         </w:pict>
       </w:r>
     </w:p>
-    <w:bookmarkEnd w:id="68"/>
-    <w:bookmarkStart w:id="74" w:name="quick-triage-decision-tree"/>
+    <w:bookmarkEnd w:id="48"/>
+    <w:bookmarkStart w:id="54" w:name="quick-triage-decision-tree"/>
     <w:p>
       <w:pPr>
         <w:pStyle w:val="Heading2"/>
@@ -9218,7 +9224,7 @@
         <w:t xml:space="preserve">22. Quick triage decision tree</w:t>
       </w:r>
     </w:p>
-    <w:bookmarkStart w:id="69" w:name="high-ttfb-on-logged-out-pages"/>
+    <w:bookmarkStart w:id="49" w:name="high-ttfb-on-logged-out-pages"/>
     <w:p>
       <w:pPr>
         <w:pStyle w:val="Heading3"/>
@@ -9275,8 +9281,8 @@
         <w:t xml:space="preserve">Is WordPress executing for cacheable HTML?</w:t>
       </w:r>
     </w:p>
-    <w:bookmarkEnd w:id="69"/>
-    <w:bookmarkStart w:id="70" w:name="high-ttfb-on-logged-inadmin-pages"/>
+    <w:bookmarkEnd w:id="49"/>
+    <w:bookmarkStart w:id="50" w:name="high-ttfb-on-logged-inadmin-pages"/>
     <w:p>
       <w:pPr>
         <w:pStyle w:val="Heading3"/>
@@ -9345,8 +9351,8 @@
         <w:t xml:space="preserve">Check plugin-specific admin overhead.</w:t>
       </w:r>
     </w:p>
-    <w:bookmarkEnd w:id="70"/>
-    <w:bookmarkStart w:id="71" w:name="poor-lcp"/>
+    <w:bookmarkEnd w:id="50"/>
+    <w:bookmarkStart w:id="51" w:name="poor-lcp"/>
     <w:p>
       <w:pPr>
         <w:pStyle w:val="Heading3"/>
@@ -9403,8 +9409,8 @@
         <w:t xml:space="preserve">Improve TTFB if the document arrives late.</w:t>
       </w:r>
     </w:p>
-    <w:bookmarkEnd w:id="71"/>
-    <w:bookmarkStart w:id="72" w:name="poor-inp"/>
+    <w:bookmarkEnd w:id="51"/>
+    <w:bookmarkStart w:id="52" w:name="poor-inp"/>
     <w:p>
       <w:pPr>
         <w:pStyle w:val="Heading3"/>
@@ -9461,8 +9467,8 @@
         <w:t xml:space="preserve">Delay non-critical scripts.</w:t>
       </w:r>
     </w:p>
-    <w:bookmarkEnd w:id="72"/>
-    <w:bookmarkStart w:id="73" w:name="poor-cls"/>
+    <w:bookmarkEnd w:id="52"/>
+    <w:bookmarkStart w:id="53" w:name="poor-cls"/>
     <w:p>
       <w:pPr>
         <w:pStyle w:val="Heading3"/>
@@ -9526,9 +9532,9 @@
         </w:pict>
       </w:r>
     </w:p>
-    <w:bookmarkEnd w:id="73"/>
-    <w:bookmarkEnd w:id="74"/>
-    <w:bookmarkStart w:id="75" w:name="definition-of-done"/>
+    <w:bookmarkEnd w:id="53"/>
+    <w:bookmarkEnd w:id="54"/>
+    <w:bookmarkStart w:id="55" w:name="definition-of-done"/>
     <w:p>
       <w:pPr>
         <w:pStyle w:val="Heading2"/>
@@ -9624,8 +9630,8 @@
         </w:pict>
       </w:r>
     </w:p>
-    <w:bookmarkEnd w:id="75"/>
-    <w:bookmarkStart w:id="91" w:name="references"/>
+    <w:bookmarkEnd w:id="55"/>
+    <w:bookmarkStart w:id="71" w:name="references"/>
     <w:p>
       <w:pPr>
         <w:pStyle w:val="Heading2"/>
@@ -9642,7 +9648,7 @@
           <w:numId w:val="1336"/>
         </w:numPr>
       </w:pPr>
-      <w:hyperlink r:id="rId76">
+      <w:hyperlink r:id="rId56">
         <w:r>
           <w:rPr>
             <w:rStyle w:val="Hyperlink"/>
@@ -9659,7 +9665,7 @@
           <w:numId w:val="1336"/>
         </w:numPr>
       </w:pPr>
-      <w:hyperlink r:id="rId77">
+      <w:hyperlink r:id="rId57">
         <w:r>
           <w:rPr>
             <w:rStyle w:val="Hyperlink"/>
@@ -9676,7 +9682,7 @@
           <w:numId w:val="1336"/>
         </w:numPr>
       </w:pPr>
-      <w:hyperlink r:id="rId78">
+      <w:hyperlink r:id="rId58">
         <w:r>
           <w:rPr>
             <w:rStyle w:val="Hyperlink"/>
@@ -9693,7 +9699,7 @@
           <w:numId w:val="1336"/>
         </w:numPr>
       </w:pPr>
-      <w:hyperlink r:id="rId79">
+      <w:hyperlink r:id="rId59">
         <w:r>
           <w:rPr>
             <w:rStyle w:val="Hyperlink"/>
@@ -9710,7 +9716,7 @@
           <w:numId w:val="1336"/>
         </w:numPr>
       </w:pPr>
-      <w:hyperlink r:id="rId80">
+      <w:hyperlink r:id="rId60">
         <w:r>
           <w:rPr>
             <w:rStyle w:val="Hyperlink"/>
@@ -9727,7 +9733,7 @@
           <w:numId w:val="1336"/>
         </w:numPr>
       </w:pPr>
-      <w:hyperlink r:id="rId81">
+      <w:hyperlink r:id="rId61">
         <w:r>
           <w:rPr>
             <w:rStyle w:val="Hyperlink"/>
@@ -9744,7 +9750,7 @@
           <w:numId w:val="1336"/>
         </w:numPr>
       </w:pPr>
-      <w:hyperlink r:id="rId82">
+      <w:hyperlink r:id="rId62">
         <w:r>
           <w:rPr>
             <w:rStyle w:val="Hyperlink"/>
@@ -9761,7 +9767,7 @@
           <w:numId w:val="1336"/>
         </w:numPr>
       </w:pPr>
-      <w:hyperlink r:id="rId83">
+      <w:hyperlink r:id="rId63">
         <w:r>
           <w:rPr>
             <w:rStyle w:val="Hyperlink"/>
@@ -9778,7 +9784,7 @@
           <w:numId w:val="1336"/>
         </w:numPr>
       </w:pPr>
-      <w:hyperlink r:id="rId84">
+      <w:hyperlink r:id="rId64">
         <w:r>
           <w:rPr>
             <w:rStyle w:val="Hyperlink"/>
@@ -9795,7 +9801,7 @@
           <w:numId w:val="1336"/>
         </w:numPr>
       </w:pPr>
-      <w:hyperlink r:id="rId85">
+      <w:hyperlink r:id="rId65">
         <w:r>
           <w:rPr>
             <w:rStyle w:val="Hyperlink"/>
@@ -9812,7 +9818,7 @@
           <w:numId w:val="1336"/>
         </w:numPr>
       </w:pPr>
-      <w:hyperlink r:id="rId86">
+      <w:hyperlink r:id="rId66">
         <w:r>
           <w:rPr>
             <w:rStyle w:val="Hyperlink"/>
@@ -9829,7 +9835,7 @@
           <w:numId w:val="1336"/>
         </w:numPr>
       </w:pPr>
-      <w:hyperlink r:id="rId87">
+      <w:hyperlink r:id="rId67">
         <w:r>
           <w:rPr>
             <w:rStyle w:val="VerbatimChar"/>
@@ -9846,7 +9852,7 @@
           <w:numId w:val="1336"/>
         </w:numPr>
       </w:pPr>
-      <w:hyperlink r:id="rId88">
+      <w:hyperlink r:id="rId68">
         <w:r>
           <w:rPr>
             <w:rStyle w:val="Hyperlink"/>
@@ -9863,7 +9869,7 @@
           <w:numId w:val="1336"/>
         </w:numPr>
       </w:pPr>
-      <w:hyperlink r:id="rId89">
+      <w:hyperlink r:id="rId69">
         <w:r>
           <w:rPr>
             <w:rStyle w:val="Hyperlink"/>
@@ -9880,7 +9886,7 @@
           <w:numId w:val="1336"/>
         </w:numPr>
       </w:pPr>
-      <w:hyperlink r:id="rId90">
+      <w:hyperlink r:id="rId70">
         <w:r>
           <w:rPr>
             <w:rStyle w:val="Hyperlink"/>
@@ -9889,10 +9895,10 @@
         </w:r>
       </w:hyperlink>
     </w:p>
-    <w:bookmarkEnd w:id="91"/>
-    <w:bookmarkEnd w:id="92"/>
+    <w:bookmarkEnd w:id="71"/>
+    <w:bookmarkEnd w:id="72"/>
     <w:sectPr>
-      <w:footerReference r:id="rId31" w:type="default"/>
+      <w:footerReference r:id="rId9" w:type="default"/>
       <w:footnotePr>
         <w:numRestart w:val="eachSect"/>
       </w:footnotePr>

--- a/WordPress-Performance-Optimization-Checklist.docx
+++ b/WordPress-Performance-Optimization-Checklist.docx
@@ -26,7 +26,7 @@
         <w:t xml:space="preserve">Dan Knauss, General Editor</w:t>
       </w:r>
     </w:p>
-    <w:bookmarkStart w:id="20" w:name="Xfbf6ca3f04374bb96450da3b5f8cf887a6e85fb"/>
+    <w:bookmarkStart w:id="40" w:name="Xfbf6ca3f04374bb96450da3b5f8cf887a6e85fb"/>
     <w:p>
       <w:pPr>
         <w:pStyle w:val="Heading1"/>
@@ -149,8 +149,8 @@
         <w:t xml:space="preserve">Do not start by installing another performance plugin. Start by identifying where time is spent, whether WordPress is executing at all, and whether the response can safely be cached.</w:t>
       </w:r>
     </w:p>
-    <w:bookmarkEnd w:id="20"/>
-    <w:bookmarkStart w:id="72" w:name="table-of-contents"/>
+    <w:bookmarkEnd w:id="40"/>
+    <w:bookmarkStart w:id="92" w:name="table-of-contents"/>
     <w:p>
       <w:pPr>
         <w:pStyle w:val="Heading1"/>
@@ -754,7 +754,7 @@
         </w:r>
       </w:hyperlink>
     </w:p>
-    <w:bookmarkStart w:id="22" w:name="X0bc4ef8cd7897332a27e461c2fc9a124316c96d"/>
+    <w:bookmarkStart w:id="42" w:name="X0bc4ef8cd7897332a27e461c2fc9a124316c96d"/>
     <w:p>
       <w:pPr>
         <w:pStyle w:val="Heading2"/>
@@ -773,7 +773,7 @@
       <w:r>
         <w:t xml:space="preserve"> </w:t>
       </w:r>
-      <w:hyperlink r:id="rId21">
+      <w:hyperlink r:id="rId41">
         <w:r>
           <w:rPr>
             <w:rStyle w:val="VerbatimChar"/>
@@ -840,8 +840,8 @@
         </w:pict>
       </w:r>
     </w:p>
-    <w:bookmarkEnd w:id="22"/>
-    <w:bookmarkStart w:id="23" w:name="safety-and-scope"/>
+    <w:bookmarkEnd w:id="42"/>
+    <w:bookmarkStart w:id="43" w:name="safety-and-scope"/>
     <w:p>
       <w:pPr>
         <w:pStyle w:val="Heading2"/>
@@ -1126,8 +1126,8 @@
         </w:pict>
       </w:r>
     </w:p>
-    <w:bookmarkEnd w:id="23"/>
-    <w:bookmarkStart w:id="26" w:name="baseline-measurement"/>
+    <w:bookmarkEnd w:id="43"/>
+    <w:bookmarkStart w:id="46" w:name="baseline-measurement"/>
     <w:p>
       <w:pPr>
         <w:pStyle w:val="Heading2"/>
@@ -1144,7 +1144,7 @@
         <w:t xml:space="preserve">Capture current behavior before optimizing.</w:t>
       </w:r>
     </w:p>
-    <w:bookmarkStart w:id="24" w:name="user-facing-metrics"/>
+    <w:bookmarkStart w:id="44" w:name="user-facing-metrics"/>
     <w:p>
       <w:pPr>
         <w:pStyle w:val="Heading3"/>
@@ -1249,8 +1249,8 @@
         <w:t xml:space="preserve">Record device/network assumptions: desktop, mobile, throttled mobile, logged-in, logged-out.</w:t>
       </w:r>
     </w:p>
-    <w:bookmarkEnd w:id="24"/>
-    <w:bookmarkStart w:id="25" w:name="serverbackend-metrics"/>
+    <w:bookmarkEnd w:id="44"/>
+    <w:bookmarkStart w:id="45" w:name="serverbackend-metrics"/>
     <w:p>
       <w:pPr>
         <w:pStyle w:val="Heading3"/>
@@ -2398,9 +2398,9 @@
         </w:pict>
       </w:r>
     </w:p>
-    <w:bookmarkEnd w:id="25"/>
-    <w:bookmarkEnd w:id="26"/>
-    <w:bookmarkStart w:id="27" w:name="request-path-and-dns"/>
+    <w:bookmarkEnd w:id="45"/>
+    <w:bookmarkEnd w:id="46"/>
+    <w:bookmarkStart w:id="47" w:name="request-path-and-dns"/>
     <w:p>
       <w:pPr>
         <w:pStyle w:val="Heading2"/>
@@ -2757,8 +2757,8 @@
         </w:pict>
       </w:r>
     </w:p>
-    <w:bookmarkEnd w:id="27"/>
-    <w:bookmarkStart w:id="28" w:name="tls-http-and-redirects"/>
+    <w:bookmarkEnd w:id="47"/>
+    <w:bookmarkStart w:id="48" w:name="tls-http-and-redirects"/>
     <w:p>
       <w:pPr>
         <w:pStyle w:val="Heading2"/>
@@ -3062,8 +3062,8 @@
         </w:pict>
       </w:r>
     </w:p>
-    <w:bookmarkEnd w:id="28"/>
-    <w:bookmarkStart w:id="29" w:name="hosting-and-server-layer"/>
+    <w:bookmarkEnd w:id="48"/>
+    <w:bookmarkStart w:id="49" w:name="hosting-and-server-layer"/>
     <w:p>
       <w:pPr>
         <w:pStyle w:val="Heading2"/>
@@ -3227,8 +3227,8 @@
         </w:pict>
       </w:r>
     </w:p>
-    <w:bookmarkEnd w:id="29"/>
-    <w:bookmarkStart w:id="32" w:name="full-page-caching-html-caching"/>
+    <w:bookmarkEnd w:id="49"/>
+    <w:bookmarkStart w:id="52" w:name="full-page-caching-html-caching"/>
     <w:p>
       <w:pPr>
         <w:pStyle w:val="Heading2"/>
@@ -3621,7 +3621,7 @@
         <w:t xml:space="preserve">Avoid global cache purges unless necessary.</w:t>
       </w:r>
     </w:p>
-    <w:bookmarkStart w:id="30" w:name="query-string-cache-fragmentation"/>
+    <w:bookmarkStart w:id="50" w:name="query-string-cache-fragmentation"/>
     <w:p>
       <w:pPr>
         <w:pStyle w:val="Heading3"/>
@@ -3812,8 +3812,8 @@
         <w:t xml:space="preserve">Treat language, currency, region, and personalization parameters carefully; they may change content.</w:t>
       </w:r>
     </w:p>
-    <w:bookmarkEnd w:id="30"/>
-    <w:bookmarkStart w:id="31" w:name="cookie-cache-fragmentation"/>
+    <w:bookmarkEnd w:id="50"/>
+    <w:bookmarkStart w:id="51" w:name="cookie-cache-fragmentation"/>
     <w:p>
       <w:pPr>
         <w:pStyle w:val="Heading3"/>
@@ -3889,9 +3889,9 @@
         </w:pict>
       </w:r>
     </w:p>
-    <w:bookmarkEnd w:id="31"/>
-    <w:bookmarkEnd w:id="32"/>
-    <w:bookmarkStart w:id="33" w:name="cdn-and-edge-delivery"/>
+    <w:bookmarkEnd w:id="51"/>
+    <w:bookmarkEnd w:id="52"/>
+    <w:bookmarkStart w:id="53" w:name="cdn-and-edge-delivery"/>
     <w:p>
       <w:pPr>
         <w:pStyle w:val="Heading2"/>
@@ -4143,8 +4143,8 @@
         </w:pict>
       </w:r>
     </w:p>
-    <w:bookmarkEnd w:id="33"/>
-    <w:bookmarkStart w:id="34" w:name="wordpress-runtime"/>
+    <w:bookmarkEnd w:id="53"/>
+    <w:bookmarkStart w:id="54" w:name="wordpress-runtime"/>
     <w:p>
       <w:pPr>
         <w:pStyle w:val="Heading2"/>
@@ -4456,8 +4456,8 @@
         </w:pict>
       </w:r>
     </w:p>
-    <w:bookmarkEnd w:id="34"/>
-    <w:bookmarkStart w:id="35" w:name="database-and-query-performance"/>
+    <w:bookmarkEnd w:id="54"/>
+    <w:bookmarkStart w:id="55" w:name="database-and-query-performance"/>
     <w:p>
       <w:pPr>
         <w:pStyle w:val="Heading2"/>
@@ -4471,13 +4471,7 @@
         <w:pStyle w:val="FirstParagraph"/>
       </w:pPr>
       <w:r>
-        <w:t xml:space="preserve">Database optimization is about reducing expensive work, not just</w:t>
-      </w:r>
-      <w:r>
-        <w:t xml:space="preserve"> </w:t>
-      </w:r>
-      <w:r>
-        <w:t xml:space="preserve">“cleaning tables.”</w:t>
+        <w:t xml:space="preserve">Database optimization is about reducing expensive work, not just “cleaning tables.”</w:t>
       </w:r>
     </w:p>
     <w:p>
@@ -5406,8 +5400,8 @@
         </w:pict>
       </w:r>
     </w:p>
-    <w:bookmarkEnd w:id="35"/>
-    <w:bookmarkStart w:id="36" w:name="object-caching-and-transients"/>
+    <w:bookmarkEnd w:id="55"/>
+    <w:bookmarkStart w:id="56" w:name="object-caching-and-transients"/>
     <w:p>
       <w:pPr>
         <w:pStyle w:val="Heading2"/>
@@ -5908,8 +5902,8 @@
         </w:pict>
       </w:r>
     </w:p>
-    <w:bookmarkEnd w:id="36"/>
-    <w:bookmarkStart w:id="37" w:name="rest-api-admin-ajax-cookies-and-headers"/>
+    <w:bookmarkEnd w:id="56"/>
+    <w:bookmarkStart w:id="57" w:name="rest-api-admin-ajax-cookies-and-headers"/>
     <w:p>
       <w:pPr>
         <w:pStyle w:val="Heading2"/>
@@ -6155,8 +6149,8 @@
         </w:pict>
       </w:r>
     </w:p>
-    <w:bookmarkEnd w:id="37"/>
-    <w:bookmarkStart w:id="38" w:name="images"/>
+    <w:bookmarkEnd w:id="57"/>
+    <w:bookmarkStart w:id="58" w:name="images"/>
     <w:p>
       <w:pPr>
         <w:pStyle w:val="Heading2"/>
@@ -6523,8 +6517,8 @@
         </w:pict>
       </w:r>
     </w:p>
-    <w:bookmarkEnd w:id="38"/>
-    <w:bookmarkStart w:id="39" w:name="css-javascript-and-rendering"/>
+    <w:bookmarkEnd w:id="58"/>
+    <w:bookmarkStart w:id="59" w:name="css-javascript-and-rendering"/>
     <w:p>
       <w:pPr>
         <w:pStyle w:val="Heading2"/>
@@ -6752,8 +6746,8 @@
         </w:pict>
       </w:r>
     </w:p>
-    <w:bookmarkEnd w:id="39"/>
-    <w:bookmarkStart w:id="40" w:name="fonts-and-third-parties"/>
+    <w:bookmarkEnd w:id="59"/>
+    <w:bookmarkStart w:id="60" w:name="fonts-and-third-parties"/>
     <w:p>
       <w:pPr>
         <w:pStyle w:val="Heading2"/>
@@ -7079,8 +7073,8 @@
         </w:pict>
       </w:r>
     </w:p>
-    <w:bookmarkEnd w:id="40"/>
-    <w:bookmarkStart w:id="41" w:name="plugins-themes-and-page-builders"/>
+    <w:bookmarkEnd w:id="60"/>
+    <w:bookmarkStart w:id="61" w:name="plugins-themes-and-page-builders"/>
     <w:p>
       <w:pPr>
         <w:pStyle w:val="Heading2"/>
@@ -7336,8 +7330,8 @@
         </w:pict>
       </w:r>
     </w:p>
-    <w:bookmarkEnd w:id="41"/>
-    <w:bookmarkStart w:id="42" w:name="wordpress-core-configuration"/>
+    <w:bookmarkEnd w:id="61"/>
+    <w:bookmarkStart w:id="62" w:name="wordpress-core-configuration"/>
     <w:p>
       <w:pPr>
         <w:pStyle w:val="Heading2"/>
@@ -7679,8 +7673,8 @@
         </w:pict>
       </w:r>
     </w:p>
-    <w:bookmarkEnd w:id="42"/>
-    <w:bookmarkStart w:id="43" w:name="cron-and-background-jobs"/>
+    <w:bookmarkEnd w:id="62"/>
+    <w:bookmarkStart w:id="63" w:name="cron-and-background-jobs"/>
     <w:p>
       <w:pPr>
         <w:pStyle w:val="Heading2"/>
@@ -8071,8 +8065,8 @@
         <w:t xml:space="preserve">After setting the constant, verify due events continue to clear. Roll back by commenting out the constant and clearing OPcache if the backlog grows.</w:t>
       </w:r>
     </w:p>
-    <w:bookmarkEnd w:id="43"/>
-    <w:bookmarkStart w:id="44" w:name="woocommerce-and-dynamic-sites"/>
+    <w:bookmarkEnd w:id="63"/>
+    <w:bookmarkStart w:id="64" w:name="woocommerce-and-dynamic-sites"/>
     <w:p>
       <w:pPr>
         <w:pStyle w:val="Heading2"/>
@@ -8272,8 +8266,8 @@
         </w:pict>
       </w:r>
     </w:p>
-    <w:bookmarkEnd w:id="44"/>
-    <w:bookmarkStart w:id="45" w:name="multisite"/>
+    <w:bookmarkEnd w:id="64"/>
+    <w:bookmarkStart w:id="65" w:name="multisite"/>
     <w:p>
       <w:pPr>
         <w:pStyle w:val="Heading2"/>
@@ -8381,8 +8375,8 @@
         </w:pict>
       </w:r>
     </w:p>
-    <w:bookmarkEnd w:id="45"/>
-    <w:bookmarkStart w:id="46" w:name="monitoring-and-reporting"/>
+    <w:bookmarkEnd w:id="65"/>
+    <w:bookmarkStart w:id="66" w:name="monitoring-and-reporting"/>
     <w:p>
       <w:pPr>
         <w:pStyle w:val="Heading2"/>
@@ -8844,8 +8838,8 @@
         </w:pict>
       </w:r>
     </w:p>
-    <w:bookmarkEnd w:id="46"/>
-    <w:bookmarkStart w:id="47" w:name="verification-checklist"/>
+    <w:bookmarkEnd w:id="66"/>
+    <w:bookmarkStart w:id="67" w:name="verification-checklist"/>
     <w:p>
       <w:pPr>
         <w:pStyle w:val="Heading2"/>
@@ -9069,8 +9063,8 @@
         </w:pict>
       </w:r>
     </w:p>
-    <w:bookmarkEnd w:id="47"/>
-    <w:bookmarkStart w:id="48" w:name="recommended-optimization-order"/>
+    <w:bookmarkEnd w:id="67"/>
+    <w:bookmarkStart w:id="68" w:name="recommended-optimization-order"/>
     <w:p>
       <w:pPr>
         <w:pStyle w:val="Heading2"/>
@@ -9214,8 +9208,8 @@
         </w:pict>
       </w:r>
     </w:p>
-    <w:bookmarkEnd w:id="48"/>
-    <w:bookmarkStart w:id="54" w:name="quick-triage-decision-tree"/>
+    <w:bookmarkEnd w:id="68"/>
+    <w:bookmarkStart w:id="74" w:name="quick-triage-decision-tree"/>
     <w:p>
       <w:pPr>
         <w:pStyle w:val="Heading2"/>
@@ -9224,7 +9218,7 @@
         <w:t xml:space="preserve">22. Quick triage decision tree</w:t>
       </w:r>
     </w:p>
-    <w:bookmarkStart w:id="49" w:name="high-ttfb-on-logged-out-pages"/>
+    <w:bookmarkStart w:id="69" w:name="high-ttfb-on-logged-out-pages"/>
     <w:p>
       <w:pPr>
         <w:pStyle w:val="Heading3"/>
@@ -9281,8 +9275,8 @@
         <w:t xml:space="preserve">Is WordPress executing for cacheable HTML?</w:t>
       </w:r>
     </w:p>
-    <w:bookmarkEnd w:id="49"/>
-    <w:bookmarkStart w:id="50" w:name="high-ttfb-on-logged-inadmin-pages"/>
+    <w:bookmarkEnd w:id="69"/>
+    <w:bookmarkStart w:id="70" w:name="high-ttfb-on-logged-inadmin-pages"/>
     <w:p>
       <w:pPr>
         <w:pStyle w:val="Heading3"/>
@@ -9351,8 +9345,8 @@
         <w:t xml:space="preserve">Check plugin-specific admin overhead.</w:t>
       </w:r>
     </w:p>
-    <w:bookmarkEnd w:id="50"/>
-    <w:bookmarkStart w:id="51" w:name="poor-lcp"/>
+    <w:bookmarkEnd w:id="70"/>
+    <w:bookmarkStart w:id="71" w:name="poor-lcp"/>
     <w:p>
       <w:pPr>
         <w:pStyle w:val="Heading3"/>
@@ -9409,8 +9403,8 @@
         <w:t xml:space="preserve">Improve TTFB if the document arrives late.</w:t>
       </w:r>
     </w:p>
-    <w:bookmarkEnd w:id="51"/>
-    <w:bookmarkStart w:id="52" w:name="poor-inp"/>
+    <w:bookmarkEnd w:id="71"/>
+    <w:bookmarkStart w:id="72" w:name="poor-inp"/>
     <w:p>
       <w:pPr>
         <w:pStyle w:val="Heading3"/>
@@ -9467,8 +9461,8 @@
         <w:t xml:space="preserve">Delay non-critical scripts.</w:t>
       </w:r>
     </w:p>
-    <w:bookmarkEnd w:id="52"/>
-    <w:bookmarkStart w:id="53" w:name="poor-cls"/>
+    <w:bookmarkEnd w:id="72"/>
+    <w:bookmarkStart w:id="73" w:name="poor-cls"/>
     <w:p>
       <w:pPr>
         <w:pStyle w:val="Heading3"/>
@@ -9532,9 +9526,9 @@
         </w:pict>
       </w:r>
     </w:p>
-    <w:bookmarkEnd w:id="53"/>
-    <w:bookmarkEnd w:id="54"/>
-    <w:bookmarkStart w:id="55" w:name="definition-of-done"/>
+    <w:bookmarkEnd w:id="73"/>
+    <w:bookmarkEnd w:id="74"/>
+    <w:bookmarkStart w:id="75" w:name="definition-of-done"/>
     <w:p>
       <w:pPr>
         <w:pStyle w:val="Heading2"/>
@@ -9630,8 +9624,8 @@
         </w:pict>
       </w:r>
     </w:p>
-    <w:bookmarkEnd w:id="55"/>
-    <w:bookmarkStart w:id="71" w:name="references"/>
+    <w:bookmarkEnd w:id="75"/>
+    <w:bookmarkStart w:id="91" w:name="references"/>
     <w:p>
       <w:pPr>
         <w:pStyle w:val="Heading2"/>
@@ -9648,7 +9642,7 @@
           <w:numId w:val="1336"/>
         </w:numPr>
       </w:pPr>
-      <w:hyperlink r:id="rId56">
+      <w:hyperlink r:id="rId76">
         <w:r>
           <w:rPr>
             <w:rStyle w:val="Hyperlink"/>
@@ -9665,7 +9659,7 @@
           <w:numId w:val="1336"/>
         </w:numPr>
       </w:pPr>
-      <w:hyperlink r:id="rId57">
+      <w:hyperlink r:id="rId77">
         <w:r>
           <w:rPr>
             <w:rStyle w:val="Hyperlink"/>
@@ -9682,7 +9676,7 @@
           <w:numId w:val="1336"/>
         </w:numPr>
       </w:pPr>
-      <w:hyperlink r:id="rId58">
+      <w:hyperlink r:id="rId78">
         <w:r>
           <w:rPr>
             <w:rStyle w:val="Hyperlink"/>
@@ -9699,7 +9693,7 @@
           <w:numId w:val="1336"/>
         </w:numPr>
       </w:pPr>
-      <w:hyperlink r:id="rId59">
+      <w:hyperlink r:id="rId79">
         <w:r>
           <w:rPr>
             <w:rStyle w:val="Hyperlink"/>
@@ -9716,7 +9710,7 @@
           <w:numId w:val="1336"/>
         </w:numPr>
       </w:pPr>
-      <w:hyperlink r:id="rId60">
+      <w:hyperlink r:id="rId80">
         <w:r>
           <w:rPr>
             <w:rStyle w:val="Hyperlink"/>
@@ -9733,7 +9727,7 @@
           <w:numId w:val="1336"/>
         </w:numPr>
       </w:pPr>
-      <w:hyperlink r:id="rId61">
+      <w:hyperlink r:id="rId81">
         <w:r>
           <w:rPr>
             <w:rStyle w:val="Hyperlink"/>
@@ -9750,7 +9744,7 @@
           <w:numId w:val="1336"/>
         </w:numPr>
       </w:pPr>
-      <w:hyperlink r:id="rId62">
+      <w:hyperlink r:id="rId82">
         <w:r>
           <w:rPr>
             <w:rStyle w:val="Hyperlink"/>
@@ -9767,7 +9761,7 @@
           <w:numId w:val="1336"/>
         </w:numPr>
       </w:pPr>
-      <w:hyperlink r:id="rId63">
+      <w:hyperlink r:id="rId83">
         <w:r>
           <w:rPr>
             <w:rStyle w:val="Hyperlink"/>
@@ -9784,7 +9778,7 @@
           <w:numId w:val="1336"/>
         </w:numPr>
       </w:pPr>
-      <w:hyperlink r:id="rId64">
+      <w:hyperlink r:id="rId84">
         <w:r>
           <w:rPr>
             <w:rStyle w:val="Hyperlink"/>
@@ -9801,7 +9795,7 @@
           <w:numId w:val="1336"/>
         </w:numPr>
       </w:pPr>
-      <w:hyperlink r:id="rId65">
+      <w:hyperlink r:id="rId85">
         <w:r>
           <w:rPr>
             <w:rStyle w:val="Hyperlink"/>
@@ -9818,7 +9812,7 @@
           <w:numId w:val="1336"/>
         </w:numPr>
       </w:pPr>
-      <w:hyperlink r:id="rId66">
+      <w:hyperlink r:id="rId86">
         <w:r>
           <w:rPr>
             <w:rStyle w:val="Hyperlink"/>
@@ -9835,7 +9829,7 @@
           <w:numId w:val="1336"/>
         </w:numPr>
       </w:pPr>
-      <w:hyperlink r:id="rId67">
+      <w:hyperlink r:id="rId87">
         <w:r>
           <w:rPr>
             <w:rStyle w:val="VerbatimChar"/>
@@ -9852,7 +9846,7 @@
           <w:numId w:val="1336"/>
         </w:numPr>
       </w:pPr>
-      <w:hyperlink r:id="rId68">
+      <w:hyperlink r:id="rId88">
         <w:r>
           <w:rPr>
             <w:rStyle w:val="Hyperlink"/>
@@ -9869,7 +9863,7 @@
           <w:numId w:val="1336"/>
         </w:numPr>
       </w:pPr>
-      <w:hyperlink r:id="rId69">
+      <w:hyperlink r:id="rId89">
         <w:r>
           <w:rPr>
             <w:rStyle w:val="Hyperlink"/>
@@ -9886,7 +9880,7 @@
           <w:numId w:val="1336"/>
         </w:numPr>
       </w:pPr>
-      <w:hyperlink r:id="rId70">
+      <w:hyperlink r:id="rId90">
         <w:r>
           <w:rPr>
             <w:rStyle w:val="Hyperlink"/>
@@ -9895,10 +9889,10 @@
         </w:r>
       </w:hyperlink>
     </w:p>
-    <w:bookmarkEnd w:id="71"/>
-    <w:bookmarkEnd w:id="72"/>
+    <w:bookmarkEnd w:id="91"/>
+    <w:bookmarkEnd w:id="92"/>
     <w:sectPr>
-      <w:footerReference r:id="rId9" w:type="default"/>
+      <w:footerReference r:id="rId31" w:type="default"/>
       <w:footnotePr>
         <w:numRestart w:val="eachSect"/>
       </w:footnotePr>
